--- a/Data/mansucript/Current Draft.docx
+++ b/Data/mansucript/Current Draft.docx
@@ -4689,6 +4689,21 @@
         </w:rPr>
         <w:t xml:space="preserve">at the census tract level. </w:t>
       </w:r>
+      <w:r>
+        <w:rPr>
+          <w:sz w:val="21"/>
+          <w:szCs w:val="21"/>
+          <w:highlight w:val="yellow"/>
+        </w:rPr>
+        <w:t>The two indicators differ in years, which is valid as this is a descriptive not causal analysis.</w:t>
+      </w:r>
+      <w:r>
+        <w:rPr>
+          <w:sz w:val="21"/>
+          <w:szCs w:val="21"/>
+        </w:rPr>
+        <w:t xml:space="preserve"> </w:t>
+      </w:r>
     </w:p>
     <w:p>
       <w:pPr>
@@ -4945,7 +4960,21 @@
           <w:sz w:val="21"/>
           <w:szCs w:val="21"/>
         </w:rPr>
-        <w:t xml:space="preserve">The percentage of </w:t>
+        <w:t xml:space="preserve">The </w:t>
+      </w:r>
+      <w:r>
+        <w:rPr>
+          <w:sz w:val="21"/>
+          <w:szCs w:val="21"/>
+        </w:rPr>
+        <w:t xml:space="preserve">city average </w:t>
+      </w:r>
+      <w:r>
+        <w:rPr>
+          <w:sz w:val="21"/>
+          <w:szCs w:val="21"/>
+        </w:rPr>
+        <w:t xml:space="preserve">percentage of </w:t>
       </w:r>
       <w:r>
         <w:rPr>
@@ -4959,29 +4988,185 @@
           <w:sz w:val="21"/>
           <w:szCs w:val="21"/>
         </w:rPr>
-        <w:t xml:space="preserve"> that lack health insurance ranged from</w:t>
-      </w:r>
-      <w:r>
-        <w:rPr>
-          <w:sz w:val="21"/>
-          <w:szCs w:val="21"/>
-        </w:rPr>
-        <w:t xml:space="preserve"> 4.9% in district 4 to</w:t>
-      </w:r>
-      <w:r>
-        <w:rPr>
-          <w:sz w:val="21"/>
-          <w:szCs w:val="21"/>
-        </w:rPr>
-        <w:t xml:space="preserve"> 11.7% in district 7</w:t>
-      </w:r>
-      <w:r>
-        <w:rPr>
-          <w:sz w:val="21"/>
-          <w:szCs w:val="21"/>
+        <w:t xml:space="preserve"> that lack health insurance </w:t>
+      </w:r>
+      <w:r>
+        <w:rPr>
+          <w:sz w:val="21"/>
+          <w:szCs w:val="21"/>
+        </w:rPr>
+        <w:t xml:space="preserve">was </w:t>
+      </w:r>
+      <w:r>
+        <w:rPr>
+          <w:sz w:val="21"/>
+          <w:szCs w:val="21"/>
+          <w:highlight w:val="yellow"/>
+        </w:rPr>
+        <w:t>7.2%</w:t>
+      </w:r>
+      <w:r>
+        <w:rPr>
+          <w:sz w:val="21"/>
+          <w:szCs w:val="21"/>
+          <w:highlight w:val="yellow"/>
+        </w:rPr>
+        <w:t xml:space="preserve"> </w:t>
+      </w:r>
+      <w:r>
+        <w:rPr>
+          <w:sz w:val="21"/>
+          <w:szCs w:val="21"/>
+          <w:highlight w:val="yellow"/>
+        </w:rPr>
+        <w:t>(90% margin of error: 0.</w:t>
+      </w:r>
+      <w:r>
+        <w:rPr>
+          <w:sz w:val="21"/>
+          <w:szCs w:val="21"/>
+          <w:highlight w:val="yellow"/>
+        </w:rPr>
+        <w:t>1</w:t>
+      </w:r>
+      <w:r>
+        <w:rPr>
+          <w:sz w:val="21"/>
+          <w:szCs w:val="21"/>
+          <w:highlight w:val="yellow"/>
+        </w:rPr>
+        <w:t xml:space="preserve">%) </w:t>
+      </w:r>
+      <w:r>
+        <w:rPr>
+          <w:sz w:val="21"/>
+          <w:szCs w:val="21"/>
+          <w:highlight w:val="yellow"/>
+        </w:rPr>
+        <w:t xml:space="preserve"> and </w:t>
+      </w:r>
+      <w:r>
+        <w:rPr>
+          <w:sz w:val="21"/>
+          <w:szCs w:val="21"/>
+          <w:highlight w:val="yellow"/>
+        </w:rPr>
+        <w:t>ranged from</w:t>
+      </w:r>
+      <w:r>
+        <w:rPr>
+          <w:sz w:val="21"/>
+          <w:szCs w:val="21"/>
+          <w:highlight w:val="yellow"/>
+        </w:rPr>
+        <w:t xml:space="preserve"> 4.9%</w:t>
+      </w:r>
+      <w:r>
+        <w:rPr>
+          <w:sz w:val="21"/>
+          <w:szCs w:val="21"/>
+          <w:highlight w:val="yellow"/>
         </w:rPr>
         <w:t xml:space="preserve"> (</w:t>
       </w:r>
+      <w:proofErr w:type="spellStart"/>
+      <w:r>
+        <w:rPr>
+          <w:sz w:val="21"/>
+          <w:szCs w:val="21"/>
+          <w:highlight w:val="yellow"/>
+        </w:rPr>
+        <w:t>moe</w:t>
+      </w:r>
+      <w:proofErr w:type="spellEnd"/>
+      <w:r>
+        <w:rPr>
+          <w:sz w:val="21"/>
+          <w:szCs w:val="21"/>
+          <w:highlight w:val="yellow"/>
+        </w:rPr>
+        <w:t>:</w:t>
+      </w:r>
+      <w:r>
+        <w:rPr>
+          <w:sz w:val="21"/>
+          <w:szCs w:val="21"/>
+          <w:highlight w:val="yellow"/>
+        </w:rPr>
+        <w:t xml:space="preserve"> 0.2%)</w:t>
+      </w:r>
+      <w:r>
+        <w:rPr>
+          <w:sz w:val="21"/>
+          <w:szCs w:val="21"/>
+          <w:highlight w:val="yellow"/>
+        </w:rPr>
+        <w:t xml:space="preserve"> in district 4 to</w:t>
+      </w:r>
+      <w:r>
+        <w:rPr>
+          <w:sz w:val="21"/>
+          <w:szCs w:val="21"/>
+          <w:highlight w:val="yellow"/>
+        </w:rPr>
+        <w:t xml:space="preserve"> 11.7%</w:t>
+      </w:r>
+      <w:r>
+        <w:rPr>
+          <w:sz w:val="21"/>
+          <w:szCs w:val="21"/>
+          <w:highlight w:val="yellow"/>
+        </w:rPr>
+        <w:t xml:space="preserve"> (</w:t>
+      </w:r>
+      <w:proofErr w:type="spellStart"/>
+      <w:r>
+        <w:rPr>
+          <w:sz w:val="21"/>
+          <w:szCs w:val="21"/>
+          <w:highlight w:val="yellow"/>
+        </w:rPr>
+        <w:t>moe</w:t>
+      </w:r>
+      <w:proofErr w:type="spellEnd"/>
+      <w:r>
+        <w:rPr>
+          <w:sz w:val="21"/>
+          <w:szCs w:val="21"/>
+          <w:highlight w:val="yellow"/>
+        </w:rPr>
+        <w:t xml:space="preserve">: </w:t>
+      </w:r>
+      <w:r>
+        <w:rPr>
+          <w:sz w:val="21"/>
+          <w:szCs w:val="21"/>
+          <w:highlight w:val="yellow"/>
+        </w:rPr>
+        <w:t>0.2%)</w:t>
+      </w:r>
+      <w:r>
+        <w:rPr>
+          <w:sz w:val="21"/>
+          <w:szCs w:val="21"/>
+          <w:highlight w:val="yellow"/>
+        </w:rPr>
+        <w:t xml:space="preserve"> in</w:t>
+      </w:r>
+      <w:r>
+        <w:rPr>
+          <w:sz w:val="21"/>
+          <w:szCs w:val="21"/>
+        </w:rPr>
+        <w:t xml:space="preserve"> district 7</w:t>
+      </w:r>
+      <w:r>
+        <w:rPr>
+          <w:sz w:val="21"/>
+          <w:szCs w:val="21"/>
+        </w:rPr>
+        <w:t xml:space="preserve"> (</w:t>
+      </w:r>
       <w:r>
         <w:rPr>
           <w:sz w:val="21"/>
@@ -5114,33 +5299,37 @@
           <w:sz w:val="21"/>
           <w:szCs w:val="21"/>
         </w:rPr>
-        <w:t>city average (</w:t>
-      </w:r>
-      <w:r>
-        <w:rPr>
-          <w:sz w:val="21"/>
-          <w:szCs w:val="21"/>
-        </w:rPr>
-        <w:t>7.2</w:t>
-      </w:r>
-      <w:r>
-        <w:rPr>
-          <w:sz w:val="21"/>
-          <w:szCs w:val="21"/>
-        </w:rPr>
-        <w:t xml:space="preserve">%). </w:t>
-      </w:r>
-      <w:r>
-        <w:rPr>
-          <w:sz w:val="21"/>
-          <w:szCs w:val="21"/>
-        </w:rPr>
-        <w:t xml:space="preserve">However, within districts there was </w:t>
-      </w:r>
-      <w:r>
-        <w:rPr>
-          <w:sz w:val="21"/>
-          <w:szCs w:val="21"/>
+        <w:t xml:space="preserve">city average. </w:t>
+      </w:r>
+      <w:r>
+        <w:rPr>
+          <w:sz w:val="21"/>
+          <w:szCs w:val="21"/>
+          <w:highlight w:val="yellow"/>
+        </w:rPr>
+        <w:t xml:space="preserve">However, within districts </w:t>
+      </w:r>
+      <w:r>
+        <w:rPr>
+          <w:sz w:val="21"/>
+          <w:szCs w:val="21"/>
+          <w:highlight w:val="yellow"/>
+        </w:rPr>
+        <w:t xml:space="preserve">variation </w:t>
+      </w:r>
+      <w:r>
+        <w:rPr>
+          <w:sz w:val="21"/>
+          <w:szCs w:val="21"/>
+          <w:highlight w:val="yellow"/>
+        </w:rPr>
+        <w:t xml:space="preserve">was </w:t>
+      </w:r>
+      <w:r>
+        <w:rPr>
+          <w:sz w:val="21"/>
+          <w:szCs w:val="21"/>
+          <w:highlight w:val="yellow"/>
         </w:rPr>
         <w:t>greater</w:t>
       </w:r>
@@ -5148,8 +5337,40 @@
         <w:rPr>
           <w:sz w:val="21"/>
           <w:szCs w:val="21"/>
-        </w:rPr>
-        <w:t xml:space="preserve"> variation. The district with the highest internal variation was district 6, which had a standard deviation of 5.5 and the district with the lowest was district 4, which had a standard deviation of 2.8</w:t>
+          <w:highlight w:val="yellow"/>
+        </w:rPr>
+        <w:t xml:space="preserve"> </w:t>
+      </w:r>
+      <w:r>
+        <w:rPr>
+          <w:sz w:val="21"/>
+          <w:szCs w:val="21"/>
+          <w:highlight w:val="yellow"/>
+        </w:rPr>
+        <w:t xml:space="preserve">than between district </w:t>
+      </w:r>
+      <w:r>
+        <w:rPr>
+          <w:sz w:val="21"/>
+          <w:szCs w:val="21"/>
+          <w:highlight w:val="yellow"/>
+        </w:rPr>
+        <w:t>variation</w:t>
+      </w:r>
+      <w:r>
+        <w:rPr>
+          <w:sz w:val="21"/>
+          <w:szCs w:val="21"/>
+          <w:highlight w:val="yellow"/>
+        </w:rPr>
+        <w:t xml:space="preserve"> for all districts</w:t>
+      </w:r>
+      <w:r>
+        <w:rPr>
+          <w:sz w:val="21"/>
+          <w:szCs w:val="21"/>
+        </w:rPr>
+        <w:t>. The district with the highest internal variation was district 6, which had a standard deviation of 5.5 and the district with the lowest was district 4, which had a standard deviation of 2.8</w:t>
       </w:r>
       <w:r>
         <w:rPr>
@@ -5195,6 +5416,7 @@
           <w:sz w:val="21"/>
           <w:szCs w:val="21"/>
         </w:rPr>
+        <w:lastRenderedPageBreak/>
         <w:t xml:space="preserve">For tree canopy coverage, the </w:t>
       </w:r>
       <w:r>
@@ -5258,15 +5480,7 @@
           <w:sz w:val="21"/>
           <w:szCs w:val="21"/>
         </w:rPr>
-        <w:t xml:space="preserve">The standard </w:t>
-      </w:r>
-      <w:r>
-        <w:rPr>
-          <w:sz w:val="21"/>
-          <w:szCs w:val="21"/>
-        </w:rPr>
-        <w:lastRenderedPageBreak/>
-        <w:t xml:space="preserve">deviation </w:t>
+        <w:t xml:space="preserve">The standard deviation </w:t>
       </w:r>
       <w:r>
         <w:rPr>
@@ -5357,7 +5571,67 @@
           <w:sz w:val="21"/>
           <w:szCs w:val="21"/>
         </w:rPr>
-        <w:t xml:space="preserve"> The maps in Panels C and D of Figure 1 contain a visual representation. </w:t>
+        <w:t xml:space="preserve"> </w:t>
+      </w:r>
+      <w:r>
+        <w:rPr>
+          <w:sz w:val="21"/>
+          <w:szCs w:val="21"/>
+          <w:highlight w:val="yellow"/>
+        </w:rPr>
+        <w:t xml:space="preserve">The </w:t>
+      </w:r>
+      <w:r>
+        <w:rPr>
+          <w:sz w:val="21"/>
+          <w:szCs w:val="21"/>
+          <w:highlight w:val="yellow"/>
+        </w:rPr>
+        <w:t xml:space="preserve">within districts variation was greater than between district variation for all </w:t>
+      </w:r>
+      <w:r>
+        <w:rPr>
+          <w:sz w:val="21"/>
+          <w:szCs w:val="21"/>
+          <w:highlight w:val="yellow"/>
+        </w:rPr>
+        <w:t xml:space="preserve">but two </w:t>
+      </w:r>
+      <w:r>
+        <w:rPr>
+          <w:sz w:val="21"/>
+          <w:szCs w:val="21"/>
+          <w:highlight w:val="yellow"/>
+        </w:rPr>
+        <w:t>districts</w:t>
+      </w:r>
+      <w:r>
+        <w:rPr>
+          <w:sz w:val="21"/>
+          <w:szCs w:val="21"/>
+        </w:rPr>
+        <w:t xml:space="preserve"> (</w:t>
+      </w:r>
+      <w:r>
+        <w:rPr>
+          <w:sz w:val="21"/>
+          <w:szCs w:val="21"/>
+        </w:rPr>
+        <w:t>#1 and #5)</w:t>
+      </w:r>
+      <w:r>
+        <w:rPr>
+          <w:sz w:val="21"/>
+          <w:szCs w:val="21"/>
+        </w:rPr>
+        <w:t xml:space="preserve">. </w:t>
+      </w:r>
+      <w:r>
+        <w:rPr>
+          <w:sz w:val="21"/>
+          <w:szCs w:val="21"/>
+        </w:rPr>
+        <w:t xml:space="preserve">The maps in Panels C and D of Figure 1 contain a visual representation. </w:t>
       </w:r>
     </w:p>
     <w:p>
@@ -6280,6 +6554,13 @@
           <w:sz w:val="21"/>
           <w:szCs w:val="21"/>
         </w:rPr>
+        <w:t xml:space="preserve"> </w:t>
+      </w:r>
+      <w:r>
+        <w:rPr>
+          <w:sz w:val="21"/>
+          <w:szCs w:val="21"/>
+        </w:rPr>
         <w:fldChar w:fldCharType="begin"/>
       </w:r>
       <w:r>
@@ -6702,7 +6983,16 @@
           <w:szCs w:val="21"/>
           <w:highlight w:val="yellow"/>
         </w:rPr>
-        <w:t>when politicians draw district boundaries for their own (or their political parties) benefit</w:t>
+        <w:t xml:space="preserve">when politicians draw district boundaries for </w:t>
+      </w:r>
+      <w:r>
+        <w:rPr>
+          <w:sz w:val="21"/>
+          <w:szCs w:val="21"/>
+          <w:highlight w:val="yellow"/>
+        </w:rPr>
+        <w:lastRenderedPageBreak/>
+        <w:t>their own (or their political parties) benefit</w:t>
       </w:r>
       <w:r>
         <w:rPr>
@@ -7060,8 +7350,168 @@
           <w:sz w:val="21"/>
           <w:szCs w:val="21"/>
         </w:rPr>
-        <w:lastRenderedPageBreak/>
-        <w:t>Moreover, district-level averages are often used in policymaking, budgeting, and performance evaluation. Understanding these averages is critical for identifying systemic disparities and guiding equitable resource allocation. Combining granular and aggregate data provides a fuller picture of health inequities and supports more targeted, effective interventions.</w:t>
+        <w:t xml:space="preserve">Moreover, district-level averages are often used in policymaking, budgeting, and performance evaluation. </w:t>
+      </w:r>
+      <w:r>
+        <w:rPr>
+          <w:rFonts w:ascii="Aptos" w:eastAsia="Aptos" w:hAnsi="Aptos" w:cs="Aptos"/>
+          <w:sz w:val="21"/>
+          <w:szCs w:val="21"/>
+          <w:highlight w:val="yellow"/>
+        </w:rPr>
+        <w:t xml:space="preserve">Understanding </w:t>
+      </w:r>
+      <w:r>
+        <w:rPr>
+          <w:rFonts w:ascii="Aptos" w:eastAsia="Aptos" w:hAnsi="Aptos" w:cs="Aptos"/>
+          <w:sz w:val="21"/>
+          <w:szCs w:val="21"/>
+          <w:highlight w:val="yellow"/>
+        </w:rPr>
+        <w:t xml:space="preserve">district averages </w:t>
+      </w:r>
+      <w:r>
+        <w:rPr>
+          <w:rFonts w:ascii="Aptos" w:eastAsia="Aptos" w:hAnsi="Aptos" w:cs="Aptos"/>
+          <w:sz w:val="21"/>
+          <w:szCs w:val="21"/>
+          <w:highlight w:val="yellow"/>
+        </w:rPr>
+        <w:t xml:space="preserve">is </w:t>
+      </w:r>
+      <w:r>
+        <w:rPr>
+          <w:rFonts w:ascii="Aptos" w:eastAsia="Aptos" w:hAnsi="Aptos" w:cs="Aptos"/>
+          <w:sz w:val="21"/>
+          <w:szCs w:val="21"/>
+          <w:highlight w:val="yellow"/>
+        </w:rPr>
+        <w:t xml:space="preserve">critical for </w:t>
+      </w:r>
+      <w:r>
+        <w:rPr>
+          <w:rFonts w:ascii="Aptos" w:eastAsia="Aptos" w:hAnsi="Aptos" w:cs="Aptos"/>
+          <w:sz w:val="21"/>
+          <w:szCs w:val="21"/>
+          <w:highlight w:val="yellow"/>
+        </w:rPr>
+        <w:t>identifying overall district needs</w:t>
+      </w:r>
+      <w:r>
+        <w:rPr>
+          <w:rFonts w:ascii="Aptos" w:eastAsia="Aptos" w:hAnsi="Aptos" w:cs="Aptos"/>
+          <w:sz w:val="21"/>
+          <w:szCs w:val="21"/>
+          <w:highlight w:val="yellow"/>
+        </w:rPr>
+        <w:t xml:space="preserve"> and city-wide disparities </w:t>
+      </w:r>
+      <w:r>
+        <w:rPr>
+          <w:rFonts w:ascii="Aptos" w:eastAsia="Aptos" w:hAnsi="Aptos" w:cs="Aptos"/>
+          <w:sz w:val="21"/>
+          <w:szCs w:val="21"/>
+          <w:highlight w:val="yellow"/>
+        </w:rPr>
+        <w:t xml:space="preserve">while investigating </w:t>
+      </w:r>
+      <w:r>
+        <w:rPr>
+          <w:rFonts w:ascii="Aptos" w:eastAsia="Aptos" w:hAnsi="Aptos" w:cs="Aptos"/>
+          <w:sz w:val="21"/>
+          <w:szCs w:val="21"/>
+          <w:highlight w:val="yellow"/>
+        </w:rPr>
+        <w:t>within</w:t>
+      </w:r>
+      <w:r>
+        <w:rPr>
+          <w:rFonts w:ascii="Aptos" w:eastAsia="Aptos" w:hAnsi="Aptos" w:cs="Aptos"/>
+          <w:sz w:val="21"/>
+          <w:szCs w:val="21"/>
+          <w:highlight w:val="yellow"/>
+        </w:rPr>
+        <w:t>-</w:t>
+      </w:r>
+      <w:r>
+        <w:rPr>
+          <w:rFonts w:ascii="Aptos" w:eastAsia="Aptos" w:hAnsi="Aptos" w:cs="Aptos"/>
+          <w:sz w:val="21"/>
+          <w:szCs w:val="21"/>
+          <w:highlight w:val="yellow"/>
+        </w:rPr>
+        <w:t xml:space="preserve">district variation </w:t>
+      </w:r>
+      <w:r>
+        <w:rPr>
+          <w:rFonts w:ascii="Aptos" w:eastAsia="Aptos" w:hAnsi="Aptos" w:cs="Aptos"/>
+          <w:sz w:val="21"/>
+          <w:szCs w:val="21"/>
+          <w:highlight w:val="yellow"/>
+        </w:rPr>
+        <w:t>enables</w:t>
+      </w:r>
+      <w:r>
+        <w:rPr>
+          <w:rFonts w:ascii="Aptos" w:eastAsia="Aptos" w:hAnsi="Aptos" w:cs="Aptos"/>
+          <w:sz w:val="21"/>
+          <w:szCs w:val="21"/>
+          <w:highlight w:val="yellow"/>
+        </w:rPr>
+        <w:t xml:space="preserve"> target</w:t>
+      </w:r>
+      <w:r>
+        <w:rPr>
+          <w:rFonts w:ascii="Aptos" w:eastAsia="Aptos" w:hAnsi="Aptos" w:cs="Aptos"/>
+          <w:sz w:val="21"/>
+          <w:szCs w:val="21"/>
+          <w:highlight w:val="yellow"/>
+        </w:rPr>
+        <w:t>ing of</w:t>
+      </w:r>
+      <w:r>
+        <w:rPr>
+          <w:rFonts w:ascii="Aptos" w:eastAsia="Aptos" w:hAnsi="Aptos" w:cs="Aptos"/>
+          <w:sz w:val="21"/>
+          <w:szCs w:val="21"/>
+          <w:highlight w:val="yellow"/>
+        </w:rPr>
+        <w:t xml:space="preserve"> interventions </w:t>
+      </w:r>
+      <w:r>
+        <w:rPr>
+          <w:rFonts w:ascii="Aptos" w:eastAsia="Aptos" w:hAnsi="Aptos" w:cs="Aptos"/>
+          <w:sz w:val="21"/>
+          <w:szCs w:val="21"/>
+          <w:highlight w:val="yellow"/>
+        </w:rPr>
+        <w:t>and equitable</w:t>
+      </w:r>
+      <w:r>
+        <w:rPr>
+          <w:rFonts w:ascii="Aptos" w:eastAsia="Aptos" w:hAnsi="Aptos" w:cs="Aptos"/>
+          <w:sz w:val="21"/>
+          <w:szCs w:val="21"/>
+          <w:highlight w:val="yellow"/>
+        </w:rPr>
+        <w:t xml:space="preserve"> resource allocation</w:t>
+      </w:r>
+      <w:r>
+        <w:rPr>
+          <w:rFonts w:ascii="Aptos" w:eastAsia="Aptos" w:hAnsi="Aptos" w:cs="Aptos"/>
+          <w:sz w:val="21"/>
+          <w:szCs w:val="21"/>
+          <w:highlight w:val="yellow"/>
+        </w:rPr>
+        <w:t>.</w:t>
+      </w:r>
+      <w:r>
+        <w:rPr>
+          <w:rFonts w:ascii="Aptos" w:eastAsia="Aptos" w:hAnsi="Aptos" w:cs="Aptos"/>
+          <w:sz w:val="21"/>
+          <w:szCs w:val="21"/>
+        </w:rPr>
+        <w:t xml:space="preserve"> Combining granular and aggregate data provides a fuller picture of health inequities and supports more targeted, effective interventions.</w:t>
       </w:r>
     </w:p>
     <w:p>

--- a/Data/mansucript/Current Draft.docx
+++ b/Data/mansucript/Current Draft.docx
@@ -1,6 +1,6 @@
 
 <file path=word/document.xml><?xml version="1.0" encoding="utf-8"?>
-<w:document xmlns:wpc="http://schemas.microsoft.com/office/word/2010/wordprocessingCanvas" xmlns:cx="http://schemas.microsoft.com/office/drawing/2014/chartex" xmlns:cx1="http://schemas.microsoft.com/office/drawing/2015/9/8/chartex" xmlns:cx2="http://schemas.microsoft.com/office/drawing/2015/10/21/chartex" xmlns:cx3="http://schemas.microsoft.com/office/drawing/2016/5/9/chartex" xmlns:cx4="http://schemas.microsoft.com/office/drawing/2016/5/10/chartex" xmlns:cx5="http://schemas.microsoft.com/office/drawing/2016/5/11/chartex" xmlns:cx6="http://schemas.microsoft.com/office/drawing/2016/5/12/chartex" xmlns:cx7="http://schemas.microsoft.com/office/drawing/2016/5/13/chartex" xmlns:cx8="http://schemas.microsoft.com/office/drawing/2016/5/14/chartex" xmlns:mc="http://schemas.openxmlformats.org/markup-compatibility/2006" xmlns:aink="http://schemas.microsoft.com/office/drawing/2016/ink" xmlns:am3d="http://schemas.microsoft.com/office/drawing/2017/model3d" xmlns:o="urn:schemas-microsoft-com:office:office" xmlns:oel="http://schemas.microsoft.com/office/2019/extlst" xmlns:r="http://schemas.openxmlformats.org/officeDocument/2006/relationships" xmlns:m="http://schemas.openxmlformats.org/officeDocument/2006/math" xmlns:v="urn:schemas-microsoft-com:vml" xmlns:wp14="http://schemas.microsoft.com/office/word/2010/wordprocessingDrawing" xmlns:wp="http://schemas.openxmlformats.org/drawingml/2006/wordprocessingDrawing" xmlns:w10="urn:schemas-microsoft-com:office:word" xmlns:w="http://schemas.openxmlformats.org/wordprocessingml/2006/main" xmlns:w14="http://schemas.microsoft.com/office/word/2010/wordml" xmlns:w15="http://schemas.microsoft.com/office/word/2012/wordml" xmlns:w16cex="http://schemas.microsoft.com/office/word/2018/wordml/cex" xmlns:w16cid="http://schemas.microsoft.com/office/word/2016/wordml/cid" xmlns:w16="http://schemas.microsoft.com/office/word/2018/wordml" xmlns:w16du="http://schemas.microsoft.com/office/word/2023/wordml/word16du" xmlns:w16sdtdh="http://schemas.microsoft.com/office/word/2020/wordml/sdtdatahash" xmlns:w16sdtfl="http://schemas.microsoft.com/office/word/2024/wordml/sdtformatlock" xmlns:w16se="http://schemas.microsoft.com/office/word/2015/wordml/symex" xmlns:wpg="http://schemas.microsoft.com/office/word/2010/wordprocessingGroup" xmlns:wpi="http://schemas.microsoft.com/office/word/2010/wordprocessingInk" xmlns:wne="http://schemas.microsoft.com/office/word/2006/wordml" xmlns:wps="http://schemas.microsoft.com/office/word/2010/wordprocessingShape" mc:Ignorable="w14 w15 w16se w16cid w16 w16cex w16sdtdh w16sdtfl w16du wp14">
+<w:document xmlns:wpc="http://schemas.microsoft.com/office/word/2010/wordprocessingCanvas" xmlns:cx="http://schemas.microsoft.com/office/drawing/2014/chartex" xmlns:cx1="http://schemas.microsoft.com/office/drawing/2015/9/8/chartex" xmlns:cx2="http://schemas.microsoft.com/office/drawing/2015/10/21/chartex" xmlns:cx3="http://schemas.microsoft.com/office/drawing/2016/5/9/chartex" xmlns:cx4="http://schemas.microsoft.com/office/drawing/2016/5/10/chartex" xmlns:cx5="http://schemas.microsoft.com/office/drawing/2016/5/11/chartex" xmlns:cx6="http://schemas.microsoft.com/office/drawing/2016/5/12/chartex" xmlns:cx7="http://schemas.microsoft.com/office/drawing/2016/5/13/chartex" xmlns:cx8="http://schemas.microsoft.com/office/drawing/2016/5/14/chartex" xmlns:mc="http://schemas.openxmlformats.org/markup-compatibility/2006" xmlns:m="http://schemas.openxmlformats.org/officeDocument/2006/math" xmlns:aink="http://schemas.microsoft.com/office/drawing/2016/ink" xmlns:am3d="http://schemas.microsoft.com/office/drawing/2017/model3d" xmlns:oel="http://schemas.microsoft.com/office/2019/extlst" xmlns:r="http://schemas.openxmlformats.org/officeDocument/2006/relationships" xmlns:wp14="http://schemas.microsoft.com/office/word/2010/wordprocessingDrawing" xmlns:wp="http://schemas.openxmlformats.org/drawingml/2006/wordprocessingDrawing" xmlns:wpg="http://schemas.microsoft.com/office/word/2010/wordprocessingGroup" xmlns:wpi="http://schemas.microsoft.com/office/word/2010/wordprocessingInk" xmlns:wps="http://schemas.microsoft.com/office/word/2010/wordprocessingShape" xmlns:o="urn:schemas-microsoft-com:office:office" xmlns:v="urn:schemas-microsoft-com:vml" xmlns:w10="urn:schemas-microsoft-com:office:word" xmlns:w="http://schemas.openxmlformats.org/wordprocessingml/2006/main" xmlns:w14="http://schemas.microsoft.com/office/word/2010/wordml" xmlns:w15="http://schemas.microsoft.com/office/word/2012/wordml" xmlns:w16cex="http://schemas.microsoft.com/office/word/2018/wordml/cex" xmlns:w16cid="http://schemas.microsoft.com/office/word/2016/wordml/cid" xmlns:w16="http://schemas.microsoft.com/office/word/2018/wordml" xmlns:w16sdtdh="http://schemas.microsoft.com/office/word/2020/wordml/sdtdatahash" xmlns:w16sdtfl="http://schemas.microsoft.com/office/word/2024/wordml/sdtformatlock" xmlns:w16se="http://schemas.microsoft.com/office/word/2015/wordml/symex" xmlns:w16du="http://schemas.microsoft.com/office/word/2023/wordml/word16du" xmlns:wne="http://schemas.microsoft.com/office/word/2006/wordml" mc:Ignorable="w14 w15 w16se w16cid w16 w16cex w16sdtdh w16sdtfl w16du wp14">
   <w:body>
     <w:p>
       <w:pPr>
@@ -347,7 +347,7 @@
           <w:sz w:val="21"/>
           <w:szCs w:val="21"/>
         </w:rPr>
-        <w:t xml:space="preserve"> (150 words)</w:t>
+        <w:t xml:space="preserve"> </w:t>
       </w:r>
     </w:p>
     <w:p>
@@ -669,24 +669,6 @@
         <w:lastRenderedPageBreak/>
         <w:t>Introduction</w:t>
       </w:r>
-      <w:r>
-        <w:rPr>
-          <w:b/>
-          <w:bCs/>
-          <w:sz w:val="21"/>
-          <w:szCs w:val="21"/>
-        </w:rPr>
-        <w:t xml:space="preserve"> </w:t>
-      </w:r>
-      <w:r>
-        <w:rPr>
-          <w:b/>
-          <w:bCs/>
-          <w:sz w:val="21"/>
-          <w:szCs w:val="21"/>
-        </w:rPr>
-        <w:t>(Max 1500 words)</w:t>
-      </w:r>
     </w:p>
     <w:p>
       <w:pPr>
@@ -721,21 +703,7 @@
           <w:sz w:val="21"/>
           <w:szCs w:val="21"/>
         </w:rPr>
-        <w:t>, or units with geographic and political meaning,</w:t>
-      </w:r>
-      <w:r>
-        <w:rPr>
-          <w:sz w:val="21"/>
-          <w:szCs w:val="21"/>
-        </w:rPr>
-        <w:t xml:space="preserve"> </w:t>
-      </w:r>
-      <w:r>
-        <w:rPr>
-          <w:sz w:val="21"/>
-          <w:szCs w:val="21"/>
-        </w:rPr>
-        <w:t>in recent years</w:t>
+        <w:t>, or units with geographic and political meaning</w:t>
       </w:r>
       <w:r>
         <w:rPr>
@@ -1496,6 +1464,12 @@
           <w:sz w:val="21"/>
           <w:szCs w:val="21"/>
         </w:rPr>
+      </w:r>
+      <w:r>
+        <w:rPr>
+          <w:sz w:val="21"/>
+          <w:szCs w:val="21"/>
+        </w:rPr>
         <w:fldChar w:fldCharType="separate"/>
       </w:r>
       <w:r>
@@ -1709,7 +1683,21 @@
           <w:sz w:val="21"/>
           <w:szCs w:val="21"/>
         </w:rPr>
-        <w:t xml:space="preserve"> for estimating public health metrics by district</w:t>
+        <w:t xml:space="preserve"> for </w:t>
+      </w:r>
+      <w:r>
+        <w:rPr>
+          <w:sz w:val="21"/>
+          <w:szCs w:val="21"/>
+        </w:rPr>
+        <w:t xml:space="preserve">1) </w:t>
+      </w:r>
+      <w:r>
+        <w:rPr>
+          <w:sz w:val="21"/>
+          <w:szCs w:val="21"/>
+        </w:rPr>
+        <w:t>estimating public health metrics by district</w:t>
       </w:r>
       <w:r>
         <w:rPr>
@@ -1915,6 +1903,12 @@
           <w:sz w:val="21"/>
           <w:szCs w:val="21"/>
         </w:rPr>
+      </w:r>
+      <w:r>
+        <w:rPr>
+          <w:sz w:val="21"/>
+          <w:szCs w:val="21"/>
+        </w:rPr>
         <w:fldChar w:fldCharType="separate"/>
       </w:r>
       <w:r>
@@ -1937,29 +1931,40 @@
           <w:sz w:val="21"/>
           <w:szCs w:val="21"/>
         </w:rPr>
+        <w:t xml:space="preserve"> and </w:t>
+      </w:r>
+      <w:r>
+        <w:rPr>
+          <w:sz w:val="21"/>
+          <w:szCs w:val="21"/>
+        </w:rPr>
+        <w:t xml:space="preserve">2) </w:t>
+      </w:r>
+      <w:r>
+        <w:rPr>
+          <w:sz w:val="21"/>
+          <w:szCs w:val="21"/>
+        </w:rPr>
+        <w:t xml:space="preserve">evaluating the </w:t>
+      </w:r>
+      <w:r>
+        <w:rPr>
+          <w:sz w:val="21"/>
+          <w:szCs w:val="21"/>
+        </w:rPr>
+        <w:t>validity of using geographic units of different sizes</w:t>
+      </w:r>
+      <w:r>
+        <w:rPr>
+          <w:sz w:val="21"/>
+          <w:szCs w:val="21"/>
+        </w:rPr>
         <w:t xml:space="preserve"> </w:t>
       </w:r>
       <w:r>
         <w:rPr>
           <w:sz w:val="21"/>
           <w:szCs w:val="21"/>
-          <w:highlight w:val="yellow"/>
-        </w:rPr>
-        <w:t xml:space="preserve">and evaluating the </w:t>
-      </w:r>
-      <w:r>
-        <w:rPr>
-          <w:sz w:val="21"/>
-          <w:szCs w:val="21"/>
-          <w:highlight w:val="yellow"/>
-        </w:rPr>
-        <w:t>validity of using geographic units of different sizes</w:t>
-      </w:r>
-      <w:r>
-        <w:rPr>
-          <w:sz w:val="21"/>
-          <w:szCs w:val="21"/>
-          <w:highlight w:val="yellow"/>
         </w:rPr>
         <w:fldChar w:fldCharType="begin">
           <w:fldData xml:space="preserve">PEVuZE5vdGU+PENpdGU+PEF1dGhvcj5DbGFyazwvQXV0aG9yPjxZZWFyPjIwMTM8L1llYXI+PFJl
@@ -2085,7 +2090,6 @@
         <w:rPr>
           <w:sz w:val="21"/>
           <w:szCs w:val="21"/>
-          <w:highlight w:val="yellow"/>
         </w:rPr>
         <w:instrText xml:space="preserve"> ADDIN EN.CITE </w:instrText>
       </w:r>
@@ -2093,7 +2097,6 @@
         <w:rPr>
           <w:sz w:val="21"/>
           <w:szCs w:val="21"/>
-          <w:highlight w:val="yellow"/>
         </w:rPr>
         <w:fldChar w:fldCharType="begin">
           <w:fldData xml:space="preserve">PEVuZE5vdGU+PENpdGU+PEF1dGhvcj5DbGFyazwvQXV0aG9yPjxZZWFyPjIwMTM8L1llYXI+PFJl
@@ -2219,7 +2222,6 @@
         <w:rPr>
           <w:sz w:val="21"/>
           <w:szCs w:val="21"/>
-          <w:highlight w:val="yellow"/>
         </w:rPr>
         <w:instrText xml:space="preserve"> ADDIN EN.CITE.DATA </w:instrText>
       </w:r>
@@ -2227,14 +2229,12 @@
         <w:rPr>
           <w:sz w:val="21"/>
           <w:szCs w:val="21"/>
-          <w:highlight w:val="yellow"/>
-        </w:rPr>
-      </w:r>
-      <w:r>
-        <w:rPr>
-          <w:sz w:val="21"/>
-          <w:szCs w:val="21"/>
-          <w:highlight w:val="yellow"/>
+        </w:rPr>
+      </w:r>
+      <w:r>
+        <w:rPr>
+          <w:sz w:val="21"/>
+          <w:szCs w:val="21"/>
         </w:rPr>
         <w:fldChar w:fldCharType="end"/>
       </w:r>
@@ -2242,7 +2242,12 @@
         <w:rPr>
           <w:sz w:val="21"/>
           <w:szCs w:val="21"/>
-          <w:highlight w:val="yellow"/>
+        </w:rPr>
+      </w:r>
+      <w:r>
+        <w:rPr>
+          <w:sz w:val="21"/>
+          <w:szCs w:val="21"/>
         </w:rPr>
         <w:fldChar w:fldCharType="separate"/>
       </w:r>
@@ -2251,7 +2256,6 @@
           <w:noProof/>
           <w:sz w:val="21"/>
           <w:szCs w:val="21"/>
-          <w:highlight w:val="yellow"/>
         </w:rPr>
         <w:t>(12-14)</w:t>
       </w:r>
@@ -2259,7 +2263,6 @@
         <w:rPr>
           <w:sz w:val="21"/>
           <w:szCs w:val="21"/>
-          <w:highlight w:val="yellow"/>
         </w:rPr>
         <w:fldChar w:fldCharType="end"/>
       </w:r>
@@ -2267,7 +2270,6 @@
         <w:rPr>
           <w:sz w:val="21"/>
           <w:szCs w:val="21"/>
-          <w:highlight w:val="yellow"/>
         </w:rPr>
         <w:t>. The motivation for</w:t>
       </w:r>
@@ -2275,7 +2277,6 @@
         <w:rPr>
           <w:sz w:val="21"/>
           <w:szCs w:val="21"/>
-          <w:highlight w:val="yellow"/>
         </w:rPr>
         <w:t xml:space="preserve"> investigating council </w:t>
       </w:r>
@@ -2283,7 +2284,6 @@
         <w:rPr>
           <w:sz w:val="21"/>
           <w:szCs w:val="21"/>
-          <w:highlight w:val="yellow"/>
         </w:rPr>
         <w:t>districts</w:t>
       </w:r>
@@ -2291,7 +2291,6 @@
         <w:rPr>
           <w:sz w:val="21"/>
           <w:szCs w:val="21"/>
-          <w:highlight w:val="yellow"/>
         </w:rPr>
         <w:t xml:space="preserve"> as a </w:t>
       </w:r>
@@ -2299,15 +2298,13 @@
         <w:rPr>
           <w:sz w:val="21"/>
           <w:szCs w:val="21"/>
-          <w:highlight w:val="yellow"/>
-        </w:rPr>
-        <w:t>geopolitical unit that can be used in public health is</w:t>
-      </w:r>
-      <w:r>
-        <w:rPr>
-          <w:sz w:val="21"/>
-          <w:szCs w:val="21"/>
-          <w:highlight w:val="yellow"/>
+        </w:rPr>
+        <w:t>geopolitical unit is</w:t>
+      </w:r>
+      <w:r>
+        <w:rPr>
+          <w:sz w:val="21"/>
+          <w:szCs w:val="21"/>
         </w:rPr>
         <w:t xml:space="preserve"> twofold:</w:t>
       </w:r>
@@ -2315,7 +2312,6 @@
         <w:rPr>
           <w:sz w:val="21"/>
           <w:szCs w:val="21"/>
-          <w:highlight w:val="yellow"/>
         </w:rPr>
         <w:t xml:space="preserve"> to provide elected officials with data for the districts they represent</w:t>
       </w:r>
@@ -2323,16 +2319,8 @@
         <w:rPr>
           <w:sz w:val="21"/>
           <w:szCs w:val="21"/>
-          <w:highlight w:val="yellow"/>
-        </w:rPr>
-        <w:t>,</w:t>
-      </w:r>
-      <w:r>
-        <w:rPr>
-          <w:sz w:val="21"/>
-          <w:szCs w:val="21"/>
-        </w:rPr>
-        <w:t xml:space="preserve"> </w:t>
+        </w:rPr>
+        <w:t xml:space="preserve">, </w:t>
       </w:r>
       <w:r>
         <w:rPr>
@@ -2367,7 +2355,7 @@
           <w:sz w:val="21"/>
           <w:szCs w:val="21"/>
         </w:rPr>
-        <w:t>broader community</w:t>
+        <w:t>community</w:t>
       </w:r>
       <w:r>
         <w:rPr>
@@ -2595,6 +2583,12 @@
           <w:sz w:val="21"/>
           <w:szCs w:val="21"/>
         </w:rPr>
+      </w:r>
+      <w:r>
+        <w:rPr>
+          <w:sz w:val="21"/>
+          <w:szCs w:val="21"/>
+        </w:rPr>
         <w:fldChar w:fldCharType="separate"/>
       </w:r>
       <w:r>
@@ -2688,15 +2682,239 @@
           <w:sz w:val="21"/>
           <w:szCs w:val="21"/>
         </w:rPr>
-        <w:t>i</w:t>
-      </w:r>
-      <w:r>
-        <w:rPr>
-          <w:sz w:val="21"/>
-          <w:szCs w:val="21"/>
-          <w:highlight w:val="yellow"/>
-        </w:rPr>
-        <w:t>n the US</w:t>
+        <w:t xml:space="preserve">in the US </w:t>
+      </w:r>
+      <w:r>
+        <w:rPr>
+          <w:sz w:val="21"/>
+          <w:szCs w:val="21"/>
+        </w:rPr>
+        <w:t>have report</w:t>
+      </w:r>
+      <w:r>
+        <w:rPr>
+          <w:sz w:val="21"/>
+          <w:szCs w:val="21"/>
+        </w:rPr>
+        <w:t>ed</w:t>
+      </w:r>
+      <w:r>
+        <w:rPr>
+          <w:sz w:val="21"/>
+          <w:szCs w:val="21"/>
+        </w:rPr>
+        <w:t xml:space="preserve"> health metrics using</w:t>
+      </w:r>
+      <w:r>
+        <w:rPr>
+          <w:sz w:val="21"/>
+          <w:szCs w:val="21"/>
+        </w:rPr>
+        <w:t xml:space="preserve"> C</w:t>
+      </w:r>
+      <w:r>
+        <w:rPr>
+          <w:sz w:val="21"/>
+          <w:szCs w:val="21"/>
+        </w:rPr>
+        <w:t xml:space="preserve">ity </w:t>
+      </w:r>
+      <w:r>
+        <w:rPr>
+          <w:sz w:val="21"/>
+          <w:szCs w:val="21"/>
+        </w:rPr>
+        <w:t>C</w:t>
+      </w:r>
+      <w:r>
+        <w:rPr>
+          <w:sz w:val="21"/>
+          <w:szCs w:val="21"/>
+        </w:rPr>
+        <w:t>ouncil district boundaries</w:t>
+      </w:r>
+      <w:r>
+        <w:rPr>
+          <w:sz w:val="21"/>
+          <w:szCs w:val="21"/>
+        </w:rPr>
+        <w:t xml:space="preserve"> as</w:t>
+      </w:r>
+      <w:r>
+        <w:rPr>
+          <w:sz w:val="21"/>
+          <w:szCs w:val="21"/>
+        </w:rPr>
+        <w:t xml:space="preserve"> it can be difficult to aggregate data to </w:t>
+      </w:r>
+      <w:r>
+        <w:rPr>
+          <w:sz w:val="21"/>
+          <w:szCs w:val="21"/>
+        </w:rPr>
+        <w:t>boundaries outside of those typically used in public health in the US (i.e. census tracts, counties, and zip codes)</w:t>
+      </w:r>
+      <w:r>
+        <w:rPr>
+          <w:sz w:val="21"/>
+          <w:szCs w:val="21"/>
+        </w:rPr>
+        <w:t xml:space="preserve">. </w:t>
+      </w:r>
+      <w:r>
+        <w:rPr>
+          <w:sz w:val="21"/>
+          <w:szCs w:val="21"/>
+        </w:rPr>
+        <w:t>T</w:t>
+      </w:r>
+      <w:r>
+        <w:rPr>
+          <w:sz w:val="21"/>
+          <w:szCs w:val="21"/>
+        </w:rPr>
+        <w:t>he city, as compared to the county, state or federal level</w:t>
+      </w:r>
+      <w:r>
+        <w:rPr>
+          <w:sz w:val="21"/>
+          <w:szCs w:val="21"/>
+        </w:rPr>
+        <w:t>,</w:t>
+      </w:r>
+      <w:r>
+        <w:rPr>
+          <w:sz w:val="21"/>
+          <w:szCs w:val="21"/>
+        </w:rPr>
+        <w:t xml:space="preserve"> has</w:t>
+      </w:r>
+      <w:r>
+        <w:rPr>
+          <w:sz w:val="21"/>
+          <w:szCs w:val="21"/>
+        </w:rPr>
+        <w:t xml:space="preserve"> distinct public health needs </w:t>
+      </w:r>
+      <w:r>
+        <w:rPr>
+          <w:sz w:val="21"/>
+          <w:szCs w:val="21"/>
+        </w:rPr>
+        <w:t xml:space="preserve">and </w:t>
+      </w:r>
+      <w:r>
+        <w:rPr>
+          <w:sz w:val="21"/>
+          <w:szCs w:val="21"/>
+        </w:rPr>
+        <w:t xml:space="preserve">unique resources </w:t>
+      </w:r>
+      <w:r>
+        <w:rPr>
+          <w:sz w:val="21"/>
+          <w:szCs w:val="21"/>
+        </w:rPr>
+        <w:fldChar w:fldCharType="begin"/>
+      </w:r>
+      <w:r>
+        <w:rPr>
+          <w:sz w:val="21"/>
+          <w:szCs w:val="21"/>
+        </w:rPr>
+        <w:instrText xml:space="preserve"> ADDIN EN.CITE &lt;EndNote&gt;&lt;Cite&gt;&lt;Author&gt;Galea&lt;/Author&gt;&lt;Year&gt;2005&lt;/Year&gt;&lt;RecNum&gt;592&lt;/RecNum&gt;&lt;DisplayText&gt;(19)&lt;/DisplayText&gt;&lt;record&gt;&lt;rec-number&gt;592&lt;/rec-number&gt;&lt;foreign-keys&gt;&lt;key app="EN" db-id="5ax92wdr7adtz5etxvfxdfr0s5z2etvt2v0z" timestamp="1779726244" guid="ab870d17-5b47-45b2-8b61-ede1a58600a7"&gt;592&lt;/key&gt;&lt;/foreign-keys&gt;&lt;ref-type name="Journal Article"&gt;17&lt;/ref-type&gt;&lt;contributors&gt;&lt;authors&gt;&lt;author&gt;Galea, Sandro&lt;/author&gt;&lt;author&gt;Vlahov, David&lt;/author&gt;&lt;/authors&gt;&lt;/contributors&gt;&lt;titles&gt;&lt;title&gt;URBAN HEALTH: Evidence, Challenges, and Directions&lt;/title&gt;&lt;secondary-title&gt;Annual Review of Public Health&lt;/secondary-title&gt;&lt;/titles&gt;&lt;periodical&gt;&lt;full-title&gt;Annual Review of Public Health&lt;/full-title&gt;&lt;/periodical&gt;&lt;pages&gt;341-365&lt;/pages&gt;&lt;volume&gt;26&lt;/volume&gt;&lt;number&gt;Volume 26, 2005&lt;/number&gt;&lt;keywords&gt;&lt;keyword&gt;social epidemiology&lt;/keyword&gt;&lt;keyword&gt;multilevel&lt;/keyword&gt;&lt;keyword&gt;cities&lt;/keyword&gt;&lt;keyword&gt;methods&lt;/keyword&gt;&lt;keyword&gt;mechanisms&lt;/keyword&gt;&lt;/keywords&gt;&lt;dates&gt;&lt;year&gt;2005&lt;/year&gt;&lt;/dates&gt;&lt;isbn&gt;1545-2093&lt;/isbn&gt;&lt;urls&gt;&lt;related-urls&gt;&lt;url&gt;https://www.annualreviews.org/content/journals/10.1146/annurev.publhealth.26.021304.144708&lt;/url&gt;&lt;/related-urls&gt;&lt;/urls&gt;&lt;electronic-resource-num&gt;https://doi.org/10.1146/annurev.publhealth.26.021304.144708&lt;/electronic-resource-num&gt;&lt;/record&gt;&lt;/Cite&gt;&lt;/EndNote&gt;</w:instrText>
+      </w:r>
+      <w:r>
+        <w:rPr>
+          <w:sz w:val="21"/>
+          <w:szCs w:val="21"/>
+        </w:rPr>
+        <w:fldChar w:fldCharType="separate"/>
+      </w:r>
+      <w:r>
+        <w:rPr>
+          <w:noProof/>
+          <w:sz w:val="21"/>
+          <w:szCs w:val="21"/>
+        </w:rPr>
+        <w:t>(19)</w:t>
+      </w:r>
+      <w:r>
+        <w:rPr>
+          <w:sz w:val="21"/>
+          <w:szCs w:val="21"/>
+        </w:rPr>
+        <w:fldChar w:fldCharType="end"/>
+      </w:r>
+      <w:r>
+        <w:rPr>
+          <w:sz w:val="21"/>
+          <w:szCs w:val="21"/>
+        </w:rPr>
+        <w:t xml:space="preserve">. City </w:t>
+      </w:r>
+      <w:r>
+        <w:rPr>
+          <w:sz w:val="21"/>
+          <w:szCs w:val="21"/>
+        </w:rPr>
+        <w:t>C</w:t>
+      </w:r>
+      <w:r>
+        <w:rPr>
+          <w:sz w:val="21"/>
+          <w:szCs w:val="21"/>
+        </w:rPr>
+        <w:t xml:space="preserve">ouncils have </w:t>
+      </w:r>
+      <w:r>
+        <w:rPr>
+          <w:sz w:val="21"/>
+          <w:szCs w:val="21"/>
+        </w:rPr>
+        <w:t>authority</w:t>
+      </w:r>
+      <w:r>
+        <w:rPr>
+          <w:sz w:val="21"/>
+          <w:szCs w:val="21"/>
+        </w:rPr>
+        <w:t xml:space="preserve"> over policies and resources affecting the health of their constituents</w:t>
+      </w:r>
+      <w:r>
+        <w:rPr>
+          <w:sz w:val="21"/>
+          <w:szCs w:val="21"/>
+        </w:rPr>
+        <w:t xml:space="preserve"> and cities as a whole,</w:t>
+      </w:r>
+      <w:r>
+        <w:rPr>
+          <w:sz w:val="21"/>
+          <w:szCs w:val="21"/>
+        </w:rPr>
+        <w:t xml:space="preserve"> and the</w:t>
+      </w:r>
+      <w:r>
+        <w:rPr>
+          <w:sz w:val="21"/>
+          <w:szCs w:val="21"/>
+        </w:rPr>
+        <w:t>re</w:t>
+      </w:r>
+      <w:r>
+        <w:rPr>
+          <w:sz w:val="21"/>
+          <w:szCs w:val="21"/>
+        </w:rPr>
+        <w:t>for</w:t>
+      </w:r>
+      <w:r>
+        <w:rPr>
+          <w:sz w:val="21"/>
+          <w:szCs w:val="21"/>
+        </w:rPr>
+        <w:t>e</w:t>
       </w:r>
       <w:r>
         <w:rPr>
@@ -2704,241 +2922,6 @@
           <w:szCs w:val="21"/>
         </w:rPr>
         <w:t xml:space="preserve"> </w:t>
-      </w:r>
-      <w:r>
-        <w:rPr>
-          <w:sz w:val="21"/>
-          <w:szCs w:val="21"/>
-        </w:rPr>
-        <w:t>have report</w:t>
-      </w:r>
-      <w:r>
-        <w:rPr>
-          <w:sz w:val="21"/>
-          <w:szCs w:val="21"/>
-        </w:rPr>
-        <w:t>ed</w:t>
-      </w:r>
-      <w:r>
-        <w:rPr>
-          <w:sz w:val="21"/>
-          <w:szCs w:val="21"/>
-        </w:rPr>
-        <w:t xml:space="preserve"> health metrics using</w:t>
-      </w:r>
-      <w:r>
-        <w:rPr>
-          <w:sz w:val="21"/>
-          <w:szCs w:val="21"/>
-        </w:rPr>
-        <w:t xml:space="preserve"> C</w:t>
-      </w:r>
-      <w:r>
-        <w:rPr>
-          <w:sz w:val="21"/>
-          <w:szCs w:val="21"/>
-        </w:rPr>
-        <w:t xml:space="preserve">ity </w:t>
-      </w:r>
-      <w:r>
-        <w:rPr>
-          <w:sz w:val="21"/>
-          <w:szCs w:val="21"/>
-        </w:rPr>
-        <w:t>C</w:t>
-      </w:r>
-      <w:r>
-        <w:rPr>
-          <w:sz w:val="21"/>
-          <w:szCs w:val="21"/>
-        </w:rPr>
-        <w:t>ouncil district boundaries</w:t>
-      </w:r>
-      <w:r>
-        <w:rPr>
-          <w:sz w:val="21"/>
-          <w:szCs w:val="21"/>
-        </w:rPr>
-        <w:t xml:space="preserve"> </w:t>
-      </w:r>
-      <w:r>
-        <w:rPr>
-          <w:sz w:val="21"/>
-          <w:szCs w:val="21"/>
-          <w:highlight w:val="yellow"/>
-        </w:rPr>
-        <w:t>as</w:t>
-      </w:r>
-      <w:r>
-        <w:rPr>
-          <w:sz w:val="21"/>
-          <w:szCs w:val="21"/>
-          <w:highlight w:val="yellow"/>
-        </w:rPr>
-        <w:t xml:space="preserve"> it can be difficult to aggregate data to </w:t>
-      </w:r>
-      <w:r>
-        <w:rPr>
-          <w:sz w:val="21"/>
-          <w:szCs w:val="21"/>
-          <w:highlight w:val="yellow"/>
-        </w:rPr>
-        <w:t>boundaries outside of those typically used in public health in the US (i.e. census tracts, counties, and zip codes)</w:t>
-      </w:r>
-      <w:r>
-        <w:rPr>
-          <w:sz w:val="21"/>
-          <w:szCs w:val="21"/>
-        </w:rPr>
-        <w:t xml:space="preserve">. </w:t>
-      </w:r>
-      <w:r>
-        <w:rPr>
-          <w:sz w:val="21"/>
-          <w:szCs w:val="21"/>
-        </w:rPr>
-        <w:t>T</w:t>
-      </w:r>
-      <w:r>
-        <w:rPr>
-          <w:sz w:val="21"/>
-          <w:szCs w:val="21"/>
-        </w:rPr>
-        <w:t>he city, as compared to the county, state or federal level</w:t>
-      </w:r>
-      <w:r>
-        <w:rPr>
-          <w:sz w:val="21"/>
-          <w:szCs w:val="21"/>
-        </w:rPr>
-        <w:t>,</w:t>
-      </w:r>
-      <w:r>
-        <w:rPr>
-          <w:sz w:val="21"/>
-          <w:szCs w:val="21"/>
-        </w:rPr>
-        <w:t xml:space="preserve"> has</w:t>
-      </w:r>
-      <w:r>
-        <w:rPr>
-          <w:sz w:val="21"/>
-          <w:szCs w:val="21"/>
-        </w:rPr>
-        <w:t xml:space="preserve"> distinct public health needs </w:t>
-      </w:r>
-      <w:r>
-        <w:rPr>
-          <w:sz w:val="21"/>
-          <w:szCs w:val="21"/>
-        </w:rPr>
-        <w:t xml:space="preserve">and </w:t>
-      </w:r>
-      <w:r>
-        <w:rPr>
-          <w:sz w:val="21"/>
-          <w:szCs w:val="21"/>
-        </w:rPr>
-        <w:t xml:space="preserve">unique resources </w:t>
-      </w:r>
-      <w:r>
-        <w:rPr>
-          <w:sz w:val="21"/>
-          <w:szCs w:val="21"/>
-        </w:rPr>
-        <w:fldChar w:fldCharType="begin"/>
-      </w:r>
-      <w:r>
-        <w:rPr>
-          <w:sz w:val="21"/>
-          <w:szCs w:val="21"/>
-        </w:rPr>
-        <w:instrText xml:space="preserve"> ADDIN EN.CITE &lt;EndNote&gt;&lt;Cite&gt;&lt;Author&gt;Galea&lt;/Author&gt;&lt;Year&gt;2005&lt;/Year&gt;&lt;RecNum&gt;592&lt;/RecNum&gt;&lt;DisplayText&gt;(19)&lt;/DisplayText&gt;&lt;record&gt;&lt;rec-number&gt;592&lt;/rec-number&gt;&lt;foreign-keys&gt;&lt;key app="EN" db-id="5ax92wdr7adtz5etxvfxdfr0s5z2etvt2v0z" timestamp="1779726244" guid="ab870d17-5b47-45b2-8b61-ede1a58600a7"&gt;592&lt;/key&gt;&lt;/foreign-keys&gt;&lt;ref-type name="Journal Article"&gt;17&lt;/ref-type&gt;&lt;contributors&gt;&lt;authors&gt;&lt;author&gt;Galea, Sandro&lt;/author&gt;&lt;author&gt;Vlahov, David&lt;/author&gt;&lt;/authors&gt;&lt;/contributors&gt;&lt;titles&gt;&lt;title&gt;URBAN HEALTH: Evidence, Challenges, and Directions&lt;/title&gt;&lt;secondary-title&gt;Annual Review of Public Health&lt;/secondary-title&gt;&lt;/titles&gt;&lt;periodical&gt;&lt;full-title&gt;Annual Review of Public Health&lt;/full-title&gt;&lt;/periodical&gt;&lt;pages&gt;341-365&lt;/pages&gt;&lt;volume&gt;26&lt;/volume&gt;&lt;number&gt;Volume 26, 2005&lt;/number&gt;&lt;keywords&gt;&lt;keyword&gt;social epidemiology&lt;/keyword&gt;&lt;keyword&gt;multilevel&lt;/keyword&gt;&lt;keyword&gt;cities&lt;/keyword&gt;&lt;keyword&gt;methods&lt;/keyword&gt;&lt;keyword&gt;mechanisms&lt;/keyword&gt;&lt;/keywords&gt;&lt;dates&gt;&lt;year&gt;2005&lt;/year&gt;&lt;/dates&gt;&lt;isbn&gt;1545-2093&lt;/isbn&gt;&lt;urls&gt;&lt;related-urls&gt;&lt;url&gt;https://www.annualreviews.org/content/journals/10.1146/annurev.publhealth.26.021304.144708&lt;/url&gt;&lt;/related-urls&gt;&lt;/urls&gt;&lt;electronic-resource-num&gt;https://doi.org/10.1146/annurev.publhealth.26.021304.144708&lt;/electronic-resource-num&gt;&lt;/record&gt;&lt;/Cite&gt;&lt;/EndNote&gt;</w:instrText>
-      </w:r>
-      <w:r>
-        <w:rPr>
-          <w:sz w:val="21"/>
-          <w:szCs w:val="21"/>
-        </w:rPr>
-        <w:fldChar w:fldCharType="separate"/>
-      </w:r>
-      <w:r>
-        <w:rPr>
-          <w:noProof/>
-          <w:sz w:val="21"/>
-          <w:szCs w:val="21"/>
-        </w:rPr>
-        <w:t>(19)</w:t>
-      </w:r>
-      <w:r>
-        <w:rPr>
-          <w:sz w:val="21"/>
-          <w:szCs w:val="21"/>
-        </w:rPr>
-        <w:fldChar w:fldCharType="end"/>
-      </w:r>
-      <w:r>
-        <w:rPr>
-          <w:sz w:val="21"/>
-          <w:szCs w:val="21"/>
-        </w:rPr>
-        <w:t xml:space="preserve">. City </w:t>
-      </w:r>
-      <w:r>
-        <w:rPr>
-          <w:sz w:val="21"/>
-          <w:szCs w:val="21"/>
-        </w:rPr>
-        <w:t>C</w:t>
-      </w:r>
-      <w:r>
-        <w:rPr>
-          <w:sz w:val="21"/>
-          <w:szCs w:val="21"/>
-        </w:rPr>
-        <w:t xml:space="preserve">ouncils have </w:t>
-      </w:r>
-      <w:r>
-        <w:rPr>
-          <w:sz w:val="21"/>
-          <w:szCs w:val="21"/>
-        </w:rPr>
-        <w:t>authority</w:t>
-      </w:r>
-      <w:r>
-        <w:rPr>
-          <w:sz w:val="21"/>
-          <w:szCs w:val="21"/>
-        </w:rPr>
-        <w:t xml:space="preserve"> over policies and resources affecting the health of their constituents</w:t>
-      </w:r>
-      <w:r>
-        <w:rPr>
-          <w:sz w:val="21"/>
-          <w:szCs w:val="21"/>
-        </w:rPr>
-        <w:t xml:space="preserve"> and cities as a whole,</w:t>
-      </w:r>
-      <w:r>
-        <w:rPr>
-          <w:sz w:val="21"/>
-          <w:szCs w:val="21"/>
-        </w:rPr>
-        <w:t xml:space="preserve"> and the</w:t>
-      </w:r>
-      <w:r>
-        <w:rPr>
-          <w:sz w:val="21"/>
-          <w:szCs w:val="21"/>
-        </w:rPr>
-        <w:t>re</w:t>
-      </w:r>
-      <w:r>
-        <w:rPr>
-          <w:sz w:val="21"/>
-          <w:szCs w:val="21"/>
-        </w:rPr>
-        <w:t xml:space="preserve">for </w:t>
       </w:r>
       <w:r>
         <w:rPr>
@@ -3128,6 +3111,12 @@
           <w:sz w:val="21"/>
           <w:szCs w:val="21"/>
         </w:rPr>
+      </w:r>
+      <w:r>
+        <w:rPr>
+          <w:sz w:val="21"/>
+          <w:szCs w:val="21"/>
+        </w:rPr>
         <w:fldChar w:fldCharType="separate"/>
       </w:r>
       <w:r>
@@ -3178,15 +3167,7 @@
           <w:sz w:val="21"/>
           <w:szCs w:val="21"/>
         </w:rPr>
-        <w:t xml:space="preserve"> </w:t>
-      </w:r>
-      <w:r>
-        <w:rPr>
-          <w:sz w:val="21"/>
-          <w:szCs w:val="21"/>
-          <w:highlight w:val="yellow"/>
-        </w:rPr>
-        <w:t>and detail an approach that can be applied to other US cities</w:t>
+        <w:t xml:space="preserve"> and detail an approach that can be applied to other US cities</w:t>
       </w:r>
       <w:r>
         <w:rPr>
@@ -3367,16 +3348,8 @@
         <w:rPr>
           <w:sz w:val="21"/>
           <w:szCs w:val="21"/>
-          <w:highlight w:val="yellow"/>
-        </w:rPr>
-        <w:t>example</w:t>
-      </w:r>
-      <w:r>
-        <w:rPr>
-          <w:sz w:val="21"/>
-          <w:szCs w:val="21"/>
-        </w:rPr>
-        <w:t xml:space="preserve"> </w:t>
+        </w:rPr>
+        <w:t xml:space="preserve">example </w:t>
       </w:r>
       <w:r>
         <w:rPr>
@@ -3417,7 +3390,6 @@
         <w:rPr>
           <w:sz w:val="21"/>
           <w:szCs w:val="21"/>
-          <w:highlight w:val="yellow"/>
         </w:rPr>
         <w:t>T</w:t>
       </w:r>
@@ -3425,7 +3397,6 @@
         <w:rPr>
           <w:sz w:val="21"/>
           <w:szCs w:val="21"/>
-          <w:highlight w:val="yellow"/>
         </w:rPr>
         <w:t xml:space="preserve">hese metrics </w:t>
       </w:r>
@@ -3433,7 +3404,6 @@
         <w:rPr>
           <w:sz w:val="21"/>
           <w:szCs w:val="21"/>
-          <w:highlight w:val="yellow"/>
         </w:rPr>
         <w:t xml:space="preserve">were selected because they </w:t>
       </w:r>
@@ -3441,952 +3411,48 @@
         <w:rPr>
           <w:sz w:val="21"/>
           <w:szCs w:val="21"/>
-          <w:highlight w:val="yellow"/>
-        </w:rPr>
-        <w:t>are timely and relevant public health metrics that show variation in distributions across City Council Districts and warrant different types of public health responses.</w:t>
-      </w:r>
-      <w:r>
-        <w:rPr>
-          <w:sz w:val="21"/>
-          <w:szCs w:val="21"/>
-        </w:rPr>
-        <w:t xml:space="preserve"> </w:t>
-      </w:r>
-      <w:r>
-        <w:rPr>
-          <w:sz w:val="21"/>
-          <w:szCs w:val="21"/>
-        </w:rPr>
-        <w:t xml:space="preserve">We </w:t>
-      </w:r>
-      <w:r>
-        <w:rPr>
-          <w:sz w:val="21"/>
-          <w:szCs w:val="21"/>
-        </w:rPr>
-        <w:t xml:space="preserve">use </w:t>
-      </w:r>
-      <w:r>
-        <w:rPr>
-          <w:sz w:val="21"/>
-          <w:szCs w:val="21"/>
-          <w:highlight w:val="yellow"/>
-        </w:rPr>
-        <w:t>thes</w:t>
-      </w:r>
-      <w:r>
-        <w:rPr>
-          <w:sz w:val="21"/>
-          <w:szCs w:val="21"/>
-          <w:highlight w:val="yellow"/>
-        </w:rPr>
-        <w:t>e</w:t>
-      </w:r>
-      <w:r>
-        <w:rPr>
-          <w:sz w:val="21"/>
-          <w:szCs w:val="21"/>
-          <w:highlight w:val="yellow"/>
-        </w:rPr>
-        <w:t xml:space="preserve"> two examples to</w:t>
-      </w:r>
-      <w:r>
-        <w:rPr>
-          <w:sz w:val="21"/>
-          <w:szCs w:val="21"/>
-        </w:rPr>
-        <w:t xml:space="preserve"> present descriptive data for </w:t>
-      </w:r>
-      <w:r>
-        <w:rPr>
-          <w:sz w:val="21"/>
-          <w:szCs w:val="21"/>
-        </w:rPr>
-        <w:t xml:space="preserve">Philadelphia as well as </w:t>
-      </w:r>
-      <w:r>
-        <w:rPr>
-          <w:sz w:val="21"/>
-          <w:szCs w:val="21"/>
-        </w:rPr>
-        <w:t>demonstrate the process</w:t>
-      </w:r>
-      <w:r>
-        <w:rPr>
-          <w:sz w:val="21"/>
-          <w:szCs w:val="21"/>
-        </w:rPr>
-        <w:t xml:space="preserve">, </w:t>
-      </w:r>
-      <w:r>
-        <w:rPr>
-          <w:sz w:val="21"/>
-          <w:szCs w:val="21"/>
-        </w:rPr>
-        <w:t>feasibilit</w:t>
-      </w:r>
-      <w:r>
-        <w:rPr>
-          <w:sz w:val="21"/>
-          <w:szCs w:val="21"/>
-        </w:rPr>
-        <w:t>y, and utility</w:t>
-      </w:r>
-      <w:r>
-        <w:rPr>
-          <w:sz w:val="21"/>
-          <w:szCs w:val="21"/>
-        </w:rPr>
-        <w:t xml:space="preserve"> of </w:t>
-      </w:r>
-      <w:r>
-        <w:rPr>
-          <w:sz w:val="21"/>
-          <w:szCs w:val="21"/>
-        </w:rPr>
-        <w:t xml:space="preserve">conducting an analysis using </w:t>
-      </w:r>
-      <w:r>
-        <w:rPr>
-          <w:sz w:val="21"/>
-          <w:szCs w:val="21"/>
-        </w:rPr>
-        <w:t>C</w:t>
-      </w:r>
-      <w:r>
-        <w:rPr>
-          <w:sz w:val="21"/>
-          <w:szCs w:val="21"/>
-        </w:rPr>
-        <w:t>ouncil district</w:t>
-      </w:r>
-      <w:r>
-        <w:rPr>
-          <w:sz w:val="21"/>
-          <w:szCs w:val="21"/>
-        </w:rPr>
-        <w:t>s</w:t>
-      </w:r>
-      <w:r>
-        <w:rPr>
-          <w:sz w:val="21"/>
-          <w:szCs w:val="21"/>
-        </w:rPr>
-        <w:t>.</w:t>
-      </w:r>
-      <w:r>
-        <w:rPr>
-          <w:sz w:val="21"/>
-          <w:szCs w:val="21"/>
-        </w:rPr>
-        <w:t xml:space="preserve"> </w:t>
-      </w:r>
-    </w:p>
-    <w:p>
-      <w:pPr>
-        <w:rPr>
-          <w:b/>
-          <w:bCs/>
-          <w:sz w:val="21"/>
-          <w:szCs w:val="21"/>
-        </w:rPr>
-      </w:pPr>
-      <w:r>
-        <w:rPr>
-          <w:b/>
-          <w:bCs/>
-          <w:sz w:val="21"/>
-          <w:szCs w:val="21"/>
-        </w:rPr>
-        <w:t>Methods</w:t>
-      </w:r>
-    </w:p>
-    <w:p>
-      <w:pPr>
-        <w:rPr>
-          <w:i/>
-          <w:iCs/>
-          <w:sz w:val="21"/>
-          <w:szCs w:val="21"/>
-        </w:rPr>
-      </w:pPr>
-      <w:r>
-        <w:rPr>
-          <w:i/>
-          <w:iCs/>
-          <w:sz w:val="21"/>
-          <w:szCs w:val="21"/>
-        </w:rPr>
-        <w:t xml:space="preserve">City Council Districts </w:t>
-      </w:r>
-    </w:p>
-    <w:p>
-      <w:pPr>
-        <w:rPr>
-          <w:sz w:val="21"/>
-          <w:szCs w:val="21"/>
-        </w:rPr>
-      </w:pPr>
-      <w:r>
-        <w:rPr>
-          <w:sz w:val="21"/>
-          <w:szCs w:val="21"/>
-        </w:rPr>
-        <w:t xml:space="preserve">There are ten </w:t>
-      </w:r>
-      <w:r>
-        <w:rPr>
-          <w:sz w:val="21"/>
-          <w:szCs w:val="21"/>
-        </w:rPr>
-        <w:t xml:space="preserve">Philadelphia </w:t>
-      </w:r>
-      <w:r>
-        <w:rPr>
-          <w:sz w:val="21"/>
-          <w:szCs w:val="21"/>
-        </w:rPr>
-        <w:t xml:space="preserve">City </w:t>
-      </w:r>
-      <w:r>
-        <w:rPr>
-          <w:sz w:val="21"/>
-          <w:szCs w:val="21"/>
-        </w:rPr>
-        <w:t xml:space="preserve">Council districts, each of which has a population of approximately 160,000 people and elects one Council representative. </w:t>
-      </w:r>
-      <w:r>
-        <w:rPr>
-          <w:sz w:val="21"/>
-          <w:szCs w:val="21"/>
-        </w:rPr>
-        <w:t>T</w:t>
-      </w:r>
-      <w:r>
-        <w:rPr>
-          <w:sz w:val="21"/>
-          <w:szCs w:val="21"/>
-        </w:rPr>
-        <w:t xml:space="preserve">he </w:t>
-      </w:r>
-      <w:r>
-        <w:rPr>
-          <w:sz w:val="21"/>
-          <w:szCs w:val="21"/>
-        </w:rPr>
-        <w:t xml:space="preserve">Council </w:t>
-      </w:r>
-      <w:r>
-        <w:rPr>
-          <w:sz w:val="21"/>
-          <w:szCs w:val="21"/>
-        </w:rPr>
-        <w:t xml:space="preserve">drew and </w:t>
-      </w:r>
-      <w:r>
-        <w:rPr>
-          <w:sz w:val="21"/>
-          <w:szCs w:val="21"/>
-        </w:rPr>
-        <w:t xml:space="preserve">approved </w:t>
-      </w:r>
-      <w:r>
-        <w:rPr>
-          <w:sz w:val="21"/>
-          <w:szCs w:val="21"/>
-        </w:rPr>
-        <w:t xml:space="preserve">the </w:t>
-      </w:r>
-      <w:r>
-        <w:rPr>
-          <w:sz w:val="21"/>
-          <w:szCs w:val="21"/>
-        </w:rPr>
-        <w:t>current</w:t>
-      </w:r>
-      <w:r>
-        <w:rPr>
-          <w:sz w:val="21"/>
-          <w:szCs w:val="21"/>
-        </w:rPr>
-        <w:t xml:space="preserve"> </w:t>
-      </w:r>
-      <w:r>
-        <w:rPr>
-          <w:sz w:val="21"/>
-          <w:szCs w:val="21"/>
-        </w:rPr>
-        <w:t xml:space="preserve">district </w:t>
-      </w:r>
-      <w:r>
-        <w:rPr>
-          <w:sz w:val="21"/>
-          <w:szCs w:val="21"/>
-        </w:rPr>
-        <w:t xml:space="preserve">map </w:t>
-      </w:r>
-      <w:r>
-        <w:rPr>
-          <w:sz w:val="21"/>
-          <w:szCs w:val="21"/>
-        </w:rPr>
-        <w:t xml:space="preserve">in </w:t>
-      </w:r>
-      <w:r>
-        <w:rPr>
-          <w:sz w:val="21"/>
-          <w:szCs w:val="21"/>
-        </w:rPr>
-        <w:t>2023</w:t>
-      </w:r>
-      <w:r>
-        <w:rPr>
-          <w:sz w:val="21"/>
-          <w:szCs w:val="21"/>
-        </w:rPr>
-        <w:t>, and, b</w:t>
-      </w:r>
-      <w:r>
-        <w:rPr>
-          <w:sz w:val="21"/>
-          <w:szCs w:val="21"/>
-        </w:rPr>
-        <w:t xml:space="preserve">arring any litigation, </w:t>
-      </w:r>
-      <w:r>
-        <w:rPr>
-          <w:sz w:val="21"/>
-          <w:szCs w:val="21"/>
-        </w:rPr>
-        <w:t>will use this map for</w:t>
-      </w:r>
-      <w:r>
-        <w:rPr>
-          <w:sz w:val="21"/>
-          <w:szCs w:val="21"/>
-        </w:rPr>
-        <w:t xml:space="preserve"> elections through 2031. We used </w:t>
-      </w:r>
-      <w:r>
-        <w:rPr>
-          <w:sz w:val="21"/>
-          <w:szCs w:val="21"/>
-        </w:rPr>
-        <w:t>these</w:t>
-      </w:r>
-      <w:r>
-        <w:rPr>
-          <w:sz w:val="21"/>
-          <w:szCs w:val="21"/>
-        </w:rPr>
-        <w:t xml:space="preserve"> boundaries </w:t>
-      </w:r>
-      <w:r>
-        <w:rPr>
-          <w:sz w:val="21"/>
-          <w:szCs w:val="21"/>
-        </w:rPr>
-        <w:t>for</w:t>
-      </w:r>
-      <w:r>
-        <w:rPr>
-          <w:sz w:val="21"/>
-          <w:szCs w:val="21"/>
-        </w:rPr>
-        <w:t xml:space="preserve"> </w:t>
-      </w:r>
-      <w:r>
-        <w:rPr>
-          <w:sz w:val="21"/>
-          <w:szCs w:val="21"/>
-        </w:rPr>
-        <w:t xml:space="preserve">the Dashboard and </w:t>
-      </w:r>
-      <w:r>
-        <w:rPr>
-          <w:sz w:val="21"/>
-          <w:szCs w:val="21"/>
-        </w:rPr>
-        <w:t xml:space="preserve">this </w:t>
-      </w:r>
-      <w:r>
-        <w:rPr>
-          <w:sz w:val="21"/>
-          <w:szCs w:val="21"/>
-        </w:rPr>
-        <w:t>analysis</w:t>
-      </w:r>
-      <w:r>
-        <w:rPr>
-          <w:sz w:val="21"/>
-          <w:szCs w:val="21"/>
-        </w:rPr>
-        <w:t xml:space="preserve">. </w:t>
-      </w:r>
-    </w:p>
-    <w:p>
-      <w:pPr>
-        <w:rPr>
-          <w:i/>
-          <w:iCs/>
-          <w:sz w:val="21"/>
-          <w:szCs w:val="21"/>
-        </w:rPr>
-      </w:pPr>
-      <w:r>
-        <w:rPr>
-          <w:i/>
-          <w:iCs/>
-          <w:sz w:val="21"/>
-          <w:szCs w:val="21"/>
-        </w:rPr>
-        <w:lastRenderedPageBreak/>
-        <w:t>Data Aggregation</w:t>
-      </w:r>
-      <w:r>
-        <w:rPr>
-          <w:i/>
-          <w:iCs/>
-          <w:sz w:val="21"/>
-          <w:szCs w:val="21"/>
-        </w:rPr>
-        <w:t xml:space="preserve"> </w:t>
-      </w:r>
-    </w:p>
-    <w:p>
-      <w:pPr>
-        <w:rPr>
-          <w:sz w:val="21"/>
-          <w:szCs w:val="21"/>
-        </w:rPr>
-      </w:pPr>
-      <w:r>
-        <w:rPr>
-          <w:sz w:val="21"/>
-          <w:szCs w:val="21"/>
-        </w:rPr>
-        <w:t xml:space="preserve">Calculating metrics by council district is challenging because health data are not commonly provided by </w:t>
-      </w:r>
-      <w:r>
-        <w:rPr>
-          <w:sz w:val="21"/>
-          <w:szCs w:val="21"/>
-        </w:rPr>
-        <w:t xml:space="preserve">council </w:t>
-      </w:r>
-      <w:r>
-        <w:rPr>
-          <w:sz w:val="21"/>
-          <w:szCs w:val="21"/>
-        </w:rPr>
-        <w:t>unit</w:t>
-      </w:r>
-      <w:r>
-        <w:rPr>
-          <w:sz w:val="21"/>
-          <w:szCs w:val="21"/>
-        </w:rPr>
-        <w:t>s</w:t>
-      </w:r>
-      <w:r>
-        <w:rPr>
-          <w:sz w:val="21"/>
-          <w:szCs w:val="21"/>
-        </w:rPr>
-        <w:t xml:space="preserve"> or in </w:t>
-      </w:r>
-      <w:r>
-        <w:rPr>
-          <w:sz w:val="21"/>
-          <w:szCs w:val="21"/>
-        </w:rPr>
-        <w:t>subunits</w:t>
-      </w:r>
-      <w:r>
-        <w:rPr>
-          <w:sz w:val="21"/>
-          <w:szCs w:val="21"/>
-        </w:rPr>
-        <w:t xml:space="preserve"> that nest neatly within council districts</w:t>
-      </w:r>
-      <w:r>
-        <w:rPr>
-          <w:sz w:val="21"/>
-          <w:szCs w:val="21"/>
-        </w:rPr>
-        <w:t xml:space="preserve">. </w:t>
-      </w:r>
-      <w:r>
-        <w:rPr>
-          <w:rFonts w:ascii="Aptos" w:eastAsia="Aptos" w:hAnsi="Aptos" w:cs="Aptos"/>
-          <w:sz w:val="21"/>
-          <w:szCs w:val="21"/>
-        </w:rPr>
-        <w:t>W</w:t>
-      </w:r>
-      <w:r>
-        <w:rPr>
-          <w:sz w:val="21"/>
-          <w:szCs w:val="21"/>
-        </w:rPr>
-        <w:t>e used a multi-step process</w:t>
-      </w:r>
-      <w:r>
-        <w:rPr>
-          <w:rFonts w:ascii="Aptos" w:eastAsia="Aptos" w:hAnsi="Aptos" w:cs="Aptos"/>
-          <w:sz w:val="21"/>
-          <w:szCs w:val="21"/>
-        </w:rPr>
-        <w:t xml:space="preserve"> t</w:t>
-      </w:r>
-      <w:r>
-        <w:rPr>
-          <w:rFonts w:ascii="Aptos" w:eastAsia="Aptos" w:hAnsi="Aptos" w:cs="Aptos"/>
-          <w:sz w:val="21"/>
-          <w:szCs w:val="21"/>
-        </w:rPr>
-        <w:t>o generate district-level estimates</w:t>
-      </w:r>
-      <w:r>
-        <w:rPr>
-          <w:sz w:val="21"/>
-          <w:szCs w:val="21"/>
-        </w:rPr>
-        <w:t>.</w:t>
-      </w:r>
-      <w:r>
-        <w:rPr>
-          <w:sz w:val="21"/>
-          <w:szCs w:val="21"/>
-        </w:rPr>
-        <w:t xml:space="preserve"> </w:t>
-      </w:r>
-      <w:r>
-        <w:rPr>
-          <w:sz w:val="21"/>
-          <w:szCs w:val="21"/>
-          <w:highlight w:val="yellow"/>
-        </w:rPr>
-        <w:t>First,</w:t>
-      </w:r>
-      <w:r>
-        <w:rPr>
-          <w:sz w:val="21"/>
-          <w:szCs w:val="21"/>
-          <w:highlight w:val="yellow"/>
-        </w:rPr>
-        <w:t xml:space="preserve"> </w:t>
-      </w:r>
-      <w:r>
-        <w:rPr>
-          <w:sz w:val="21"/>
-          <w:szCs w:val="21"/>
-          <w:highlight w:val="yellow"/>
-        </w:rPr>
-        <w:t xml:space="preserve">we obtained </w:t>
-      </w:r>
-      <w:r>
-        <w:rPr>
-          <w:sz w:val="21"/>
-          <w:szCs w:val="21"/>
-          <w:highlight w:val="yellow"/>
-        </w:rPr>
-        <w:t xml:space="preserve">health </w:t>
-      </w:r>
-      <w:r>
-        <w:rPr>
-          <w:sz w:val="21"/>
-          <w:szCs w:val="21"/>
-          <w:highlight w:val="yellow"/>
-        </w:rPr>
-        <w:t>data by census tract, the smalle</w:t>
-      </w:r>
-      <w:r>
-        <w:rPr>
-          <w:sz w:val="21"/>
-          <w:szCs w:val="21"/>
-          <w:highlight w:val="yellow"/>
-        </w:rPr>
-        <w:t>st</w:t>
-      </w:r>
-      <w:r>
-        <w:rPr>
-          <w:sz w:val="21"/>
-          <w:szCs w:val="21"/>
-          <w:highlight w:val="yellow"/>
-        </w:rPr>
-        <w:t xml:space="preserve"> geographic unit available for </w:t>
-      </w:r>
-      <w:r>
-        <w:rPr>
-          <w:sz w:val="21"/>
-          <w:szCs w:val="21"/>
-          <w:highlight w:val="yellow"/>
-        </w:rPr>
-        <w:t xml:space="preserve">many </w:t>
-      </w:r>
-      <w:r>
-        <w:rPr>
-          <w:sz w:val="21"/>
-          <w:szCs w:val="21"/>
-          <w:highlight w:val="yellow"/>
-        </w:rPr>
-        <w:t>health metrics</w:t>
-      </w:r>
-      <w:r>
-        <w:rPr>
-          <w:sz w:val="21"/>
-          <w:szCs w:val="21"/>
-          <w:highlight w:val="yellow"/>
-        </w:rPr>
-        <w:t xml:space="preserve"> and specifically for the Census health insurance variable</w:t>
-      </w:r>
-      <w:r>
-        <w:rPr>
-          <w:sz w:val="21"/>
-          <w:szCs w:val="21"/>
-          <w:highlight w:val="yellow"/>
-        </w:rPr>
-        <w:t xml:space="preserve">. </w:t>
-      </w:r>
-      <w:r>
-        <w:rPr>
-          <w:sz w:val="21"/>
-          <w:szCs w:val="21"/>
-          <w:highlight w:val="yellow"/>
-        </w:rPr>
-        <w:t>Then,</w:t>
-      </w:r>
-      <w:r>
-        <w:rPr>
-          <w:sz w:val="21"/>
-          <w:szCs w:val="21"/>
-          <w:highlight w:val="yellow"/>
-        </w:rPr>
-        <w:t xml:space="preserve"> </w:t>
-      </w:r>
-      <w:r>
-        <w:rPr>
-          <w:sz w:val="21"/>
-          <w:szCs w:val="21"/>
-          <w:highlight w:val="yellow"/>
-        </w:rPr>
-        <w:t>we obtained population data</w:t>
-      </w:r>
-      <w:r>
-        <w:rPr>
-          <w:sz w:val="21"/>
-          <w:szCs w:val="21"/>
-          <w:highlight w:val="yellow"/>
-        </w:rPr>
-        <w:t xml:space="preserve"> by census block</w:t>
-      </w:r>
-      <w:r>
-        <w:rPr>
-          <w:sz w:val="21"/>
-          <w:szCs w:val="21"/>
-          <w:highlight w:val="yellow"/>
-        </w:rPr>
-        <w:t>, as census blocks nest in both city council districts and census tracts</w:t>
-      </w:r>
-      <w:r>
-        <w:rPr>
-          <w:sz w:val="21"/>
-          <w:szCs w:val="21"/>
-          <w:highlight w:val="yellow"/>
-        </w:rPr>
-        <w:t xml:space="preserve"> (</w:t>
-      </w:r>
-      <w:r>
-        <w:rPr>
-          <w:sz w:val="21"/>
-          <w:szCs w:val="21"/>
-          <w:highlight w:val="yellow"/>
-        </w:rPr>
-        <w:t>census tracts do not nest perfectly into council districts</w:t>
-      </w:r>
-      <w:r>
-        <w:rPr>
-          <w:sz w:val="21"/>
-          <w:szCs w:val="21"/>
-          <w:highlight w:val="yellow"/>
-        </w:rPr>
-        <w:t xml:space="preserve">). </w:t>
-      </w:r>
-      <w:r>
-        <w:rPr>
-          <w:sz w:val="21"/>
-          <w:szCs w:val="21"/>
-          <w:highlight w:val="yellow"/>
-        </w:rPr>
-        <w:t xml:space="preserve">We used the census block population </w:t>
-      </w:r>
-      <w:r>
-        <w:rPr>
-          <w:sz w:val="21"/>
-          <w:szCs w:val="21"/>
-          <w:highlight w:val="yellow"/>
-        </w:rPr>
-        <w:t xml:space="preserve">to determine the proportion of the census tract </w:t>
-      </w:r>
-      <w:r>
-        <w:rPr>
-          <w:sz w:val="21"/>
-          <w:szCs w:val="21"/>
-          <w:highlight w:val="yellow"/>
-        </w:rPr>
-        <w:t>that should be allocated to each district</w:t>
-      </w:r>
-      <w:r>
-        <w:rPr>
-          <w:sz w:val="21"/>
-          <w:szCs w:val="21"/>
-          <w:highlight w:val="yellow"/>
-        </w:rPr>
-        <w:t>.</w:t>
-      </w:r>
-      <w:r>
-        <w:rPr>
-          <w:sz w:val="21"/>
-          <w:szCs w:val="21"/>
-          <w:highlight w:val="yellow"/>
-        </w:rPr>
-        <w:t xml:space="preserve"> and</w:t>
-      </w:r>
-      <w:r>
-        <w:rPr>
-          <w:sz w:val="21"/>
-          <w:szCs w:val="21"/>
-          <w:highlight w:val="yellow"/>
-        </w:rPr>
-        <w:t xml:space="preserve"> lastly, </w:t>
-      </w:r>
-      <w:r>
-        <w:rPr>
-          <w:sz w:val="21"/>
-          <w:szCs w:val="21"/>
-          <w:highlight w:val="yellow"/>
-        </w:rPr>
-        <w:t>we</w:t>
-      </w:r>
-      <w:r>
-        <w:rPr>
-          <w:sz w:val="21"/>
-          <w:szCs w:val="21"/>
-          <w:highlight w:val="yellow"/>
-        </w:rPr>
-        <w:t xml:space="preserve"> </w:t>
-      </w:r>
-      <w:r>
-        <w:rPr>
-          <w:sz w:val="21"/>
-          <w:szCs w:val="21"/>
-          <w:highlight w:val="yellow"/>
-        </w:rPr>
-        <w:t xml:space="preserve">aggregated </w:t>
-      </w:r>
-      <w:r>
-        <w:rPr>
-          <w:sz w:val="21"/>
-          <w:szCs w:val="21"/>
-          <w:highlight w:val="yellow"/>
-        </w:rPr>
-        <w:t xml:space="preserve">the </w:t>
-      </w:r>
-      <w:r>
-        <w:rPr>
-          <w:sz w:val="21"/>
-          <w:szCs w:val="21"/>
-          <w:highlight w:val="yellow"/>
-        </w:rPr>
-        <w:t xml:space="preserve">population-weighted </w:t>
-      </w:r>
-      <w:r>
-        <w:rPr>
-          <w:sz w:val="21"/>
-          <w:szCs w:val="21"/>
-          <w:highlight w:val="yellow"/>
-        </w:rPr>
-        <w:t>census tracts</w:t>
-      </w:r>
-      <w:r>
-        <w:rPr>
-          <w:sz w:val="21"/>
-          <w:szCs w:val="21"/>
-          <w:highlight w:val="yellow"/>
-        </w:rPr>
-        <w:t xml:space="preserve"> </w:t>
-      </w:r>
-      <w:r>
-        <w:rPr>
-          <w:sz w:val="21"/>
-          <w:szCs w:val="21"/>
-          <w:highlight w:val="yellow"/>
-        </w:rPr>
-        <w:t xml:space="preserve">to the district. </w:t>
-      </w:r>
-      <w:r>
-        <w:rPr>
-          <w:sz w:val="21"/>
-          <w:szCs w:val="21"/>
-          <w:highlight w:val="yellow"/>
-        </w:rPr>
-        <w:t xml:space="preserve">This </w:t>
-      </w:r>
-      <w:r>
-        <w:rPr>
-          <w:sz w:val="21"/>
-          <w:szCs w:val="21"/>
-          <w:highlight w:val="yellow"/>
-        </w:rPr>
-        <w:t>geospatial aggregation</w:t>
-      </w:r>
-      <w:r>
-        <w:rPr>
-          <w:sz w:val="21"/>
-          <w:szCs w:val="21"/>
-          <w:highlight w:val="yellow"/>
-        </w:rPr>
-        <w:t xml:space="preserve"> method that has been used and described elsewhere</w:t>
-      </w:r>
-      <w:r>
-        <w:rPr>
-          <w:sz w:val="21"/>
-          <w:szCs w:val="21"/>
-          <w:highlight w:val="yellow"/>
-        </w:rPr>
-        <w:t xml:space="preserve"> </w:t>
-      </w:r>
-      <w:r>
-        <w:rPr>
-          <w:sz w:val="21"/>
-          <w:szCs w:val="21"/>
-          <w:highlight w:val="yellow"/>
-        </w:rPr>
-        <w:fldChar w:fldCharType="begin">
-          <w:fldData xml:space="preserve">PEVuZE5vdGU+PENpdGU+PEF1dGhvcj5TY2huYWtlLU1haGw8L0F1dGhvcj48WWVhcj4yMDI0PC9Z
-ZWFyPjxSZWNOdW0+MzM2PC9SZWNOdW0+PERpc3BsYXlUZXh0PigxMCwgMjEpPC9EaXNwbGF5VGV4
-dD48cmVjb3JkPjxyZWMtbnVtYmVyPjMzNjwvcmVjLW51bWJlcj48Zm9yZWlnbi1rZXlzPjxrZXkg
-YXBwPSJFTiIgZGItaWQ9IjVheDkyd2RyN2FkdHo1ZXR4dmZ4ZGZyMHM1ejJldHZ0MnYweiIgdGlt
-ZXN0YW1wPSIxNzc5NzI0NTMxIiBndWlkPSJjNTk0NTFhMS1hMzdiLTQwMGItYTBlNi0wZDYzMDI0
-NmJhM2MiPjMzNjwva2V5PjwvZm9yZWlnbi1rZXlzPjxyZWYtdHlwZSBuYW1lPSJKb3VybmFsIEFy
-dGljbGUiPjE3PC9yZWYtdHlwZT48Y29udHJpYnV0b3JzPjxhdXRob3JzPjxhdXRob3I+U2NobmFr
-ZS1NYWhsLCBBbGluYTwvYXV0aG9yPjxhdXRob3I+QW5mdXNvLCBHaWFuY2FybG88L2F1dGhvcj48
-YXV0aG9yPkdvbGRzdGVpbiwgTmVhbCBEPC9hdXRob3I+PGF1dGhvcj5QdXJ0bGUsIEpvbmF0aGFu
-PC9hdXRob3I+PGF1dGhvcj5FYmVydGgsIEphbiBNPC9hdXRob3I+PGF1dGhvcj5PcnRpZ296YSwg
-QW5hPC9hdXRob3I+PGF1dGhvcj5CaWxhbCwgVXNhbWE8L2F1dGhvcj48L2F1dGhvcnM+PC9jb250
-cmlidXRvcnM+PHRpdGxlcz48dGl0bGU+TWVhc3VyaW5nIHZhcmlhdGlvbiBpbiBpbmZhbnQgbW9y
-dGFsaXR5IGFuZCBkZWF0aHMgb2YgZGVzcGFpciBieSBVUyBjb25ncmVzc2lvbmFsIGRpc3RyaWN0
-IGluIFBlbm5zeWx2YW5pYTogYSBtZXRob2RvbG9naWNhbCBjYXNlIHN0dWR5PC90aXRsZT48c2Vj
-b25kYXJ5LXRpdGxlPkFtZXJpY2FuIEpvdXJuYWwgb2YgRXBpZGVtaW9sb2d5PC9zZWNvbmRhcnkt
-dGl0bGU+PC90aXRsZXM+PHBlcmlvZGljYWw+PGZ1bGwtdGl0bGU+QW1lcmljYW4gSm91cm5hbCBv
-ZiBFcGlkZW1pb2xvZ3k8L2Z1bGwtdGl0bGU+PC9wZXJpb2RpY2FsPjxwYWdlcz4xMDQwLTEwNDk8
-L3BhZ2VzPjx2b2x1bWU+MTkzPC92b2x1bWU+PG51bWJlcj43PC9udW1iZXI+PGRhdGVzPjx5ZWFy
-PjIwMjQ8L3llYXI+PC9kYXRlcz48aXNibj4xNDc2LTYyNTY8L2lzYm4+PHVybHM+PHJlbGF0ZWQt
-dXJscz48dXJsPmh0dHBzOi8vcHVibWVkLm5jYmkubmxtLm5paC5nb3YvMzg0MTIyNzIvPC91cmw+
-PC9yZWxhdGVkLXVybHM+PC91cmxzPjxlbGVjdHJvbmljLXJlc291cmNlLW51bT4xMC4xMDkzL2Fq
-ZS9rd2FlMDE2PC9lbGVjdHJvbmljLXJlc291cmNlLW51bT48L3JlY29yZD48L0NpdGU+PENpdGU+
-PEF1dGhvcj5TY2huYWtlLU1haGw8L0F1dGhvcj48WWVhcj4yMDI0PC9ZZWFyPjxSZWNOdW0+MzE1
-PC9SZWNOdW0+PHJlY29yZD48cmVjLW51bWJlcj4zMTU8L3JlYy1udW1iZXI+PGZvcmVpZ24ta2V5
-cz48a2V5IGFwcD0iRU4iIGRiLWlkPSI1YXg5MndkcjdhZHR6NWV0eHZmeGRmcjBzNXoyZXR2dDJ2
-MHoiIHRpbWVzdGFtcD0iMTc3OTcyNDI5MyIgZ3VpZD0iMzk3ZGI4MmYtMzc2OC00YTQzLWI1NDEt
-YTE4MzBkMmM4ZTM2Ij4zMTU8L2tleT48L2ZvcmVpZ24ta2V5cz48cmVmLXR5cGUgbmFtZT0iSm91
-cm5hbCBBcnRpY2xlIj4xNzwvcmVmLXR5cGU+PGNvbnRyaWJ1dG9ycz48YXV0aG9ycz48YXV0aG9y
-PlNjaG5ha2UtTWFobCwgQWxpbmE8L2F1dGhvcj48YXV0aG9yPkFuZnVzbywgR2lhbmNhcmxvPC9h
-dXRob3I+PGF1dGhvcj5IZXJuYW5kZXosIFN0ZXBoYW5pZSBNLjwvYXV0aG9yPjxhdXRob3I+Qmls
-YWwsIFVzYW1hPC9hdXRob3I+PC9hdXRob3JzPjwvY29udHJpYnV0b3JzPjx0aXRsZXM+PHRpdGxl
-Pkdlb3NwYXRpYWwgRGF0YSBBZ2dyZWdhdGlvbiBNZXRob2RzIGZvciBOb3ZlbCBHZW9ncmFwaGll
-czogVmFsaWRhdGluZyBDb25ncmVzc2lvbmFsIERpc3RyaWN0IExpZmUgRXhwZWN0YW5jeSBFc3Rp
-bWF0ZXM8L3RpdGxlPjxzZWNvbmRhcnktdGl0bGU+RXBpZGVtaW9sb2d5PC9zZWNvbmRhcnktdGl0
-bGU+PC90aXRsZXM+PHBlcmlvZGljYWw+PGZ1bGwtdGl0bGU+RXBpZGVtaW9sb2d5PC9mdWxsLXRp
-dGxlPjwvcGVyaW9kaWNhbD48ZGF0ZXM+PHllYXI+MjAyNDwveWVhcj48L2RhdGVzPjxpc2JuPjEw
-NDQtMzk4MzwvaXNibj48dXJscz48cmVsYXRlZC11cmxzPjx1cmw+aHR0cHM6Ly9qb3VybmFscy5s
-d3cuY29tL2VwaWRlbS9hYnN0cmFjdC85OTAwL2dlb3NwYXRpYWxfZGF0YV9hZ2dyZWdhdGlvbl9t
-ZXRob2RzX2Zvcl9ub3ZlbC4zMDEuYXNweDwvdXJsPjwvcmVsYXRlZC11cmxzPjwvdXJscz48ZWxl
-Y3Ryb25pYy1yZXNvdXJjZS1udW0+MTAuMTA5Ny9FREUuMDAwMDAwMDAwMDAwMTc5NzwvZWxlY3Ry
-b25pYy1yZXNvdXJjZS1udW0+PC9yZWNvcmQ+PC9DaXRlPjwvRW5kTm90ZT5=
-</w:fldData>
-        </w:fldChar>
-      </w:r>
-      <w:r>
-        <w:rPr>
-          <w:sz w:val="21"/>
-          <w:szCs w:val="21"/>
-          <w:highlight w:val="yellow"/>
-        </w:rPr>
-        <w:instrText xml:space="preserve"> ADDIN EN.CITE </w:instrText>
-      </w:r>
-      <w:r>
-        <w:rPr>
-          <w:sz w:val="21"/>
-          <w:szCs w:val="21"/>
-          <w:highlight w:val="yellow"/>
-        </w:rPr>
-        <w:fldChar w:fldCharType="begin">
-          <w:fldData xml:space="preserve">PEVuZE5vdGU+PENpdGU+PEF1dGhvcj5TY2huYWtlLU1haGw8L0F1dGhvcj48WWVhcj4yMDI0PC9Z
-ZWFyPjxSZWNOdW0+MzM2PC9SZWNOdW0+PERpc3BsYXlUZXh0PigxMCwgMjEpPC9EaXNwbGF5VGV4
-dD48cmVjb3JkPjxyZWMtbnVtYmVyPjMzNjwvcmVjLW51bWJlcj48Zm9yZWlnbi1rZXlzPjxrZXkg
-YXBwPSJFTiIgZGItaWQ9IjVheDkyd2RyN2FkdHo1ZXR4dmZ4ZGZyMHM1ejJldHZ0MnYweiIgdGlt
-ZXN0YW1wPSIxNzc5NzI0NTMxIiBndWlkPSJjNTk0NTFhMS1hMzdiLTQwMGItYTBlNi0wZDYzMDI0
-NmJhM2MiPjMzNjwva2V5PjwvZm9yZWlnbi1rZXlzPjxyZWYtdHlwZSBuYW1lPSJKb3VybmFsIEFy
-dGljbGUiPjE3PC9yZWYtdHlwZT48Y29udHJpYnV0b3JzPjxhdXRob3JzPjxhdXRob3I+U2NobmFr
-ZS1NYWhsLCBBbGluYTwvYXV0aG9yPjxhdXRob3I+QW5mdXNvLCBHaWFuY2FybG88L2F1dGhvcj48
-YXV0aG9yPkdvbGRzdGVpbiwgTmVhbCBEPC9hdXRob3I+PGF1dGhvcj5QdXJ0bGUsIEpvbmF0aGFu
-PC9hdXRob3I+PGF1dGhvcj5FYmVydGgsIEphbiBNPC9hdXRob3I+PGF1dGhvcj5PcnRpZ296YSwg
-QW5hPC9hdXRob3I+PGF1dGhvcj5CaWxhbCwgVXNhbWE8L2F1dGhvcj48L2F1dGhvcnM+PC9jb250
-cmlidXRvcnM+PHRpdGxlcz48dGl0bGU+TWVhc3VyaW5nIHZhcmlhdGlvbiBpbiBpbmZhbnQgbW9y
-dGFsaXR5IGFuZCBkZWF0aHMgb2YgZGVzcGFpciBieSBVUyBjb25ncmVzc2lvbmFsIGRpc3RyaWN0
-IGluIFBlbm5zeWx2YW5pYTogYSBtZXRob2RvbG9naWNhbCBjYXNlIHN0dWR5PC90aXRsZT48c2Vj
-b25kYXJ5LXRpdGxlPkFtZXJpY2FuIEpvdXJuYWwgb2YgRXBpZGVtaW9sb2d5PC9zZWNvbmRhcnkt
-dGl0bGU+PC90aXRsZXM+PHBlcmlvZGljYWw+PGZ1bGwtdGl0bGU+QW1lcmljYW4gSm91cm5hbCBv
-ZiBFcGlkZW1pb2xvZ3k8L2Z1bGwtdGl0bGU+PC9wZXJpb2RpY2FsPjxwYWdlcz4xMDQwLTEwNDk8
-L3BhZ2VzPjx2b2x1bWU+MTkzPC92b2x1bWU+PG51bWJlcj43PC9udW1iZXI+PGRhdGVzPjx5ZWFy
-PjIwMjQ8L3llYXI+PC9kYXRlcz48aXNibj4xNDc2LTYyNTY8L2lzYm4+PHVybHM+PHJlbGF0ZWQt
-dXJscz48dXJsPmh0dHBzOi8vcHVibWVkLm5jYmkubmxtLm5paC5nb3YvMzg0MTIyNzIvPC91cmw+
-PC9yZWxhdGVkLXVybHM+PC91cmxzPjxlbGVjdHJvbmljLXJlc291cmNlLW51bT4xMC4xMDkzL2Fq
-ZS9rd2FlMDE2PC9lbGVjdHJvbmljLXJlc291cmNlLW51bT48L3JlY29yZD48L0NpdGU+PENpdGU+
-PEF1dGhvcj5TY2huYWtlLU1haGw8L0F1dGhvcj48WWVhcj4yMDI0PC9ZZWFyPjxSZWNOdW0+MzE1
-PC9SZWNOdW0+PHJlY29yZD48cmVjLW51bWJlcj4zMTU8L3JlYy1udW1iZXI+PGZvcmVpZ24ta2V5
-cz48a2V5IGFwcD0iRU4iIGRiLWlkPSI1YXg5MndkcjdhZHR6NWV0eHZmeGRmcjBzNXoyZXR2dDJ2
-MHoiIHRpbWVzdGFtcD0iMTc3OTcyNDI5MyIgZ3VpZD0iMzk3ZGI4MmYtMzc2OC00YTQzLWI1NDEt
-YTE4MzBkMmM4ZTM2Ij4zMTU8L2tleT48L2ZvcmVpZ24ta2V5cz48cmVmLXR5cGUgbmFtZT0iSm91
-cm5hbCBBcnRpY2xlIj4xNzwvcmVmLXR5cGU+PGNvbnRyaWJ1dG9ycz48YXV0aG9ycz48YXV0aG9y
-PlNjaG5ha2UtTWFobCwgQWxpbmE8L2F1dGhvcj48YXV0aG9yPkFuZnVzbywgR2lhbmNhcmxvPC9h
-dXRob3I+PGF1dGhvcj5IZXJuYW5kZXosIFN0ZXBoYW5pZSBNLjwvYXV0aG9yPjxhdXRob3I+Qmls
-YWwsIFVzYW1hPC9hdXRob3I+PC9hdXRob3JzPjwvY29udHJpYnV0b3JzPjx0aXRsZXM+PHRpdGxl
-Pkdlb3NwYXRpYWwgRGF0YSBBZ2dyZWdhdGlvbiBNZXRob2RzIGZvciBOb3ZlbCBHZW9ncmFwaGll
-czogVmFsaWRhdGluZyBDb25ncmVzc2lvbmFsIERpc3RyaWN0IExpZmUgRXhwZWN0YW5jeSBFc3Rp
-bWF0ZXM8L3RpdGxlPjxzZWNvbmRhcnktdGl0bGU+RXBpZGVtaW9sb2d5PC9zZWNvbmRhcnktdGl0
-bGU+PC90aXRsZXM+PHBlcmlvZGljYWw+PGZ1bGwtdGl0bGU+RXBpZGVtaW9sb2d5PC9mdWxsLXRp
-dGxlPjwvcGVyaW9kaWNhbD48ZGF0ZXM+PHllYXI+MjAyNDwveWVhcj48L2RhdGVzPjxpc2JuPjEw
-NDQtMzk4MzwvaXNibj48dXJscz48cmVsYXRlZC11cmxzPjx1cmw+aHR0cHM6Ly9qb3VybmFscy5s
-d3cuY29tL2VwaWRlbS9hYnN0cmFjdC85OTAwL2dlb3NwYXRpYWxfZGF0YV9hZ2dyZWdhdGlvbl9t
-ZXRob2RzX2Zvcl9ub3ZlbC4zMDEuYXNweDwvdXJsPjwvcmVsYXRlZC11cmxzPjwvdXJscz48ZWxl
-Y3Ryb25pYy1yZXNvdXJjZS1udW0+MTAuMTA5Ny9FREUuMDAwMDAwMDAwMDAwMTc5NzwvZWxlY3Ry
-b25pYy1yZXNvdXJjZS1udW0+PC9yZWNvcmQ+PC9DaXRlPjwvRW5kTm90ZT5=
-</w:fldData>
-        </w:fldChar>
-      </w:r>
-      <w:r>
-        <w:rPr>
-          <w:sz w:val="21"/>
-          <w:szCs w:val="21"/>
-          <w:highlight w:val="yellow"/>
-        </w:rPr>
-        <w:instrText xml:space="preserve"> ADDIN EN.CITE.DATA </w:instrText>
-      </w:r>
-      <w:r>
-        <w:rPr>
-          <w:sz w:val="21"/>
-          <w:szCs w:val="21"/>
-          <w:highlight w:val="yellow"/>
-        </w:rPr>
-      </w:r>
-      <w:r>
-        <w:rPr>
-          <w:sz w:val="21"/>
-          <w:szCs w:val="21"/>
-          <w:highlight w:val="yellow"/>
+        </w:rPr>
+        <w:t xml:space="preserve">are timely and relevant public health metrics that show variation in distributions across City Council Districts and warrant different types of public health responses. </w:t>
+      </w:r>
+      <w:r>
+        <w:rPr>
+          <w:sz w:val="21"/>
+          <w:szCs w:val="21"/>
+        </w:rPr>
+        <w:t xml:space="preserve">They are also associated with improved health outcomes, for example, greater tree canopy coverage is associated with lower odds of gun violence </w:t>
+      </w:r>
+      <w:r>
+        <w:rPr>
+          <w:sz w:val="21"/>
+          <w:szCs w:val="21"/>
+        </w:rPr>
+        <w:fldChar w:fldCharType="begin"/>
+      </w:r>
+      <w:r>
+        <w:rPr>
+          <w:sz w:val="21"/>
+          <w:szCs w:val="21"/>
+        </w:rPr>
+        <w:instrText xml:space="preserve"> ADDIN EN.CITE &lt;EndNote&gt;&lt;Cite&gt;&lt;Author&gt;Kondo&lt;/Author&gt;&lt;Year&gt;2017&lt;/Year&gt;&lt;RecNum&gt;356&lt;/RecNum&gt;&lt;DisplayText&gt;(21)&lt;/DisplayText&gt;&lt;record&gt;&lt;rec-number&gt;356&lt;/rec-number&gt;&lt;foreign-keys&gt;&lt;key app="EN" db-id="5ax92wdr7adtz5etxvfxdfr0s5z2etvt2v0z" timestamp="1779724832" guid="0bf4de50-b258-474e-a3f0-d130d4d4b3ad"&gt;356&lt;/key&gt;&lt;/foreign-keys&gt;&lt;ref-type name="Journal Article"&gt;17&lt;/ref-type&gt;&lt;contributors&gt;&lt;authors&gt;&lt;author&gt;Kondo, M. C.&lt;/author&gt;&lt;author&gt;South, E. C.&lt;/author&gt;&lt;author&gt;Branas, C. C.&lt;/author&gt;&lt;author&gt;Richmond, T. S.&lt;/author&gt;&lt;author&gt;Wiebe, D. J.&lt;/author&gt;&lt;/authors&gt;&lt;/contributors&gt;&lt;titles&gt;&lt;title&gt;The Association Between Urban Tree Cover and Gun Assault: A Case-Control and Case-Crossover Study&lt;/title&gt;&lt;secondary-title&gt;Am J Epidemiol&lt;/secondary-title&gt;&lt;/titles&gt;&lt;periodical&gt;&lt;full-title&gt;Am J Epidemiol&lt;/full-title&gt;&lt;/periodical&gt;&lt;pages&gt;289-296&lt;/pages&gt;&lt;volume&gt;186&lt;/volume&gt;&lt;number&gt;3&lt;/number&gt;&lt;keywords&gt;&lt;keyword&gt;Adolescent&lt;/keyword&gt;&lt;keyword&gt;Case-Control Studies&lt;/keyword&gt;&lt;keyword&gt;Child&lt;/keyword&gt;&lt;keyword&gt;Cross-Over Studies&lt;/keyword&gt;&lt;keyword&gt;Firearms/statistics &amp;amp; numerical data&lt;/keyword&gt;&lt;keyword&gt;Humans&lt;/keyword&gt;&lt;keyword&gt;Male&lt;/keyword&gt;&lt;keyword&gt;Philadelphia/epidemiology&lt;/keyword&gt;&lt;keyword&gt;Risk Factors&lt;/keyword&gt;&lt;keyword&gt;*Trees&lt;/keyword&gt;&lt;keyword&gt;Urban Population/*statistics &amp;amp; numerical data&lt;/keyword&gt;&lt;keyword&gt;Wounds, Gunshot/*epidemiology/etiology&lt;/keyword&gt;&lt;keyword&gt;Young Adult&lt;/keyword&gt;&lt;keyword&gt;firearm violence&lt;/keyword&gt;&lt;keyword&gt;green space exposure&lt;/keyword&gt;&lt;keyword&gt;gun assault&lt;/keyword&gt;&lt;keyword&gt;urban tree canopy&lt;/keyword&gt;&lt;/keywords&gt;&lt;dates&gt;&lt;year&gt;2017&lt;/year&gt;&lt;pub-dates&gt;&lt;date&gt;Aug 1&lt;/date&gt;&lt;/pub-dates&gt;&lt;/dates&gt;&lt;isbn&gt;1476-6256 (Electronic)&amp;#xD;0002-9262 (Print)&amp;#xD;0002-9262 (Linking)&lt;/isbn&gt;&lt;accession-num&gt;28481962&lt;/accession-num&gt;&lt;urls&gt;&lt;related-urls&gt;&lt;url&gt;https://www.ncbi.nlm.nih.gov/pubmed/28481962&lt;/url&gt;&lt;/related-urls&gt;&lt;/urls&gt;&lt;custom2&gt;PMC5860224&lt;/custom2&gt;&lt;electronic-resource-num&gt;10.1093/aje/kwx096&lt;/electronic-resource-num&gt;&lt;remote-database-name&gt;Medline&lt;/remote-database-name&gt;&lt;remote-database-provider&gt;NLM&lt;/remote-database-provider&gt;&lt;/record&gt;&lt;/Cite&gt;&lt;/EndNote&gt;</w:instrText>
+      </w:r>
+      <w:r>
+        <w:rPr>
+          <w:sz w:val="21"/>
+          <w:szCs w:val="21"/>
+        </w:rPr>
+        <w:fldChar w:fldCharType="separate"/>
+      </w:r>
+      <w:r>
+        <w:rPr>
+          <w:sz w:val="21"/>
+          <w:szCs w:val="21"/>
+        </w:rPr>
+        <w:t>(21)</w:t>
+      </w:r>
+      <w:r>
+        <w:rPr>
+          <w:sz w:val="21"/>
+          <w:szCs w:val="21"/>
         </w:rPr>
         <w:fldChar w:fldCharType="end"/>
       </w:r>
@@ -4394,1878 +3460,15 @@
         <w:rPr>
           <w:sz w:val="21"/>
           <w:szCs w:val="21"/>
-          <w:highlight w:val="yellow"/>
-        </w:rPr>
-        <w:fldChar w:fldCharType="separate"/>
-      </w:r>
-      <w:r>
-        <w:rPr>
-          <w:noProof/>
-          <w:sz w:val="21"/>
-          <w:szCs w:val="21"/>
-          <w:highlight w:val="yellow"/>
-        </w:rPr>
-        <w:t>(10, 21)</w:t>
-      </w:r>
-      <w:r>
-        <w:rPr>
-          <w:sz w:val="21"/>
-          <w:szCs w:val="21"/>
-          <w:highlight w:val="yellow"/>
-        </w:rPr>
-        <w:fldChar w:fldCharType="end"/>
-      </w:r>
-      <w:r>
-        <w:rPr>
-          <w:sz w:val="21"/>
-          <w:szCs w:val="21"/>
-          <w:highlight w:val="yellow"/>
-        </w:rPr>
-        <w:t>.</w:t>
-      </w:r>
-      <w:r>
-        <w:rPr>
-          <w:sz w:val="21"/>
-          <w:szCs w:val="21"/>
-        </w:rPr>
-        <w:t xml:space="preserve"> </w:t>
-      </w:r>
-    </w:p>
-    <w:p>
-      <w:pPr>
-        <w:rPr>
-          <w:i/>
-          <w:iCs/>
-          <w:sz w:val="21"/>
-          <w:szCs w:val="21"/>
-        </w:rPr>
-      </w:pPr>
-      <w:r>
-        <w:rPr>
-          <w:i/>
-          <w:iCs/>
-          <w:sz w:val="21"/>
-          <w:szCs w:val="21"/>
-        </w:rPr>
-        <w:t>Health Data</w:t>
-      </w:r>
-    </w:p>
-    <w:p>
-      <w:pPr>
-        <w:rPr>
-          <w:sz w:val="21"/>
-          <w:szCs w:val="21"/>
-        </w:rPr>
-      </w:pPr>
-      <w:r>
-        <w:rPr>
-          <w:sz w:val="21"/>
-          <w:szCs w:val="21"/>
-        </w:rPr>
-        <w:t>We obtained d</w:t>
-      </w:r>
-      <w:r>
-        <w:rPr>
-          <w:sz w:val="21"/>
-          <w:szCs w:val="21"/>
-        </w:rPr>
-        <w:t xml:space="preserve">ata on </w:t>
-      </w:r>
-      <w:r>
-        <w:rPr>
-          <w:sz w:val="21"/>
-          <w:szCs w:val="21"/>
-        </w:rPr>
-        <w:t>the percentage tree canopy coverage</w:t>
-      </w:r>
-      <w:r>
-        <w:rPr>
-          <w:sz w:val="21"/>
-          <w:szCs w:val="21"/>
-        </w:rPr>
-        <w:t xml:space="preserve"> </w:t>
-      </w:r>
-      <w:r>
-        <w:rPr>
-          <w:sz w:val="21"/>
-          <w:szCs w:val="21"/>
-        </w:rPr>
-        <w:t xml:space="preserve">from the Urban Health Collaborative at Drexel University at the census tract level for </w:t>
-      </w:r>
-      <w:r>
-        <w:rPr>
-          <w:sz w:val="21"/>
-          <w:szCs w:val="21"/>
-        </w:rPr>
-        <w:t>20</w:t>
-      </w:r>
-      <w:r>
-        <w:rPr>
-          <w:sz w:val="21"/>
-          <w:szCs w:val="21"/>
-        </w:rPr>
-        <w:t>19</w:t>
-      </w:r>
-      <w:r>
-        <w:rPr>
-          <w:sz w:val="21"/>
-          <w:szCs w:val="21"/>
-        </w:rPr>
-        <w:t xml:space="preserve"> </w:t>
-      </w:r>
-      <w:r>
-        <w:rPr>
-          <w:sz w:val="21"/>
-          <w:szCs w:val="21"/>
-        </w:rPr>
-        <w:fldChar w:fldCharType="begin"/>
-      </w:r>
-      <w:r>
-        <w:rPr>
-          <w:sz w:val="21"/>
-          <w:szCs w:val="21"/>
-        </w:rPr>
-        <w:instrText xml:space="preserve"> ADDIN EN.CITE &lt;EndNote&gt;&lt;Cite&gt;&lt;Author&gt;Collaborative&lt;/Author&gt;&lt;Year&gt;2019&lt;/Year&gt;&lt;RecNum&gt;589&lt;/RecNum&gt;&lt;DisplayText&gt;(22)&lt;/DisplayText&gt;&lt;record&gt;&lt;rec-number&gt;589&lt;/rec-number&gt;&lt;foreign-keys&gt;&lt;key app="EN" db-id="5ax92wdr7adtz5etxvfxdfr0s5z2etvt2v0z" timestamp="1779726244" guid="3bab0c63-6caf-437a-8876-bbc27400a8c6"&gt;589&lt;/key&gt;&lt;/foreign-keys&gt;&lt;ref-type name="Dataset"&gt;59&lt;/ref-type&gt;&lt;contributors&gt;&lt;authors&gt;&lt;author&gt;Drexel University Urban Health Collaborative&lt;/author&gt;&lt;/authors&gt;&lt;/contributors&gt;&lt;titles&gt;&lt;title&gt;Average percent tree canopy National Land Cover Dataset (NLCD) Contiguous US&lt;/title&gt;&lt;/titles&gt;&lt;dates&gt;&lt;year&gt;2019&lt;/year&gt;&lt;/dates&gt;&lt;urls&gt;&lt;related-urls&gt;&lt;url&gt;https://data.uhcdata.org/&lt;/url&gt;&lt;/related-urls&gt;&lt;/urls&gt;&lt;/record&gt;&lt;/Cite&gt;&lt;/EndNote&gt;</w:instrText>
-      </w:r>
-      <w:r>
-        <w:rPr>
-          <w:sz w:val="21"/>
-          <w:szCs w:val="21"/>
-        </w:rPr>
-        <w:fldChar w:fldCharType="separate"/>
-      </w:r>
-      <w:r>
-        <w:rPr>
-          <w:noProof/>
-          <w:sz w:val="21"/>
-          <w:szCs w:val="21"/>
-        </w:rPr>
-        <w:t>(22)</w:t>
-      </w:r>
-      <w:r>
-        <w:rPr>
-          <w:sz w:val="21"/>
-          <w:szCs w:val="21"/>
-        </w:rPr>
-        <w:fldChar w:fldCharType="end"/>
-      </w:r>
-      <w:r>
-        <w:rPr>
-          <w:sz w:val="21"/>
-          <w:szCs w:val="21"/>
-        </w:rPr>
-        <w:t>.</w:t>
-      </w:r>
-      <w:r>
-        <w:rPr>
-          <w:sz w:val="21"/>
-          <w:szCs w:val="21"/>
-        </w:rPr>
-        <w:t xml:space="preserve"> </w:t>
-      </w:r>
-      <w:r>
-        <w:rPr>
-          <w:sz w:val="21"/>
-          <w:szCs w:val="21"/>
-        </w:rPr>
-        <w:t xml:space="preserve">We used the </w:t>
-      </w:r>
-      <w:r>
-        <w:rPr>
-          <w:sz w:val="21"/>
-          <w:szCs w:val="21"/>
-        </w:rPr>
-        <w:t xml:space="preserve">aggregation process described above to estimate tree coverage at the district </w:t>
-      </w:r>
-      <w:r>
-        <w:rPr>
-          <w:sz w:val="21"/>
-          <w:szCs w:val="21"/>
-        </w:rPr>
-        <w:t>level;</w:t>
-      </w:r>
-      <w:r>
-        <w:rPr>
-          <w:sz w:val="21"/>
-          <w:szCs w:val="21"/>
-        </w:rPr>
-        <w:t xml:space="preserve"> however</w:t>
-      </w:r>
-      <w:r>
-        <w:rPr>
-          <w:sz w:val="21"/>
-          <w:szCs w:val="21"/>
-        </w:rPr>
-        <w:t>,</w:t>
-      </w:r>
-      <w:r>
-        <w:rPr>
-          <w:sz w:val="21"/>
-          <w:szCs w:val="21"/>
-        </w:rPr>
-        <w:t xml:space="preserve"> </w:t>
-      </w:r>
-      <w:r>
-        <w:rPr>
-          <w:sz w:val="21"/>
-          <w:szCs w:val="21"/>
-        </w:rPr>
-        <w:t xml:space="preserve">we weighted tract data by </w:t>
-      </w:r>
-      <w:r>
-        <w:rPr>
-          <w:sz w:val="21"/>
-          <w:szCs w:val="21"/>
-        </w:rPr>
-        <w:t xml:space="preserve">census block </w:t>
-      </w:r>
-      <w:r>
-        <w:rPr>
-          <w:sz w:val="21"/>
-          <w:szCs w:val="21"/>
-        </w:rPr>
-        <w:t xml:space="preserve">area </w:t>
-      </w:r>
-      <w:r>
-        <w:rPr>
-          <w:sz w:val="21"/>
-          <w:szCs w:val="21"/>
-        </w:rPr>
-        <w:t xml:space="preserve">instead of population. </w:t>
-      </w:r>
-      <w:r>
-        <w:rPr>
-          <w:sz w:val="21"/>
-          <w:szCs w:val="21"/>
-        </w:rPr>
-        <w:t xml:space="preserve">For the </w:t>
-      </w:r>
-      <w:r>
-        <w:rPr>
-          <w:sz w:val="21"/>
-          <w:szCs w:val="21"/>
-        </w:rPr>
-        <w:t>h</w:t>
-      </w:r>
-      <w:r>
-        <w:rPr>
-          <w:sz w:val="21"/>
-          <w:szCs w:val="21"/>
-        </w:rPr>
-        <w:t xml:space="preserve">ealth insurance indicator, we used </w:t>
-      </w:r>
-      <w:r>
-        <w:rPr>
-          <w:sz w:val="21"/>
-          <w:szCs w:val="21"/>
-        </w:rPr>
-        <w:t>2018-2022 American Community Survey (ACS) 5-year estimates</w:t>
-      </w:r>
-      <w:r>
-        <w:rPr>
-          <w:sz w:val="21"/>
-          <w:szCs w:val="21"/>
-        </w:rPr>
-        <w:t xml:space="preserve"> </w:t>
-      </w:r>
-      <w:r>
-        <w:rPr>
-          <w:sz w:val="21"/>
-          <w:szCs w:val="21"/>
-        </w:rPr>
-        <w:t xml:space="preserve">of </w:t>
-      </w:r>
-      <w:r>
-        <w:rPr>
-          <w:sz w:val="21"/>
-          <w:szCs w:val="21"/>
-        </w:rPr>
-        <w:t xml:space="preserve">percentage of residents lacking health insurance </w:t>
-      </w:r>
-      <w:r>
-        <w:rPr>
-          <w:sz w:val="21"/>
-          <w:szCs w:val="21"/>
-        </w:rPr>
-        <w:t xml:space="preserve">at the census tract level. </w:t>
-      </w:r>
-      <w:r>
-        <w:rPr>
-          <w:sz w:val="21"/>
-          <w:szCs w:val="21"/>
-          <w:highlight w:val="yellow"/>
-        </w:rPr>
-        <w:t>The two indicators differ in years, which is valid as this is a descriptive not causal analysis.</w:t>
-      </w:r>
-      <w:r>
-        <w:rPr>
-          <w:sz w:val="21"/>
-          <w:szCs w:val="21"/>
-        </w:rPr>
-        <w:t xml:space="preserve"> </w:t>
-      </w:r>
-    </w:p>
-    <w:p>
-      <w:pPr>
-        <w:rPr>
-          <w:i/>
-          <w:iCs/>
-          <w:sz w:val="21"/>
-          <w:szCs w:val="21"/>
-        </w:rPr>
-      </w:pPr>
-      <w:r>
-        <w:rPr>
-          <w:i/>
-          <w:iCs/>
-          <w:sz w:val="21"/>
-          <w:szCs w:val="21"/>
-        </w:rPr>
-        <w:t>Metrics</w:t>
-      </w:r>
-    </w:p>
-    <w:p>
-      <w:pPr>
-        <w:rPr>
-          <w:sz w:val="21"/>
-          <w:szCs w:val="21"/>
-        </w:rPr>
-      </w:pPr>
-      <w:r>
-        <w:rPr>
-          <w:sz w:val="21"/>
-          <w:szCs w:val="21"/>
-        </w:rPr>
-        <w:t>We report</w:t>
-      </w:r>
-      <w:r>
-        <w:rPr>
-          <w:sz w:val="21"/>
-          <w:szCs w:val="21"/>
-        </w:rPr>
-        <w:t>ed</w:t>
-      </w:r>
-      <w:r>
-        <w:rPr>
-          <w:sz w:val="21"/>
-          <w:szCs w:val="21"/>
-        </w:rPr>
-        <w:t xml:space="preserve"> t</w:t>
-      </w:r>
-      <w:r>
-        <w:rPr>
-          <w:sz w:val="21"/>
-          <w:szCs w:val="21"/>
-        </w:rPr>
-        <w:t xml:space="preserve">he estimates of the percentage of residents lacking health insurance </w:t>
-      </w:r>
-      <w:r>
-        <w:rPr>
-          <w:sz w:val="21"/>
-          <w:szCs w:val="21"/>
-        </w:rPr>
-        <w:t xml:space="preserve">and percentage tree canopy coverage </w:t>
-      </w:r>
-      <w:r>
-        <w:rPr>
-          <w:sz w:val="21"/>
-          <w:szCs w:val="21"/>
-        </w:rPr>
-        <w:t xml:space="preserve">for each district. Then, </w:t>
-      </w:r>
-      <w:r>
-        <w:rPr>
-          <w:sz w:val="21"/>
-          <w:szCs w:val="21"/>
-        </w:rPr>
-        <w:t>to</w:t>
-      </w:r>
-      <w:r>
-        <w:rPr>
-          <w:sz w:val="21"/>
-          <w:szCs w:val="21"/>
-        </w:rPr>
-        <w:t xml:space="preserve"> understand the degree of heterogeneity both between and within districts, we calculate</w:t>
-      </w:r>
-      <w:r>
-        <w:rPr>
-          <w:sz w:val="21"/>
-          <w:szCs w:val="21"/>
-        </w:rPr>
-        <w:t>d</w:t>
-      </w:r>
-      <w:r>
-        <w:rPr>
-          <w:sz w:val="21"/>
-          <w:szCs w:val="21"/>
-        </w:rPr>
-        <w:t xml:space="preserve"> and report</w:t>
-      </w:r>
-      <w:r>
-        <w:rPr>
-          <w:sz w:val="21"/>
-          <w:szCs w:val="21"/>
-        </w:rPr>
-        <w:t>ed</w:t>
-      </w:r>
-      <w:r>
-        <w:rPr>
-          <w:sz w:val="21"/>
-          <w:szCs w:val="21"/>
-        </w:rPr>
-        <w:t xml:space="preserve"> the standard deviation of the census tract values within each district and the city-wide </w:t>
-      </w:r>
-      <w:r>
-        <w:rPr>
-          <w:sz w:val="21"/>
-          <w:szCs w:val="21"/>
-        </w:rPr>
-        <w:t>value</w:t>
-      </w:r>
-      <w:r>
-        <w:rPr>
-          <w:sz w:val="21"/>
-          <w:szCs w:val="21"/>
-        </w:rPr>
-        <w:t xml:space="preserve"> for the standard deviation between district level values. We also provide</w:t>
-      </w:r>
-      <w:r>
-        <w:rPr>
-          <w:sz w:val="21"/>
-          <w:szCs w:val="21"/>
-        </w:rPr>
-        <w:t>d</w:t>
-      </w:r>
-      <w:r>
-        <w:rPr>
-          <w:sz w:val="21"/>
-          <w:szCs w:val="21"/>
-        </w:rPr>
-        <w:t xml:space="preserve"> maps of the district and census tract values</w:t>
-      </w:r>
-      <w:r>
-        <w:rPr>
-          <w:sz w:val="21"/>
-          <w:szCs w:val="21"/>
-        </w:rPr>
-        <w:t>, to show within district variation,</w:t>
-      </w:r>
-      <w:r>
-        <w:rPr>
-          <w:sz w:val="21"/>
-          <w:szCs w:val="21"/>
-        </w:rPr>
-        <w:t xml:space="preserve"> of the percentage of residents lacking health insurance. </w:t>
-      </w:r>
-      <w:r>
-        <w:rPr>
-          <w:sz w:val="21"/>
-          <w:szCs w:val="21"/>
-        </w:rPr>
-        <w:t xml:space="preserve">    </w:t>
-      </w:r>
-    </w:p>
-    <w:p>
-      <w:pPr>
-        <w:rPr>
-          <w:sz w:val="21"/>
-          <w:szCs w:val="21"/>
-        </w:rPr>
-      </w:pPr>
-      <w:r>
-        <w:rPr>
-          <w:sz w:val="21"/>
-          <w:szCs w:val="21"/>
-        </w:rPr>
-        <w:t xml:space="preserve">The dashboard was created using </w:t>
-      </w:r>
-      <w:r>
-        <w:rPr>
-          <w:sz w:val="21"/>
-          <w:szCs w:val="21"/>
-        </w:rPr>
-        <w:t>shiny package in R version 4.0.1</w:t>
-      </w:r>
-      <w:r>
-        <w:rPr>
-          <w:sz w:val="21"/>
-          <w:szCs w:val="21"/>
-        </w:rPr>
-        <w:t>.</w:t>
-      </w:r>
-    </w:p>
-    <w:p>
-      <w:pPr>
-        <w:rPr>
-          <w:b/>
-          <w:bCs/>
-          <w:sz w:val="21"/>
-          <w:szCs w:val="21"/>
-        </w:rPr>
-      </w:pPr>
-      <w:r>
-        <w:rPr>
-          <w:b/>
-          <w:bCs/>
-          <w:sz w:val="21"/>
-          <w:szCs w:val="21"/>
-        </w:rPr>
-        <w:t>Results</w:t>
-      </w:r>
-    </w:p>
-    <w:p>
-      <w:pPr>
-        <w:rPr>
-          <w:sz w:val="21"/>
-          <w:szCs w:val="21"/>
-        </w:rPr>
-      </w:pPr>
-      <w:r>
-        <w:rPr>
-          <w:sz w:val="21"/>
-          <w:szCs w:val="21"/>
-        </w:rPr>
-        <w:t>We evaluated</w:t>
-      </w:r>
-      <w:r>
-        <w:rPr>
-          <w:sz w:val="21"/>
-          <w:szCs w:val="21"/>
-        </w:rPr>
-        <w:t xml:space="preserve"> magnitude and distribution of both </w:t>
-      </w:r>
-      <w:r>
-        <w:rPr>
-          <w:sz w:val="21"/>
-          <w:szCs w:val="21"/>
-        </w:rPr>
-        <w:t xml:space="preserve">health insurance status and tree canopy </w:t>
-      </w:r>
-      <w:r>
-        <w:rPr>
-          <w:sz w:val="21"/>
-          <w:szCs w:val="21"/>
-        </w:rPr>
-        <w:t>coverage</w:t>
-      </w:r>
-      <w:r>
-        <w:rPr>
-          <w:sz w:val="21"/>
-          <w:szCs w:val="21"/>
-        </w:rPr>
-        <w:t xml:space="preserve"> across Philadeplia. </w:t>
-      </w:r>
-      <w:r>
-        <w:rPr>
-          <w:sz w:val="21"/>
-          <w:szCs w:val="21"/>
-        </w:rPr>
-        <w:t xml:space="preserve">The </w:t>
-      </w:r>
-      <w:r>
-        <w:rPr>
-          <w:sz w:val="21"/>
-          <w:szCs w:val="21"/>
-        </w:rPr>
-        <w:t xml:space="preserve">city average </w:t>
-      </w:r>
-      <w:r>
-        <w:rPr>
-          <w:sz w:val="21"/>
-          <w:szCs w:val="21"/>
-        </w:rPr>
-        <w:t xml:space="preserve">percentage of </w:t>
-      </w:r>
-      <w:r>
-        <w:rPr>
-          <w:sz w:val="21"/>
-          <w:szCs w:val="21"/>
-        </w:rPr>
-        <w:t>residents</w:t>
-      </w:r>
-      <w:r>
-        <w:rPr>
-          <w:sz w:val="21"/>
-          <w:szCs w:val="21"/>
-        </w:rPr>
-        <w:t xml:space="preserve"> that lack health insurance </w:t>
-      </w:r>
-      <w:r>
-        <w:rPr>
-          <w:sz w:val="21"/>
-          <w:szCs w:val="21"/>
-        </w:rPr>
-        <w:t xml:space="preserve">was </w:t>
-      </w:r>
-      <w:r>
-        <w:rPr>
-          <w:sz w:val="21"/>
-          <w:szCs w:val="21"/>
-          <w:highlight w:val="yellow"/>
-        </w:rPr>
-        <w:t>7.2%</w:t>
-      </w:r>
-      <w:r>
-        <w:rPr>
-          <w:sz w:val="21"/>
-          <w:szCs w:val="21"/>
-          <w:highlight w:val="yellow"/>
-        </w:rPr>
-        <w:t xml:space="preserve"> </w:t>
-      </w:r>
-      <w:r>
-        <w:rPr>
-          <w:sz w:val="21"/>
-          <w:szCs w:val="21"/>
-          <w:highlight w:val="yellow"/>
-        </w:rPr>
-        <w:t>(90% margin of error: 0.</w:t>
-      </w:r>
-      <w:r>
-        <w:rPr>
-          <w:sz w:val="21"/>
-          <w:szCs w:val="21"/>
-          <w:highlight w:val="yellow"/>
-        </w:rPr>
-        <w:t>1</w:t>
-      </w:r>
-      <w:r>
-        <w:rPr>
-          <w:sz w:val="21"/>
-          <w:szCs w:val="21"/>
-          <w:highlight w:val="yellow"/>
-        </w:rPr>
-        <w:t xml:space="preserve">%) </w:t>
-      </w:r>
-      <w:r>
-        <w:rPr>
-          <w:sz w:val="21"/>
-          <w:szCs w:val="21"/>
-          <w:highlight w:val="yellow"/>
-        </w:rPr>
-        <w:t xml:space="preserve"> and </w:t>
-      </w:r>
-      <w:r>
-        <w:rPr>
-          <w:sz w:val="21"/>
-          <w:szCs w:val="21"/>
-          <w:highlight w:val="yellow"/>
-        </w:rPr>
-        <w:t>ranged from</w:t>
-      </w:r>
-      <w:r>
-        <w:rPr>
-          <w:sz w:val="21"/>
-          <w:szCs w:val="21"/>
-          <w:highlight w:val="yellow"/>
-        </w:rPr>
-        <w:t xml:space="preserve"> 4.9%</w:t>
-      </w:r>
-      <w:r>
-        <w:rPr>
-          <w:sz w:val="21"/>
-          <w:szCs w:val="21"/>
-          <w:highlight w:val="yellow"/>
-        </w:rPr>
-        <w:t xml:space="preserve"> (</w:t>
-      </w:r>
-      <w:proofErr w:type="spellStart"/>
-      <w:r>
-        <w:rPr>
-          <w:sz w:val="21"/>
-          <w:szCs w:val="21"/>
-          <w:highlight w:val="yellow"/>
-        </w:rPr>
-        <w:t>moe</w:t>
-      </w:r>
-      <w:proofErr w:type="spellEnd"/>
-      <w:r>
-        <w:rPr>
-          <w:sz w:val="21"/>
-          <w:szCs w:val="21"/>
-          <w:highlight w:val="yellow"/>
-        </w:rPr>
-        <w:t>:</w:t>
-      </w:r>
-      <w:r>
-        <w:rPr>
-          <w:sz w:val="21"/>
-          <w:szCs w:val="21"/>
-          <w:highlight w:val="yellow"/>
-        </w:rPr>
-        <w:t xml:space="preserve"> 0.2%)</w:t>
-      </w:r>
-      <w:r>
-        <w:rPr>
-          <w:sz w:val="21"/>
-          <w:szCs w:val="21"/>
-          <w:highlight w:val="yellow"/>
-        </w:rPr>
-        <w:t xml:space="preserve"> in district 4 to</w:t>
-      </w:r>
-      <w:r>
-        <w:rPr>
-          <w:sz w:val="21"/>
-          <w:szCs w:val="21"/>
-          <w:highlight w:val="yellow"/>
-        </w:rPr>
-        <w:t xml:space="preserve"> 11.7%</w:t>
-      </w:r>
-      <w:r>
-        <w:rPr>
-          <w:sz w:val="21"/>
-          <w:szCs w:val="21"/>
-          <w:highlight w:val="yellow"/>
-        </w:rPr>
-        <w:t xml:space="preserve"> (</w:t>
-      </w:r>
-      <w:proofErr w:type="spellStart"/>
-      <w:r>
-        <w:rPr>
-          <w:sz w:val="21"/>
-          <w:szCs w:val="21"/>
-          <w:highlight w:val="yellow"/>
-        </w:rPr>
-        <w:t>moe</w:t>
-      </w:r>
-      <w:proofErr w:type="spellEnd"/>
-      <w:r>
-        <w:rPr>
-          <w:sz w:val="21"/>
-          <w:szCs w:val="21"/>
-          <w:highlight w:val="yellow"/>
-        </w:rPr>
-        <w:t xml:space="preserve">: </w:t>
-      </w:r>
-      <w:r>
-        <w:rPr>
-          <w:sz w:val="21"/>
-          <w:szCs w:val="21"/>
-          <w:highlight w:val="yellow"/>
-        </w:rPr>
-        <w:t>0.2%)</w:t>
-      </w:r>
-      <w:r>
-        <w:rPr>
-          <w:sz w:val="21"/>
-          <w:szCs w:val="21"/>
-          <w:highlight w:val="yellow"/>
-        </w:rPr>
-        <w:t xml:space="preserve"> in</w:t>
-      </w:r>
-      <w:r>
-        <w:rPr>
-          <w:sz w:val="21"/>
-          <w:szCs w:val="21"/>
-        </w:rPr>
-        <w:t xml:space="preserve"> district 7</w:t>
-      </w:r>
-      <w:r>
-        <w:rPr>
-          <w:sz w:val="21"/>
-          <w:szCs w:val="21"/>
-        </w:rPr>
-        <w:t xml:space="preserve"> (</w:t>
-      </w:r>
-      <w:r>
-        <w:rPr>
-          <w:sz w:val="21"/>
-          <w:szCs w:val="21"/>
-        </w:rPr>
-        <w:t xml:space="preserve">Appendix </w:t>
-      </w:r>
-      <w:proofErr w:type="spellStart"/>
-      <w:r>
-        <w:rPr>
-          <w:sz w:val="21"/>
-          <w:szCs w:val="21"/>
-        </w:rPr>
-        <w:t>eTable</w:t>
-      </w:r>
-      <w:proofErr w:type="spellEnd"/>
-      <w:r>
-        <w:rPr>
-          <w:sz w:val="21"/>
-          <w:szCs w:val="21"/>
-        </w:rPr>
-        <w:t xml:space="preserve"> 1</w:t>
-      </w:r>
-      <w:r>
-        <w:rPr>
-          <w:sz w:val="21"/>
-          <w:szCs w:val="21"/>
-        </w:rPr>
-        <w:t>)</w:t>
-      </w:r>
-      <w:r>
-        <w:rPr>
-          <w:sz w:val="21"/>
-          <w:szCs w:val="21"/>
-        </w:rPr>
-        <w:t xml:space="preserve">. </w:t>
-      </w:r>
-      <w:r>
-        <w:rPr>
-          <w:sz w:val="21"/>
-          <w:szCs w:val="21"/>
-          <w:highlight w:val="yellow"/>
-        </w:rPr>
-        <w:t xml:space="preserve">This can be seen in the </w:t>
-      </w:r>
-      <w:r>
-        <w:rPr>
-          <w:sz w:val="21"/>
-          <w:szCs w:val="21"/>
-          <w:highlight w:val="yellow"/>
-        </w:rPr>
-        <w:t>lighter color of</w:t>
-      </w:r>
-      <w:r>
-        <w:rPr>
-          <w:sz w:val="21"/>
-          <w:szCs w:val="21"/>
-          <w:highlight w:val="yellow"/>
-        </w:rPr>
-        <w:t xml:space="preserve"> district 7 compared to district 4 (Figure 1, Panel </w:t>
-      </w:r>
-      <w:r>
-        <w:rPr>
-          <w:sz w:val="21"/>
-          <w:szCs w:val="21"/>
-          <w:highlight w:val="yellow"/>
-        </w:rPr>
-        <w:t>B</w:t>
-      </w:r>
-      <w:r>
-        <w:rPr>
-          <w:sz w:val="21"/>
-          <w:szCs w:val="21"/>
-          <w:highlight w:val="yellow"/>
-        </w:rPr>
-        <w:t>)</w:t>
-      </w:r>
-      <w:r>
-        <w:rPr>
-          <w:sz w:val="21"/>
-          <w:szCs w:val="21"/>
-          <w:highlight w:val="yellow"/>
-        </w:rPr>
-        <w:t>.</w:t>
-      </w:r>
-      <w:r>
-        <w:rPr>
-          <w:sz w:val="21"/>
-          <w:szCs w:val="21"/>
-        </w:rPr>
-        <w:t xml:space="preserve"> </w:t>
-      </w:r>
-      <w:r>
-        <w:rPr>
-          <w:sz w:val="21"/>
-          <w:szCs w:val="21"/>
-        </w:rPr>
-        <w:t xml:space="preserve">Across the city, the standard deviation between </w:t>
-      </w:r>
-      <w:r>
-        <w:rPr>
-          <w:sz w:val="21"/>
-          <w:szCs w:val="21"/>
-        </w:rPr>
-        <w:t>C</w:t>
-      </w:r>
-      <w:r>
-        <w:rPr>
-          <w:sz w:val="21"/>
-          <w:szCs w:val="21"/>
-        </w:rPr>
-        <w:t>ouncil districts was 2.1, which means that most districts fell within 2</w:t>
-      </w:r>
-      <w:r>
-        <w:rPr>
-          <w:sz w:val="21"/>
-          <w:szCs w:val="21"/>
-        </w:rPr>
-        <w:t>.</w:t>
-      </w:r>
-      <w:r>
-        <w:rPr>
-          <w:sz w:val="21"/>
-          <w:szCs w:val="21"/>
-        </w:rPr>
-        <w:t xml:space="preserve">1 points of the </w:t>
-      </w:r>
-      <w:r>
-        <w:rPr>
-          <w:sz w:val="21"/>
-          <w:szCs w:val="21"/>
-        </w:rPr>
-        <w:t xml:space="preserve">city average. </w:t>
-      </w:r>
-      <w:r>
-        <w:rPr>
-          <w:sz w:val="21"/>
-          <w:szCs w:val="21"/>
-          <w:highlight w:val="yellow"/>
-        </w:rPr>
-        <w:t xml:space="preserve">However, within districts </w:t>
-      </w:r>
-      <w:r>
-        <w:rPr>
-          <w:sz w:val="21"/>
-          <w:szCs w:val="21"/>
-          <w:highlight w:val="yellow"/>
-        </w:rPr>
-        <w:t xml:space="preserve">variation </w:t>
-      </w:r>
-      <w:r>
-        <w:rPr>
-          <w:sz w:val="21"/>
-          <w:szCs w:val="21"/>
-          <w:highlight w:val="yellow"/>
-        </w:rPr>
-        <w:t xml:space="preserve">was </w:t>
-      </w:r>
-      <w:r>
-        <w:rPr>
-          <w:sz w:val="21"/>
-          <w:szCs w:val="21"/>
-          <w:highlight w:val="yellow"/>
-        </w:rPr>
-        <w:t>greater</w:t>
-      </w:r>
-      <w:r>
-        <w:rPr>
-          <w:sz w:val="21"/>
-          <w:szCs w:val="21"/>
-          <w:highlight w:val="yellow"/>
-        </w:rPr>
-        <w:t xml:space="preserve"> </w:t>
-      </w:r>
-      <w:r>
-        <w:rPr>
-          <w:sz w:val="21"/>
-          <w:szCs w:val="21"/>
-          <w:highlight w:val="yellow"/>
-        </w:rPr>
-        <w:t xml:space="preserve">than between district </w:t>
-      </w:r>
-      <w:r>
-        <w:rPr>
-          <w:sz w:val="21"/>
-          <w:szCs w:val="21"/>
-          <w:highlight w:val="yellow"/>
-        </w:rPr>
-        <w:t>variation</w:t>
-      </w:r>
-      <w:r>
-        <w:rPr>
-          <w:sz w:val="21"/>
-          <w:szCs w:val="21"/>
-          <w:highlight w:val="yellow"/>
-        </w:rPr>
-        <w:t xml:space="preserve"> for all districts</w:t>
-      </w:r>
-      <w:r>
-        <w:rPr>
-          <w:sz w:val="21"/>
-          <w:szCs w:val="21"/>
-        </w:rPr>
-        <w:t>. The district with the highest internal variation was district 6, which had a standard deviation of 5.5 and the district with the lowest was district 4, which had a standard deviation of 2.8</w:t>
-      </w:r>
-      <w:r>
-        <w:rPr>
-          <w:sz w:val="21"/>
-          <w:szCs w:val="21"/>
-          <w:highlight w:val="yellow"/>
-        </w:rPr>
-        <w:t xml:space="preserve">. This can be seen visually </w:t>
-      </w:r>
-      <w:r>
-        <w:rPr>
-          <w:sz w:val="21"/>
-          <w:szCs w:val="21"/>
-          <w:highlight w:val="yellow"/>
-        </w:rPr>
-        <w:t xml:space="preserve">in the wider range of colors (i.e. census tracts) in district 6 compared to </w:t>
-      </w:r>
-      <w:r>
-        <w:rPr>
-          <w:sz w:val="21"/>
-          <w:szCs w:val="21"/>
-          <w:highlight w:val="yellow"/>
-        </w:rPr>
-        <w:t>that of district 4 (Figure 1, Panel B).</w:t>
-      </w:r>
-      <w:r>
-        <w:rPr>
-          <w:sz w:val="21"/>
-          <w:szCs w:val="21"/>
-        </w:rPr>
-        <w:t xml:space="preserve"> </w:t>
-      </w:r>
-    </w:p>
-    <w:p>
-      <w:pPr>
-        <w:rPr>
-          <w:sz w:val="21"/>
-          <w:szCs w:val="21"/>
-        </w:rPr>
-      </w:pPr>
-      <w:r>
-        <w:rPr>
-          <w:sz w:val="21"/>
-          <w:szCs w:val="21"/>
-        </w:rPr>
-        <w:lastRenderedPageBreak/>
-        <w:t xml:space="preserve">For tree canopy coverage, the </w:t>
-      </w:r>
-      <w:r>
-        <w:rPr>
-          <w:sz w:val="21"/>
-          <w:szCs w:val="21"/>
-        </w:rPr>
-        <w:t xml:space="preserve">city average was 9.8% and the </w:t>
-      </w:r>
-      <w:r>
-        <w:rPr>
-          <w:sz w:val="21"/>
-          <w:szCs w:val="21"/>
-        </w:rPr>
-        <w:t>districts with the most tree canopy coverage were districts 4 and 19, which both had 19% coverage</w:t>
-      </w:r>
-      <w:r>
-        <w:rPr>
-          <w:sz w:val="21"/>
-          <w:szCs w:val="21"/>
-        </w:rPr>
-        <w:t xml:space="preserve"> (i.e. </w:t>
-      </w:r>
-      <w:r>
-        <w:rPr>
-          <w:sz w:val="21"/>
-          <w:szCs w:val="21"/>
-        </w:rPr>
-        <w:t>tree canopy covered 19% of the district area)</w:t>
-      </w:r>
-      <w:r>
-        <w:rPr>
-          <w:sz w:val="21"/>
-          <w:szCs w:val="21"/>
-        </w:rPr>
-        <w:t xml:space="preserve">. The district with the </w:t>
-      </w:r>
-      <w:r>
-        <w:rPr>
-          <w:sz w:val="21"/>
-          <w:szCs w:val="21"/>
-        </w:rPr>
-        <w:t xml:space="preserve">least </w:t>
-      </w:r>
-      <w:r>
-        <w:rPr>
-          <w:sz w:val="21"/>
-          <w:szCs w:val="21"/>
-        </w:rPr>
-        <w:t xml:space="preserve">coverage was </w:t>
-      </w:r>
-      <w:r>
-        <w:rPr>
-          <w:sz w:val="21"/>
-          <w:szCs w:val="21"/>
-        </w:rPr>
-        <w:t xml:space="preserve">district 1 with only 1.8% coverage. </w:t>
-      </w:r>
-      <w:r>
-        <w:rPr>
-          <w:sz w:val="21"/>
-          <w:szCs w:val="21"/>
-        </w:rPr>
-        <w:t xml:space="preserve">The standard deviation </w:t>
-      </w:r>
-      <w:r>
-        <w:rPr>
-          <w:sz w:val="21"/>
-          <w:szCs w:val="21"/>
-        </w:rPr>
-        <w:t xml:space="preserve">for tree canopy coverage </w:t>
-      </w:r>
-      <w:r>
-        <w:rPr>
-          <w:sz w:val="21"/>
-          <w:szCs w:val="21"/>
-        </w:rPr>
-        <w:t>across districts was</w:t>
-      </w:r>
-      <w:r>
-        <w:rPr>
-          <w:sz w:val="21"/>
-          <w:szCs w:val="21"/>
-        </w:rPr>
-        <w:t xml:space="preserve"> </w:t>
-      </w:r>
-      <w:r>
-        <w:rPr>
-          <w:sz w:val="21"/>
-          <w:szCs w:val="21"/>
-        </w:rPr>
-        <w:t xml:space="preserve">6.4, which is higher than the standard deviation for lacking health insurance. </w:t>
-      </w:r>
-      <w:r>
-        <w:rPr>
-          <w:sz w:val="21"/>
-          <w:szCs w:val="21"/>
-        </w:rPr>
-        <w:t xml:space="preserve">Districts </w:t>
-      </w:r>
-      <w:r>
-        <w:rPr>
-          <w:sz w:val="21"/>
-          <w:szCs w:val="21"/>
-        </w:rPr>
-        <w:t xml:space="preserve">4 and 8 had the highest </w:t>
-      </w:r>
-      <w:r>
-        <w:rPr>
-          <w:sz w:val="21"/>
-          <w:szCs w:val="21"/>
-        </w:rPr>
-        <w:t>internal variation in tree canopy coverage</w:t>
-      </w:r>
-      <w:r>
-        <w:rPr>
-          <w:sz w:val="21"/>
-          <w:szCs w:val="21"/>
-        </w:rPr>
-        <w:t xml:space="preserve"> (18.5 and 14.8 respectively)</w:t>
-      </w:r>
-      <w:r>
-        <w:rPr>
-          <w:sz w:val="21"/>
-          <w:szCs w:val="21"/>
-        </w:rPr>
-        <w:t xml:space="preserve"> </w:t>
-      </w:r>
-      <w:r>
-        <w:rPr>
-          <w:sz w:val="21"/>
-          <w:szCs w:val="21"/>
-        </w:rPr>
-        <w:t>while district 1 had the lowest</w:t>
-      </w:r>
-      <w:r>
-        <w:rPr>
-          <w:sz w:val="21"/>
-          <w:szCs w:val="21"/>
-        </w:rPr>
-        <w:t xml:space="preserve"> (2.3)</w:t>
-      </w:r>
-      <w:r>
-        <w:rPr>
-          <w:sz w:val="21"/>
-          <w:szCs w:val="21"/>
-        </w:rPr>
-        <w:t xml:space="preserve">. </w:t>
-      </w:r>
-      <w:r>
-        <w:rPr>
-          <w:sz w:val="21"/>
-          <w:szCs w:val="21"/>
-        </w:rPr>
-        <w:t xml:space="preserve"> </w:t>
-      </w:r>
-      <w:r>
-        <w:rPr>
-          <w:sz w:val="21"/>
-          <w:szCs w:val="21"/>
-          <w:highlight w:val="yellow"/>
-        </w:rPr>
-        <w:t xml:space="preserve">The </w:t>
-      </w:r>
-      <w:r>
-        <w:rPr>
-          <w:sz w:val="21"/>
-          <w:szCs w:val="21"/>
-          <w:highlight w:val="yellow"/>
-        </w:rPr>
-        <w:t xml:space="preserve">within districts variation was greater than between district variation for all </w:t>
-      </w:r>
-      <w:r>
-        <w:rPr>
-          <w:sz w:val="21"/>
-          <w:szCs w:val="21"/>
-          <w:highlight w:val="yellow"/>
-        </w:rPr>
-        <w:t xml:space="preserve">but two </w:t>
-      </w:r>
-      <w:r>
-        <w:rPr>
-          <w:sz w:val="21"/>
-          <w:szCs w:val="21"/>
-          <w:highlight w:val="yellow"/>
-        </w:rPr>
-        <w:t>districts</w:t>
-      </w:r>
-      <w:r>
-        <w:rPr>
-          <w:sz w:val="21"/>
-          <w:szCs w:val="21"/>
-        </w:rPr>
-        <w:t xml:space="preserve"> (</w:t>
-      </w:r>
-      <w:r>
-        <w:rPr>
-          <w:sz w:val="21"/>
-          <w:szCs w:val="21"/>
-        </w:rPr>
-        <w:t>#1 and #5)</w:t>
-      </w:r>
-      <w:r>
-        <w:rPr>
-          <w:sz w:val="21"/>
-          <w:szCs w:val="21"/>
-        </w:rPr>
-        <w:t xml:space="preserve">. </w:t>
-      </w:r>
-      <w:r>
-        <w:rPr>
-          <w:sz w:val="21"/>
-          <w:szCs w:val="21"/>
-        </w:rPr>
-        <w:t xml:space="preserve">The maps in Panels C and D of Figure 1 contain a visual representation. </w:t>
-      </w:r>
-    </w:p>
-    <w:p>
-      <w:pPr>
-        <w:rPr>
-          <w:b/>
-          <w:bCs/>
-          <w:sz w:val="21"/>
-          <w:szCs w:val="21"/>
-        </w:rPr>
-      </w:pPr>
-    </w:p>
-    <w:p>
-      <w:pPr>
-        <w:rPr>
-          <w:b/>
-          <w:bCs/>
-          <w:sz w:val="21"/>
-          <w:szCs w:val="21"/>
-        </w:rPr>
-      </w:pPr>
-      <w:r>
-        <w:rPr>
-          <w:b/>
-          <w:bCs/>
-          <w:sz w:val="21"/>
-          <w:szCs w:val="21"/>
-        </w:rPr>
-        <w:t>Discussion</w:t>
-      </w:r>
-    </w:p>
-    <w:p>
-      <w:pPr>
-        <w:rPr>
-          <w:sz w:val="21"/>
-          <w:szCs w:val="21"/>
-        </w:rPr>
-      </w:pPr>
-      <w:r>
-        <w:rPr>
-          <w:sz w:val="21"/>
-          <w:szCs w:val="21"/>
-        </w:rPr>
-        <w:t xml:space="preserve">Health metrics by City Council District represent a new and </w:t>
-      </w:r>
-      <w:r>
-        <w:rPr>
-          <w:sz w:val="21"/>
-          <w:szCs w:val="21"/>
-        </w:rPr>
-        <w:t>potentially</w:t>
-      </w:r>
-      <w:r>
-        <w:rPr>
-          <w:sz w:val="21"/>
-          <w:szCs w:val="21"/>
-        </w:rPr>
-        <w:t xml:space="preserve"> </w:t>
-      </w:r>
-      <w:r>
-        <w:rPr>
-          <w:sz w:val="21"/>
-          <w:szCs w:val="21"/>
-        </w:rPr>
-        <w:t xml:space="preserve">policy </w:t>
-      </w:r>
-      <w:r>
-        <w:rPr>
-          <w:sz w:val="21"/>
-          <w:szCs w:val="21"/>
-        </w:rPr>
-        <w:t xml:space="preserve">impactful area of descriptive analysis. </w:t>
-      </w:r>
-      <w:r>
-        <w:rPr>
-          <w:sz w:val="21"/>
-          <w:szCs w:val="21"/>
-        </w:rPr>
-        <w:t>In this analysis</w:t>
-      </w:r>
-      <w:r>
-        <w:rPr>
-          <w:sz w:val="21"/>
-          <w:szCs w:val="21"/>
-        </w:rPr>
-        <w:t>,</w:t>
-      </w:r>
-      <w:r>
-        <w:rPr>
-          <w:sz w:val="21"/>
-          <w:szCs w:val="21"/>
-        </w:rPr>
-        <w:t xml:space="preserve"> we </w:t>
-      </w:r>
-      <w:r>
-        <w:rPr>
-          <w:sz w:val="21"/>
-          <w:szCs w:val="21"/>
-        </w:rPr>
-        <w:t>present a case study, using data from Philadelphia, Pennsylvania, demonstrating the feasibility of this approach.</w:t>
-      </w:r>
-      <w:r>
-        <w:rPr>
-          <w:sz w:val="21"/>
-          <w:szCs w:val="21"/>
-        </w:rPr>
-        <w:t xml:space="preserve"> We show that it is possible to evaluate health metrics using publicly available data</w:t>
-      </w:r>
-      <w:r>
-        <w:rPr>
-          <w:sz w:val="21"/>
-          <w:szCs w:val="21"/>
-        </w:rPr>
-        <w:t xml:space="preserve"> by local geopolitical districts</w:t>
-      </w:r>
-      <w:r>
-        <w:rPr>
-          <w:sz w:val="21"/>
-          <w:szCs w:val="21"/>
-        </w:rPr>
-        <w:t xml:space="preserve">, </w:t>
-      </w:r>
-      <w:r>
-        <w:rPr>
-          <w:sz w:val="21"/>
-          <w:szCs w:val="21"/>
-        </w:rPr>
-        <w:t xml:space="preserve">and doing so </w:t>
-      </w:r>
-      <w:r>
-        <w:rPr>
-          <w:sz w:val="21"/>
-          <w:szCs w:val="21"/>
-        </w:rPr>
-        <w:t xml:space="preserve">reveals </w:t>
-      </w:r>
-      <w:r>
-        <w:rPr>
-          <w:sz w:val="21"/>
-          <w:szCs w:val="21"/>
-        </w:rPr>
-        <w:t xml:space="preserve">inequities that can be used to drive interventions. </w:t>
-      </w:r>
-      <w:r>
-        <w:rPr>
-          <w:sz w:val="21"/>
-          <w:szCs w:val="21"/>
-        </w:rPr>
-        <w:t xml:space="preserve"> </w:t>
-      </w:r>
-    </w:p>
-    <w:p>
-      <w:pPr>
-        <w:rPr>
-          <w:sz w:val="21"/>
-          <w:szCs w:val="21"/>
-        </w:rPr>
-      </w:pPr>
-      <w:r>
-        <w:rPr>
-          <w:sz w:val="21"/>
-          <w:szCs w:val="21"/>
-        </w:rPr>
-        <w:t xml:space="preserve">We </w:t>
-      </w:r>
-      <w:r>
-        <w:rPr>
-          <w:sz w:val="21"/>
-          <w:szCs w:val="21"/>
-        </w:rPr>
-        <w:t>c</w:t>
-      </w:r>
-      <w:r>
-        <w:rPr>
-          <w:sz w:val="21"/>
-          <w:szCs w:val="21"/>
-        </w:rPr>
-        <w:t>alculat</w:t>
-      </w:r>
-      <w:r>
-        <w:rPr>
-          <w:sz w:val="21"/>
-          <w:szCs w:val="21"/>
-        </w:rPr>
-        <w:t>ed</w:t>
-      </w:r>
-      <w:r>
-        <w:rPr>
-          <w:sz w:val="21"/>
-          <w:szCs w:val="21"/>
-        </w:rPr>
-        <w:t xml:space="preserve"> and present</w:t>
-      </w:r>
-      <w:r>
-        <w:rPr>
-          <w:sz w:val="21"/>
-          <w:szCs w:val="21"/>
-        </w:rPr>
-        <w:t>ed</w:t>
-      </w:r>
-      <w:r>
-        <w:rPr>
-          <w:sz w:val="21"/>
-          <w:szCs w:val="21"/>
-        </w:rPr>
-        <w:t xml:space="preserve"> t</w:t>
-      </w:r>
-      <w:r>
-        <w:rPr>
-          <w:sz w:val="21"/>
-          <w:szCs w:val="21"/>
-        </w:rPr>
-        <w:t>r</w:t>
-      </w:r>
-      <w:r>
-        <w:rPr>
-          <w:sz w:val="21"/>
-          <w:szCs w:val="21"/>
-        </w:rPr>
-        <w:t>ee canopy coverage and health insurance coverage by council district</w:t>
-      </w:r>
-      <w:r>
-        <w:rPr>
-          <w:sz w:val="21"/>
-          <w:szCs w:val="21"/>
-        </w:rPr>
-        <w:t>, which</w:t>
-      </w:r>
-      <w:r>
-        <w:rPr>
-          <w:sz w:val="21"/>
-          <w:szCs w:val="21"/>
-        </w:rPr>
-        <w:t xml:space="preserve"> reveal</w:t>
-      </w:r>
-      <w:r>
-        <w:rPr>
-          <w:sz w:val="21"/>
-          <w:szCs w:val="21"/>
-        </w:rPr>
-        <w:t>ed</w:t>
-      </w:r>
-      <w:r>
-        <w:rPr>
-          <w:sz w:val="21"/>
-          <w:szCs w:val="21"/>
-        </w:rPr>
-        <w:t xml:space="preserve"> </w:t>
-      </w:r>
-      <w:r>
-        <w:rPr>
-          <w:sz w:val="21"/>
-          <w:szCs w:val="21"/>
-        </w:rPr>
-        <w:t>distinct disparities both across and within districts. Tree canopy coverage varies from the least dense district</w:t>
-      </w:r>
-      <w:r>
-        <w:rPr>
-          <w:sz w:val="21"/>
-          <w:szCs w:val="21"/>
-        </w:rPr>
-        <w:t xml:space="preserve"> (district 1)</w:t>
-      </w:r>
-      <w:r>
-        <w:rPr>
-          <w:sz w:val="21"/>
-          <w:szCs w:val="21"/>
-        </w:rPr>
-        <w:t xml:space="preserve"> having less than 2% coverage</w:t>
-      </w:r>
-      <w:r>
-        <w:rPr>
-          <w:sz w:val="21"/>
-          <w:szCs w:val="21"/>
-        </w:rPr>
-        <w:t xml:space="preserve"> on average</w:t>
-      </w:r>
-      <w:r>
-        <w:rPr>
-          <w:sz w:val="21"/>
-          <w:szCs w:val="21"/>
-        </w:rPr>
-        <w:t xml:space="preserve"> to the </w:t>
-      </w:r>
-      <w:r>
-        <w:rPr>
-          <w:sz w:val="21"/>
-          <w:szCs w:val="21"/>
-        </w:rPr>
-        <w:t>densest</w:t>
-      </w:r>
-      <w:r>
-        <w:rPr>
-          <w:sz w:val="21"/>
-          <w:szCs w:val="21"/>
-        </w:rPr>
-        <w:t xml:space="preserve"> district</w:t>
-      </w:r>
-      <w:r>
-        <w:rPr>
-          <w:sz w:val="21"/>
-          <w:szCs w:val="21"/>
-        </w:rPr>
-        <w:t>s (10 and 4)</w:t>
-      </w:r>
-      <w:r>
-        <w:rPr>
-          <w:sz w:val="21"/>
-          <w:szCs w:val="21"/>
-        </w:rPr>
-        <w:t xml:space="preserve"> having almost 20% coverage</w:t>
-      </w:r>
-      <w:r>
-        <w:rPr>
-          <w:sz w:val="21"/>
-          <w:szCs w:val="21"/>
-        </w:rPr>
-        <w:t xml:space="preserve"> on average</w:t>
-      </w:r>
-      <w:r>
-        <w:rPr>
-          <w:sz w:val="21"/>
-          <w:szCs w:val="21"/>
-        </w:rPr>
-        <w:t xml:space="preserve">. One driver of this </w:t>
-      </w:r>
-      <w:r>
-        <w:rPr>
-          <w:sz w:val="21"/>
-          <w:szCs w:val="21"/>
-        </w:rPr>
-        <w:t>variation</w:t>
-      </w:r>
-      <w:r>
-        <w:rPr>
-          <w:sz w:val="21"/>
-          <w:szCs w:val="21"/>
-        </w:rPr>
-        <w:t xml:space="preserve"> </w:t>
-      </w:r>
-      <w:r>
-        <w:rPr>
-          <w:sz w:val="21"/>
-          <w:szCs w:val="21"/>
-        </w:rPr>
-        <w:t>are</w:t>
-      </w:r>
-      <w:r>
-        <w:rPr>
-          <w:sz w:val="21"/>
-          <w:szCs w:val="21"/>
-        </w:rPr>
-        <w:t xml:space="preserve"> </w:t>
-      </w:r>
-      <w:r>
-        <w:rPr>
-          <w:sz w:val="21"/>
-          <w:szCs w:val="21"/>
-        </w:rPr>
-        <w:t>large, wooded</w:t>
-      </w:r>
-      <w:r>
-        <w:rPr>
-          <w:sz w:val="21"/>
-          <w:szCs w:val="21"/>
-        </w:rPr>
-        <w:t xml:space="preserve"> </w:t>
-      </w:r>
-      <w:r>
-        <w:rPr>
-          <w:sz w:val="21"/>
-          <w:szCs w:val="21"/>
-        </w:rPr>
-        <w:t>parks</w:t>
-      </w:r>
-      <w:r>
-        <w:rPr>
-          <w:sz w:val="21"/>
-          <w:szCs w:val="21"/>
-        </w:rPr>
-        <w:t xml:space="preserve">, for example, </w:t>
-      </w:r>
-      <w:r>
-        <w:rPr>
-          <w:sz w:val="21"/>
-          <w:szCs w:val="21"/>
-        </w:rPr>
-        <w:t>d</w:t>
-      </w:r>
-      <w:r>
-        <w:rPr>
-          <w:sz w:val="21"/>
-          <w:szCs w:val="21"/>
-        </w:rPr>
-        <w:t xml:space="preserve">istrict 4 contains </w:t>
-      </w:r>
-      <w:r>
-        <w:rPr>
-          <w:sz w:val="21"/>
-          <w:szCs w:val="21"/>
-        </w:rPr>
-        <w:t>a large portion</w:t>
-      </w:r>
-      <w:r>
-        <w:rPr>
-          <w:sz w:val="21"/>
-          <w:szCs w:val="21"/>
-        </w:rPr>
-        <w:t xml:space="preserve"> of </w:t>
-      </w:r>
-      <w:r>
-        <w:rPr>
-          <w:sz w:val="21"/>
-          <w:szCs w:val="21"/>
-        </w:rPr>
-        <w:t>Wissahickon Valley Park</w:t>
-      </w:r>
-      <w:r>
-        <w:rPr>
-          <w:sz w:val="21"/>
-          <w:szCs w:val="21"/>
-        </w:rPr>
-        <w:t xml:space="preserve">, which is a </w:t>
-      </w:r>
-      <w:r>
-        <w:rPr>
-          <w:sz w:val="21"/>
-          <w:szCs w:val="21"/>
-        </w:rPr>
-        <w:t>2000-acre</w:t>
-      </w:r>
-      <w:r>
-        <w:rPr>
-          <w:sz w:val="21"/>
-          <w:szCs w:val="21"/>
-        </w:rPr>
-        <w:t xml:space="preserve"> park </w:t>
-      </w:r>
-      <w:r>
-        <w:rPr>
-          <w:sz w:val="21"/>
-          <w:szCs w:val="21"/>
-        </w:rPr>
-        <w:t xml:space="preserve">of woods and hiking </w:t>
-      </w:r>
-      <w:r>
-        <w:rPr>
-          <w:sz w:val="21"/>
-          <w:szCs w:val="21"/>
-        </w:rPr>
-        <w:t>trails.</w:t>
-      </w:r>
-      <w:r>
-        <w:rPr>
-          <w:sz w:val="21"/>
-          <w:szCs w:val="21"/>
-        </w:rPr>
-        <w:t xml:space="preserve"> However, outside of those that contain parks, there </w:t>
-      </w:r>
-      <w:r>
-        <w:rPr>
-          <w:sz w:val="21"/>
-          <w:szCs w:val="21"/>
-        </w:rPr>
-        <w:t>is still variation across districts</w:t>
-      </w:r>
-      <w:r>
-        <w:rPr>
-          <w:sz w:val="21"/>
-          <w:szCs w:val="21"/>
-        </w:rPr>
-        <w:t>. For example, district 3</w:t>
-      </w:r>
-      <w:r>
-        <w:rPr>
-          <w:sz w:val="21"/>
-          <w:szCs w:val="21"/>
-        </w:rPr>
-        <w:t xml:space="preserve"> </w:t>
-      </w:r>
-      <w:r>
-        <w:rPr>
-          <w:sz w:val="21"/>
-          <w:szCs w:val="21"/>
-        </w:rPr>
-        <w:t>has</w:t>
-      </w:r>
-      <w:r>
-        <w:rPr>
-          <w:sz w:val="21"/>
-          <w:szCs w:val="21"/>
-        </w:rPr>
-        <w:t xml:space="preserve"> 8% coverage</w:t>
-      </w:r>
-      <w:r>
-        <w:rPr>
-          <w:sz w:val="21"/>
-          <w:szCs w:val="21"/>
-        </w:rPr>
-        <w:t xml:space="preserve"> while di</w:t>
-      </w:r>
-      <w:r>
-        <w:rPr>
-          <w:sz w:val="21"/>
-          <w:szCs w:val="21"/>
-        </w:rPr>
-        <w:t>strict 5 has 4.9%</w:t>
-      </w:r>
-      <w:r>
-        <w:rPr>
-          <w:sz w:val="21"/>
-          <w:szCs w:val="21"/>
-        </w:rPr>
-        <w:t>. Tree canopy coverage i</w:t>
-      </w:r>
-      <w:r>
-        <w:rPr>
-          <w:sz w:val="21"/>
-          <w:szCs w:val="21"/>
-        </w:rPr>
-        <w:t>s important for public health,</w:t>
-      </w:r>
-      <w:r>
-        <w:rPr>
-          <w:sz w:val="21"/>
-          <w:szCs w:val="21"/>
-        </w:rPr>
-        <w:t xml:space="preserve"> as trees can both mitigate some of the effects of high temperatures </w:t>
-      </w:r>
-      <w:r>
-        <w:rPr>
-          <w:sz w:val="21"/>
-          <w:szCs w:val="21"/>
-        </w:rPr>
-        <w:t xml:space="preserve">and is </w:t>
-      </w:r>
-      <w:r>
-        <w:rPr>
-          <w:sz w:val="21"/>
-          <w:szCs w:val="21"/>
-        </w:rPr>
-        <w:t>associated</w:t>
-      </w:r>
-      <w:r>
-        <w:rPr>
-          <w:sz w:val="21"/>
-          <w:szCs w:val="21"/>
-        </w:rPr>
-        <w:t xml:space="preserve"> </w:t>
-      </w:r>
-      <w:r>
-        <w:rPr>
-          <w:sz w:val="21"/>
-          <w:szCs w:val="21"/>
-        </w:rPr>
-        <w:t xml:space="preserve">with </w:t>
-      </w:r>
-      <w:r>
-        <w:rPr>
-          <w:sz w:val="21"/>
-          <w:szCs w:val="21"/>
-        </w:rPr>
-        <w:t xml:space="preserve">other health measures including </w:t>
-      </w:r>
-      <w:r>
-        <w:rPr>
-          <w:sz w:val="21"/>
-          <w:szCs w:val="21"/>
-        </w:rPr>
-        <w:t>lower odds of gun violence</w:t>
-      </w:r>
-      <w:r>
-        <w:rPr>
-          <w:sz w:val="21"/>
-          <w:szCs w:val="21"/>
-        </w:rPr>
-        <w:t xml:space="preserve"> </w:t>
-      </w:r>
-      <w:r>
-        <w:rPr>
-          <w:sz w:val="21"/>
-          <w:szCs w:val="21"/>
-        </w:rPr>
-        <w:fldChar w:fldCharType="begin"/>
-      </w:r>
-      <w:r>
-        <w:rPr>
-          <w:sz w:val="21"/>
-          <w:szCs w:val="21"/>
-        </w:rPr>
-        <w:instrText xml:space="preserve"> ADDIN EN.CITE &lt;EndNote&gt;&lt;Cite&gt;&lt;Author&gt;Kondo&lt;/Author&gt;&lt;Year&gt;2017&lt;/Year&gt;&lt;RecNum&gt;356&lt;/RecNum&gt;&lt;DisplayText&gt;(23)&lt;/DisplayText&gt;&lt;record&gt;&lt;rec-number&gt;356&lt;/rec-number&gt;&lt;foreign-keys&gt;&lt;key app="EN" db-id="5ax92wdr7adtz5etxvfxdfr0s5z2etvt2v0z" timestamp="1779724832" guid="0bf4de50-b258-474e-a3f0-d130d4d4b3ad"&gt;356&lt;/key&gt;&lt;/foreign-keys&gt;&lt;ref-type name="Journal Article"&gt;17&lt;/ref-type&gt;&lt;contributors&gt;&lt;authors&gt;&lt;author&gt;Kondo, M. C.&lt;/author&gt;&lt;author&gt;South, E. C.&lt;/author&gt;&lt;author&gt;Branas, C. C.&lt;/author&gt;&lt;author&gt;Richmond, T. S.&lt;/author&gt;&lt;author&gt;Wiebe, D. J.&lt;/author&gt;&lt;/authors&gt;&lt;/contributors&gt;&lt;titles&gt;&lt;title&gt;The Association Between Urban Tree Cover and Gun Assault: A Case-Control and Case-Crossover Study&lt;/title&gt;&lt;secondary-title&gt;Am J Epidemiol&lt;/secondary-title&gt;&lt;/titles&gt;&lt;periodical&gt;&lt;full-title&gt;Am J Epidemiol&lt;/full-title&gt;&lt;/periodical&gt;&lt;pages&gt;289-296&lt;/pages&gt;&lt;volume&gt;186&lt;/volume&gt;&lt;number&gt;3&lt;/number&gt;&lt;keywords&gt;&lt;keyword&gt;Adolescent&lt;/keyword&gt;&lt;keyword&gt;Case-Control Studies&lt;/keyword&gt;&lt;keyword&gt;Child&lt;/keyword&gt;&lt;keyword&gt;Cross-Over Studies&lt;/keyword&gt;&lt;keyword&gt;Firearms/statistics &amp;amp; numerical data&lt;/keyword&gt;&lt;keyword&gt;Humans&lt;/keyword&gt;&lt;keyword&gt;Male&lt;/keyword&gt;&lt;keyword&gt;Philadelphia/epidemiology&lt;/keyword&gt;&lt;keyword&gt;Risk Factors&lt;/keyword&gt;&lt;keyword&gt;*Trees&lt;/keyword&gt;&lt;keyword&gt;Urban Population/*statistics &amp;amp; numerical data&lt;/keyword&gt;&lt;keyword&gt;Wounds, Gunshot/*epidemiology/etiology&lt;/keyword&gt;&lt;keyword&gt;Young Adult&lt;/keyword&gt;&lt;keyword&gt;firearm violence&lt;/keyword&gt;&lt;keyword&gt;green space exposure&lt;/keyword&gt;&lt;keyword&gt;gun assault&lt;/keyword&gt;&lt;keyword&gt;urban tree canopy&lt;/keyword&gt;&lt;/keywords&gt;&lt;dates&gt;&lt;year&gt;2017&lt;/year&gt;&lt;pub-dates&gt;&lt;date&gt;Aug 1&lt;/date&gt;&lt;/pub-dates&gt;&lt;/dates&gt;&lt;isbn&gt;1476-6256 (Electronic)&amp;#xD;0002-9262 (Print)&amp;#xD;0002-9262 (Linking)&lt;/isbn&gt;&lt;accession-num&gt;28481962&lt;/accession-num&gt;&lt;urls&gt;&lt;related-urls&gt;&lt;url&gt;https://www.ncbi.nlm.nih.gov/pubmed/28481962&lt;/url&gt;&lt;/related-urls&gt;&lt;/urls&gt;&lt;custom2&gt;PMC5860224&lt;/custom2&gt;&lt;electronic-resource-num&gt;10.1093/aje/kwx096&lt;/electronic-resource-num&gt;&lt;remote-database-name&gt;Medline&lt;/remote-database-name&gt;&lt;remote-database-provider&gt;NLM&lt;/remote-database-provider&gt;&lt;/record&gt;&lt;/Cite&gt;&lt;/EndNote&gt;</w:instrText>
-      </w:r>
-      <w:r>
-        <w:rPr>
-          <w:sz w:val="21"/>
-          <w:szCs w:val="21"/>
-        </w:rPr>
-        <w:fldChar w:fldCharType="separate"/>
-      </w:r>
-      <w:r>
-        <w:rPr>
-          <w:noProof/>
-          <w:sz w:val="21"/>
-          <w:szCs w:val="21"/>
-        </w:rPr>
-        <w:t>(23)</w:t>
-      </w:r>
-      <w:r>
-        <w:rPr>
-          <w:sz w:val="21"/>
-          <w:szCs w:val="21"/>
-        </w:rPr>
-        <w:fldChar w:fldCharType="end"/>
-      </w:r>
-      <w:r>
-        <w:rPr>
-          <w:sz w:val="21"/>
-          <w:szCs w:val="21"/>
-        </w:rPr>
-        <w:t xml:space="preserve">, </w:t>
-      </w:r>
-      <w:r>
-        <w:rPr>
-          <w:sz w:val="21"/>
-          <w:szCs w:val="21"/>
-        </w:rPr>
-        <w:t>lower premature mortality</w:t>
-      </w:r>
-      <w:r>
-        <w:rPr>
-          <w:sz w:val="21"/>
-          <w:szCs w:val="21"/>
-        </w:rPr>
-        <w:t xml:space="preserve"> </w:t>
+        </w:rPr>
+        <w:t xml:space="preserve"> and l</w:t>
+      </w:r>
+      <w:r>
+        <w:rPr>
+          <w:sz w:val="21"/>
+          <w:szCs w:val="21"/>
+        </w:rPr>
+        <w:t xml:space="preserve">ower premature mortality </w:t>
       </w:r>
       <w:r>
         <w:rPr>
@@ -6274,7 +3477,7 @@
         </w:rPr>
         <w:fldChar w:fldCharType="begin">
           <w:fldData xml:space="preserve">PEVuZE5vdGU+PENpdGU+PEF1dGhvcj5Lb25kbzwvQXV0aG9yPjxZZWFyPjIwMjA8L1llYXI+PFJl
-Y051bT4zNDg8L1JlY051bT48RGlzcGxheVRleHQ+KDI0KTwvRGlzcGxheVRleHQ+PHJlY29yZD48
+Y051bT4zNDg8L1JlY051bT48RGlzcGxheVRleHQ+KDIyKTwvRGlzcGxheVRleHQ+PHJlY29yZD48
 cmVjLW51bWJlcj4zNDg8L3JlYy1udW1iZXI+PGZvcmVpZ24ta2V5cz48a2V5IGFwcD0iRU4iIGRi
 LWlkPSI1YXg5MndkcjdhZHR6NWV0eHZmeGRmcjBzNXoyZXR2dDJ2MHoiIHRpbWVzdGFtcD0iMTc3
 OTcyNDYyOSIgZ3VpZD0iNTIwZWRlOTAtZDBjMy00MWM2LWJhY2YtYzhhZmUzMWFiMmVjIj4zNDg8
@@ -6334,7 +3537,7 @@
         </w:rPr>
         <w:fldChar w:fldCharType="begin">
           <w:fldData xml:space="preserve">PEVuZE5vdGU+PENpdGU+PEF1dGhvcj5Lb25kbzwvQXV0aG9yPjxZZWFyPjIwMjA8L1llYXI+PFJl
-Y051bT4zNDg8L1JlY051bT48RGlzcGxheVRleHQ+KDI0KTwvRGlzcGxheVRleHQ+PHJlY29yZD48
+Y051bT4zNDg8L1JlY051bT48RGlzcGxheVRleHQ+KDIyKTwvRGlzcGxheVRleHQ+PHJlY29yZD48
 cmVjLW51bWJlcj4zNDg8L3JlYy1udW1iZXI+PGZvcmVpZ24ta2V5cz48a2V5IGFwcD0iRU4iIGRi
 LWlkPSI1YXg5MndkcjdhZHR6NWV0eHZmeGRmcjBzNXoyZXR2dDJ2MHoiIHRpbWVzdGFtcD0iMTc3
 OTcyNDYyOSIgZ3VpZD0iNTIwZWRlOTAtZDBjMy00MWM2LWJhY2YtYzhhZmUzMWFiMmVjIj4zNDg8
@@ -6405,15 +3608,20 @@
           <w:sz w:val="21"/>
           <w:szCs w:val="21"/>
         </w:rPr>
+      </w:r>
+      <w:r>
+        <w:rPr>
+          <w:sz w:val="21"/>
+          <w:szCs w:val="21"/>
+        </w:rPr>
         <w:fldChar w:fldCharType="separate"/>
       </w:r>
       <w:r>
         <w:rPr>
-          <w:noProof/>
-          <w:sz w:val="21"/>
-          <w:szCs w:val="21"/>
-        </w:rPr>
-        <w:t>(24)</w:t>
+          <w:sz w:val="21"/>
+          <w:szCs w:val="21"/>
+        </w:rPr>
+        <w:t>(22)</w:t>
       </w:r>
       <w:r>
         <w:rPr>
@@ -6427,21 +3635,7 @@
           <w:sz w:val="21"/>
           <w:szCs w:val="21"/>
         </w:rPr>
-        <w:t xml:space="preserve"> </w:t>
-      </w:r>
-      <w:r>
-        <w:rPr>
-          <w:sz w:val="21"/>
-          <w:szCs w:val="21"/>
-        </w:rPr>
-        <w:t>and improved mental health</w:t>
-      </w:r>
-      <w:r>
-        <w:rPr>
-          <w:sz w:val="21"/>
-          <w:szCs w:val="21"/>
-        </w:rPr>
-        <w:t xml:space="preserve"> </w:t>
+        <w:t xml:space="preserve"> and health insurance has been shown to reduce mortality </w:t>
       </w:r>
       <w:r>
         <w:rPr>
@@ -6455,7 +3649,7 @@
           <w:sz w:val="21"/>
           <w:szCs w:val="21"/>
         </w:rPr>
-        <w:instrText xml:space="preserve"> ADDIN EN.CITE &lt;EndNote&gt;&lt;Cite&gt;&lt;Author&gt;Akpinar&lt;/Author&gt;&lt;Year&gt;2016&lt;/Year&gt;&lt;RecNum&gt;282&lt;/RecNum&gt;&lt;DisplayText&gt;(25)&lt;/DisplayText&gt;&lt;record&gt;&lt;rec-number&gt;282&lt;/rec-number&gt;&lt;foreign-keys&gt;&lt;key app="EN" db-id="5ax92wdr7adtz5etxvfxdfr0s5z2etvt2v0z" timestamp="1779723916" guid="97710b01-91e2-4fce-9b03-93d0c20ee026"&gt;282&lt;/key&gt;&lt;/foreign-keys&gt;&lt;ref-type name="Journal Article"&gt;17&lt;/ref-type&gt;&lt;contributors&gt;&lt;authors&gt;&lt;author&gt;Akpinar, Abdullah&lt;/author&gt;&lt;author&gt;Barbosa-Leiker, Celestina&lt;/author&gt;&lt;author&gt;Brooks, Kerry R.&lt;/author&gt;&lt;/authors&gt;&lt;/contributors&gt;&lt;titles&gt;&lt;title&gt;Does green space matter? Exploring relationships between green space type and health indicators&lt;/title&gt;&lt;secondary-title&gt;Urban Forestry &amp;amp; Urban Greening&lt;/secondary-title&gt;&lt;/titles&gt;&lt;periodical&gt;&lt;full-title&gt;Urban Forestry &amp;amp; Urban Greening&lt;/full-title&gt;&lt;/periodical&gt;&lt;pages&gt;407-418&lt;/pages&gt;&lt;volume&gt;20&lt;/volume&gt;&lt;section&gt;407&lt;/section&gt;&lt;dates&gt;&lt;year&gt;2016&lt;/year&gt;&lt;/dates&gt;&lt;isbn&gt;16188667&lt;/isbn&gt;&lt;urls&gt;&lt;/urls&gt;&lt;electronic-resource-num&gt;10.1016/j.ufug.2016.10.013&lt;/electronic-resource-num&gt;&lt;/record&gt;&lt;/Cite&gt;&lt;/EndNote&gt;</w:instrText>
+        <w:instrText xml:space="preserve"> ADDIN EN.CITE &lt;EndNote&gt;&lt;Cite&gt;&lt;Author&gt;Levy&lt;/Author&gt;&lt;Year&gt;2025&lt;/Year&gt;&lt;RecNum&gt;708&lt;/RecNum&gt;&lt;DisplayText&gt;(23)&lt;/DisplayText&gt;&lt;record&gt;&lt;rec-number&gt;708&lt;/rec-number&gt;&lt;foreign-keys&gt;&lt;key app="EN" db-id="5ax92wdr7adtz5etxvfxdfr0s5z2etvt2v0z" timestamp="1783384502"&gt;708&lt;/key&gt;&lt;/foreign-keys&gt;&lt;ref-type name="Journal Article"&gt;17&lt;/ref-type&gt;&lt;contributors&gt;&lt;authors&gt;&lt;author&gt;Levy, H.&lt;/author&gt;&lt;author&gt;Buchmueller, T. C.&lt;/author&gt;&lt;/authors&gt;&lt;/contributors&gt;&lt;auth-address&gt;Institute for Social Research, University of Michigan, Ann Arbor, Michigan, USA; email: hlevy@umich.edu.&amp;#xD;Ross School of Business, University of Michigan, Ann Arbor, Michigan, USA.&lt;/auth-address&gt;&lt;titles&gt;&lt;title&gt;The Impact of Health Insurance on Mortality&lt;/title&gt;&lt;secondary-title&gt;Annu Rev Public Health&lt;/secondary-title&gt;&lt;/titles&gt;&lt;periodical&gt;&lt;full-title&gt;Annu Rev Public Health&lt;/full-title&gt;&lt;/periodical&gt;&lt;pages&gt;541-550&lt;/pages&gt;&lt;volume&gt;46&lt;/volume&gt;&lt;number&gt;1&lt;/number&gt;&lt;edition&gt;20250110&lt;/edition&gt;&lt;keywords&gt;&lt;keyword&gt;Humans&lt;/keyword&gt;&lt;keyword&gt;*Insurance, Health/statistics &amp;amp; numerical data&lt;/keyword&gt;&lt;keyword&gt;*Mortality/trends&lt;/keyword&gt;&lt;keyword&gt;Child&lt;/keyword&gt;&lt;keyword&gt;Adult&lt;/keyword&gt;&lt;keyword&gt;*Insurance Coverage/statistics &amp;amp; numerical data&lt;/keyword&gt;&lt;keyword&gt;Middle Aged&lt;/keyword&gt;&lt;keyword&gt;United States/epidemiology&lt;/keyword&gt;&lt;keyword&gt;Aged&lt;/keyword&gt;&lt;keyword&gt;Child, Preschool&lt;/keyword&gt;&lt;keyword&gt;Adolescent&lt;/keyword&gt;&lt;keyword&gt;Medicaid&lt;/keyword&gt;&lt;keyword&gt;Medicare&lt;/keyword&gt;&lt;keyword&gt;health insurance&lt;/keyword&gt;&lt;keyword&gt;mortality&lt;/keyword&gt;&lt;keyword&gt;uninsured&lt;/keyword&gt;&lt;/keywords&gt;&lt;dates&gt;&lt;year&gt;2025&lt;/year&gt;&lt;pub-dates&gt;&lt;date&gt;Apr&lt;/date&gt;&lt;/pub-dates&gt;&lt;/dates&gt;&lt;isbn&gt;1545-2093 (Electronic)&amp;#xD;0163-7525 (Linking)&lt;/isbn&gt;&lt;accession-num&gt;39792985&lt;/accession-num&gt;&lt;urls&gt;&lt;related-urls&gt;&lt;url&gt;https://www.ncbi.nlm.nih.gov/pubmed/39792985&lt;/url&gt;&lt;/related-urls&gt;&lt;/urls&gt;&lt;electronic-resource-num&gt;10.1146/annurev-publhealth-061022-042335&lt;/electronic-resource-num&gt;&lt;remote-database-name&gt;Medline&lt;/remote-database-name&gt;&lt;remote-database-provider&gt;NLM&lt;/remote-database-provider&gt;&lt;/record&gt;&lt;/Cite&gt;&lt;/EndNote&gt;</w:instrText>
       </w:r>
       <w:r>
         <w:rPr>
@@ -6470,7 +3664,7 @@
           <w:sz w:val="21"/>
           <w:szCs w:val="21"/>
         </w:rPr>
-        <w:t>(25)</w:t>
+        <w:t>(23)</w:t>
       </w:r>
       <w:r>
         <w:rPr>
@@ -6484,127 +3678,7 @@
           <w:sz w:val="21"/>
           <w:szCs w:val="21"/>
         </w:rPr>
-        <w:t xml:space="preserve">. </w:t>
-      </w:r>
-      <w:r>
-        <w:rPr>
-          <w:sz w:val="21"/>
-          <w:szCs w:val="21"/>
-        </w:rPr>
-        <w:t>Tree canopy coverage is important for city council members to understand as they can have influence over resources to mitigate health effects of heat – for example resources for cooling centers, tree planting</w:t>
-      </w:r>
-      <w:r>
-        <w:rPr>
-          <w:sz w:val="21"/>
-          <w:szCs w:val="21"/>
-        </w:rPr>
-        <w:t xml:space="preserve">, and </w:t>
-      </w:r>
-      <w:r>
-        <w:rPr>
-          <w:sz w:val="21"/>
-          <w:szCs w:val="21"/>
-        </w:rPr>
-        <w:t xml:space="preserve">temperature-related </w:t>
-      </w:r>
-      <w:r>
-        <w:rPr>
-          <w:sz w:val="21"/>
-          <w:szCs w:val="21"/>
-        </w:rPr>
-        <w:t xml:space="preserve">home improvements. </w:t>
-      </w:r>
-      <w:r>
-        <w:rPr>
-          <w:sz w:val="21"/>
-          <w:szCs w:val="21"/>
-        </w:rPr>
-        <w:t xml:space="preserve"> </w:t>
-      </w:r>
-      <w:r>
-        <w:rPr>
-          <w:sz w:val="21"/>
-          <w:szCs w:val="21"/>
-        </w:rPr>
-        <w:t xml:space="preserve">Many of these interventions fall within </w:t>
-      </w:r>
-      <w:r>
-        <w:rPr>
-          <w:sz w:val="21"/>
-          <w:szCs w:val="21"/>
-        </w:rPr>
-        <w:t>council members’ constituent services activities</w:t>
-      </w:r>
-      <w:r>
-        <w:rPr>
-          <w:sz w:val="21"/>
-          <w:szCs w:val="21"/>
-        </w:rPr>
-        <w:t xml:space="preserve">, while larger interventions such as </w:t>
-      </w:r>
-      <w:r>
-        <w:rPr>
-          <w:sz w:val="21"/>
-          <w:szCs w:val="21"/>
-        </w:rPr>
-        <w:t>mandating landlords provide air conditioning on hot days</w:t>
-      </w:r>
-      <w:r>
-        <w:rPr>
-          <w:sz w:val="21"/>
-          <w:szCs w:val="21"/>
-        </w:rPr>
-        <w:t xml:space="preserve"> </w:t>
-      </w:r>
-      <w:r>
-        <w:rPr>
-          <w:sz w:val="21"/>
-          <w:szCs w:val="21"/>
-        </w:rPr>
-        <w:fldChar w:fldCharType="begin"/>
-      </w:r>
-      <w:r>
-        <w:rPr>
-          <w:sz w:val="21"/>
-          <w:szCs w:val="21"/>
-        </w:rPr>
-        <w:instrText xml:space="preserve"> ADDIN EN.CITE &lt;EndNote&gt;&lt;Cite&gt;&lt;Author&gt;Evelly&lt;/Author&gt;&lt;Year&gt;2024&lt;/Year&gt;&lt;RecNum&gt;594&lt;/RecNum&gt;&lt;DisplayText&gt;(26)&lt;/DisplayText&gt;&lt;record&gt;&lt;rec-number&gt;594&lt;/rec-number&gt;&lt;foreign-keys&gt;&lt;key app="EN" db-id="5ax92wdr7adtz5etxvfxdfr0s5z2etvt2v0z" timestamp="1779726251" guid="d71227f6-22ab-4308-8177-4f2d51d56fb7"&gt;594&lt;/key&gt;&lt;/foreign-keys&gt;&lt;ref-type name="Newspaper Article"&gt;23&lt;/ref-type&gt;&lt;contributors&gt;&lt;authors&gt;&lt;author&gt;Jeanmarie Evelly&lt;/author&gt;&lt;/authors&gt;&lt;/contributors&gt;&lt;titles&gt;&lt;title&gt;City Council Debates Mandatory Air Conditioning Bill&lt;/title&gt;&lt;secondary-title&gt;City Limits&lt;/secondary-title&gt;&lt;/titles&gt;&lt;dates&gt;&lt;year&gt;2024&lt;/year&gt;&lt;/dates&gt;&lt;urls&gt;&lt;related-urls&gt;&lt;url&gt;https://citylimits.org/should-nyc-require-landlords-to-provide-air-conditioning/&lt;/url&gt;&lt;/related-urls&gt;&lt;/urls&gt;&lt;/record&gt;&lt;/Cite&gt;&lt;/EndNote&gt;</w:instrText>
-      </w:r>
-      <w:r>
-        <w:rPr>
-          <w:sz w:val="21"/>
-          <w:szCs w:val="21"/>
-        </w:rPr>
-        <w:fldChar w:fldCharType="separate"/>
-      </w:r>
-      <w:r>
-        <w:rPr>
-          <w:noProof/>
-          <w:sz w:val="21"/>
-          <w:szCs w:val="21"/>
-        </w:rPr>
-        <w:t>(26)</w:t>
-      </w:r>
-      <w:r>
-        <w:rPr>
-          <w:sz w:val="21"/>
-          <w:szCs w:val="21"/>
-        </w:rPr>
-        <w:fldChar w:fldCharType="end"/>
-      </w:r>
-      <w:r>
-        <w:rPr>
-          <w:sz w:val="21"/>
-          <w:szCs w:val="21"/>
-        </w:rPr>
-        <w:t xml:space="preserve">, </w:t>
-      </w:r>
-      <w:r>
-        <w:rPr>
-          <w:sz w:val="21"/>
-          <w:szCs w:val="21"/>
-        </w:rPr>
-        <w:t xml:space="preserve">would require council and Mayoral approval. </w:t>
+        <w:t>.</w:t>
       </w:r>
     </w:p>
     <w:p>
@@ -6619,6 +3693,3393 @@
           <w:sz w:val="21"/>
           <w:szCs w:val="21"/>
         </w:rPr>
+        <w:t xml:space="preserve">We </w:t>
+      </w:r>
+      <w:r>
+        <w:rPr>
+          <w:sz w:val="21"/>
+          <w:szCs w:val="21"/>
+        </w:rPr>
+        <w:t>use these two examples to</w:t>
+      </w:r>
+      <w:r>
+        <w:rPr>
+          <w:sz w:val="21"/>
+          <w:szCs w:val="21"/>
+        </w:rPr>
+        <w:t xml:space="preserve"> present descriptive data for </w:t>
+      </w:r>
+      <w:r>
+        <w:rPr>
+          <w:sz w:val="21"/>
+          <w:szCs w:val="21"/>
+        </w:rPr>
+        <w:t xml:space="preserve">Philadelphia </w:t>
+      </w:r>
+      <w:r>
+        <w:rPr>
+          <w:sz w:val="21"/>
+          <w:szCs w:val="21"/>
+        </w:rPr>
+        <w:t>and answer the research question</w:t>
+      </w:r>
+      <w:r>
+        <w:rPr>
+          <w:sz w:val="21"/>
+          <w:szCs w:val="21"/>
+        </w:rPr>
+        <w:t xml:space="preserve">s </w:t>
+      </w:r>
+      <w:r>
+        <w:rPr>
+          <w:sz w:val="21"/>
+          <w:szCs w:val="21"/>
+        </w:rPr>
+        <w:t xml:space="preserve">of: </w:t>
+      </w:r>
+      <w:r>
+        <w:rPr>
+          <w:sz w:val="21"/>
+          <w:szCs w:val="21"/>
+        </w:rPr>
+        <w:t xml:space="preserve">How </w:t>
+      </w:r>
+      <w:r>
+        <w:rPr>
+          <w:sz w:val="21"/>
+          <w:szCs w:val="21"/>
+        </w:rPr>
+        <w:t xml:space="preserve">are </w:t>
+      </w:r>
+      <w:r>
+        <w:rPr>
+          <w:sz w:val="21"/>
+          <w:szCs w:val="21"/>
+        </w:rPr>
+        <w:t xml:space="preserve">the </w:t>
+      </w:r>
+      <w:r>
+        <w:rPr>
+          <w:sz w:val="21"/>
+          <w:szCs w:val="21"/>
+        </w:rPr>
+        <w:t>publilc health</w:t>
+      </w:r>
+      <w:r>
+        <w:rPr>
+          <w:sz w:val="21"/>
+          <w:szCs w:val="21"/>
+        </w:rPr>
+        <w:t xml:space="preserve"> metrics of tree canopy coverage and health insurance </w:t>
+      </w:r>
+      <w:r>
+        <w:rPr>
+          <w:sz w:val="21"/>
+          <w:szCs w:val="21"/>
+        </w:rPr>
+        <w:t xml:space="preserve">coverage </w:t>
+      </w:r>
+      <w:r>
+        <w:rPr>
+          <w:sz w:val="21"/>
+          <w:szCs w:val="21"/>
+        </w:rPr>
+        <w:t xml:space="preserve">distributed across </w:t>
+      </w:r>
+      <w:r>
+        <w:rPr>
+          <w:sz w:val="21"/>
+          <w:szCs w:val="21"/>
+        </w:rPr>
+        <w:t>Philadelphia</w:t>
+      </w:r>
+      <w:r>
+        <w:rPr>
+          <w:sz w:val="21"/>
+          <w:szCs w:val="21"/>
+        </w:rPr>
+        <w:t xml:space="preserve"> city council districts</w:t>
+      </w:r>
+      <w:r>
+        <w:rPr>
+          <w:sz w:val="21"/>
+          <w:szCs w:val="21"/>
+        </w:rPr>
+        <w:t xml:space="preserve">? </w:t>
+      </w:r>
+      <w:r>
+        <w:rPr>
+          <w:sz w:val="21"/>
+          <w:szCs w:val="21"/>
+        </w:rPr>
+        <w:t xml:space="preserve"> </w:t>
+      </w:r>
+      <w:r>
+        <w:rPr>
+          <w:sz w:val="21"/>
+          <w:szCs w:val="21"/>
+        </w:rPr>
+        <w:t xml:space="preserve">We hypothesize that </w:t>
+      </w:r>
+      <w:r>
+        <w:rPr>
+          <w:sz w:val="21"/>
+          <w:szCs w:val="21"/>
+        </w:rPr>
+        <w:t>t</w:t>
+      </w:r>
+      <w:r>
+        <w:rPr>
+          <w:sz w:val="21"/>
+          <w:szCs w:val="21"/>
+        </w:rPr>
+        <w:t>here will be geospatial inequities in magnitude and with-district variation of both metrics across council districts.</w:t>
+      </w:r>
+      <w:r>
+        <w:rPr>
+          <w:sz w:val="21"/>
+          <w:szCs w:val="21"/>
+        </w:rPr>
+        <w:t xml:space="preserve"> </w:t>
+      </w:r>
+      <w:r>
+        <w:rPr>
+          <w:sz w:val="21"/>
+          <w:szCs w:val="21"/>
+        </w:rPr>
+        <w:t xml:space="preserve"> </w:t>
+      </w:r>
+      <w:r>
+        <w:rPr>
+          <w:sz w:val="21"/>
+          <w:szCs w:val="21"/>
+        </w:rPr>
+        <w:t xml:space="preserve">We also </w:t>
+      </w:r>
+      <w:r>
+        <w:rPr>
+          <w:sz w:val="21"/>
+          <w:szCs w:val="21"/>
+        </w:rPr>
+        <w:t>use this study to demonstrate the</w:t>
+      </w:r>
+      <w:r>
+        <w:rPr>
+          <w:sz w:val="21"/>
+          <w:szCs w:val="21"/>
+        </w:rPr>
+        <w:t xml:space="preserve"> process</w:t>
+      </w:r>
+      <w:r>
+        <w:rPr>
+          <w:sz w:val="21"/>
+          <w:szCs w:val="21"/>
+        </w:rPr>
+        <w:t xml:space="preserve">, </w:t>
+      </w:r>
+      <w:r>
+        <w:rPr>
+          <w:sz w:val="21"/>
+          <w:szCs w:val="21"/>
+        </w:rPr>
+        <w:t>feasibilit</w:t>
+      </w:r>
+      <w:r>
+        <w:rPr>
+          <w:sz w:val="21"/>
+          <w:szCs w:val="21"/>
+        </w:rPr>
+        <w:t>y, and utility</w:t>
+      </w:r>
+      <w:r>
+        <w:rPr>
+          <w:sz w:val="21"/>
+          <w:szCs w:val="21"/>
+        </w:rPr>
+        <w:t xml:space="preserve"> of </w:t>
+      </w:r>
+      <w:r>
+        <w:rPr>
+          <w:sz w:val="21"/>
+          <w:szCs w:val="21"/>
+        </w:rPr>
+        <w:t xml:space="preserve">conducting an analysis using </w:t>
+      </w:r>
+      <w:r>
+        <w:rPr>
+          <w:sz w:val="21"/>
+          <w:szCs w:val="21"/>
+        </w:rPr>
+        <w:t>C</w:t>
+      </w:r>
+      <w:r>
+        <w:rPr>
+          <w:sz w:val="21"/>
+          <w:szCs w:val="21"/>
+        </w:rPr>
+        <w:t>ouncil district</w:t>
+      </w:r>
+      <w:r>
+        <w:rPr>
+          <w:sz w:val="21"/>
+          <w:szCs w:val="21"/>
+        </w:rPr>
+        <w:t>s</w:t>
+      </w:r>
+      <w:r>
+        <w:rPr>
+          <w:sz w:val="21"/>
+          <w:szCs w:val="21"/>
+        </w:rPr>
+        <w:t>.</w:t>
+      </w:r>
+      <w:r>
+        <w:rPr>
+          <w:sz w:val="21"/>
+          <w:szCs w:val="21"/>
+        </w:rPr>
+        <w:t xml:space="preserve"> </w:t>
+      </w:r>
+    </w:p>
+    <w:p>
+      <w:pPr>
+        <w:rPr>
+          <w:b/>
+          <w:bCs/>
+          <w:sz w:val="21"/>
+          <w:szCs w:val="21"/>
+        </w:rPr>
+      </w:pPr>
+      <w:r>
+        <w:rPr>
+          <w:b/>
+          <w:bCs/>
+          <w:sz w:val="21"/>
+          <w:szCs w:val="21"/>
+        </w:rPr>
+        <w:lastRenderedPageBreak/>
+        <w:t>Methods</w:t>
+      </w:r>
+    </w:p>
+    <w:p>
+      <w:pPr>
+        <w:rPr>
+          <w:i/>
+          <w:iCs/>
+          <w:sz w:val="21"/>
+          <w:szCs w:val="21"/>
+        </w:rPr>
+      </w:pPr>
+      <w:r>
+        <w:rPr>
+          <w:i/>
+          <w:iCs/>
+          <w:sz w:val="21"/>
+          <w:szCs w:val="21"/>
+        </w:rPr>
+        <w:t xml:space="preserve">City Council Districts </w:t>
+      </w:r>
+    </w:p>
+    <w:p>
+      <w:pPr>
+        <w:rPr>
+          <w:sz w:val="21"/>
+          <w:szCs w:val="21"/>
+        </w:rPr>
+      </w:pPr>
+      <w:r>
+        <w:rPr>
+          <w:sz w:val="21"/>
+          <w:szCs w:val="21"/>
+        </w:rPr>
+        <w:t xml:space="preserve">There are ten </w:t>
+      </w:r>
+      <w:r>
+        <w:rPr>
+          <w:sz w:val="21"/>
+          <w:szCs w:val="21"/>
+        </w:rPr>
+        <w:t xml:space="preserve">Philadelphia City </w:t>
+      </w:r>
+      <w:r>
+        <w:rPr>
+          <w:sz w:val="21"/>
+          <w:szCs w:val="21"/>
+        </w:rPr>
+        <w:t xml:space="preserve">Council districts, each of which has a population of approximately 160,000 people and elects one Council representative. </w:t>
+      </w:r>
+      <w:r>
+        <w:rPr>
+          <w:sz w:val="21"/>
+          <w:szCs w:val="21"/>
+        </w:rPr>
+        <w:t>T</w:t>
+      </w:r>
+      <w:r>
+        <w:rPr>
+          <w:sz w:val="21"/>
+          <w:szCs w:val="21"/>
+        </w:rPr>
+        <w:t xml:space="preserve">he </w:t>
+      </w:r>
+      <w:r>
+        <w:rPr>
+          <w:sz w:val="21"/>
+          <w:szCs w:val="21"/>
+        </w:rPr>
+        <w:t xml:space="preserve">Council </w:t>
+      </w:r>
+      <w:r>
+        <w:rPr>
+          <w:sz w:val="21"/>
+          <w:szCs w:val="21"/>
+        </w:rPr>
+        <w:t xml:space="preserve">drew and </w:t>
+      </w:r>
+      <w:r>
+        <w:rPr>
+          <w:sz w:val="21"/>
+          <w:szCs w:val="21"/>
+        </w:rPr>
+        <w:t xml:space="preserve">approved </w:t>
+      </w:r>
+      <w:r>
+        <w:rPr>
+          <w:sz w:val="21"/>
+          <w:szCs w:val="21"/>
+        </w:rPr>
+        <w:t xml:space="preserve">the </w:t>
+      </w:r>
+      <w:r>
+        <w:rPr>
+          <w:sz w:val="21"/>
+          <w:szCs w:val="21"/>
+        </w:rPr>
+        <w:t>current</w:t>
+      </w:r>
+      <w:r>
+        <w:rPr>
+          <w:sz w:val="21"/>
+          <w:szCs w:val="21"/>
+        </w:rPr>
+        <w:t xml:space="preserve"> </w:t>
+      </w:r>
+      <w:r>
+        <w:rPr>
+          <w:sz w:val="21"/>
+          <w:szCs w:val="21"/>
+        </w:rPr>
+        <w:t xml:space="preserve">district </w:t>
+      </w:r>
+      <w:r>
+        <w:rPr>
+          <w:sz w:val="21"/>
+          <w:szCs w:val="21"/>
+        </w:rPr>
+        <w:t xml:space="preserve">map </w:t>
+      </w:r>
+      <w:r>
+        <w:rPr>
+          <w:sz w:val="21"/>
+          <w:szCs w:val="21"/>
+        </w:rPr>
+        <w:t xml:space="preserve">in </w:t>
+      </w:r>
+      <w:r>
+        <w:rPr>
+          <w:sz w:val="21"/>
+          <w:szCs w:val="21"/>
+        </w:rPr>
+        <w:t>2023</w:t>
+      </w:r>
+      <w:r>
+        <w:rPr>
+          <w:sz w:val="21"/>
+          <w:szCs w:val="21"/>
+        </w:rPr>
+        <w:t>, and, b</w:t>
+      </w:r>
+      <w:r>
+        <w:rPr>
+          <w:sz w:val="21"/>
+          <w:szCs w:val="21"/>
+        </w:rPr>
+        <w:t xml:space="preserve">arring any litigation, </w:t>
+      </w:r>
+      <w:r>
+        <w:rPr>
+          <w:sz w:val="21"/>
+          <w:szCs w:val="21"/>
+        </w:rPr>
+        <w:t>will use this map for</w:t>
+      </w:r>
+      <w:r>
+        <w:rPr>
+          <w:sz w:val="21"/>
+          <w:szCs w:val="21"/>
+        </w:rPr>
+        <w:t xml:space="preserve"> elections through 2031. We used </w:t>
+      </w:r>
+      <w:r>
+        <w:rPr>
+          <w:sz w:val="21"/>
+          <w:szCs w:val="21"/>
+        </w:rPr>
+        <w:t>these</w:t>
+      </w:r>
+      <w:r>
+        <w:rPr>
+          <w:sz w:val="21"/>
+          <w:szCs w:val="21"/>
+        </w:rPr>
+        <w:t xml:space="preserve"> boundaries </w:t>
+      </w:r>
+      <w:r>
+        <w:rPr>
+          <w:sz w:val="21"/>
+          <w:szCs w:val="21"/>
+        </w:rPr>
+        <w:t>for</w:t>
+      </w:r>
+      <w:r>
+        <w:rPr>
+          <w:sz w:val="21"/>
+          <w:szCs w:val="21"/>
+        </w:rPr>
+        <w:t xml:space="preserve"> </w:t>
+      </w:r>
+      <w:r>
+        <w:rPr>
+          <w:sz w:val="21"/>
+          <w:szCs w:val="21"/>
+        </w:rPr>
+        <w:t xml:space="preserve">the Dashboard and </w:t>
+      </w:r>
+      <w:r>
+        <w:rPr>
+          <w:sz w:val="21"/>
+          <w:szCs w:val="21"/>
+        </w:rPr>
+        <w:t xml:space="preserve">this </w:t>
+      </w:r>
+      <w:r>
+        <w:rPr>
+          <w:sz w:val="21"/>
+          <w:szCs w:val="21"/>
+        </w:rPr>
+        <w:t>analysis</w:t>
+      </w:r>
+      <w:r>
+        <w:rPr>
+          <w:sz w:val="21"/>
+          <w:szCs w:val="21"/>
+        </w:rPr>
+        <w:t xml:space="preserve">. </w:t>
+      </w:r>
+    </w:p>
+    <w:p>
+      <w:pPr>
+        <w:rPr>
+          <w:i/>
+          <w:iCs/>
+          <w:sz w:val="21"/>
+          <w:szCs w:val="21"/>
+        </w:rPr>
+      </w:pPr>
+      <w:r>
+        <w:rPr>
+          <w:i/>
+          <w:iCs/>
+          <w:sz w:val="21"/>
+          <w:szCs w:val="21"/>
+        </w:rPr>
+        <w:t>Data Aggregation</w:t>
+      </w:r>
+      <w:r>
+        <w:rPr>
+          <w:i/>
+          <w:iCs/>
+          <w:sz w:val="21"/>
+          <w:szCs w:val="21"/>
+        </w:rPr>
+        <w:t xml:space="preserve"> </w:t>
+      </w:r>
+    </w:p>
+    <w:p>
+      <w:pPr>
+        <w:rPr>
+          <w:sz w:val="21"/>
+          <w:szCs w:val="21"/>
+        </w:rPr>
+      </w:pPr>
+      <w:r>
+        <w:rPr>
+          <w:sz w:val="21"/>
+          <w:szCs w:val="21"/>
+        </w:rPr>
+        <w:t xml:space="preserve">Calculating metrics by council district is challenging because health data are not commonly provided by </w:t>
+      </w:r>
+      <w:r>
+        <w:rPr>
+          <w:sz w:val="21"/>
+          <w:szCs w:val="21"/>
+        </w:rPr>
+        <w:t xml:space="preserve">council </w:t>
+      </w:r>
+      <w:r>
+        <w:rPr>
+          <w:sz w:val="21"/>
+          <w:szCs w:val="21"/>
+        </w:rPr>
+        <w:t>unit</w:t>
+      </w:r>
+      <w:r>
+        <w:rPr>
+          <w:sz w:val="21"/>
+          <w:szCs w:val="21"/>
+        </w:rPr>
+        <w:t>s</w:t>
+      </w:r>
+      <w:r>
+        <w:rPr>
+          <w:sz w:val="21"/>
+          <w:szCs w:val="21"/>
+        </w:rPr>
+        <w:t xml:space="preserve"> or in </w:t>
+      </w:r>
+      <w:r>
+        <w:rPr>
+          <w:sz w:val="21"/>
+          <w:szCs w:val="21"/>
+        </w:rPr>
+        <w:t>subunits</w:t>
+      </w:r>
+      <w:r>
+        <w:rPr>
+          <w:sz w:val="21"/>
+          <w:szCs w:val="21"/>
+        </w:rPr>
+        <w:t xml:space="preserve"> that nest neatly within council districts</w:t>
+      </w:r>
+      <w:r>
+        <w:rPr>
+          <w:sz w:val="21"/>
+          <w:szCs w:val="21"/>
+        </w:rPr>
+        <w:t xml:space="preserve">. </w:t>
+      </w:r>
+      <w:r>
+        <w:rPr>
+          <w:rFonts w:ascii="Aptos" w:eastAsia="Aptos" w:hAnsi="Aptos" w:cs="Aptos"/>
+          <w:sz w:val="21"/>
+          <w:szCs w:val="21"/>
+        </w:rPr>
+        <w:t>W</w:t>
+      </w:r>
+      <w:r>
+        <w:rPr>
+          <w:sz w:val="21"/>
+          <w:szCs w:val="21"/>
+        </w:rPr>
+        <w:t>e used a multi-step process</w:t>
+      </w:r>
+      <w:r>
+        <w:rPr>
+          <w:rFonts w:ascii="Aptos" w:eastAsia="Aptos" w:hAnsi="Aptos" w:cs="Aptos"/>
+          <w:sz w:val="21"/>
+          <w:szCs w:val="21"/>
+        </w:rPr>
+        <w:t xml:space="preserve"> t</w:t>
+      </w:r>
+      <w:r>
+        <w:rPr>
+          <w:rFonts w:ascii="Aptos" w:eastAsia="Aptos" w:hAnsi="Aptos" w:cs="Aptos"/>
+          <w:sz w:val="21"/>
+          <w:szCs w:val="21"/>
+        </w:rPr>
+        <w:t>o generate district-level estimates</w:t>
+      </w:r>
+      <w:r>
+        <w:rPr>
+          <w:sz w:val="21"/>
+          <w:szCs w:val="21"/>
+        </w:rPr>
+        <w:t>.</w:t>
+      </w:r>
+      <w:r>
+        <w:rPr>
+          <w:sz w:val="21"/>
+          <w:szCs w:val="21"/>
+        </w:rPr>
+        <w:t xml:space="preserve"> First,</w:t>
+      </w:r>
+      <w:r>
+        <w:rPr>
+          <w:sz w:val="21"/>
+          <w:szCs w:val="21"/>
+        </w:rPr>
+        <w:t xml:space="preserve"> </w:t>
+      </w:r>
+      <w:r>
+        <w:rPr>
+          <w:sz w:val="21"/>
+          <w:szCs w:val="21"/>
+        </w:rPr>
+        <w:t xml:space="preserve">we obtained </w:t>
+      </w:r>
+      <w:r>
+        <w:rPr>
+          <w:sz w:val="21"/>
+          <w:szCs w:val="21"/>
+        </w:rPr>
+        <w:t xml:space="preserve">health </w:t>
+      </w:r>
+      <w:r>
+        <w:rPr>
+          <w:sz w:val="21"/>
+          <w:szCs w:val="21"/>
+        </w:rPr>
+        <w:t>data by census tract, the smalle</w:t>
+      </w:r>
+      <w:r>
+        <w:rPr>
+          <w:sz w:val="21"/>
+          <w:szCs w:val="21"/>
+        </w:rPr>
+        <w:t>st</w:t>
+      </w:r>
+      <w:r>
+        <w:rPr>
+          <w:sz w:val="21"/>
+          <w:szCs w:val="21"/>
+        </w:rPr>
+        <w:t xml:space="preserve"> geographic unit available for </w:t>
+      </w:r>
+      <w:r>
+        <w:rPr>
+          <w:sz w:val="21"/>
+          <w:szCs w:val="21"/>
+        </w:rPr>
+        <w:t xml:space="preserve">many </w:t>
+      </w:r>
+      <w:r>
+        <w:rPr>
+          <w:sz w:val="21"/>
+          <w:szCs w:val="21"/>
+        </w:rPr>
+        <w:t>health metrics</w:t>
+      </w:r>
+      <w:r>
+        <w:rPr>
+          <w:sz w:val="21"/>
+          <w:szCs w:val="21"/>
+        </w:rPr>
+        <w:t xml:space="preserve"> and specifically for the Census health insurance variable</w:t>
+      </w:r>
+      <w:r>
+        <w:rPr>
+          <w:sz w:val="21"/>
+          <w:szCs w:val="21"/>
+        </w:rPr>
+        <w:t xml:space="preserve">. </w:t>
+      </w:r>
+      <w:r>
+        <w:rPr>
+          <w:sz w:val="21"/>
+          <w:szCs w:val="21"/>
+        </w:rPr>
+        <w:t>Then,</w:t>
+      </w:r>
+      <w:r>
+        <w:rPr>
+          <w:sz w:val="21"/>
+          <w:szCs w:val="21"/>
+        </w:rPr>
+        <w:t xml:space="preserve"> </w:t>
+      </w:r>
+      <w:r>
+        <w:rPr>
+          <w:sz w:val="21"/>
+          <w:szCs w:val="21"/>
+        </w:rPr>
+        <w:t>we obtained population data</w:t>
+      </w:r>
+      <w:r>
+        <w:rPr>
+          <w:sz w:val="21"/>
+          <w:szCs w:val="21"/>
+        </w:rPr>
+        <w:t xml:space="preserve"> by census block</w:t>
+      </w:r>
+      <w:r>
+        <w:rPr>
+          <w:sz w:val="21"/>
+          <w:szCs w:val="21"/>
+        </w:rPr>
+        <w:t>, as census blocks nest in both city council districts and census tracts</w:t>
+      </w:r>
+      <w:r>
+        <w:rPr>
+          <w:sz w:val="21"/>
+          <w:szCs w:val="21"/>
+        </w:rPr>
+        <w:t xml:space="preserve"> (</w:t>
+      </w:r>
+      <w:r>
+        <w:rPr>
+          <w:sz w:val="21"/>
+          <w:szCs w:val="21"/>
+        </w:rPr>
+        <w:t>census tracts do not nest perfectly into council districts</w:t>
+      </w:r>
+      <w:r>
+        <w:rPr>
+          <w:sz w:val="21"/>
+          <w:szCs w:val="21"/>
+        </w:rPr>
+        <w:t xml:space="preserve">). </w:t>
+      </w:r>
+      <w:r>
+        <w:rPr>
+          <w:sz w:val="21"/>
+          <w:szCs w:val="21"/>
+        </w:rPr>
+        <w:t>We used the census block population</w:t>
+      </w:r>
+      <w:r>
+        <w:rPr>
+          <w:sz w:val="21"/>
+          <w:szCs w:val="21"/>
+        </w:rPr>
+        <w:t xml:space="preserve"> (or area in the case of tree canopy coverage)</w:t>
+      </w:r>
+      <w:r>
+        <w:rPr>
+          <w:sz w:val="21"/>
+          <w:szCs w:val="21"/>
+        </w:rPr>
+        <w:t xml:space="preserve"> </w:t>
+      </w:r>
+      <w:r>
+        <w:rPr>
+          <w:sz w:val="21"/>
+          <w:szCs w:val="21"/>
+        </w:rPr>
+        <w:t xml:space="preserve">to determine the proportion of the census tract </w:t>
+      </w:r>
+      <w:r>
+        <w:rPr>
+          <w:sz w:val="21"/>
+          <w:szCs w:val="21"/>
+        </w:rPr>
+        <w:t>that should be allocated to each district</w:t>
+      </w:r>
+      <w:r>
+        <w:rPr>
+          <w:sz w:val="21"/>
+          <w:szCs w:val="21"/>
+        </w:rPr>
+        <w:t>.</w:t>
+      </w:r>
+      <w:r>
+        <w:rPr>
+          <w:sz w:val="21"/>
+          <w:szCs w:val="21"/>
+        </w:rPr>
+        <w:t xml:space="preserve"> </w:t>
+      </w:r>
+      <w:r>
+        <w:rPr>
+          <w:sz w:val="21"/>
+          <w:szCs w:val="21"/>
+        </w:rPr>
+        <w:t>A</w:t>
+      </w:r>
+      <w:r>
+        <w:rPr>
+          <w:sz w:val="21"/>
+          <w:szCs w:val="21"/>
+        </w:rPr>
+        <w:t>nd</w:t>
+      </w:r>
+      <w:r>
+        <w:rPr>
+          <w:sz w:val="21"/>
+          <w:szCs w:val="21"/>
+        </w:rPr>
+        <w:t xml:space="preserve"> lastly, </w:t>
+      </w:r>
+      <w:r>
+        <w:rPr>
+          <w:sz w:val="21"/>
+          <w:szCs w:val="21"/>
+        </w:rPr>
+        <w:t>we</w:t>
+      </w:r>
+      <w:r>
+        <w:rPr>
+          <w:sz w:val="21"/>
+          <w:szCs w:val="21"/>
+        </w:rPr>
+        <w:t xml:space="preserve"> </w:t>
+      </w:r>
+      <w:r>
+        <w:rPr>
+          <w:sz w:val="21"/>
+          <w:szCs w:val="21"/>
+        </w:rPr>
+        <w:t xml:space="preserve">aggregated </w:t>
+      </w:r>
+      <w:r>
+        <w:rPr>
+          <w:sz w:val="21"/>
+          <w:szCs w:val="21"/>
+        </w:rPr>
+        <w:t xml:space="preserve">the </w:t>
+      </w:r>
+      <w:r>
+        <w:rPr>
+          <w:sz w:val="21"/>
+          <w:szCs w:val="21"/>
+        </w:rPr>
+        <w:t xml:space="preserve">population-weighted </w:t>
+      </w:r>
+      <w:r>
+        <w:rPr>
+          <w:sz w:val="21"/>
+          <w:szCs w:val="21"/>
+        </w:rPr>
+        <w:t>census tracts</w:t>
+      </w:r>
+      <w:r>
+        <w:rPr>
+          <w:sz w:val="21"/>
+          <w:szCs w:val="21"/>
+        </w:rPr>
+        <w:t xml:space="preserve"> </w:t>
+      </w:r>
+      <w:r>
+        <w:rPr>
+          <w:sz w:val="21"/>
+          <w:szCs w:val="21"/>
+        </w:rPr>
+        <w:t xml:space="preserve">to the district. </w:t>
+      </w:r>
+      <w:r>
+        <w:rPr>
+          <w:sz w:val="21"/>
+          <w:szCs w:val="21"/>
+        </w:rPr>
+        <w:t xml:space="preserve">This </w:t>
+      </w:r>
+      <w:r>
+        <w:rPr>
+          <w:sz w:val="21"/>
+          <w:szCs w:val="21"/>
+        </w:rPr>
+        <w:t>geospatial aggregation</w:t>
+      </w:r>
+      <w:r>
+        <w:rPr>
+          <w:sz w:val="21"/>
+          <w:szCs w:val="21"/>
+        </w:rPr>
+        <w:t xml:space="preserve"> method that has been used and described elsewhere</w:t>
+      </w:r>
+      <w:r>
+        <w:rPr>
+          <w:sz w:val="21"/>
+          <w:szCs w:val="21"/>
+        </w:rPr>
+        <w:t xml:space="preserve"> </w:t>
+      </w:r>
+      <w:r>
+        <w:rPr>
+          <w:sz w:val="21"/>
+          <w:szCs w:val="21"/>
+        </w:rPr>
+        <w:fldChar w:fldCharType="begin">
+          <w:fldData xml:space="preserve">PEVuZE5vdGU+PENpdGU+PEF1dGhvcj5TY2huYWtlLU1haGw8L0F1dGhvcj48WWVhcj4yMDI0PC9Z
+ZWFyPjxSZWNOdW0+MzM2PC9SZWNOdW0+PERpc3BsYXlUZXh0PigxMCwgMjQpPC9EaXNwbGF5VGV4
+dD48cmVjb3JkPjxyZWMtbnVtYmVyPjMzNjwvcmVjLW51bWJlcj48Zm9yZWlnbi1rZXlzPjxrZXkg
+YXBwPSJFTiIgZGItaWQ9IjVheDkyd2RyN2FkdHo1ZXR4dmZ4ZGZyMHM1ejJldHZ0MnYweiIgdGlt
+ZXN0YW1wPSIxNzc5NzI0NTMxIiBndWlkPSJjNTk0NTFhMS1hMzdiLTQwMGItYTBlNi0wZDYzMDI0
+NmJhM2MiPjMzNjwva2V5PjwvZm9yZWlnbi1rZXlzPjxyZWYtdHlwZSBuYW1lPSJKb3VybmFsIEFy
+dGljbGUiPjE3PC9yZWYtdHlwZT48Y29udHJpYnV0b3JzPjxhdXRob3JzPjxhdXRob3I+U2NobmFr
+ZS1NYWhsLCBBbGluYTwvYXV0aG9yPjxhdXRob3I+QW5mdXNvLCBHaWFuY2FybG88L2F1dGhvcj48
+YXV0aG9yPkdvbGRzdGVpbiwgTmVhbCBEPC9hdXRob3I+PGF1dGhvcj5QdXJ0bGUsIEpvbmF0aGFu
+PC9hdXRob3I+PGF1dGhvcj5FYmVydGgsIEphbiBNPC9hdXRob3I+PGF1dGhvcj5PcnRpZ296YSwg
+QW5hPC9hdXRob3I+PGF1dGhvcj5CaWxhbCwgVXNhbWE8L2F1dGhvcj48L2F1dGhvcnM+PC9jb250
+cmlidXRvcnM+PHRpdGxlcz48dGl0bGU+TWVhc3VyaW5nIHZhcmlhdGlvbiBpbiBpbmZhbnQgbW9y
+dGFsaXR5IGFuZCBkZWF0aHMgb2YgZGVzcGFpciBieSBVUyBjb25ncmVzc2lvbmFsIGRpc3RyaWN0
+IGluIFBlbm5zeWx2YW5pYTogYSBtZXRob2RvbG9naWNhbCBjYXNlIHN0dWR5PC90aXRsZT48c2Vj
+b25kYXJ5LXRpdGxlPkFtZXJpY2FuIEpvdXJuYWwgb2YgRXBpZGVtaW9sb2d5PC9zZWNvbmRhcnkt
+dGl0bGU+PC90aXRsZXM+PHBlcmlvZGljYWw+PGZ1bGwtdGl0bGU+QW1lcmljYW4gSm91cm5hbCBv
+ZiBFcGlkZW1pb2xvZ3k8L2Z1bGwtdGl0bGU+PC9wZXJpb2RpY2FsPjxwYWdlcz4xMDQwLTEwNDk8
+L3BhZ2VzPjx2b2x1bWU+MTkzPC92b2x1bWU+PG51bWJlcj43PC9udW1iZXI+PGRhdGVzPjx5ZWFy
+PjIwMjQ8L3llYXI+PC9kYXRlcz48aXNibj4xNDc2LTYyNTY8L2lzYm4+PHVybHM+PHJlbGF0ZWQt
+dXJscz48dXJsPmh0dHBzOi8vcHVibWVkLm5jYmkubmxtLm5paC5nb3YvMzg0MTIyNzIvPC91cmw+
+PC9yZWxhdGVkLXVybHM+PC91cmxzPjxlbGVjdHJvbmljLXJlc291cmNlLW51bT4xMC4xMDkzL2Fq
+ZS9rd2FlMDE2PC9lbGVjdHJvbmljLXJlc291cmNlLW51bT48L3JlY29yZD48L0NpdGU+PENpdGU+
+PEF1dGhvcj5TY2huYWtlLU1haGw8L0F1dGhvcj48WWVhcj4yMDI0PC9ZZWFyPjxSZWNOdW0+MzE1
+PC9SZWNOdW0+PHJlY29yZD48cmVjLW51bWJlcj4zMTU8L3JlYy1udW1iZXI+PGZvcmVpZ24ta2V5
+cz48a2V5IGFwcD0iRU4iIGRiLWlkPSI1YXg5MndkcjdhZHR6NWV0eHZmeGRmcjBzNXoyZXR2dDJ2
+MHoiIHRpbWVzdGFtcD0iMTc3OTcyNDI5MyIgZ3VpZD0iMzk3ZGI4MmYtMzc2OC00YTQzLWI1NDEt
+YTE4MzBkMmM4ZTM2Ij4zMTU8L2tleT48L2ZvcmVpZ24ta2V5cz48cmVmLXR5cGUgbmFtZT0iSm91
+cm5hbCBBcnRpY2xlIj4xNzwvcmVmLXR5cGU+PGNvbnRyaWJ1dG9ycz48YXV0aG9ycz48YXV0aG9y
+PlNjaG5ha2UtTWFobCwgQWxpbmE8L2F1dGhvcj48YXV0aG9yPkFuZnVzbywgR2lhbmNhcmxvPC9h
+dXRob3I+PGF1dGhvcj5IZXJuYW5kZXosIFN0ZXBoYW5pZSBNLjwvYXV0aG9yPjxhdXRob3I+Qmls
+YWwsIFVzYW1hPC9hdXRob3I+PC9hdXRob3JzPjwvY29udHJpYnV0b3JzPjx0aXRsZXM+PHRpdGxl
+Pkdlb3NwYXRpYWwgRGF0YSBBZ2dyZWdhdGlvbiBNZXRob2RzIGZvciBOb3ZlbCBHZW9ncmFwaGll
+czogVmFsaWRhdGluZyBDb25ncmVzc2lvbmFsIERpc3RyaWN0IExpZmUgRXhwZWN0YW5jeSBFc3Rp
+bWF0ZXM8L3RpdGxlPjxzZWNvbmRhcnktdGl0bGU+RXBpZGVtaW9sb2d5PC9zZWNvbmRhcnktdGl0
+bGU+PC90aXRsZXM+PHBlcmlvZGljYWw+PGZ1bGwtdGl0bGU+RXBpZGVtaW9sb2d5PC9mdWxsLXRp
+dGxlPjwvcGVyaW9kaWNhbD48ZGF0ZXM+PHllYXI+MjAyNDwveWVhcj48L2RhdGVzPjxpc2JuPjEw
+NDQtMzk4MzwvaXNibj48dXJscz48cmVsYXRlZC11cmxzPjx1cmw+aHR0cHM6Ly9qb3VybmFscy5s
+d3cuY29tL2VwaWRlbS9hYnN0cmFjdC85OTAwL2dlb3NwYXRpYWxfZGF0YV9hZ2dyZWdhdGlvbl9t
+ZXRob2RzX2Zvcl9ub3ZlbC4zMDEuYXNweDwvdXJsPjwvcmVsYXRlZC11cmxzPjwvdXJscz48ZWxl
+Y3Ryb25pYy1yZXNvdXJjZS1udW0+MTAuMTA5Ny9FREUuMDAwMDAwMDAwMDAwMTc5NzwvZWxlY3Ry
+b25pYy1yZXNvdXJjZS1udW0+PC9yZWNvcmQ+PC9DaXRlPjwvRW5kTm90ZT5=
+</w:fldData>
+        </w:fldChar>
+      </w:r>
+      <w:r>
+        <w:rPr>
+          <w:sz w:val="21"/>
+          <w:szCs w:val="21"/>
+        </w:rPr>
+        <w:instrText xml:space="preserve"> ADDIN EN.CITE </w:instrText>
+      </w:r>
+      <w:r>
+        <w:rPr>
+          <w:sz w:val="21"/>
+          <w:szCs w:val="21"/>
+        </w:rPr>
+        <w:fldChar w:fldCharType="begin">
+          <w:fldData xml:space="preserve">PEVuZE5vdGU+PENpdGU+PEF1dGhvcj5TY2huYWtlLU1haGw8L0F1dGhvcj48WWVhcj4yMDI0PC9Z
+ZWFyPjxSZWNOdW0+MzM2PC9SZWNOdW0+PERpc3BsYXlUZXh0PigxMCwgMjQpPC9EaXNwbGF5VGV4
+dD48cmVjb3JkPjxyZWMtbnVtYmVyPjMzNjwvcmVjLW51bWJlcj48Zm9yZWlnbi1rZXlzPjxrZXkg
+YXBwPSJFTiIgZGItaWQ9IjVheDkyd2RyN2FkdHo1ZXR4dmZ4ZGZyMHM1ejJldHZ0MnYweiIgdGlt
+ZXN0YW1wPSIxNzc5NzI0NTMxIiBndWlkPSJjNTk0NTFhMS1hMzdiLTQwMGItYTBlNi0wZDYzMDI0
+NmJhM2MiPjMzNjwva2V5PjwvZm9yZWlnbi1rZXlzPjxyZWYtdHlwZSBuYW1lPSJKb3VybmFsIEFy
+dGljbGUiPjE3PC9yZWYtdHlwZT48Y29udHJpYnV0b3JzPjxhdXRob3JzPjxhdXRob3I+U2NobmFr
+ZS1NYWhsLCBBbGluYTwvYXV0aG9yPjxhdXRob3I+QW5mdXNvLCBHaWFuY2FybG88L2F1dGhvcj48
+YXV0aG9yPkdvbGRzdGVpbiwgTmVhbCBEPC9hdXRob3I+PGF1dGhvcj5QdXJ0bGUsIEpvbmF0aGFu
+PC9hdXRob3I+PGF1dGhvcj5FYmVydGgsIEphbiBNPC9hdXRob3I+PGF1dGhvcj5PcnRpZ296YSwg
+QW5hPC9hdXRob3I+PGF1dGhvcj5CaWxhbCwgVXNhbWE8L2F1dGhvcj48L2F1dGhvcnM+PC9jb250
+cmlidXRvcnM+PHRpdGxlcz48dGl0bGU+TWVhc3VyaW5nIHZhcmlhdGlvbiBpbiBpbmZhbnQgbW9y
+dGFsaXR5IGFuZCBkZWF0aHMgb2YgZGVzcGFpciBieSBVUyBjb25ncmVzc2lvbmFsIGRpc3RyaWN0
+IGluIFBlbm5zeWx2YW5pYTogYSBtZXRob2RvbG9naWNhbCBjYXNlIHN0dWR5PC90aXRsZT48c2Vj
+b25kYXJ5LXRpdGxlPkFtZXJpY2FuIEpvdXJuYWwgb2YgRXBpZGVtaW9sb2d5PC9zZWNvbmRhcnkt
+dGl0bGU+PC90aXRsZXM+PHBlcmlvZGljYWw+PGZ1bGwtdGl0bGU+QW1lcmljYW4gSm91cm5hbCBv
+ZiBFcGlkZW1pb2xvZ3k8L2Z1bGwtdGl0bGU+PC9wZXJpb2RpY2FsPjxwYWdlcz4xMDQwLTEwNDk8
+L3BhZ2VzPjx2b2x1bWU+MTkzPC92b2x1bWU+PG51bWJlcj43PC9udW1iZXI+PGRhdGVzPjx5ZWFy
+PjIwMjQ8L3llYXI+PC9kYXRlcz48aXNibj4xNDc2LTYyNTY8L2lzYm4+PHVybHM+PHJlbGF0ZWQt
+dXJscz48dXJsPmh0dHBzOi8vcHVibWVkLm5jYmkubmxtLm5paC5nb3YvMzg0MTIyNzIvPC91cmw+
+PC9yZWxhdGVkLXVybHM+PC91cmxzPjxlbGVjdHJvbmljLXJlc291cmNlLW51bT4xMC4xMDkzL2Fq
+ZS9rd2FlMDE2PC9lbGVjdHJvbmljLXJlc291cmNlLW51bT48L3JlY29yZD48L0NpdGU+PENpdGU+
+PEF1dGhvcj5TY2huYWtlLU1haGw8L0F1dGhvcj48WWVhcj4yMDI0PC9ZZWFyPjxSZWNOdW0+MzE1
+PC9SZWNOdW0+PHJlY29yZD48cmVjLW51bWJlcj4zMTU8L3JlYy1udW1iZXI+PGZvcmVpZ24ta2V5
+cz48a2V5IGFwcD0iRU4iIGRiLWlkPSI1YXg5MndkcjdhZHR6NWV0eHZmeGRmcjBzNXoyZXR2dDJ2
+MHoiIHRpbWVzdGFtcD0iMTc3OTcyNDI5MyIgZ3VpZD0iMzk3ZGI4MmYtMzc2OC00YTQzLWI1NDEt
+YTE4MzBkMmM4ZTM2Ij4zMTU8L2tleT48L2ZvcmVpZ24ta2V5cz48cmVmLXR5cGUgbmFtZT0iSm91
+cm5hbCBBcnRpY2xlIj4xNzwvcmVmLXR5cGU+PGNvbnRyaWJ1dG9ycz48YXV0aG9ycz48YXV0aG9y
+PlNjaG5ha2UtTWFobCwgQWxpbmE8L2F1dGhvcj48YXV0aG9yPkFuZnVzbywgR2lhbmNhcmxvPC9h
+dXRob3I+PGF1dGhvcj5IZXJuYW5kZXosIFN0ZXBoYW5pZSBNLjwvYXV0aG9yPjxhdXRob3I+Qmls
+YWwsIFVzYW1hPC9hdXRob3I+PC9hdXRob3JzPjwvY29udHJpYnV0b3JzPjx0aXRsZXM+PHRpdGxl
+Pkdlb3NwYXRpYWwgRGF0YSBBZ2dyZWdhdGlvbiBNZXRob2RzIGZvciBOb3ZlbCBHZW9ncmFwaGll
+czogVmFsaWRhdGluZyBDb25ncmVzc2lvbmFsIERpc3RyaWN0IExpZmUgRXhwZWN0YW5jeSBFc3Rp
+bWF0ZXM8L3RpdGxlPjxzZWNvbmRhcnktdGl0bGU+RXBpZGVtaW9sb2d5PC9zZWNvbmRhcnktdGl0
+bGU+PC90aXRsZXM+PHBlcmlvZGljYWw+PGZ1bGwtdGl0bGU+RXBpZGVtaW9sb2d5PC9mdWxsLXRp
+dGxlPjwvcGVyaW9kaWNhbD48ZGF0ZXM+PHllYXI+MjAyNDwveWVhcj48L2RhdGVzPjxpc2JuPjEw
+NDQtMzk4MzwvaXNibj48dXJscz48cmVsYXRlZC11cmxzPjx1cmw+aHR0cHM6Ly9qb3VybmFscy5s
+d3cuY29tL2VwaWRlbS9hYnN0cmFjdC85OTAwL2dlb3NwYXRpYWxfZGF0YV9hZ2dyZWdhdGlvbl9t
+ZXRob2RzX2Zvcl9ub3ZlbC4zMDEuYXNweDwvdXJsPjwvcmVsYXRlZC11cmxzPjwvdXJscz48ZWxl
+Y3Ryb25pYy1yZXNvdXJjZS1udW0+MTAuMTA5Ny9FREUuMDAwMDAwMDAwMDAwMTc5NzwvZWxlY3Ry
+b25pYy1yZXNvdXJjZS1udW0+PC9yZWNvcmQ+PC9DaXRlPjwvRW5kTm90ZT5=
+</w:fldData>
+        </w:fldChar>
+      </w:r>
+      <w:r>
+        <w:rPr>
+          <w:sz w:val="21"/>
+          <w:szCs w:val="21"/>
+        </w:rPr>
+        <w:instrText xml:space="preserve"> ADDIN EN.CITE.DATA </w:instrText>
+      </w:r>
+      <w:r>
+        <w:rPr>
+          <w:sz w:val="21"/>
+          <w:szCs w:val="21"/>
+        </w:rPr>
+      </w:r>
+      <w:r>
+        <w:rPr>
+          <w:sz w:val="21"/>
+          <w:szCs w:val="21"/>
+        </w:rPr>
+        <w:fldChar w:fldCharType="end"/>
+      </w:r>
+      <w:r>
+        <w:rPr>
+          <w:sz w:val="21"/>
+          <w:szCs w:val="21"/>
+        </w:rPr>
+      </w:r>
+      <w:r>
+        <w:rPr>
+          <w:sz w:val="21"/>
+          <w:szCs w:val="21"/>
+        </w:rPr>
+        <w:fldChar w:fldCharType="separate"/>
+      </w:r>
+      <w:r>
+        <w:rPr>
+          <w:noProof/>
+          <w:sz w:val="21"/>
+          <w:szCs w:val="21"/>
+        </w:rPr>
+        <w:t>(10, 24)</w:t>
+      </w:r>
+      <w:r>
+        <w:rPr>
+          <w:sz w:val="21"/>
+          <w:szCs w:val="21"/>
+        </w:rPr>
+        <w:fldChar w:fldCharType="end"/>
+      </w:r>
+      <w:r>
+        <w:rPr>
+          <w:sz w:val="21"/>
+          <w:szCs w:val="21"/>
+        </w:rPr>
+        <w:t>.</w:t>
+      </w:r>
+      <w:r>
+        <w:rPr>
+          <w:sz w:val="21"/>
+          <w:szCs w:val="21"/>
+        </w:rPr>
+        <w:t xml:space="preserve"> </w:t>
+      </w:r>
+    </w:p>
+    <w:p>
+      <w:pPr>
+        <w:rPr>
+          <w:i/>
+          <w:iCs/>
+          <w:sz w:val="21"/>
+          <w:szCs w:val="21"/>
+        </w:rPr>
+      </w:pPr>
+      <w:r>
+        <w:rPr>
+          <w:i/>
+          <w:iCs/>
+          <w:sz w:val="21"/>
+          <w:szCs w:val="21"/>
+        </w:rPr>
+        <w:t>Health</w:t>
+      </w:r>
+      <w:r>
+        <w:rPr>
+          <w:i/>
+          <w:iCs/>
+          <w:sz w:val="21"/>
+          <w:szCs w:val="21"/>
+        </w:rPr>
+        <w:t>-related</w:t>
+      </w:r>
+      <w:r>
+        <w:rPr>
+          <w:i/>
+          <w:iCs/>
+          <w:sz w:val="21"/>
+          <w:szCs w:val="21"/>
+        </w:rPr>
+        <w:t xml:space="preserve"> </w:t>
+      </w:r>
+      <w:r>
+        <w:rPr>
+          <w:i/>
+          <w:iCs/>
+          <w:sz w:val="21"/>
+          <w:szCs w:val="21"/>
+        </w:rPr>
+        <w:t>d</w:t>
+      </w:r>
+      <w:r>
+        <w:rPr>
+          <w:i/>
+          <w:iCs/>
+          <w:sz w:val="21"/>
+          <w:szCs w:val="21"/>
+        </w:rPr>
+        <w:t>ata</w:t>
+      </w:r>
+      <w:r>
+        <w:rPr>
+          <w:i/>
+          <w:iCs/>
+          <w:sz w:val="21"/>
+          <w:szCs w:val="21"/>
+        </w:rPr>
+        <w:t xml:space="preserve"> sources</w:t>
+      </w:r>
+    </w:p>
+    <w:p>
+      <w:pPr>
+        <w:rPr>
+          <w:sz w:val="21"/>
+          <w:szCs w:val="21"/>
+        </w:rPr>
+      </w:pPr>
+      <w:r>
+        <w:rPr>
+          <w:sz w:val="21"/>
+          <w:szCs w:val="21"/>
+        </w:rPr>
+        <w:t>We obtained d</w:t>
+      </w:r>
+      <w:r>
+        <w:rPr>
+          <w:sz w:val="21"/>
+          <w:szCs w:val="21"/>
+        </w:rPr>
+        <w:t xml:space="preserve">ata on </w:t>
+      </w:r>
+      <w:r>
+        <w:rPr>
+          <w:sz w:val="21"/>
+          <w:szCs w:val="21"/>
+        </w:rPr>
+        <w:t xml:space="preserve">the percentage tree canopy coverage </w:t>
+      </w:r>
+      <w:r>
+        <w:rPr>
+          <w:sz w:val="21"/>
+          <w:szCs w:val="21"/>
+        </w:rPr>
+        <w:t>from the Urban Health Collaborative at Drexel University at the census tract level for 20</w:t>
+      </w:r>
+      <w:r>
+        <w:rPr>
+          <w:sz w:val="21"/>
+          <w:szCs w:val="21"/>
+        </w:rPr>
+        <w:t>19</w:t>
+      </w:r>
+      <w:r>
+        <w:rPr>
+          <w:sz w:val="21"/>
+          <w:szCs w:val="21"/>
+        </w:rPr>
+        <w:t xml:space="preserve"> </w:t>
+      </w:r>
+      <w:r>
+        <w:rPr>
+          <w:sz w:val="21"/>
+          <w:szCs w:val="21"/>
+        </w:rPr>
+        <w:fldChar w:fldCharType="begin"/>
+      </w:r>
+      <w:r>
+        <w:rPr>
+          <w:sz w:val="21"/>
+          <w:szCs w:val="21"/>
+        </w:rPr>
+        <w:instrText xml:space="preserve"> ADDIN EN.CITE &lt;EndNote&gt;&lt;Cite&gt;&lt;Author&gt;Collaborative&lt;/Author&gt;&lt;Year&gt;2019&lt;/Year&gt;&lt;RecNum&gt;589&lt;/RecNum&gt;&lt;DisplayText&gt;(25)&lt;/DisplayText&gt;&lt;record&gt;&lt;rec-number&gt;589&lt;/rec-number&gt;&lt;foreign-keys&gt;&lt;key app="EN" db-id="5ax92wdr7adtz5etxvfxdfr0s5z2etvt2v0z" timestamp="1779726244" guid="3bab0c63-6caf-437a-8876-bbc27400a8c6"&gt;589&lt;/key&gt;&lt;/foreign-keys&gt;&lt;ref-type name="Dataset"&gt;59&lt;/ref-type&gt;&lt;contributors&gt;&lt;authors&gt;&lt;author&gt;Drexel University Urban Health Collaborative&lt;/author&gt;&lt;/authors&gt;&lt;/contributors&gt;&lt;titles&gt;&lt;title&gt;Average percent tree canopy National Land Cover Dataset (NLCD) Contiguous US&lt;/title&gt;&lt;/titles&gt;&lt;dates&gt;&lt;year&gt;2019&lt;/year&gt;&lt;/dates&gt;&lt;urls&gt;&lt;related-urls&gt;&lt;url&gt;https://data.uhcdata.org/&lt;/url&gt;&lt;/related-urls&gt;&lt;/urls&gt;&lt;/record&gt;&lt;/Cite&gt;&lt;/EndNote&gt;</w:instrText>
+      </w:r>
+      <w:r>
+        <w:rPr>
+          <w:sz w:val="21"/>
+          <w:szCs w:val="21"/>
+        </w:rPr>
+        <w:fldChar w:fldCharType="separate"/>
+      </w:r>
+      <w:r>
+        <w:rPr>
+          <w:noProof/>
+          <w:sz w:val="21"/>
+          <w:szCs w:val="21"/>
+        </w:rPr>
+        <w:t>(25)</w:t>
+      </w:r>
+      <w:r>
+        <w:rPr>
+          <w:sz w:val="21"/>
+          <w:szCs w:val="21"/>
+        </w:rPr>
+        <w:fldChar w:fldCharType="end"/>
+      </w:r>
+      <w:r>
+        <w:rPr>
+          <w:sz w:val="21"/>
+          <w:szCs w:val="21"/>
+        </w:rPr>
+        <w:t xml:space="preserve">. </w:t>
+      </w:r>
+      <w:r>
+        <w:rPr>
+          <w:sz w:val="21"/>
+          <w:szCs w:val="21"/>
+        </w:rPr>
+        <w:t xml:space="preserve">We used the </w:t>
+      </w:r>
+      <w:r>
+        <w:rPr>
+          <w:sz w:val="21"/>
+          <w:szCs w:val="21"/>
+        </w:rPr>
+        <w:t xml:space="preserve">aggregation process described above to district </w:t>
+      </w:r>
+      <w:r>
+        <w:rPr>
+          <w:sz w:val="21"/>
+          <w:szCs w:val="21"/>
+        </w:rPr>
+        <w:t>level</w:t>
+      </w:r>
+      <w:r>
+        <w:rPr>
+          <w:sz w:val="21"/>
+          <w:szCs w:val="21"/>
+        </w:rPr>
+        <w:t xml:space="preserve"> rates. W</w:t>
+      </w:r>
+      <w:r>
+        <w:rPr>
+          <w:sz w:val="21"/>
+          <w:szCs w:val="21"/>
+        </w:rPr>
+        <w:t xml:space="preserve">e weighted </w:t>
+      </w:r>
+      <w:r>
+        <w:rPr>
+          <w:sz w:val="21"/>
+          <w:szCs w:val="21"/>
+        </w:rPr>
+        <w:t xml:space="preserve">census </w:t>
+      </w:r>
+      <w:r>
+        <w:rPr>
+          <w:sz w:val="21"/>
+          <w:szCs w:val="21"/>
+        </w:rPr>
+        <w:t xml:space="preserve">tract data by </w:t>
+      </w:r>
+      <w:r>
+        <w:rPr>
+          <w:sz w:val="21"/>
+          <w:szCs w:val="21"/>
+        </w:rPr>
+        <w:t xml:space="preserve">census block </w:t>
+      </w:r>
+      <w:r>
+        <w:rPr>
+          <w:sz w:val="21"/>
+          <w:szCs w:val="21"/>
+        </w:rPr>
+        <w:t xml:space="preserve">area </w:t>
+      </w:r>
+      <w:r>
+        <w:rPr>
+          <w:sz w:val="21"/>
+          <w:szCs w:val="21"/>
+        </w:rPr>
+        <w:t>for</w:t>
+      </w:r>
+      <w:r>
+        <w:rPr>
+          <w:sz w:val="21"/>
+          <w:szCs w:val="21"/>
+        </w:rPr>
+        <w:t xml:space="preserve"> tree canopy</w:t>
+      </w:r>
+      <w:r>
+        <w:rPr>
+          <w:sz w:val="21"/>
+          <w:szCs w:val="21"/>
+        </w:rPr>
+        <w:t xml:space="preserve"> coverage</w:t>
+      </w:r>
+      <w:r>
+        <w:rPr>
+          <w:sz w:val="21"/>
+          <w:szCs w:val="21"/>
+        </w:rPr>
+        <w:t xml:space="preserve"> </w:t>
+      </w:r>
+      <w:r>
+        <w:rPr>
+          <w:sz w:val="21"/>
+          <w:szCs w:val="21"/>
+        </w:rPr>
+        <w:t xml:space="preserve">(an </w:t>
+      </w:r>
+      <w:r>
+        <w:rPr>
+          <w:sz w:val="21"/>
+          <w:szCs w:val="21"/>
+        </w:rPr>
+        <w:t>area-based measure</w:t>
+      </w:r>
+      <w:r>
+        <w:rPr>
+          <w:sz w:val="21"/>
+          <w:szCs w:val="21"/>
+        </w:rPr>
+        <w:t xml:space="preserve">) </w:t>
+      </w:r>
+      <w:r>
+        <w:rPr>
+          <w:sz w:val="21"/>
+          <w:szCs w:val="21"/>
+        </w:rPr>
+        <w:t xml:space="preserve">and </w:t>
+      </w:r>
+      <w:r>
+        <w:rPr>
+          <w:sz w:val="21"/>
+          <w:szCs w:val="21"/>
+        </w:rPr>
+        <w:t xml:space="preserve">by census block population for health insurance coverage </w:t>
+      </w:r>
+      <w:r>
+        <w:rPr>
+          <w:sz w:val="21"/>
+          <w:szCs w:val="21"/>
+        </w:rPr>
+        <w:t>(</w:t>
+      </w:r>
+      <w:r>
+        <w:rPr>
+          <w:sz w:val="21"/>
+          <w:szCs w:val="21"/>
+        </w:rPr>
+        <w:t xml:space="preserve">a </w:t>
+      </w:r>
+      <w:r>
+        <w:rPr>
+          <w:sz w:val="21"/>
+          <w:szCs w:val="21"/>
+        </w:rPr>
+        <w:t>person</w:t>
+      </w:r>
+      <w:r>
+        <w:rPr>
+          <w:sz w:val="21"/>
+          <w:szCs w:val="21"/>
+        </w:rPr>
+        <w:t>-based measure</w:t>
+      </w:r>
+      <w:r>
+        <w:rPr>
+          <w:sz w:val="21"/>
+          <w:szCs w:val="21"/>
+        </w:rPr>
+        <w:t>)</w:t>
+      </w:r>
+      <w:r>
+        <w:rPr>
+          <w:sz w:val="21"/>
+          <w:szCs w:val="21"/>
+        </w:rPr>
+        <w:t xml:space="preserve">. </w:t>
+      </w:r>
+      <w:r>
+        <w:rPr>
+          <w:sz w:val="21"/>
+          <w:szCs w:val="21"/>
+        </w:rPr>
+        <w:t>Additionally</w:t>
+      </w:r>
+      <w:r>
+        <w:rPr>
+          <w:sz w:val="21"/>
+          <w:szCs w:val="21"/>
+        </w:rPr>
+        <w:t xml:space="preserve">, </w:t>
+      </w:r>
+      <w:r>
+        <w:rPr>
+          <w:sz w:val="21"/>
+          <w:szCs w:val="21"/>
+        </w:rPr>
+        <w:t xml:space="preserve">census tracts with </w:t>
+      </w:r>
+      <w:r>
+        <w:rPr>
+          <w:sz w:val="21"/>
+          <w:szCs w:val="21"/>
+        </w:rPr>
+        <w:t xml:space="preserve">parks were included in the </w:t>
+      </w:r>
+      <w:r>
+        <w:rPr>
+          <w:sz w:val="21"/>
+          <w:szCs w:val="21"/>
+        </w:rPr>
+        <w:t>analysis.</w:t>
+      </w:r>
+      <w:r>
+        <w:rPr>
+          <w:sz w:val="21"/>
+          <w:szCs w:val="21"/>
+        </w:rPr>
+        <w:t xml:space="preserve"> </w:t>
+      </w:r>
+      <w:r>
+        <w:rPr>
+          <w:sz w:val="21"/>
+          <w:szCs w:val="21"/>
+        </w:rPr>
+        <w:t xml:space="preserve">For the </w:t>
+      </w:r>
+      <w:r>
+        <w:rPr>
+          <w:sz w:val="21"/>
+          <w:szCs w:val="21"/>
+        </w:rPr>
+        <w:t>h</w:t>
+      </w:r>
+      <w:r>
+        <w:rPr>
+          <w:sz w:val="21"/>
+          <w:szCs w:val="21"/>
+        </w:rPr>
+        <w:t>ealth insurance indicator, we used 2018-2022 American Community Survey (ACS) 5-year estimates</w:t>
+      </w:r>
+      <w:r>
+        <w:rPr>
+          <w:sz w:val="21"/>
+          <w:szCs w:val="21"/>
+        </w:rPr>
+        <w:t xml:space="preserve"> </w:t>
+      </w:r>
+      <w:r>
+        <w:rPr>
+          <w:sz w:val="21"/>
+          <w:szCs w:val="21"/>
+        </w:rPr>
+        <w:t xml:space="preserve">of percentage of residents lacking health insurance </w:t>
+      </w:r>
+      <w:r>
+        <w:rPr>
+          <w:sz w:val="21"/>
+          <w:szCs w:val="21"/>
+        </w:rPr>
+        <w:t>at the census tract level.</w:t>
+      </w:r>
+      <w:r>
+        <w:rPr>
+          <w:sz w:val="21"/>
+          <w:szCs w:val="21"/>
+        </w:rPr>
+        <w:t xml:space="preserve"> Because of data availability</w:t>
+      </w:r>
+      <w:r>
+        <w:rPr>
+          <w:sz w:val="21"/>
+          <w:szCs w:val="21"/>
+        </w:rPr>
+        <w:t xml:space="preserve"> restrictions, </w:t>
+      </w:r>
+      <w:r>
+        <w:rPr>
+          <w:sz w:val="21"/>
+          <w:szCs w:val="21"/>
+        </w:rPr>
+        <w:t>we use different years for the two metrics; we caution against direct comparison given this limitation</w:t>
+      </w:r>
+      <w:r>
+        <w:rPr>
+          <w:sz w:val="21"/>
+          <w:szCs w:val="21"/>
+        </w:rPr>
+        <w:t>.</w:t>
+      </w:r>
+    </w:p>
+    <w:p>
+      <w:pPr>
+        <w:rPr>
+          <w:sz w:val="21"/>
+          <w:szCs w:val="21"/>
+        </w:rPr>
+      </w:pPr>
+      <w:r>
+        <w:rPr>
+          <w:sz w:val="21"/>
+          <w:szCs w:val="21"/>
+        </w:rPr>
+        <w:t xml:space="preserve">While we focus on two metrics, the dashboard includes additional data </w:t>
+      </w:r>
+      <w:r>
+        <w:rPr>
+          <w:sz w:val="21"/>
+          <w:szCs w:val="21"/>
+        </w:rPr>
+        <w:t>on the</w:t>
+      </w:r>
+      <w:r>
+        <w:rPr>
+          <w:sz w:val="21"/>
+          <w:szCs w:val="21"/>
+        </w:rPr>
+        <w:t xml:space="preserve"> following metrics: </w:t>
+      </w:r>
+      <w:r>
+        <w:rPr>
+          <w:sz w:val="21"/>
+          <w:szCs w:val="21"/>
+        </w:rPr>
+        <w:t>Home ownership, race and ethnicity, poverty, gun violence, income, age, housing quality, heat vulnerability, car crashes, education attainment, and business licenses.</w:t>
+      </w:r>
+    </w:p>
+    <w:p>
+      <w:pPr>
+        <w:rPr>
+          <w:sz w:val="21"/>
+          <w:szCs w:val="21"/>
+        </w:rPr>
+      </w:pPr>
+    </w:p>
+    <w:p>
+      <w:pPr>
+        <w:rPr>
+          <w:i/>
+          <w:iCs/>
+          <w:sz w:val="21"/>
+          <w:szCs w:val="21"/>
+        </w:rPr>
+      </w:pPr>
+      <w:r>
+        <w:rPr>
+          <w:i/>
+          <w:iCs/>
+          <w:sz w:val="21"/>
+          <w:szCs w:val="21"/>
+        </w:rPr>
+        <w:t>Metrics</w:t>
+      </w:r>
+    </w:p>
+    <w:p>
+      <w:pPr>
+        <w:rPr>
+          <w:sz w:val="21"/>
+          <w:szCs w:val="21"/>
+        </w:rPr>
+      </w:pPr>
+      <w:r>
+        <w:rPr>
+          <w:sz w:val="21"/>
+          <w:szCs w:val="21"/>
+        </w:rPr>
+        <w:t>We report</w:t>
+      </w:r>
+      <w:r>
+        <w:rPr>
+          <w:sz w:val="21"/>
+          <w:szCs w:val="21"/>
+        </w:rPr>
+        <w:t>ed</w:t>
+      </w:r>
+      <w:r>
+        <w:rPr>
+          <w:sz w:val="21"/>
+          <w:szCs w:val="21"/>
+        </w:rPr>
+        <w:t xml:space="preserve"> t</w:t>
+      </w:r>
+      <w:r>
+        <w:rPr>
+          <w:sz w:val="21"/>
+          <w:szCs w:val="21"/>
+        </w:rPr>
+        <w:t xml:space="preserve">he estimates of the percentage of residents lacking health insurance </w:t>
+      </w:r>
+      <w:r>
+        <w:rPr>
+          <w:sz w:val="21"/>
+          <w:szCs w:val="21"/>
+        </w:rPr>
+        <w:t xml:space="preserve">and percentage tree canopy coverage </w:t>
+      </w:r>
+      <w:r>
+        <w:rPr>
+          <w:sz w:val="21"/>
+          <w:szCs w:val="21"/>
+        </w:rPr>
+        <w:t xml:space="preserve">for each district. Then, </w:t>
+      </w:r>
+      <w:r>
+        <w:rPr>
+          <w:sz w:val="21"/>
+          <w:szCs w:val="21"/>
+        </w:rPr>
+        <w:t>to</w:t>
+      </w:r>
+      <w:r>
+        <w:rPr>
+          <w:sz w:val="21"/>
+          <w:szCs w:val="21"/>
+        </w:rPr>
+        <w:t xml:space="preserve"> understand the degree of heterogeneity both between and within districts, we calculate</w:t>
+      </w:r>
+      <w:r>
+        <w:rPr>
+          <w:sz w:val="21"/>
+          <w:szCs w:val="21"/>
+        </w:rPr>
+        <w:t>d</w:t>
+      </w:r>
+      <w:r>
+        <w:rPr>
+          <w:sz w:val="21"/>
+          <w:szCs w:val="21"/>
+        </w:rPr>
+        <w:t xml:space="preserve"> and report</w:t>
+      </w:r>
+      <w:r>
+        <w:rPr>
+          <w:sz w:val="21"/>
+          <w:szCs w:val="21"/>
+        </w:rPr>
+        <w:t>ed</w:t>
+      </w:r>
+      <w:r>
+        <w:rPr>
+          <w:sz w:val="21"/>
+          <w:szCs w:val="21"/>
+        </w:rPr>
+        <w:t xml:space="preserve"> the standard deviation of the census tract values within each district and the city-wide </w:t>
+      </w:r>
+      <w:r>
+        <w:rPr>
+          <w:sz w:val="21"/>
+          <w:szCs w:val="21"/>
+        </w:rPr>
+        <w:t>value</w:t>
+      </w:r>
+      <w:r>
+        <w:rPr>
+          <w:sz w:val="21"/>
+          <w:szCs w:val="21"/>
+        </w:rPr>
+        <w:t xml:space="preserve"> for the standard deviation between district level values. We also provide</w:t>
+      </w:r>
+      <w:r>
+        <w:rPr>
+          <w:sz w:val="21"/>
+          <w:szCs w:val="21"/>
+        </w:rPr>
+        <w:t>d</w:t>
+      </w:r>
+      <w:r>
+        <w:rPr>
+          <w:sz w:val="21"/>
+          <w:szCs w:val="21"/>
+        </w:rPr>
+        <w:t xml:space="preserve"> maps of the district and census tract values</w:t>
+      </w:r>
+      <w:r>
+        <w:rPr>
+          <w:sz w:val="21"/>
+          <w:szCs w:val="21"/>
+        </w:rPr>
+        <w:t>, to show within district variation,</w:t>
+      </w:r>
+      <w:r>
+        <w:rPr>
+          <w:sz w:val="21"/>
+          <w:szCs w:val="21"/>
+        </w:rPr>
+        <w:t xml:space="preserve"> of the percentage of residents lacking health insurance. </w:t>
+      </w:r>
+      <w:r>
+        <w:rPr>
+          <w:sz w:val="21"/>
+          <w:szCs w:val="21"/>
+        </w:rPr>
+        <w:t xml:space="preserve">    </w:t>
+      </w:r>
+    </w:p>
+    <w:p>
+      <w:pPr>
+        <w:rPr>
+          <w:sz w:val="21"/>
+          <w:szCs w:val="21"/>
+        </w:rPr>
+      </w:pPr>
+      <w:r>
+        <w:rPr>
+          <w:sz w:val="21"/>
+          <w:szCs w:val="21"/>
+        </w:rPr>
+        <w:lastRenderedPageBreak/>
+        <w:t xml:space="preserve">The dashboard was created using </w:t>
+      </w:r>
+      <w:r>
+        <w:rPr>
+          <w:sz w:val="21"/>
+          <w:szCs w:val="21"/>
+        </w:rPr>
+        <w:t>shiny package in R version 4.0.1</w:t>
+      </w:r>
+      <w:r>
+        <w:rPr>
+          <w:sz w:val="21"/>
+          <w:szCs w:val="21"/>
+        </w:rPr>
+        <w:t>.</w:t>
+      </w:r>
+    </w:p>
+    <w:p>
+      <w:pPr>
+        <w:rPr>
+          <w:b/>
+          <w:bCs/>
+          <w:sz w:val="21"/>
+          <w:szCs w:val="21"/>
+        </w:rPr>
+      </w:pPr>
+      <w:r>
+        <w:rPr>
+          <w:b/>
+          <w:bCs/>
+          <w:sz w:val="21"/>
+          <w:szCs w:val="21"/>
+        </w:rPr>
+        <w:t>Results</w:t>
+      </w:r>
+    </w:p>
+    <w:p>
+      <w:pPr>
+        <w:rPr>
+          <w:sz w:val="21"/>
+          <w:szCs w:val="21"/>
+        </w:rPr>
+      </w:pPr>
+      <w:r>
+        <w:rPr>
+          <w:sz w:val="21"/>
+          <w:szCs w:val="21"/>
+        </w:rPr>
+        <w:t>We evaluated</w:t>
+      </w:r>
+      <w:r>
+        <w:rPr>
+          <w:sz w:val="21"/>
+          <w:szCs w:val="21"/>
+        </w:rPr>
+        <w:t xml:space="preserve"> magnitude and distribution of both </w:t>
+      </w:r>
+      <w:r>
+        <w:rPr>
+          <w:sz w:val="21"/>
+          <w:szCs w:val="21"/>
+        </w:rPr>
+        <w:t xml:space="preserve">health insurance status and tree canopy </w:t>
+      </w:r>
+      <w:r>
+        <w:rPr>
+          <w:sz w:val="21"/>
+          <w:szCs w:val="21"/>
+        </w:rPr>
+        <w:t>coverage</w:t>
+      </w:r>
+      <w:r>
+        <w:rPr>
+          <w:sz w:val="21"/>
+          <w:szCs w:val="21"/>
+        </w:rPr>
+        <w:t xml:space="preserve"> across Philade</w:t>
+      </w:r>
+      <w:r>
+        <w:rPr>
+          <w:sz w:val="21"/>
+          <w:szCs w:val="21"/>
+        </w:rPr>
+        <w:t>l</w:t>
+      </w:r>
+      <w:r>
+        <w:rPr>
+          <w:sz w:val="21"/>
+          <w:szCs w:val="21"/>
+        </w:rPr>
+        <w:t>p</w:t>
+      </w:r>
+      <w:r>
+        <w:rPr>
+          <w:sz w:val="21"/>
+          <w:szCs w:val="21"/>
+        </w:rPr>
+        <w:t>h</w:t>
+      </w:r>
+      <w:r>
+        <w:rPr>
+          <w:sz w:val="21"/>
+          <w:szCs w:val="21"/>
+        </w:rPr>
+        <w:t xml:space="preserve">ia. </w:t>
+      </w:r>
+      <w:r>
+        <w:rPr>
+          <w:sz w:val="21"/>
+          <w:szCs w:val="21"/>
+        </w:rPr>
+        <w:t xml:space="preserve">The </w:t>
+      </w:r>
+      <w:r>
+        <w:rPr>
+          <w:sz w:val="21"/>
+          <w:szCs w:val="21"/>
+        </w:rPr>
+        <w:t xml:space="preserve">city average </w:t>
+      </w:r>
+      <w:r>
+        <w:rPr>
+          <w:sz w:val="21"/>
+          <w:szCs w:val="21"/>
+        </w:rPr>
+        <w:t xml:space="preserve">percentage of </w:t>
+      </w:r>
+      <w:r>
+        <w:rPr>
+          <w:sz w:val="21"/>
+          <w:szCs w:val="21"/>
+        </w:rPr>
+        <w:t>residents</w:t>
+      </w:r>
+      <w:r>
+        <w:rPr>
+          <w:sz w:val="21"/>
+          <w:szCs w:val="21"/>
+        </w:rPr>
+        <w:t xml:space="preserve"> that lack health insurance </w:t>
+      </w:r>
+      <w:r>
+        <w:rPr>
+          <w:sz w:val="21"/>
+          <w:szCs w:val="21"/>
+        </w:rPr>
+        <w:t>was 7.2%</w:t>
+      </w:r>
+      <w:r>
+        <w:rPr>
+          <w:sz w:val="21"/>
+          <w:szCs w:val="21"/>
+        </w:rPr>
+        <w:t xml:space="preserve"> (90% margin of error: 0.1%) </w:t>
+      </w:r>
+      <w:r>
+        <w:rPr>
+          <w:sz w:val="21"/>
+          <w:szCs w:val="21"/>
+        </w:rPr>
+        <w:t xml:space="preserve"> and </w:t>
+      </w:r>
+      <w:r>
+        <w:rPr>
+          <w:sz w:val="21"/>
+          <w:szCs w:val="21"/>
+        </w:rPr>
+        <w:t>ranged from</w:t>
+      </w:r>
+      <w:r>
+        <w:rPr>
+          <w:sz w:val="21"/>
+          <w:szCs w:val="21"/>
+        </w:rPr>
+        <w:t xml:space="preserve"> 4.9%</w:t>
+      </w:r>
+      <w:r>
+        <w:rPr>
+          <w:sz w:val="21"/>
+          <w:szCs w:val="21"/>
+        </w:rPr>
+        <w:t xml:space="preserve"> (</w:t>
+      </w:r>
+      <w:proofErr w:type="spellStart"/>
+      <w:r>
+        <w:rPr>
+          <w:sz w:val="21"/>
+          <w:szCs w:val="21"/>
+        </w:rPr>
+        <w:t>moe</w:t>
+      </w:r>
+      <w:proofErr w:type="spellEnd"/>
+      <w:r>
+        <w:rPr>
+          <w:sz w:val="21"/>
+          <w:szCs w:val="21"/>
+        </w:rPr>
+        <w:t>:</w:t>
+      </w:r>
+      <w:r>
+        <w:rPr>
+          <w:sz w:val="21"/>
+          <w:szCs w:val="21"/>
+        </w:rPr>
+        <w:t xml:space="preserve"> 0.2%)</w:t>
+      </w:r>
+      <w:r>
+        <w:rPr>
+          <w:sz w:val="21"/>
+          <w:szCs w:val="21"/>
+        </w:rPr>
+        <w:t xml:space="preserve"> in district 4 to</w:t>
+      </w:r>
+      <w:r>
+        <w:rPr>
+          <w:sz w:val="21"/>
+          <w:szCs w:val="21"/>
+        </w:rPr>
+        <w:t xml:space="preserve"> 11.7%</w:t>
+      </w:r>
+      <w:r>
+        <w:rPr>
+          <w:sz w:val="21"/>
+          <w:szCs w:val="21"/>
+        </w:rPr>
+        <w:t xml:space="preserve"> (</w:t>
+      </w:r>
+      <w:proofErr w:type="spellStart"/>
+      <w:r>
+        <w:rPr>
+          <w:sz w:val="21"/>
+          <w:szCs w:val="21"/>
+        </w:rPr>
+        <w:t>moe</w:t>
+      </w:r>
+      <w:proofErr w:type="spellEnd"/>
+      <w:r>
+        <w:rPr>
+          <w:sz w:val="21"/>
+          <w:szCs w:val="21"/>
+        </w:rPr>
+        <w:t xml:space="preserve">: </w:t>
+      </w:r>
+      <w:r>
+        <w:rPr>
+          <w:sz w:val="21"/>
+          <w:szCs w:val="21"/>
+        </w:rPr>
+        <w:t>0.2%)</w:t>
+      </w:r>
+      <w:r>
+        <w:rPr>
+          <w:sz w:val="21"/>
+          <w:szCs w:val="21"/>
+        </w:rPr>
+        <w:t xml:space="preserve"> in district 7</w:t>
+      </w:r>
+      <w:r>
+        <w:rPr>
+          <w:sz w:val="21"/>
+          <w:szCs w:val="21"/>
+        </w:rPr>
+        <w:t xml:space="preserve"> (</w:t>
+      </w:r>
+      <w:r>
+        <w:rPr>
+          <w:sz w:val="21"/>
+          <w:szCs w:val="21"/>
+        </w:rPr>
+        <w:t xml:space="preserve">Appendix </w:t>
+      </w:r>
+      <w:proofErr w:type="spellStart"/>
+      <w:r>
+        <w:rPr>
+          <w:sz w:val="21"/>
+          <w:szCs w:val="21"/>
+        </w:rPr>
+        <w:t>eTable</w:t>
+      </w:r>
+      <w:proofErr w:type="spellEnd"/>
+      <w:r>
+        <w:rPr>
+          <w:sz w:val="21"/>
+          <w:szCs w:val="21"/>
+        </w:rPr>
+        <w:t xml:space="preserve"> 1</w:t>
+      </w:r>
+      <w:r>
+        <w:rPr>
+          <w:sz w:val="21"/>
+          <w:szCs w:val="21"/>
+        </w:rPr>
+        <w:t>)</w:t>
+      </w:r>
+      <w:r>
+        <w:rPr>
+          <w:sz w:val="21"/>
+          <w:szCs w:val="21"/>
+        </w:rPr>
+        <w:t xml:space="preserve">. </w:t>
+      </w:r>
+      <w:r>
+        <w:rPr>
+          <w:sz w:val="21"/>
+          <w:szCs w:val="21"/>
+        </w:rPr>
+        <w:t xml:space="preserve">This can be seen in the </w:t>
+      </w:r>
+      <w:r>
+        <w:rPr>
+          <w:sz w:val="21"/>
+          <w:szCs w:val="21"/>
+        </w:rPr>
+        <w:t>lighter color of</w:t>
+      </w:r>
+      <w:r>
+        <w:rPr>
+          <w:sz w:val="21"/>
+          <w:szCs w:val="21"/>
+        </w:rPr>
+        <w:t xml:space="preserve"> district 7 compared to district 4 (Figure 1, Panel </w:t>
+      </w:r>
+      <w:r>
+        <w:rPr>
+          <w:sz w:val="21"/>
+          <w:szCs w:val="21"/>
+        </w:rPr>
+        <w:t>B</w:t>
+      </w:r>
+      <w:r>
+        <w:rPr>
+          <w:sz w:val="21"/>
+          <w:szCs w:val="21"/>
+        </w:rPr>
+        <w:t>)</w:t>
+      </w:r>
+      <w:r>
+        <w:rPr>
+          <w:sz w:val="21"/>
+          <w:szCs w:val="21"/>
+        </w:rPr>
+        <w:t>.</w:t>
+      </w:r>
+      <w:r>
+        <w:rPr>
+          <w:sz w:val="21"/>
+          <w:szCs w:val="21"/>
+        </w:rPr>
+        <w:t xml:space="preserve"> </w:t>
+      </w:r>
+      <w:r>
+        <w:rPr>
+          <w:sz w:val="21"/>
+          <w:szCs w:val="21"/>
+        </w:rPr>
+        <w:t xml:space="preserve">Across the city, the standard deviation between </w:t>
+      </w:r>
+      <w:r>
+        <w:rPr>
+          <w:sz w:val="21"/>
+          <w:szCs w:val="21"/>
+        </w:rPr>
+        <w:t>C</w:t>
+      </w:r>
+      <w:r>
+        <w:rPr>
+          <w:sz w:val="21"/>
+          <w:szCs w:val="21"/>
+        </w:rPr>
+        <w:t>ouncil districts was 2.1, which means that most districts fell within 2</w:t>
+      </w:r>
+      <w:r>
+        <w:rPr>
+          <w:sz w:val="21"/>
+          <w:szCs w:val="21"/>
+        </w:rPr>
+        <w:t>.</w:t>
+      </w:r>
+      <w:r>
+        <w:rPr>
+          <w:sz w:val="21"/>
+          <w:szCs w:val="21"/>
+        </w:rPr>
+        <w:t xml:space="preserve">1 points of the </w:t>
+      </w:r>
+      <w:r>
+        <w:rPr>
+          <w:sz w:val="21"/>
+          <w:szCs w:val="21"/>
+        </w:rPr>
+        <w:t xml:space="preserve">city average. </w:t>
+      </w:r>
+      <w:r>
+        <w:rPr>
+          <w:sz w:val="21"/>
+          <w:szCs w:val="21"/>
+        </w:rPr>
+        <w:t xml:space="preserve">However, within districts </w:t>
+      </w:r>
+      <w:r>
+        <w:rPr>
+          <w:sz w:val="21"/>
+          <w:szCs w:val="21"/>
+        </w:rPr>
+        <w:t xml:space="preserve">variation </w:t>
+      </w:r>
+      <w:r>
+        <w:rPr>
+          <w:sz w:val="21"/>
+          <w:szCs w:val="21"/>
+        </w:rPr>
+        <w:t xml:space="preserve">was </w:t>
+      </w:r>
+      <w:r>
+        <w:rPr>
+          <w:sz w:val="21"/>
+          <w:szCs w:val="21"/>
+        </w:rPr>
+        <w:t>greater</w:t>
+      </w:r>
+      <w:r>
+        <w:rPr>
+          <w:sz w:val="21"/>
+          <w:szCs w:val="21"/>
+        </w:rPr>
+        <w:t xml:space="preserve"> </w:t>
+      </w:r>
+      <w:r>
+        <w:rPr>
+          <w:sz w:val="21"/>
+          <w:szCs w:val="21"/>
+        </w:rPr>
+        <w:t xml:space="preserve">than between district </w:t>
+      </w:r>
+      <w:r>
+        <w:rPr>
+          <w:sz w:val="21"/>
+          <w:szCs w:val="21"/>
+        </w:rPr>
+        <w:t>variation</w:t>
+      </w:r>
+      <w:r>
+        <w:rPr>
+          <w:sz w:val="21"/>
+          <w:szCs w:val="21"/>
+        </w:rPr>
+        <w:t xml:space="preserve"> for all districts</w:t>
+      </w:r>
+      <w:r>
+        <w:rPr>
+          <w:sz w:val="21"/>
+          <w:szCs w:val="21"/>
+        </w:rPr>
+        <w:t>. The district with the highest internal variation was district 6, which had a standard deviation of 5.5 and the district with the lowest was district 4, which had a standard deviation of 2.8</w:t>
+      </w:r>
+      <w:r>
+        <w:rPr>
+          <w:sz w:val="21"/>
+          <w:szCs w:val="21"/>
+        </w:rPr>
+        <w:t xml:space="preserve">. This can be seen visually </w:t>
+      </w:r>
+      <w:r>
+        <w:rPr>
+          <w:sz w:val="21"/>
+          <w:szCs w:val="21"/>
+        </w:rPr>
+        <w:t xml:space="preserve">in the wider range of colors (i.e. census tracts) in district 6 compared to </w:t>
+      </w:r>
+      <w:r>
+        <w:rPr>
+          <w:sz w:val="21"/>
+          <w:szCs w:val="21"/>
+        </w:rPr>
+        <w:t xml:space="preserve">that of district 4 (Figure 1, Panel B). </w:t>
+      </w:r>
+    </w:p>
+    <w:p>
+      <w:pPr>
+        <w:rPr>
+          <w:sz w:val="21"/>
+          <w:szCs w:val="21"/>
+        </w:rPr>
+      </w:pPr>
+      <w:r>
+        <w:rPr>
+          <w:sz w:val="21"/>
+          <w:szCs w:val="21"/>
+        </w:rPr>
+        <w:t xml:space="preserve">For tree canopy coverage, the </w:t>
+      </w:r>
+      <w:r>
+        <w:rPr>
+          <w:sz w:val="21"/>
+          <w:szCs w:val="21"/>
+        </w:rPr>
+        <w:t xml:space="preserve">city average was 9.8% and the </w:t>
+      </w:r>
+      <w:r>
+        <w:rPr>
+          <w:sz w:val="21"/>
+          <w:szCs w:val="21"/>
+        </w:rPr>
+        <w:t>districts with the most tree canopy coverage were districts 4 and 19, which both had 19% coverage</w:t>
+      </w:r>
+      <w:r>
+        <w:rPr>
+          <w:sz w:val="21"/>
+          <w:szCs w:val="21"/>
+        </w:rPr>
+        <w:t xml:space="preserve"> (i.e. </w:t>
+      </w:r>
+      <w:r>
+        <w:rPr>
+          <w:sz w:val="21"/>
+          <w:szCs w:val="21"/>
+        </w:rPr>
+        <w:t>tree canopy covered 19% of the district area)</w:t>
+      </w:r>
+      <w:r>
+        <w:rPr>
+          <w:sz w:val="21"/>
+          <w:szCs w:val="21"/>
+        </w:rPr>
+        <w:t xml:space="preserve">. The district with the </w:t>
+      </w:r>
+      <w:r>
+        <w:rPr>
+          <w:sz w:val="21"/>
+          <w:szCs w:val="21"/>
+        </w:rPr>
+        <w:t xml:space="preserve">least </w:t>
+      </w:r>
+      <w:r>
+        <w:rPr>
+          <w:sz w:val="21"/>
+          <w:szCs w:val="21"/>
+        </w:rPr>
+        <w:t xml:space="preserve">coverage was </w:t>
+      </w:r>
+      <w:r>
+        <w:rPr>
+          <w:sz w:val="21"/>
+          <w:szCs w:val="21"/>
+        </w:rPr>
+        <w:t xml:space="preserve">district 1 with only 1.8% coverage. </w:t>
+      </w:r>
+      <w:r>
+        <w:rPr>
+          <w:sz w:val="21"/>
+          <w:szCs w:val="21"/>
+        </w:rPr>
+        <w:t xml:space="preserve">The standard deviation </w:t>
+      </w:r>
+      <w:r>
+        <w:rPr>
+          <w:sz w:val="21"/>
+          <w:szCs w:val="21"/>
+        </w:rPr>
+        <w:t xml:space="preserve">for tree canopy coverage </w:t>
+      </w:r>
+      <w:r>
+        <w:rPr>
+          <w:sz w:val="21"/>
+          <w:szCs w:val="21"/>
+        </w:rPr>
+        <w:t>across districts was</w:t>
+      </w:r>
+      <w:r>
+        <w:rPr>
+          <w:sz w:val="21"/>
+          <w:szCs w:val="21"/>
+        </w:rPr>
+        <w:t xml:space="preserve"> </w:t>
+      </w:r>
+      <w:r>
+        <w:rPr>
+          <w:sz w:val="21"/>
+          <w:szCs w:val="21"/>
+        </w:rPr>
+        <w:t xml:space="preserve">6.4, which is higher than the standard deviation for lacking health insurance. </w:t>
+      </w:r>
+      <w:r>
+        <w:rPr>
+          <w:sz w:val="21"/>
+          <w:szCs w:val="21"/>
+        </w:rPr>
+        <w:t xml:space="preserve">Districts </w:t>
+      </w:r>
+      <w:r>
+        <w:rPr>
+          <w:sz w:val="21"/>
+          <w:szCs w:val="21"/>
+        </w:rPr>
+        <w:t xml:space="preserve">4 and 8 had the highest </w:t>
+      </w:r>
+      <w:r>
+        <w:rPr>
+          <w:sz w:val="21"/>
+          <w:szCs w:val="21"/>
+        </w:rPr>
+        <w:t>internal variation in tree canopy coverage</w:t>
+      </w:r>
+      <w:r>
+        <w:rPr>
+          <w:sz w:val="21"/>
+          <w:szCs w:val="21"/>
+        </w:rPr>
+        <w:t xml:space="preserve"> (18.5 and 14.8 respectively)</w:t>
+      </w:r>
+      <w:r>
+        <w:rPr>
+          <w:sz w:val="21"/>
+          <w:szCs w:val="21"/>
+        </w:rPr>
+        <w:t xml:space="preserve"> </w:t>
+      </w:r>
+      <w:r>
+        <w:rPr>
+          <w:sz w:val="21"/>
+          <w:szCs w:val="21"/>
+        </w:rPr>
+        <w:t>while district 1 had the lowest</w:t>
+      </w:r>
+      <w:r>
+        <w:rPr>
+          <w:sz w:val="21"/>
+          <w:szCs w:val="21"/>
+        </w:rPr>
+        <w:t xml:space="preserve"> (2.3)</w:t>
+      </w:r>
+      <w:r>
+        <w:rPr>
+          <w:sz w:val="21"/>
+          <w:szCs w:val="21"/>
+        </w:rPr>
+        <w:t xml:space="preserve">. </w:t>
+      </w:r>
+      <w:r>
+        <w:rPr>
+          <w:sz w:val="21"/>
+          <w:szCs w:val="21"/>
+        </w:rPr>
+        <w:t xml:space="preserve"> </w:t>
+      </w:r>
+      <w:r>
+        <w:rPr>
+          <w:sz w:val="21"/>
+          <w:szCs w:val="21"/>
+        </w:rPr>
+        <w:t>The within districts variation was greater than between district variation for all but two districts (</w:t>
+      </w:r>
+      <w:r>
+        <w:rPr>
+          <w:sz w:val="21"/>
+          <w:szCs w:val="21"/>
+        </w:rPr>
+        <w:t>#1 and #5)</w:t>
+      </w:r>
+      <w:r>
+        <w:rPr>
+          <w:sz w:val="21"/>
+          <w:szCs w:val="21"/>
+        </w:rPr>
+        <w:t xml:space="preserve">. </w:t>
+      </w:r>
+      <w:r>
+        <w:rPr>
+          <w:sz w:val="21"/>
+          <w:szCs w:val="21"/>
+        </w:rPr>
+        <w:t xml:space="preserve">The maps in Panels C and D of Figure 1 contain a visual representation. </w:t>
+      </w:r>
+    </w:p>
+    <w:p>
+      <w:pPr>
+        <w:rPr>
+          <w:b/>
+          <w:bCs/>
+          <w:sz w:val="21"/>
+          <w:szCs w:val="21"/>
+        </w:rPr>
+      </w:pPr>
+      <w:r>
+        <w:rPr>
+          <w:b/>
+          <w:bCs/>
+          <w:sz w:val="21"/>
+          <w:szCs w:val="21"/>
+        </w:rPr>
+        <w:t>Discussion</w:t>
+      </w:r>
+    </w:p>
+    <w:p>
+      <w:pPr>
+        <w:rPr>
+          <w:sz w:val="21"/>
+          <w:szCs w:val="21"/>
+        </w:rPr>
+      </w:pPr>
+      <w:r>
+        <w:rPr>
+          <w:sz w:val="21"/>
+          <w:szCs w:val="21"/>
+        </w:rPr>
+        <w:t xml:space="preserve">Health metrics by City Council District represent a new and </w:t>
+      </w:r>
+      <w:r>
+        <w:rPr>
+          <w:sz w:val="21"/>
+          <w:szCs w:val="21"/>
+        </w:rPr>
+        <w:t>potentially</w:t>
+      </w:r>
+      <w:r>
+        <w:rPr>
+          <w:sz w:val="21"/>
+          <w:szCs w:val="21"/>
+        </w:rPr>
+        <w:t xml:space="preserve"> </w:t>
+      </w:r>
+      <w:r>
+        <w:rPr>
+          <w:sz w:val="21"/>
+          <w:szCs w:val="21"/>
+        </w:rPr>
+        <w:t xml:space="preserve">policy </w:t>
+      </w:r>
+      <w:r>
+        <w:rPr>
+          <w:sz w:val="21"/>
+          <w:szCs w:val="21"/>
+        </w:rPr>
+        <w:t xml:space="preserve">impactful area of descriptive analysis. </w:t>
+      </w:r>
+      <w:r>
+        <w:rPr>
+          <w:sz w:val="21"/>
+          <w:szCs w:val="21"/>
+        </w:rPr>
+        <w:t>In this analysis</w:t>
+      </w:r>
+      <w:r>
+        <w:rPr>
+          <w:sz w:val="21"/>
+          <w:szCs w:val="21"/>
+        </w:rPr>
+        <w:t>,</w:t>
+      </w:r>
+      <w:r>
+        <w:rPr>
+          <w:sz w:val="21"/>
+          <w:szCs w:val="21"/>
+        </w:rPr>
+        <w:t xml:space="preserve"> we </w:t>
+      </w:r>
+      <w:r>
+        <w:rPr>
+          <w:sz w:val="21"/>
+          <w:szCs w:val="21"/>
+        </w:rPr>
+        <w:t>present a case study, using data from Philadelphia, Pennsylvania, demonstrating the feasibility of this approach.</w:t>
+      </w:r>
+      <w:r>
+        <w:rPr>
+          <w:sz w:val="21"/>
+          <w:szCs w:val="21"/>
+        </w:rPr>
+        <w:t xml:space="preserve"> We show that it is possible to evaluate health metrics using publicly available data</w:t>
+      </w:r>
+      <w:r>
+        <w:rPr>
+          <w:sz w:val="21"/>
+          <w:szCs w:val="21"/>
+        </w:rPr>
+        <w:t xml:space="preserve"> by local geopolitical districts</w:t>
+      </w:r>
+      <w:r>
+        <w:rPr>
+          <w:sz w:val="21"/>
+          <w:szCs w:val="21"/>
+        </w:rPr>
+        <w:t xml:space="preserve">, </w:t>
+      </w:r>
+      <w:r>
+        <w:rPr>
+          <w:sz w:val="21"/>
+          <w:szCs w:val="21"/>
+        </w:rPr>
+        <w:t xml:space="preserve">and doing so </w:t>
+      </w:r>
+      <w:r>
+        <w:rPr>
+          <w:sz w:val="21"/>
+          <w:szCs w:val="21"/>
+        </w:rPr>
+        <w:t xml:space="preserve">reveals </w:t>
+      </w:r>
+      <w:r>
+        <w:rPr>
+          <w:sz w:val="21"/>
+          <w:szCs w:val="21"/>
+        </w:rPr>
+        <w:t xml:space="preserve">inequities that can be used to drive interventions. </w:t>
+      </w:r>
+      <w:r>
+        <w:rPr>
+          <w:sz w:val="21"/>
+          <w:szCs w:val="21"/>
+        </w:rPr>
+        <w:t xml:space="preserve"> </w:t>
+      </w:r>
+    </w:p>
+    <w:p>
+      <w:pPr>
+        <w:rPr>
+          <w:sz w:val="21"/>
+          <w:szCs w:val="21"/>
+        </w:rPr>
+      </w:pPr>
+      <w:r>
+        <w:rPr>
+          <w:sz w:val="21"/>
+          <w:szCs w:val="21"/>
+        </w:rPr>
+        <w:t xml:space="preserve">We </w:t>
+      </w:r>
+      <w:r>
+        <w:rPr>
+          <w:sz w:val="21"/>
+          <w:szCs w:val="21"/>
+        </w:rPr>
+        <w:t>c</w:t>
+      </w:r>
+      <w:r>
+        <w:rPr>
+          <w:sz w:val="21"/>
+          <w:szCs w:val="21"/>
+        </w:rPr>
+        <w:t>alculat</w:t>
+      </w:r>
+      <w:r>
+        <w:rPr>
+          <w:sz w:val="21"/>
+          <w:szCs w:val="21"/>
+        </w:rPr>
+        <w:t>ed</w:t>
+      </w:r>
+      <w:r>
+        <w:rPr>
+          <w:sz w:val="21"/>
+          <w:szCs w:val="21"/>
+        </w:rPr>
+        <w:t xml:space="preserve"> and present</w:t>
+      </w:r>
+      <w:r>
+        <w:rPr>
+          <w:sz w:val="21"/>
+          <w:szCs w:val="21"/>
+        </w:rPr>
+        <w:t>ed</w:t>
+      </w:r>
+      <w:r>
+        <w:rPr>
+          <w:sz w:val="21"/>
+          <w:szCs w:val="21"/>
+        </w:rPr>
+        <w:t xml:space="preserve"> t</w:t>
+      </w:r>
+      <w:r>
+        <w:rPr>
+          <w:sz w:val="21"/>
+          <w:szCs w:val="21"/>
+        </w:rPr>
+        <w:t>r</w:t>
+      </w:r>
+      <w:r>
+        <w:rPr>
+          <w:sz w:val="21"/>
+          <w:szCs w:val="21"/>
+        </w:rPr>
+        <w:t>ee canopy coverage and health insurance coverage by council district</w:t>
+      </w:r>
+      <w:r>
+        <w:rPr>
+          <w:sz w:val="21"/>
+          <w:szCs w:val="21"/>
+        </w:rPr>
+        <w:t>, which</w:t>
+      </w:r>
+      <w:r>
+        <w:rPr>
+          <w:sz w:val="21"/>
+          <w:szCs w:val="21"/>
+        </w:rPr>
+        <w:t xml:space="preserve"> reveal</w:t>
+      </w:r>
+      <w:r>
+        <w:rPr>
+          <w:sz w:val="21"/>
+          <w:szCs w:val="21"/>
+        </w:rPr>
+        <w:t>ed</w:t>
+      </w:r>
+      <w:r>
+        <w:rPr>
+          <w:sz w:val="21"/>
+          <w:szCs w:val="21"/>
+        </w:rPr>
+        <w:t xml:space="preserve"> </w:t>
+      </w:r>
+      <w:r>
+        <w:rPr>
+          <w:sz w:val="21"/>
+          <w:szCs w:val="21"/>
+        </w:rPr>
+        <w:t>distinct disparities both across and within districts. Tree canopy coverage varies from the least dense district</w:t>
+      </w:r>
+      <w:r>
+        <w:rPr>
+          <w:sz w:val="21"/>
+          <w:szCs w:val="21"/>
+        </w:rPr>
+        <w:t xml:space="preserve"> (district 1)</w:t>
+      </w:r>
+      <w:r>
+        <w:rPr>
+          <w:sz w:val="21"/>
+          <w:szCs w:val="21"/>
+        </w:rPr>
+        <w:t xml:space="preserve"> having less than 2% coverage</w:t>
+      </w:r>
+      <w:r>
+        <w:rPr>
+          <w:sz w:val="21"/>
+          <w:szCs w:val="21"/>
+        </w:rPr>
+        <w:t xml:space="preserve"> on average</w:t>
+      </w:r>
+      <w:r>
+        <w:rPr>
+          <w:sz w:val="21"/>
+          <w:szCs w:val="21"/>
+        </w:rPr>
+        <w:t xml:space="preserve"> to the </w:t>
+      </w:r>
+      <w:r>
+        <w:rPr>
+          <w:sz w:val="21"/>
+          <w:szCs w:val="21"/>
+        </w:rPr>
+        <w:t>densest</w:t>
+      </w:r>
+      <w:r>
+        <w:rPr>
+          <w:sz w:val="21"/>
+          <w:szCs w:val="21"/>
+        </w:rPr>
+        <w:t xml:space="preserve"> district</w:t>
+      </w:r>
+      <w:r>
+        <w:rPr>
+          <w:sz w:val="21"/>
+          <w:szCs w:val="21"/>
+        </w:rPr>
+        <w:t>s (10 and 4)</w:t>
+      </w:r>
+      <w:r>
+        <w:rPr>
+          <w:sz w:val="21"/>
+          <w:szCs w:val="21"/>
+        </w:rPr>
+        <w:t xml:space="preserve"> having almost 20% coverage</w:t>
+      </w:r>
+      <w:r>
+        <w:rPr>
+          <w:sz w:val="21"/>
+          <w:szCs w:val="21"/>
+        </w:rPr>
+        <w:t xml:space="preserve"> on average</w:t>
+      </w:r>
+      <w:r>
+        <w:rPr>
+          <w:sz w:val="21"/>
+          <w:szCs w:val="21"/>
+        </w:rPr>
+        <w:t xml:space="preserve">. One driver of this </w:t>
+      </w:r>
+      <w:r>
+        <w:rPr>
+          <w:sz w:val="21"/>
+          <w:szCs w:val="21"/>
+        </w:rPr>
+        <w:t>variation</w:t>
+      </w:r>
+      <w:r>
+        <w:rPr>
+          <w:sz w:val="21"/>
+          <w:szCs w:val="21"/>
+        </w:rPr>
+        <w:t xml:space="preserve"> </w:t>
+      </w:r>
+      <w:r>
+        <w:rPr>
+          <w:sz w:val="21"/>
+          <w:szCs w:val="21"/>
+        </w:rPr>
+        <w:t>are</w:t>
+      </w:r>
+      <w:r>
+        <w:rPr>
+          <w:sz w:val="21"/>
+          <w:szCs w:val="21"/>
+        </w:rPr>
+        <w:t xml:space="preserve"> </w:t>
+      </w:r>
+      <w:r>
+        <w:rPr>
+          <w:sz w:val="21"/>
+          <w:szCs w:val="21"/>
+        </w:rPr>
+        <w:t>large, wooded</w:t>
+      </w:r>
+      <w:r>
+        <w:rPr>
+          <w:sz w:val="21"/>
+          <w:szCs w:val="21"/>
+        </w:rPr>
+        <w:t xml:space="preserve"> </w:t>
+      </w:r>
+      <w:r>
+        <w:rPr>
+          <w:sz w:val="21"/>
+          <w:szCs w:val="21"/>
+        </w:rPr>
+        <w:t>parks</w:t>
+      </w:r>
+      <w:r>
+        <w:rPr>
+          <w:sz w:val="21"/>
+          <w:szCs w:val="21"/>
+        </w:rPr>
+        <w:t xml:space="preserve">, for example, </w:t>
+      </w:r>
+      <w:r>
+        <w:rPr>
+          <w:sz w:val="21"/>
+          <w:szCs w:val="21"/>
+        </w:rPr>
+        <w:t>d</w:t>
+      </w:r>
+      <w:r>
+        <w:rPr>
+          <w:sz w:val="21"/>
+          <w:szCs w:val="21"/>
+        </w:rPr>
+        <w:t xml:space="preserve">istrict 4 contains </w:t>
+      </w:r>
+      <w:r>
+        <w:rPr>
+          <w:sz w:val="21"/>
+          <w:szCs w:val="21"/>
+        </w:rPr>
+        <w:t>a large portion</w:t>
+      </w:r>
+      <w:r>
+        <w:rPr>
+          <w:sz w:val="21"/>
+          <w:szCs w:val="21"/>
+        </w:rPr>
+        <w:t xml:space="preserve"> of </w:t>
+      </w:r>
+      <w:r>
+        <w:rPr>
+          <w:sz w:val="21"/>
+          <w:szCs w:val="21"/>
+        </w:rPr>
+        <w:t>Wissahickon Valley Park</w:t>
+      </w:r>
+      <w:r>
+        <w:rPr>
+          <w:sz w:val="21"/>
+          <w:szCs w:val="21"/>
+        </w:rPr>
+        <w:t xml:space="preserve">, which is a </w:t>
+      </w:r>
+      <w:r>
+        <w:rPr>
+          <w:sz w:val="21"/>
+          <w:szCs w:val="21"/>
+        </w:rPr>
+        <w:t>2000-acre</w:t>
+      </w:r>
+      <w:r>
+        <w:rPr>
+          <w:sz w:val="21"/>
+          <w:szCs w:val="21"/>
+        </w:rPr>
+        <w:t xml:space="preserve"> park </w:t>
+      </w:r>
+      <w:r>
+        <w:rPr>
+          <w:sz w:val="21"/>
+          <w:szCs w:val="21"/>
+        </w:rPr>
+        <w:t xml:space="preserve">of woods and hiking </w:t>
+      </w:r>
+      <w:r>
+        <w:rPr>
+          <w:sz w:val="21"/>
+          <w:szCs w:val="21"/>
+        </w:rPr>
+        <w:t>trails.</w:t>
+      </w:r>
+      <w:r>
+        <w:rPr>
+          <w:sz w:val="21"/>
+          <w:szCs w:val="21"/>
+        </w:rPr>
+        <w:t xml:space="preserve"> However, outside of those that contain parks, there </w:t>
+      </w:r>
+      <w:r>
+        <w:rPr>
+          <w:sz w:val="21"/>
+          <w:szCs w:val="21"/>
+        </w:rPr>
+        <w:t>is still variation across districts</w:t>
+      </w:r>
+      <w:r>
+        <w:rPr>
+          <w:sz w:val="21"/>
+          <w:szCs w:val="21"/>
+        </w:rPr>
+        <w:t>. For example, district 3</w:t>
+      </w:r>
+      <w:r>
+        <w:rPr>
+          <w:sz w:val="21"/>
+          <w:szCs w:val="21"/>
+        </w:rPr>
+        <w:t xml:space="preserve"> </w:t>
+      </w:r>
+      <w:r>
+        <w:rPr>
+          <w:sz w:val="21"/>
+          <w:szCs w:val="21"/>
+        </w:rPr>
+        <w:t>has</w:t>
+      </w:r>
+      <w:r>
+        <w:rPr>
+          <w:sz w:val="21"/>
+          <w:szCs w:val="21"/>
+        </w:rPr>
+        <w:t xml:space="preserve"> 8% coverage</w:t>
+      </w:r>
+      <w:r>
+        <w:rPr>
+          <w:sz w:val="21"/>
+          <w:szCs w:val="21"/>
+        </w:rPr>
+        <w:t xml:space="preserve"> while di</w:t>
+      </w:r>
+      <w:r>
+        <w:rPr>
+          <w:sz w:val="21"/>
+          <w:szCs w:val="21"/>
+        </w:rPr>
+        <w:t>strict 5 has 4.9%</w:t>
+      </w:r>
+      <w:r>
+        <w:rPr>
+          <w:sz w:val="21"/>
+          <w:szCs w:val="21"/>
+        </w:rPr>
+        <w:t>. Tree canopy coverage i</w:t>
+      </w:r>
+      <w:r>
+        <w:rPr>
+          <w:sz w:val="21"/>
+          <w:szCs w:val="21"/>
+        </w:rPr>
+        <w:t>s important for public health,</w:t>
+      </w:r>
+      <w:r>
+        <w:rPr>
+          <w:sz w:val="21"/>
+          <w:szCs w:val="21"/>
+        </w:rPr>
+        <w:t xml:space="preserve"> as trees can both mitigate some of the effects of high temperatures </w:t>
+      </w:r>
+      <w:r>
+        <w:rPr>
+          <w:sz w:val="21"/>
+          <w:szCs w:val="21"/>
+        </w:rPr>
+        <w:t xml:space="preserve">and is </w:t>
+      </w:r>
+      <w:r>
+        <w:rPr>
+          <w:sz w:val="21"/>
+          <w:szCs w:val="21"/>
+        </w:rPr>
+        <w:t>associated</w:t>
+      </w:r>
+      <w:r>
+        <w:rPr>
+          <w:sz w:val="21"/>
+          <w:szCs w:val="21"/>
+        </w:rPr>
+        <w:t xml:space="preserve"> </w:t>
+      </w:r>
+      <w:r>
+        <w:rPr>
+          <w:sz w:val="21"/>
+          <w:szCs w:val="21"/>
+        </w:rPr>
+        <w:t xml:space="preserve">with </w:t>
+      </w:r>
+      <w:r>
+        <w:rPr>
+          <w:sz w:val="21"/>
+          <w:szCs w:val="21"/>
+        </w:rPr>
+        <w:t xml:space="preserve">other health measures including </w:t>
+      </w:r>
+      <w:r>
+        <w:rPr>
+          <w:sz w:val="21"/>
+          <w:szCs w:val="21"/>
+        </w:rPr>
+        <w:t>lower odds of gun violence</w:t>
+      </w:r>
+      <w:r>
+        <w:rPr>
+          <w:sz w:val="21"/>
+          <w:szCs w:val="21"/>
+        </w:rPr>
+        <w:t xml:space="preserve"> </w:t>
+      </w:r>
+      <w:r>
+        <w:rPr>
+          <w:sz w:val="21"/>
+          <w:szCs w:val="21"/>
+        </w:rPr>
+        <w:fldChar w:fldCharType="begin"/>
+      </w:r>
+      <w:r>
+        <w:rPr>
+          <w:sz w:val="21"/>
+          <w:szCs w:val="21"/>
+        </w:rPr>
+        <w:instrText xml:space="preserve"> ADDIN EN.CITE &lt;EndNote&gt;&lt;Cite&gt;&lt;Author&gt;Kondo&lt;/Author&gt;&lt;Year&gt;2017&lt;/Year&gt;&lt;RecNum&gt;356&lt;/RecNum&gt;&lt;DisplayText&gt;(21)&lt;/DisplayText&gt;&lt;record&gt;&lt;rec-number&gt;356&lt;/rec-number&gt;&lt;foreign-keys&gt;&lt;key app="EN" db-id="5ax92wdr7adtz5etxvfxdfr0s5z2etvt2v0z" timestamp="1779724832" guid="0bf4de50-b258-474e-a3f0-d130d4d4b3ad"&gt;356&lt;/key&gt;&lt;/foreign-keys&gt;&lt;ref-type name="Journal Article"&gt;17&lt;/ref-type&gt;&lt;contributors&gt;&lt;authors&gt;&lt;author&gt;Kondo, M. C.&lt;/author&gt;&lt;author&gt;South, E. C.&lt;/author&gt;&lt;author&gt;Branas, C. C.&lt;/author&gt;&lt;author&gt;Richmond, T. S.&lt;/author&gt;&lt;author&gt;Wiebe, D. J.&lt;/author&gt;&lt;/authors&gt;&lt;/contributors&gt;&lt;titles&gt;&lt;title&gt;The Association Between Urban Tree Cover and Gun Assault: A Case-Control and Case-Crossover Study&lt;/title&gt;&lt;secondary-title&gt;Am J Epidemiol&lt;/secondary-title&gt;&lt;/titles&gt;&lt;periodical&gt;&lt;full-title&gt;Am J Epidemiol&lt;/full-title&gt;&lt;/periodical&gt;&lt;pages&gt;289-296&lt;/pages&gt;&lt;volume&gt;186&lt;/volume&gt;&lt;number&gt;3&lt;/number&gt;&lt;keywords&gt;&lt;keyword&gt;Adolescent&lt;/keyword&gt;&lt;keyword&gt;Case-Control Studies&lt;/keyword&gt;&lt;keyword&gt;Child&lt;/keyword&gt;&lt;keyword&gt;Cross-Over Studies&lt;/keyword&gt;&lt;keyword&gt;Firearms/statistics &amp;amp; numerical data&lt;/keyword&gt;&lt;keyword&gt;Humans&lt;/keyword&gt;&lt;keyword&gt;Male&lt;/keyword&gt;&lt;keyword&gt;Philadelphia/epidemiology&lt;/keyword&gt;&lt;keyword&gt;Risk Factors&lt;/keyword&gt;&lt;keyword&gt;*Trees&lt;/keyword&gt;&lt;keyword&gt;Urban Population/*statistics &amp;amp; numerical data&lt;/keyword&gt;&lt;keyword&gt;Wounds, Gunshot/*epidemiology/etiology&lt;/keyword&gt;&lt;keyword&gt;Young Adult&lt;/keyword&gt;&lt;keyword&gt;firearm violence&lt;/keyword&gt;&lt;keyword&gt;green space exposure&lt;/keyword&gt;&lt;keyword&gt;gun assault&lt;/keyword&gt;&lt;keyword&gt;urban tree canopy&lt;/keyword&gt;&lt;/keywords&gt;&lt;dates&gt;&lt;year&gt;2017&lt;/year&gt;&lt;pub-dates&gt;&lt;date&gt;Aug 1&lt;/date&gt;&lt;/pub-dates&gt;&lt;/dates&gt;&lt;isbn&gt;1476-6256 (Electronic)&amp;#xD;0002-9262 (Print)&amp;#xD;0002-9262 (Linking)&lt;/isbn&gt;&lt;accession-num&gt;28481962&lt;/accession-num&gt;&lt;urls&gt;&lt;related-urls&gt;&lt;url&gt;https://www.ncbi.nlm.nih.gov/pubmed/28481962&lt;/url&gt;&lt;/related-urls&gt;&lt;/urls&gt;&lt;custom2&gt;PMC5860224&lt;/custom2&gt;&lt;electronic-resource-num&gt;10.1093/aje/kwx096&lt;/electronic-resource-num&gt;&lt;remote-database-name&gt;Medline&lt;/remote-database-name&gt;&lt;remote-database-provider&gt;NLM&lt;/remote-database-provider&gt;&lt;/record&gt;&lt;/Cite&gt;&lt;/EndNote&gt;</w:instrText>
+      </w:r>
+      <w:r>
+        <w:rPr>
+          <w:sz w:val="21"/>
+          <w:szCs w:val="21"/>
+        </w:rPr>
+        <w:fldChar w:fldCharType="separate"/>
+      </w:r>
+      <w:r>
+        <w:rPr>
+          <w:noProof/>
+          <w:sz w:val="21"/>
+          <w:szCs w:val="21"/>
+        </w:rPr>
+        <w:t>(21)</w:t>
+      </w:r>
+      <w:r>
+        <w:rPr>
+          <w:sz w:val="21"/>
+          <w:szCs w:val="21"/>
+        </w:rPr>
+        <w:fldChar w:fldCharType="end"/>
+      </w:r>
+      <w:r>
+        <w:rPr>
+          <w:sz w:val="21"/>
+          <w:szCs w:val="21"/>
+        </w:rPr>
+        <w:t xml:space="preserve">, </w:t>
+      </w:r>
+      <w:r>
+        <w:rPr>
+          <w:sz w:val="21"/>
+          <w:szCs w:val="21"/>
+        </w:rPr>
+        <w:t>lower premature mortality</w:t>
+      </w:r>
+      <w:r>
+        <w:rPr>
+          <w:sz w:val="21"/>
+          <w:szCs w:val="21"/>
+        </w:rPr>
+        <w:t xml:space="preserve"> </w:t>
+      </w:r>
+      <w:r>
+        <w:rPr>
+          <w:sz w:val="21"/>
+          <w:szCs w:val="21"/>
+        </w:rPr>
+        <w:fldChar w:fldCharType="begin">
+          <w:fldData xml:space="preserve">PEVuZE5vdGU+PENpdGU+PEF1dGhvcj5Lb25kbzwvQXV0aG9yPjxZZWFyPjIwMjA8L1llYXI+PFJl
+Y051bT4zNDg8L1JlY051bT48RGlzcGxheVRleHQ+KDIyKTwvRGlzcGxheVRleHQ+PHJlY29yZD48
+cmVjLW51bWJlcj4zNDg8L3JlYy1udW1iZXI+PGZvcmVpZ24ta2V5cz48a2V5IGFwcD0iRU4iIGRi
+LWlkPSI1YXg5MndkcjdhZHR6NWV0eHZmeGRmcjBzNXoyZXR2dDJ2MHoiIHRpbWVzdGFtcD0iMTc3
+OTcyNDYyOSIgZ3VpZD0iNTIwZWRlOTAtZDBjMy00MWM2LWJhY2YtYzhhZmUzMWFiMmVjIj4zNDg8
+L2tleT48L2ZvcmVpZ24ta2V5cz48cmVmLXR5cGUgbmFtZT0iSm91cm5hbCBBcnRpY2xlIj4xNzwv
+cmVmLXR5cGU+PGNvbnRyaWJ1dG9ycz48YXV0aG9ycz48YXV0aG9yPktvbmRvLCBNLiBDLjwvYXV0
+aG9yPjxhdXRob3I+TXVlbGxlciwgTi48L2F1dGhvcj48YXV0aG9yPkxvY2tlLCBELiBILjwvYXV0
+aG9yPjxhdXRob3I+Um9tYW4sIEwuIEEuPC9hdXRob3I+PGF1dGhvcj5Sb2phcy1SdWVkYSwgRC48
+L2F1dGhvcj48YXV0aG9yPlNjaGluYXNpLCBMLiBILjwvYXV0aG9yPjxhdXRob3I+R2FzY29uLCBN
+LjwvYXV0aG9yPjxhdXRob3I+TmlldXdlbmh1aWpzZW4sIE0uIEouPC9hdXRob3I+PC9hdXRob3Jz
+PjwvY29udHJpYnV0b3JzPjxhdXRoLWFkZHJlc3M+Tm9ydGhlcm4gUmVzZWFyY2ggU3RhdGlvbiwg
+VVNEQSBGb3Jlc3QgU2VydmljZSwgUGhpbGFkZWxwaGlhLCBQQSwgVVNBLiBFbGVjdHJvbmljIGFk
+ZHJlc3M6IG1pY2hlbGxlLmMua29uZG9AdXNkYS5nb3YuJiN4RDtJU0dsb2JhbCwgUGFyYyBkZSBS
+ZWNlcmNhIEJpb21lZGljYSBkZSBCYXJjZWxvbmEsIEJhcmNlbG9uYSwgU3BhaW47IFVuaXZlcnNp
+dGF0IFBvbXBldSBGYWJyYSwgQmFyY2Vsb25hLCBTcGFpbjsgQ2VudHJvIGRlIEludmVzdGlnYWNp
+b24gQmlvbWVkaWNhIGVuIFJlZCBJbnN0aXR1dG8gZGUgU2FsdWQgQ2FybG9zIElJSSwgTWFkcmlk
+LCBTcGFpbi4mI3hEO05vcnRoZXJuIFJlc2VhcmNoIFN0YXRpb24sIFVTREEgRm9yZXN0IFNlcnZp
+Y2UsIEJhbHRpbW9yZSwgTUQsIFVTQS4mI3hEO05vcnRoZXJuIFJlc2VhcmNoIFN0YXRpb24sIFVT
+REEgRm9yZXN0IFNlcnZpY2UsIFBoaWxhZGVscGhpYSwgUEEsIFVTQS4mI3hEO0RlcGFydG1lbnQg
+b2YgRW52aXJvbm1lbnRhbCBhbmQgUmFkaW9sb2dpY2FsIEhlYWx0aCBTY2llbmNlcywgQ29sb3Jh
+ZG8gU3RhdGUgVW5pdmVyc2l0eSwgRm9ydCBDb2xsaW5zLCBDTywgVVNBLiYjeEQ7RGVwYXJ0bWVu
+dCBvZiBFbnZpcm9ubWVudGFsIGFuZCBPY2N1cGF0aW9uYWwgSGVhbHRoLCBhbmQgVXJiYW4gSGVh
+bHRoIENvbGxhYm9yYXRpdmUsIERvcm5zaWZlIFNjaG9vbCBvZiBQdWJsaWMgSGVhbHRoLCBEcmV4
+ZWwgVW5pdmVyc2l0eSwgUGhpbGFkZWxwaGlhLCBQQSwgVVNBLjwvYXV0aC1hZGRyZXNzPjx0aXRs
+ZXM+PHRpdGxlPkhlYWx0aCBpbXBhY3QgYXNzZXNzbWVudCBvZiBQaGlsYWRlbHBoaWEmYXBvcztz
+IDIwMjUgdHJlZSBjYW5vcHkgY292ZXIgZ29hbHM8L3RpdGxlPjxzZWNvbmRhcnktdGl0bGU+TGFu
+Y2V0IFBsYW5ldCBIZWFsdGg8L3NlY29uZGFyeS10aXRsZT48L3RpdGxlcz48cGVyaW9kaWNhbD48
+ZnVsbC10aXRsZT5MYW5jZXQgUGxhbmV0IEhlYWx0aDwvZnVsbC10aXRsZT48L3BlcmlvZGljYWw+
+PHBhZ2VzPmUxNDktZTE1NzwvcGFnZXM+PHZvbHVtZT40PC92b2x1bWU+PG51bWJlcj40PC9udW1i
+ZXI+PGtleXdvcmRzPjxrZXl3b3JkPkFkdWx0PC9rZXl3b3JkPjxrZXl3b3JkPkNvaG9ydCBTdHVk
+aWVzPC9rZXl3b3JkPjxrZXl3b3JkPkdvYWxzPC9rZXl3b3JkPjxrZXl3b3JkPkhlYWx0aCBJbXBh
+Y3QgQXNzZXNzbWVudDwva2V5d29yZD48a2V5d29yZD5IdW1hbnM8L2tleXdvcmQ+PGtleXdvcmQ+
+KlBhcmtzLCBSZWNyZWF0aW9uYWw8L2tleXdvcmQ+PGtleXdvcmQ+UGhpbGFkZWxwaGlhPC9rZXl3
+b3JkPjxrZXl3b3JkPipUcmVlczwva2V5d29yZD48L2tleXdvcmRzPjxkYXRlcz48eWVhcj4yMDIw
+PC95ZWFyPjxwdWItZGF0ZXM+PGRhdGU+QXByPC9kYXRlPjwvcHViLWRhdGVzPjwvZGF0ZXM+PGlz
+Ym4+MjU0Mi01MTk2IChFbGVjdHJvbmljKSYjeEQ7MjU0Mi01MTk2IChMaW5raW5nKTwvaXNibj48
+YWNjZXNzaW9uLW51bT4zMjM1MzI5NTwvYWNjZXNzaW9uLW51bT48dXJscz48cmVsYXRlZC11cmxz
+Pjx1cmw+aHR0cHM6Ly93d3cubmNiaS5ubG0ubmloLmdvdi9wdWJtZWQvMzIzNTMyOTU8L3VybD48
+L3JlbGF0ZWQtdXJscz48L3VybHM+PGVsZWN0cm9uaWMtcmVzb3VyY2UtbnVtPjEwLjEwMTYvUzI1
+NDItNTE5NigyMCkzMDA1OC05PC9lbGVjdHJvbmljLXJlc291cmNlLW51bT48cmVtb3RlLWRhdGFi
+YXNlLW5hbWU+TWVkbGluZTwvcmVtb3RlLWRhdGFiYXNlLW5hbWU+PHJlbW90ZS1kYXRhYmFzZS1w
+cm92aWRlcj5OTE08L3JlbW90ZS1kYXRhYmFzZS1wcm92aWRlcj48L3JlY29yZD48L0NpdGU+PC9F
+bmROb3RlPn==
+</w:fldData>
+        </w:fldChar>
+      </w:r>
+      <w:r>
+        <w:rPr>
+          <w:sz w:val="21"/>
+          <w:szCs w:val="21"/>
+        </w:rPr>
+        <w:instrText xml:space="preserve"> ADDIN EN.CITE </w:instrText>
+      </w:r>
+      <w:r>
+        <w:rPr>
+          <w:sz w:val="21"/>
+          <w:szCs w:val="21"/>
+        </w:rPr>
+        <w:fldChar w:fldCharType="begin">
+          <w:fldData xml:space="preserve">PEVuZE5vdGU+PENpdGU+PEF1dGhvcj5Lb25kbzwvQXV0aG9yPjxZZWFyPjIwMjA8L1llYXI+PFJl
+Y051bT4zNDg8L1JlY051bT48RGlzcGxheVRleHQ+KDIyKTwvRGlzcGxheVRleHQ+PHJlY29yZD48
+cmVjLW51bWJlcj4zNDg8L3JlYy1udW1iZXI+PGZvcmVpZ24ta2V5cz48a2V5IGFwcD0iRU4iIGRi
+LWlkPSI1YXg5MndkcjdhZHR6NWV0eHZmeGRmcjBzNXoyZXR2dDJ2MHoiIHRpbWVzdGFtcD0iMTc3
+OTcyNDYyOSIgZ3VpZD0iNTIwZWRlOTAtZDBjMy00MWM2LWJhY2YtYzhhZmUzMWFiMmVjIj4zNDg8
+L2tleT48L2ZvcmVpZ24ta2V5cz48cmVmLXR5cGUgbmFtZT0iSm91cm5hbCBBcnRpY2xlIj4xNzwv
+cmVmLXR5cGU+PGNvbnRyaWJ1dG9ycz48YXV0aG9ycz48YXV0aG9yPktvbmRvLCBNLiBDLjwvYXV0
+aG9yPjxhdXRob3I+TXVlbGxlciwgTi48L2F1dGhvcj48YXV0aG9yPkxvY2tlLCBELiBILjwvYXV0
+aG9yPjxhdXRob3I+Um9tYW4sIEwuIEEuPC9hdXRob3I+PGF1dGhvcj5Sb2phcy1SdWVkYSwgRC48
+L2F1dGhvcj48YXV0aG9yPlNjaGluYXNpLCBMLiBILjwvYXV0aG9yPjxhdXRob3I+R2FzY29uLCBN
+LjwvYXV0aG9yPjxhdXRob3I+TmlldXdlbmh1aWpzZW4sIE0uIEouPC9hdXRob3I+PC9hdXRob3Jz
+PjwvY29udHJpYnV0b3JzPjxhdXRoLWFkZHJlc3M+Tm9ydGhlcm4gUmVzZWFyY2ggU3RhdGlvbiwg
+VVNEQSBGb3Jlc3QgU2VydmljZSwgUGhpbGFkZWxwaGlhLCBQQSwgVVNBLiBFbGVjdHJvbmljIGFk
+ZHJlc3M6IG1pY2hlbGxlLmMua29uZG9AdXNkYS5nb3YuJiN4RDtJU0dsb2JhbCwgUGFyYyBkZSBS
+ZWNlcmNhIEJpb21lZGljYSBkZSBCYXJjZWxvbmEsIEJhcmNlbG9uYSwgU3BhaW47IFVuaXZlcnNp
+dGF0IFBvbXBldSBGYWJyYSwgQmFyY2Vsb25hLCBTcGFpbjsgQ2VudHJvIGRlIEludmVzdGlnYWNp
+b24gQmlvbWVkaWNhIGVuIFJlZCBJbnN0aXR1dG8gZGUgU2FsdWQgQ2FybG9zIElJSSwgTWFkcmlk
+LCBTcGFpbi4mI3hEO05vcnRoZXJuIFJlc2VhcmNoIFN0YXRpb24sIFVTREEgRm9yZXN0IFNlcnZp
+Y2UsIEJhbHRpbW9yZSwgTUQsIFVTQS4mI3hEO05vcnRoZXJuIFJlc2VhcmNoIFN0YXRpb24sIFVT
+REEgRm9yZXN0IFNlcnZpY2UsIFBoaWxhZGVscGhpYSwgUEEsIFVTQS4mI3hEO0RlcGFydG1lbnQg
+b2YgRW52aXJvbm1lbnRhbCBhbmQgUmFkaW9sb2dpY2FsIEhlYWx0aCBTY2llbmNlcywgQ29sb3Jh
+ZG8gU3RhdGUgVW5pdmVyc2l0eSwgRm9ydCBDb2xsaW5zLCBDTywgVVNBLiYjeEQ7RGVwYXJ0bWVu
+dCBvZiBFbnZpcm9ubWVudGFsIGFuZCBPY2N1cGF0aW9uYWwgSGVhbHRoLCBhbmQgVXJiYW4gSGVh
+bHRoIENvbGxhYm9yYXRpdmUsIERvcm5zaWZlIFNjaG9vbCBvZiBQdWJsaWMgSGVhbHRoLCBEcmV4
+ZWwgVW5pdmVyc2l0eSwgUGhpbGFkZWxwaGlhLCBQQSwgVVNBLjwvYXV0aC1hZGRyZXNzPjx0aXRs
+ZXM+PHRpdGxlPkhlYWx0aCBpbXBhY3QgYXNzZXNzbWVudCBvZiBQaGlsYWRlbHBoaWEmYXBvcztz
+IDIwMjUgdHJlZSBjYW5vcHkgY292ZXIgZ29hbHM8L3RpdGxlPjxzZWNvbmRhcnktdGl0bGU+TGFu
+Y2V0IFBsYW5ldCBIZWFsdGg8L3NlY29uZGFyeS10aXRsZT48L3RpdGxlcz48cGVyaW9kaWNhbD48
+ZnVsbC10aXRsZT5MYW5jZXQgUGxhbmV0IEhlYWx0aDwvZnVsbC10aXRsZT48L3BlcmlvZGljYWw+
+PHBhZ2VzPmUxNDktZTE1NzwvcGFnZXM+PHZvbHVtZT40PC92b2x1bWU+PG51bWJlcj40PC9udW1i
+ZXI+PGtleXdvcmRzPjxrZXl3b3JkPkFkdWx0PC9rZXl3b3JkPjxrZXl3b3JkPkNvaG9ydCBTdHVk
+aWVzPC9rZXl3b3JkPjxrZXl3b3JkPkdvYWxzPC9rZXl3b3JkPjxrZXl3b3JkPkhlYWx0aCBJbXBh
+Y3QgQXNzZXNzbWVudDwva2V5d29yZD48a2V5d29yZD5IdW1hbnM8L2tleXdvcmQ+PGtleXdvcmQ+
+KlBhcmtzLCBSZWNyZWF0aW9uYWw8L2tleXdvcmQ+PGtleXdvcmQ+UGhpbGFkZWxwaGlhPC9rZXl3
+b3JkPjxrZXl3b3JkPipUcmVlczwva2V5d29yZD48L2tleXdvcmRzPjxkYXRlcz48eWVhcj4yMDIw
+PC95ZWFyPjxwdWItZGF0ZXM+PGRhdGU+QXByPC9kYXRlPjwvcHViLWRhdGVzPjwvZGF0ZXM+PGlz
+Ym4+MjU0Mi01MTk2IChFbGVjdHJvbmljKSYjeEQ7MjU0Mi01MTk2IChMaW5raW5nKTwvaXNibj48
+YWNjZXNzaW9uLW51bT4zMjM1MzI5NTwvYWNjZXNzaW9uLW51bT48dXJscz48cmVsYXRlZC11cmxz
+Pjx1cmw+aHR0cHM6Ly93d3cubmNiaS5ubG0ubmloLmdvdi9wdWJtZWQvMzIzNTMyOTU8L3VybD48
+L3JlbGF0ZWQtdXJscz48L3VybHM+PGVsZWN0cm9uaWMtcmVzb3VyY2UtbnVtPjEwLjEwMTYvUzI1
+NDItNTE5NigyMCkzMDA1OC05PC9lbGVjdHJvbmljLXJlc291cmNlLW51bT48cmVtb3RlLWRhdGFi
+YXNlLW5hbWU+TWVkbGluZTwvcmVtb3RlLWRhdGFiYXNlLW5hbWU+PHJlbW90ZS1kYXRhYmFzZS1w
+cm92aWRlcj5OTE08L3JlbW90ZS1kYXRhYmFzZS1wcm92aWRlcj48L3JlY29yZD48L0NpdGU+PC9F
+bmROb3RlPn==
+</w:fldData>
+        </w:fldChar>
+      </w:r>
+      <w:r>
+        <w:rPr>
+          <w:sz w:val="21"/>
+          <w:szCs w:val="21"/>
+        </w:rPr>
+        <w:instrText xml:space="preserve"> ADDIN EN.CITE.DATA </w:instrText>
+      </w:r>
+      <w:r>
+        <w:rPr>
+          <w:sz w:val="21"/>
+          <w:szCs w:val="21"/>
+        </w:rPr>
+      </w:r>
+      <w:r>
+        <w:rPr>
+          <w:sz w:val="21"/>
+          <w:szCs w:val="21"/>
+        </w:rPr>
+        <w:fldChar w:fldCharType="end"/>
+      </w:r>
+      <w:r>
+        <w:rPr>
+          <w:sz w:val="21"/>
+          <w:szCs w:val="21"/>
+        </w:rPr>
+      </w:r>
+      <w:r>
+        <w:rPr>
+          <w:sz w:val="21"/>
+          <w:szCs w:val="21"/>
+        </w:rPr>
+        <w:fldChar w:fldCharType="separate"/>
+      </w:r>
+      <w:r>
+        <w:rPr>
+          <w:noProof/>
+          <w:sz w:val="21"/>
+          <w:szCs w:val="21"/>
+        </w:rPr>
+        <w:t>(22)</w:t>
+      </w:r>
+      <w:r>
+        <w:rPr>
+          <w:sz w:val="21"/>
+          <w:szCs w:val="21"/>
+        </w:rPr>
+        <w:fldChar w:fldCharType="end"/>
+      </w:r>
+      <w:r>
+        <w:rPr>
+          <w:sz w:val="21"/>
+          <w:szCs w:val="21"/>
+        </w:rPr>
+        <w:t xml:space="preserve"> </w:t>
+      </w:r>
+      <w:r>
+        <w:rPr>
+          <w:sz w:val="21"/>
+          <w:szCs w:val="21"/>
+        </w:rPr>
+        <w:t>and improved mental health</w:t>
+      </w:r>
+      <w:r>
+        <w:rPr>
+          <w:sz w:val="21"/>
+          <w:szCs w:val="21"/>
+        </w:rPr>
+        <w:t xml:space="preserve"> </w:t>
+      </w:r>
+      <w:r>
+        <w:rPr>
+          <w:sz w:val="21"/>
+          <w:szCs w:val="21"/>
+        </w:rPr>
+        <w:fldChar w:fldCharType="begin"/>
+      </w:r>
+      <w:r>
+        <w:rPr>
+          <w:sz w:val="21"/>
+          <w:szCs w:val="21"/>
+        </w:rPr>
+        <w:instrText xml:space="preserve"> ADDIN EN.CITE &lt;EndNote&gt;&lt;Cite&gt;&lt;Author&gt;Akpinar&lt;/Author&gt;&lt;Year&gt;2016&lt;/Year&gt;&lt;RecNum&gt;282&lt;/RecNum&gt;&lt;DisplayText&gt;(26)&lt;/DisplayText&gt;&lt;record&gt;&lt;rec-number&gt;282&lt;/rec-number&gt;&lt;foreign-keys&gt;&lt;key app="EN" db-id="5ax92wdr7adtz5etxvfxdfr0s5z2etvt2v0z" timestamp="1779723916" guid="97710b01-91e2-4fce-9b03-93d0c20ee026"&gt;282&lt;/key&gt;&lt;/foreign-keys&gt;&lt;ref-type name="Journal Article"&gt;17&lt;/ref-type&gt;&lt;contributors&gt;&lt;authors&gt;&lt;author&gt;Akpinar, Abdullah&lt;/author&gt;&lt;author&gt;Barbosa-Leiker, Celestina&lt;/author&gt;&lt;author&gt;Brooks, Kerry R.&lt;/author&gt;&lt;/authors&gt;&lt;/contributors&gt;&lt;titles&gt;&lt;title&gt;Does green space matter? Exploring relationships between green space type and health indicators&lt;/title&gt;&lt;secondary-title&gt;Urban Forestry &amp;amp; Urban Greening&lt;/secondary-title&gt;&lt;/titles&gt;&lt;periodical&gt;&lt;full-title&gt;Urban Forestry &amp;amp; Urban Greening&lt;/full-title&gt;&lt;/periodical&gt;&lt;pages&gt;407-418&lt;/pages&gt;&lt;volume&gt;20&lt;/volume&gt;&lt;section&gt;407&lt;/section&gt;&lt;dates&gt;&lt;year&gt;2016&lt;/year&gt;&lt;/dates&gt;&lt;isbn&gt;16188667&lt;/isbn&gt;&lt;urls&gt;&lt;/urls&gt;&lt;electronic-resource-num&gt;10.1016/j.ufug.2016.10.013&lt;/electronic-resource-num&gt;&lt;/record&gt;&lt;/Cite&gt;&lt;/EndNote&gt;</w:instrText>
+      </w:r>
+      <w:r>
+        <w:rPr>
+          <w:sz w:val="21"/>
+          <w:szCs w:val="21"/>
+        </w:rPr>
+        <w:fldChar w:fldCharType="separate"/>
+      </w:r>
+      <w:r>
+        <w:rPr>
+          <w:noProof/>
+          <w:sz w:val="21"/>
+          <w:szCs w:val="21"/>
+        </w:rPr>
+        <w:t>(26)</w:t>
+      </w:r>
+      <w:r>
+        <w:rPr>
+          <w:sz w:val="21"/>
+          <w:szCs w:val="21"/>
+        </w:rPr>
+        <w:fldChar w:fldCharType="end"/>
+      </w:r>
+      <w:r>
+        <w:rPr>
+          <w:sz w:val="21"/>
+          <w:szCs w:val="21"/>
+        </w:rPr>
+        <w:t xml:space="preserve">. </w:t>
+      </w:r>
+      <w:r>
+        <w:rPr>
+          <w:sz w:val="21"/>
+          <w:szCs w:val="21"/>
+        </w:rPr>
+        <w:t>Tree canopy coverage is important for city council members to understand as they can have influence over resources to mitigate health effects of heat – for example resources for cooling centers, tree planting</w:t>
+      </w:r>
+      <w:r>
+        <w:rPr>
+          <w:sz w:val="21"/>
+          <w:szCs w:val="21"/>
+        </w:rPr>
+        <w:t xml:space="preserve">, and </w:t>
+      </w:r>
+      <w:r>
+        <w:rPr>
+          <w:sz w:val="21"/>
+          <w:szCs w:val="21"/>
+        </w:rPr>
+        <w:t xml:space="preserve">temperature-related </w:t>
+      </w:r>
+      <w:r>
+        <w:rPr>
+          <w:sz w:val="21"/>
+          <w:szCs w:val="21"/>
+        </w:rPr>
+        <w:t xml:space="preserve">home improvements. </w:t>
+      </w:r>
+      <w:r>
+        <w:rPr>
+          <w:sz w:val="21"/>
+          <w:szCs w:val="21"/>
+        </w:rPr>
+        <w:t xml:space="preserve"> </w:t>
+      </w:r>
+      <w:r>
+        <w:rPr>
+          <w:sz w:val="21"/>
+          <w:szCs w:val="21"/>
+        </w:rPr>
+        <w:t xml:space="preserve">Many of these interventions fall within </w:t>
+      </w:r>
+      <w:r>
+        <w:rPr>
+          <w:sz w:val="21"/>
+          <w:szCs w:val="21"/>
+        </w:rPr>
+        <w:t>council members’ constituent services activities</w:t>
+      </w:r>
+      <w:r>
+        <w:rPr>
+          <w:sz w:val="21"/>
+          <w:szCs w:val="21"/>
+        </w:rPr>
+        <w:t xml:space="preserve">, while larger </w:t>
+      </w:r>
+      <w:r>
+        <w:rPr>
+          <w:sz w:val="21"/>
+          <w:szCs w:val="21"/>
+        </w:rPr>
+        <w:lastRenderedPageBreak/>
+        <w:t xml:space="preserve">interventions such as </w:t>
+      </w:r>
+      <w:r>
+        <w:rPr>
+          <w:sz w:val="21"/>
+          <w:szCs w:val="21"/>
+        </w:rPr>
+        <w:t>mandating landlords provide air conditioning on hot days</w:t>
+      </w:r>
+      <w:r>
+        <w:rPr>
+          <w:sz w:val="21"/>
+          <w:szCs w:val="21"/>
+        </w:rPr>
+        <w:t xml:space="preserve"> </w:t>
+      </w:r>
+      <w:r>
+        <w:rPr>
+          <w:sz w:val="21"/>
+          <w:szCs w:val="21"/>
+        </w:rPr>
+        <w:fldChar w:fldCharType="begin"/>
+      </w:r>
+      <w:r>
+        <w:rPr>
+          <w:sz w:val="21"/>
+          <w:szCs w:val="21"/>
+        </w:rPr>
+        <w:instrText xml:space="preserve"> ADDIN EN.CITE &lt;EndNote&gt;&lt;Cite&gt;&lt;Author&gt;Evelly&lt;/Author&gt;&lt;Year&gt;2024&lt;/Year&gt;&lt;RecNum&gt;594&lt;/RecNum&gt;&lt;DisplayText&gt;(27)&lt;/DisplayText&gt;&lt;record&gt;&lt;rec-number&gt;594&lt;/rec-number&gt;&lt;foreign-keys&gt;&lt;key app="EN" db-id="5ax92wdr7adtz5etxvfxdfr0s5z2etvt2v0z" timestamp="1779726251" guid="d71227f6-22ab-4308-8177-4f2d51d56fb7"&gt;594&lt;/key&gt;&lt;/foreign-keys&gt;&lt;ref-type name="Newspaper Article"&gt;23&lt;/ref-type&gt;&lt;contributors&gt;&lt;authors&gt;&lt;author&gt;Jeanmarie Evelly&lt;/author&gt;&lt;/authors&gt;&lt;/contributors&gt;&lt;titles&gt;&lt;title&gt;City Council Debates Mandatory Air Conditioning Bill&lt;/title&gt;&lt;secondary-title&gt;City Limits&lt;/secondary-title&gt;&lt;/titles&gt;&lt;dates&gt;&lt;year&gt;2024&lt;/year&gt;&lt;/dates&gt;&lt;urls&gt;&lt;related-urls&gt;&lt;url&gt;https://citylimits.org/should-nyc-require-landlords-to-provide-air-conditioning/&lt;/url&gt;&lt;/related-urls&gt;&lt;/urls&gt;&lt;/record&gt;&lt;/Cite&gt;&lt;/EndNote&gt;</w:instrText>
+      </w:r>
+      <w:r>
+        <w:rPr>
+          <w:sz w:val="21"/>
+          <w:szCs w:val="21"/>
+        </w:rPr>
+        <w:fldChar w:fldCharType="separate"/>
+      </w:r>
+      <w:r>
+        <w:rPr>
+          <w:noProof/>
+          <w:sz w:val="21"/>
+          <w:szCs w:val="21"/>
+        </w:rPr>
+        <w:t>(27)</w:t>
+      </w:r>
+      <w:r>
+        <w:rPr>
+          <w:sz w:val="21"/>
+          <w:szCs w:val="21"/>
+        </w:rPr>
+        <w:fldChar w:fldCharType="end"/>
+      </w:r>
+      <w:r>
+        <w:rPr>
+          <w:sz w:val="21"/>
+          <w:szCs w:val="21"/>
+        </w:rPr>
+        <w:t xml:space="preserve">, </w:t>
+      </w:r>
+      <w:r>
+        <w:rPr>
+          <w:sz w:val="21"/>
+          <w:szCs w:val="21"/>
+        </w:rPr>
+        <w:t xml:space="preserve">would require council and Mayoral approval. </w:t>
+      </w:r>
+    </w:p>
+    <w:p>
+      <w:pPr>
+        <w:rPr>
+          <w:sz w:val="21"/>
+          <w:szCs w:val="21"/>
+        </w:rPr>
+      </w:pPr>
+      <w:r>
+        <w:rPr>
+          <w:sz w:val="21"/>
+          <w:szCs w:val="21"/>
+        </w:rPr>
         <w:t xml:space="preserve">Many Philadelphians lack </w:t>
       </w:r>
       <w:r>
@@ -6675,7 +7136,7 @@
           <w:sz w:val="21"/>
           <w:szCs w:val="21"/>
         </w:rPr>
-        <w:instrText xml:space="preserve"> ADDIN EN.CITE &lt;EndNote&gt;&lt;Cite&gt;&lt;Author&gt;Han&lt;/Author&gt;&lt;Year&gt;2021&lt;/Year&gt;&lt;RecNum&gt;590&lt;/RecNum&gt;&lt;DisplayText&gt;(27, 28)&lt;/DisplayText&gt;&lt;record&gt;&lt;rec-number&gt;590&lt;/rec-number&gt;&lt;foreign-keys&gt;&lt;key app="EN" db-id="5ax92wdr7adtz5etxvfxdfr0s5z2etvt2v0z" timestamp="1779726244" guid="eafa6115-0fd2-46f2-92cc-d0f482400680"&gt;590&lt;/key&gt;&lt;/foreign-keys&gt;&lt;ref-type name="Newspaper Article"&gt;23&lt;/ref-type&gt;&lt;contributors&gt;&lt;authors&gt;&lt;author&gt;Han, Nydia&lt;/author&gt;&lt;author&gt;Rosenfeld, Maia&lt;/author&gt;&lt;/authors&gt;&lt;/contributors&gt;&lt;titles&gt;&lt;title&gt;Philadelphia area Latino residents face barriers to health insurance&lt;/title&gt;&lt;secondary-title&gt;ABC 6 Action News&lt;/secondary-title&gt;&lt;/titles&gt;&lt;dates&gt;&lt;year&gt;2021&lt;/year&gt;&lt;/dates&gt;&lt;urls&gt;&lt;related-urls&gt;&lt;url&gt;http://6abc.com/post/data-investigation-health-inequity-insurance-care/11057753/&lt;/url&gt;&lt;/related-urls&gt;&lt;/urls&gt;&lt;/record&gt;&lt;/Cite&gt;&lt;Cite&gt;&lt;Author&gt;Passel&lt;/Author&gt;&lt;Year&gt;2024&lt;/Year&gt;&lt;RecNum&gt;158&lt;/RecNum&gt;&lt;record&gt;&lt;rec-number&gt;158&lt;/rec-number&gt;&lt;foreign-keys&gt;&lt;key app="EN" db-id="5ax92wdr7adtz5etxvfxdfr0s5z2etvt2v0z" timestamp="1779722845" guid="8a774704-bd36-4f04-a0a3-e3300c2e6859"&gt;158&lt;/key&gt;&lt;/foreign-keys&gt;&lt;ref-type name="Report"&gt;27&lt;/ref-type&gt;&lt;contributors&gt;&lt;authors&gt;&lt;author&gt;Jeffrey S. Passel&lt;/author&gt;&lt;author&gt;Jens Manuel Krogstad&lt;/author&gt;&lt;/authors&gt;&lt;/contributors&gt;&lt;titles&gt;&lt;title&gt;What we know about unauthorized immigrants living in the U.S.&lt;/title&gt;&lt;/titles&gt;&lt;dates&gt;&lt;year&gt;2024&lt;/year&gt;&lt;/dates&gt;&lt;publisher&gt;PEW Research Center&lt;/publisher&gt;&lt;urls&gt;&lt;related-urls&gt;&lt;url&gt;https://www.pewresearch.org/short-reads/2024/07/22/what-we-know-about-unauthorized-immigrants-living-in-the-us/&lt;/url&gt;&lt;/related-urls&gt;&lt;/urls&gt;&lt;/record&gt;&lt;/Cite&gt;&lt;/EndNote&gt;</w:instrText>
+        <w:instrText xml:space="preserve"> ADDIN EN.CITE &lt;EndNote&gt;&lt;Cite&gt;&lt;Author&gt;Han&lt;/Author&gt;&lt;Year&gt;2021&lt;/Year&gt;&lt;RecNum&gt;590&lt;/RecNum&gt;&lt;DisplayText&gt;(28, 29)&lt;/DisplayText&gt;&lt;record&gt;&lt;rec-number&gt;590&lt;/rec-number&gt;&lt;foreign-keys&gt;&lt;key app="EN" db-id="5ax92wdr7adtz5etxvfxdfr0s5z2etvt2v0z" timestamp="1779726244" guid="eafa6115-0fd2-46f2-92cc-d0f482400680"&gt;590&lt;/key&gt;&lt;/foreign-keys&gt;&lt;ref-type name="Newspaper Article"&gt;23&lt;/ref-type&gt;&lt;contributors&gt;&lt;authors&gt;&lt;author&gt;Han, Nydia&lt;/author&gt;&lt;author&gt;Rosenfeld, Maia&lt;/author&gt;&lt;/authors&gt;&lt;/contributors&gt;&lt;titles&gt;&lt;title&gt;Philadelphia area Latino residents face barriers to health insurance&lt;/title&gt;&lt;secondary-title&gt;ABC 6 Action News&lt;/secondary-title&gt;&lt;/titles&gt;&lt;dates&gt;&lt;year&gt;2021&lt;/year&gt;&lt;/dates&gt;&lt;urls&gt;&lt;related-urls&gt;&lt;url&gt;http://6abc.com/post/data-investigation-health-inequity-insurance-care/11057753/&lt;/url&gt;&lt;/related-urls&gt;&lt;/urls&gt;&lt;/record&gt;&lt;/Cite&gt;&lt;Cite&gt;&lt;Author&gt;Passel&lt;/Author&gt;&lt;Year&gt;2024&lt;/Year&gt;&lt;RecNum&gt;158&lt;/RecNum&gt;&lt;record&gt;&lt;rec-number&gt;158&lt;/rec-number&gt;&lt;foreign-keys&gt;&lt;key app="EN" db-id="5ax92wdr7adtz5etxvfxdfr0s5z2etvt2v0z" timestamp="1779722845" guid="8a774704-bd36-4f04-a0a3-e3300c2e6859"&gt;158&lt;/key&gt;&lt;/foreign-keys&gt;&lt;ref-type name="Report"&gt;27&lt;/ref-type&gt;&lt;contributors&gt;&lt;authors&gt;&lt;author&gt;Jeffrey S. Passel&lt;/author&gt;&lt;author&gt;Jens Manuel Krogstad&lt;/author&gt;&lt;/authors&gt;&lt;/contributors&gt;&lt;titles&gt;&lt;title&gt;What we know about unauthorized immigrants living in the U.S.&lt;/title&gt;&lt;/titles&gt;&lt;dates&gt;&lt;year&gt;2024&lt;/year&gt;&lt;/dates&gt;&lt;publisher&gt;PEW Research Center&lt;/publisher&gt;&lt;urls&gt;&lt;related-urls&gt;&lt;url&gt;https://www.pewresearch.org/short-reads/2024/07/22/what-we-know-about-unauthorized-immigrants-living-in-the-us/&lt;/url&gt;&lt;/related-urls&gt;&lt;/urls&gt;&lt;/record&gt;&lt;/Cite&gt;&lt;/EndNote&gt;</w:instrText>
       </w:r>
       <w:r>
         <w:rPr>
@@ -6690,7 +7151,7 @@
           <w:sz w:val="21"/>
           <w:szCs w:val="21"/>
         </w:rPr>
-        <w:t>(27, 28)</w:t>
+        <w:t>(28, 29)</w:t>
       </w:r>
       <w:r>
         <w:rPr>
@@ -6830,7 +7291,7 @@
           <w:sz w:val="21"/>
           <w:szCs w:val="21"/>
         </w:rPr>
-        <w:instrText xml:space="preserve"> ADDIN EN.CITE &lt;EndNote&gt;&lt;Cite&gt;&lt;Author&gt;Casserly&lt;/Author&gt;&lt;Year&gt;2017&lt;/Year&gt;&lt;RecNum&gt;591&lt;/RecNum&gt;&lt;DisplayText&gt;(29)&lt;/DisplayText&gt;&lt;record&gt;&lt;rec-number&gt;591&lt;/rec-number&gt;&lt;foreign-keys&gt;&lt;key app="EN" db-id="5ax92wdr7adtz5etxvfxdfr0s5z2etvt2v0z" timestamp="1779726244" guid="e4e4ee03-4469-4927-9e30-ab40f23d687b"&gt;591&lt;/key&gt;&lt;/foreign-keys&gt;&lt;ref-type name="Pamphlet"&gt;24&lt;/ref-type&gt;&lt;contributors&gt;&lt;authors&gt;&lt;author&gt;Casserly, Danna&lt;/author&gt;&lt;/authors&gt;&lt;/contributors&gt;&lt;titles&gt;&lt;title&gt;Health Care for Immigrants: A Manual for Advocates in Pennsylvania&lt;/title&gt;&lt;/titles&gt;&lt;dates&gt;&lt;year&gt;2017&lt;/year&gt;&lt;/dates&gt;&lt;publisher&gt;Pennsylvania Health Law Project&lt;/publisher&gt;&lt;urls&gt;&lt;related-urls&gt;&lt;url&gt;https://www.phlp.org/uploads/attachments/ckdhout757n4vy8u8bw8ak92x-immigrant-health-care-manual-for-advocates-june-2017-update.pdf&lt;/url&gt;&lt;/related-urls&gt;&lt;/urls&gt;&lt;/record&gt;&lt;/Cite&gt;&lt;/EndNote&gt;</w:instrText>
+        <w:instrText xml:space="preserve"> ADDIN EN.CITE &lt;EndNote&gt;&lt;Cite&gt;&lt;Author&gt;Casserly&lt;/Author&gt;&lt;Year&gt;2017&lt;/Year&gt;&lt;RecNum&gt;591&lt;/RecNum&gt;&lt;DisplayText&gt;(30)&lt;/DisplayText&gt;&lt;record&gt;&lt;rec-number&gt;591&lt;/rec-number&gt;&lt;foreign-keys&gt;&lt;key app="EN" db-id="5ax92wdr7adtz5etxvfxdfr0s5z2etvt2v0z" timestamp="1779726244" guid="e4e4ee03-4469-4927-9e30-ab40f23d687b"&gt;591&lt;/key&gt;&lt;/foreign-keys&gt;&lt;ref-type name="Pamphlet"&gt;24&lt;/ref-type&gt;&lt;contributors&gt;&lt;authors&gt;&lt;author&gt;Casserly, Danna&lt;/author&gt;&lt;/authors&gt;&lt;/contributors&gt;&lt;titles&gt;&lt;title&gt;Health Care for Immigrants: A Manual for Advocates in Pennsylvania&lt;/title&gt;&lt;/titles&gt;&lt;dates&gt;&lt;year&gt;2017&lt;/year&gt;&lt;/dates&gt;&lt;publisher&gt;Pennsylvania Health Law Project&lt;/publisher&gt;&lt;urls&gt;&lt;related-urls&gt;&lt;url&gt;https://www.phlp.org/uploads/attachments/ckdhout757n4vy8u8bw8ak92x-immigrant-health-care-manual-for-advocates-june-2017-update.pdf&lt;/url&gt;&lt;/related-urls&gt;&lt;/urls&gt;&lt;/record&gt;&lt;/Cite&gt;&lt;/EndNote&gt;</w:instrText>
       </w:r>
       <w:r>
         <w:rPr>
@@ -6845,7 +7306,7 @@
           <w:sz w:val="21"/>
           <w:szCs w:val="21"/>
         </w:rPr>
-        <w:t>(29)</w:t>
+        <w:t>(30)</w:t>
       </w:r>
       <w:r>
         <w:rPr>
@@ -6877,41 +7338,37 @@
           <w:sz w:val="21"/>
           <w:szCs w:val="21"/>
         </w:rPr>
-        <w:t>Understanding both district-level averages and within-district variation is essential. While district-level metrics offer a snapshot for comparison across districts, sub-district data (e.g., by census tract) reveal whether needs are evenly distributed or concentrated in specific areas</w:t>
+        <w:t>Understanding both district-level averages and within-district variation is essential. While district-level metrics offer a snapshot for comparison across districts, sub-district data (e.g., by census tract) reveal whether needs are evenly distributed or concentrated in specific areas. Political gerrymandering,</w:t>
       </w:r>
       <w:r>
         <w:rPr>
           <w:rFonts w:ascii="Aptos" w:eastAsia="Aptos" w:hAnsi="Aptos" w:cs="Aptos"/>
           <w:sz w:val="21"/>
           <w:szCs w:val="21"/>
-          <w:highlight w:val="yellow"/>
-        </w:rPr>
-        <w:t>. Political gerrymandering,</w:t>
+        </w:rPr>
+        <w:t xml:space="preserve"> a strategic </w:t>
       </w:r>
       <w:r>
         <w:rPr>
           <w:rFonts w:ascii="Aptos" w:eastAsia="Aptos" w:hAnsi="Aptos" w:cs="Aptos"/>
           <w:sz w:val="21"/>
           <w:szCs w:val="21"/>
-          <w:highlight w:val="yellow"/>
-        </w:rPr>
-        <w:t xml:space="preserve"> a strategic </w:t>
+        </w:rPr>
+        <w:t>use of the Modifiable Areal Unit Problem</w:t>
       </w:r>
       <w:r>
         <w:rPr>
           <w:rFonts w:ascii="Aptos" w:eastAsia="Aptos" w:hAnsi="Aptos" w:cs="Aptos"/>
           <w:sz w:val="21"/>
           <w:szCs w:val="21"/>
-          <w:highlight w:val="yellow"/>
-        </w:rPr>
-        <w:t>use of the Modifiable Areal Unit Problem</w:t>
+        </w:rPr>
+        <w:t xml:space="preserve"> (MAUP)</w:t>
       </w:r>
       <w:r>
         <w:rPr>
           <w:rFonts w:ascii="Aptos" w:eastAsia="Aptos" w:hAnsi="Aptos" w:cs="Aptos"/>
           <w:sz w:val="21"/>
           <w:szCs w:val="21"/>
-          <w:highlight w:val="yellow"/>
         </w:rPr>
         <w:t xml:space="preserve"> </w:t>
       </w:r>
@@ -6920,7 +7377,6 @@
           <w:rFonts w:ascii="Aptos" w:eastAsia="Aptos" w:hAnsi="Aptos" w:cs="Aptos"/>
           <w:sz w:val="21"/>
           <w:szCs w:val="21"/>
-          <w:highlight w:val="yellow"/>
         </w:rPr>
         <w:fldChar w:fldCharType="begin"/>
       </w:r>
@@ -6929,16 +7385,14 @@
           <w:rFonts w:ascii="Aptos" w:eastAsia="Aptos" w:hAnsi="Aptos" w:cs="Aptos"/>
           <w:sz w:val="21"/>
           <w:szCs w:val="21"/>
-          <w:highlight w:val="yellow"/>
-        </w:rPr>
-        <w:instrText xml:space="preserve"> ADDIN EN.CITE &lt;EndNote&gt;&lt;Cite&gt;&lt;Author&gt;Wong&lt;/Author&gt;&lt;Year&gt;2004&lt;/Year&gt;&lt;RecNum&gt;704&lt;/RecNum&gt;&lt;DisplayText&gt;(30)&lt;/DisplayText&gt;&lt;record&gt;&lt;rec-number&gt;704&lt;/rec-number&gt;&lt;foreign-keys&gt;&lt;key app="EN" db-id="5ax92wdr7adtz5etxvfxdfr0s5z2etvt2v0z" timestamp="1780247048"&gt;704&lt;/key&gt;&lt;/foreign-keys&gt;&lt;ref-type name="Book Section"&gt;5&lt;/ref-type&gt;&lt;contributors&gt;&lt;authors&gt;&lt;author&gt;D.W.S. Wong&lt;/author&gt;&lt;/authors&gt;&lt;secondary-authors&gt;&lt;author&gt;Janelle, D.G., Warf, B., Hansen, K.&lt;/author&gt;&lt;/secondary-authors&gt;&lt;/contributors&gt;&lt;titles&gt;&lt;title&gt;The Modifiable Areal Unit Problem (MAUP)&lt;/title&gt;&lt;secondary-title&gt;WorldMinds: Geographical Perspectives on 100 Problems&lt;/secondary-title&gt;&lt;/titles&gt;&lt;dates&gt;&lt;year&gt;2004&lt;/year&gt;&lt;/dates&gt;&lt;pub-location&gt;Dordrecht&lt;/pub-location&gt;&lt;publisher&gt;Springer&lt;/publisher&gt;&lt;isbn&gt;978-1-4020-2352-1&lt;/isbn&gt;&lt;urls&gt;&lt;/urls&gt;&lt;electronic-resource-num&gt;https://doi.org/10.1007/978-1-4020-2352-1_93&lt;/electronic-resource-num&gt;&lt;/record&gt;&lt;/Cite&gt;&lt;/EndNote&gt;</w:instrText>
+        </w:rPr>
+        <w:instrText xml:space="preserve"> ADDIN EN.CITE &lt;EndNote&gt;&lt;Cite&gt;&lt;Author&gt;Wong&lt;/Author&gt;&lt;Year&gt;2004&lt;/Year&gt;&lt;RecNum&gt;704&lt;/RecNum&gt;&lt;DisplayText&gt;(31)&lt;/DisplayText&gt;&lt;record&gt;&lt;rec-number&gt;704&lt;/rec-number&gt;&lt;foreign-keys&gt;&lt;key app="EN" db-id="5ax92wdr7adtz5etxvfxdfr0s5z2etvt2v0z" timestamp="1780247048"&gt;704&lt;/key&gt;&lt;/foreign-keys&gt;&lt;ref-type name="Book Section"&gt;5&lt;/ref-type&gt;&lt;contributors&gt;&lt;authors&gt;&lt;author&gt;D.W.S. Wong&lt;/author&gt;&lt;/authors&gt;&lt;secondary-authors&gt;&lt;author&gt;Janelle, D.G., Warf, B., Hansen, K.&lt;/author&gt;&lt;/secondary-authors&gt;&lt;/contributors&gt;&lt;titles&gt;&lt;title&gt;The Modifiable Areal Unit Problem (MAUP)&lt;/title&gt;&lt;secondary-title&gt;WorldMinds: Geographical Perspectives on 100 Problems&lt;/secondary-title&gt;&lt;/titles&gt;&lt;dates&gt;&lt;year&gt;2004&lt;/year&gt;&lt;/dates&gt;&lt;pub-location&gt;Dordrecht&lt;/pub-location&gt;&lt;publisher&gt;Springer&lt;/publisher&gt;&lt;isbn&gt;978-1-4020-2352-1&lt;/isbn&gt;&lt;urls&gt;&lt;/urls&gt;&lt;electronic-resource-num&gt;https://doi.org/10.1007/978-1-4020-2352-1_93&lt;/electronic-resource-num&gt;&lt;/record&gt;&lt;/Cite&gt;&lt;/EndNote&gt;</w:instrText>
       </w:r>
       <w:r>
         <w:rPr>
           <w:rFonts w:ascii="Aptos" w:eastAsia="Aptos" w:hAnsi="Aptos" w:cs="Aptos"/>
           <w:sz w:val="21"/>
           <w:szCs w:val="21"/>
-          <w:highlight w:val="yellow"/>
         </w:rPr>
         <w:fldChar w:fldCharType="separate"/>
       </w:r>
@@ -6948,16 +7402,14 @@
           <w:noProof/>
           <w:sz w:val="21"/>
           <w:szCs w:val="21"/>
-          <w:highlight w:val="yellow"/>
-        </w:rPr>
-        <w:t>(30)</w:t>
+        </w:rPr>
+        <w:t>(31)</w:t>
       </w:r>
       <w:r>
         <w:rPr>
           <w:rFonts w:ascii="Aptos" w:eastAsia="Aptos" w:hAnsi="Aptos" w:cs="Aptos"/>
           <w:sz w:val="21"/>
           <w:szCs w:val="21"/>
-          <w:highlight w:val="yellow"/>
         </w:rPr>
         <w:fldChar w:fldCharType="end"/>
       </w:r>
@@ -6965,7 +7417,6 @@
         <w:rPr>
           <w:sz w:val="21"/>
           <w:szCs w:val="21"/>
-          <w:highlight w:val="yellow"/>
         </w:rPr>
         <w:t xml:space="preserve">, </w:t>
       </w:r>
@@ -6973,7 +7424,6 @@
         <w:rPr>
           <w:sz w:val="21"/>
           <w:szCs w:val="21"/>
-          <w:highlight w:val="yellow"/>
         </w:rPr>
         <w:t xml:space="preserve">is </w:t>
       </w:r>
@@ -6981,33 +7431,15 @@
         <w:rPr>
           <w:sz w:val="21"/>
           <w:szCs w:val="21"/>
-          <w:highlight w:val="yellow"/>
-        </w:rPr>
-        <w:t xml:space="preserve">when politicians draw district boundaries for </w:t>
-      </w:r>
-      <w:r>
-        <w:rPr>
-          <w:sz w:val="21"/>
-          <w:szCs w:val="21"/>
-          <w:highlight w:val="yellow"/>
-        </w:rPr>
-        <w:lastRenderedPageBreak/>
-        <w:t>their own (or their political parties) benefit</w:t>
-      </w:r>
-      <w:r>
-        <w:rPr>
-          <w:sz w:val="21"/>
-          <w:szCs w:val="21"/>
-          <w:highlight w:val="yellow"/>
-        </w:rPr>
-        <w:t>.</w:t>
-      </w:r>
-      <w:r>
-        <w:rPr>
-          <w:sz w:val="21"/>
-          <w:szCs w:val="21"/>
-        </w:rPr>
-        <w:t xml:space="preserve"> It</w:t>
+        </w:rPr>
+        <w:t>when politicians draw district boundaries for their own (or their political parties) benefit</w:t>
+      </w:r>
+      <w:r>
+        <w:rPr>
+          <w:sz w:val="21"/>
+          <w:szCs w:val="21"/>
+        </w:rPr>
+        <w:t>. It</w:t>
       </w:r>
       <w:r>
         <w:rPr>
@@ -7332,7 +7764,248 @@
           <w:sz w:val="21"/>
           <w:szCs w:val="21"/>
         </w:rPr>
-        <w:t>health metrics at both the tract and district levels can uncover shared burdens across district lines, encouraging cross-district collaboration to address common challenges.</w:t>
+        <w:t xml:space="preserve">health metrics at both the tract and district levels </w:t>
+      </w:r>
+      <w:r>
+        <w:rPr>
+          <w:rFonts w:ascii="Aptos" w:eastAsia="Aptos" w:hAnsi="Aptos" w:cs="Aptos"/>
+          <w:sz w:val="21"/>
+          <w:szCs w:val="21"/>
+        </w:rPr>
+        <w:t xml:space="preserve">alleviates </w:t>
+      </w:r>
+      <w:r>
+        <w:rPr>
+          <w:rFonts w:ascii="Aptos" w:eastAsia="Aptos" w:hAnsi="Aptos" w:cs="Aptos"/>
+          <w:sz w:val="21"/>
+          <w:szCs w:val="21"/>
+        </w:rPr>
+        <w:t>MAUP issues,</w:t>
+      </w:r>
+      <w:r>
+        <w:rPr>
+          <w:rFonts w:ascii="Aptos" w:eastAsia="Aptos" w:hAnsi="Aptos" w:cs="Aptos"/>
+          <w:sz w:val="21"/>
+          <w:szCs w:val="21"/>
+        </w:rPr>
+        <w:t xml:space="preserve"> and </w:t>
+      </w:r>
+      <w:r>
+        <w:rPr>
+          <w:rFonts w:ascii="Aptos" w:eastAsia="Aptos" w:hAnsi="Aptos" w:cs="Aptos"/>
+          <w:sz w:val="21"/>
+          <w:szCs w:val="21"/>
+        </w:rPr>
+        <w:t>can uncover shared burdens across district lines, encouraging cross-district collaboration to address common challenges.</w:t>
+      </w:r>
+      <w:r>
+        <w:rPr>
+          <w:rFonts w:ascii="Aptos" w:eastAsia="Aptos" w:hAnsi="Aptos" w:cs="Aptos"/>
+          <w:sz w:val="21"/>
+          <w:szCs w:val="21"/>
+        </w:rPr>
+        <w:t xml:space="preserve"> </w:t>
+      </w:r>
+      <w:r>
+        <w:rPr>
+          <w:rFonts w:ascii="Aptos" w:eastAsia="Aptos" w:hAnsi="Aptos" w:cs="Aptos"/>
+          <w:sz w:val="21"/>
+          <w:szCs w:val="21"/>
+        </w:rPr>
+        <w:t xml:space="preserve">Users of </w:t>
+      </w:r>
+      <w:r>
+        <w:rPr>
+          <w:rFonts w:ascii="Aptos" w:eastAsia="Aptos" w:hAnsi="Aptos" w:cs="Aptos"/>
+          <w:sz w:val="21"/>
+          <w:szCs w:val="21"/>
+        </w:rPr>
+        <w:t>district</w:t>
+      </w:r>
+      <w:r>
+        <w:rPr>
+          <w:rFonts w:ascii="Aptos" w:eastAsia="Aptos" w:hAnsi="Aptos" w:cs="Aptos"/>
+          <w:sz w:val="21"/>
+          <w:szCs w:val="21"/>
+        </w:rPr>
+        <w:t xml:space="preserve"> data should also keep in mind the Uncertain Geographical Context Problem </w:t>
+      </w:r>
+      <w:r>
+        <w:rPr>
+          <w:rFonts w:ascii="Aptos" w:eastAsia="Aptos" w:hAnsi="Aptos" w:cs="Aptos"/>
+          <w:sz w:val="21"/>
+          <w:szCs w:val="21"/>
+        </w:rPr>
+        <w:t xml:space="preserve">and </w:t>
+      </w:r>
+      <w:r>
+        <w:rPr>
+          <w:rFonts w:ascii="Aptos" w:eastAsia="Aptos" w:hAnsi="Aptos" w:cs="Aptos"/>
+          <w:sz w:val="21"/>
+          <w:szCs w:val="21"/>
+        </w:rPr>
+        <w:t xml:space="preserve">be mindful </w:t>
+      </w:r>
+      <w:r>
+        <w:rPr>
+          <w:rFonts w:ascii="Aptos" w:eastAsia="Aptos" w:hAnsi="Aptos" w:cs="Aptos"/>
+          <w:sz w:val="21"/>
+          <w:szCs w:val="21"/>
+        </w:rPr>
+        <w:t>about</w:t>
+      </w:r>
+      <w:r>
+        <w:rPr>
+          <w:rFonts w:ascii="Aptos" w:eastAsia="Aptos" w:hAnsi="Aptos" w:cs="Aptos"/>
+          <w:sz w:val="21"/>
+          <w:szCs w:val="21"/>
+        </w:rPr>
+        <w:t xml:space="preserve"> </w:t>
+      </w:r>
+      <w:r>
+        <w:rPr>
+          <w:rFonts w:ascii="Aptos" w:eastAsia="Aptos" w:hAnsi="Aptos" w:cs="Aptos"/>
+          <w:sz w:val="21"/>
+          <w:szCs w:val="21"/>
+        </w:rPr>
+        <w:t>the specific timing and manor in which</w:t>
+      </w:r>
+      <w:r>
+        <w:rPr>
+          <w:rFonts w:ascii="Aptos" w:eastAsia="Aptos" w:hAnsi="Aptos" w:cs="Aptos"/>
+          <w:sz w:val="21"/>
+          <w:szCs w:val="21"/>
+        </w:rPr>
+        <w:t xml:space="preserve"> </w:t>
+      </w:r>
+      <w:r>
+        <w:rPr>
+          <w:rFonts w:ascii="Aptos" w:eastAsia="Aptos" w:hAnsi="Aptos" w:cs="Aptos"/>
+          <w:sz w:val="21"/>
+          <w:szCs w:val="21"/>
+        </w:rPr>
+        <w:t>neighborhood</w:t>
+      </w:r>
+      <w:r>
+        <w:rPr>
+          <w:rFonts w:ascii="Aptos" w:eastAsia="Aptos" w:hAnsi="Aptos" w:cs="Aptos"/>
+          <w:sz w:val="21"/>
+          <w:szCs w:val="21"/>
+        </w:rPr>
+        <w:t xml:space="preserve"> conditions </w:t>
+      </w:r>
+      <w:r>
+        <w:rPr>
+          <w:rFonts w:ascii="Aptos" w:eastAsia="Aptos" w:hAnsi="Aptos" w:cs="Aptos"/>
+          <w:sz w:val="21"/>
+          <w:szCs w:val="21"/>
+        </w:rPr>
+        <w:t>influence people</w:t>
+      </w:r>
+      <w:r>
+        <w:rPr>
+          <w:rFonts w:ascii="Aptos" w:eastAsia="Aptos" w:hAnsi="Aptos" w:cs="Aptos"/>
+          <w:sz w:val="21"/>
+          <w:szCs w:val="21"/>
+        </w:rPr>
+        <w:t>’</w:t>
+      </w:r>
+      <w:r>
+        <w:rPr>
+          <w:rFonts w:ascii="Aptos" w:eastAsia="Aptos" w:hAnsi="Aptos" w:cs="Aptos"/>
+          <w:sz w:val="21"/>
+          <w:szCs w:val="21"/>
+        </w:rPr>
+        <w:t>s lives</w:t>
+      </w:r>
+      <w:r>
+        <w:rPr>
+          <w:rFonts w:ascii="Aptos" w:eastAsia="Aptos" w:hAnsi="Aptos" w:cs="Aptos"/>
+          <w:sz w:val="21"/>
+          <w:szCs w:val="21"/>
+        </w:rPr>
+        <w:t xml:space="preserve"> </w:t>
+      </w:r>
+      <w:r>
+        <w:rPr>
+          <w:rFonts w:ascii="Aptos" w:eastAsia="Aptos" w:hAnsi="Aptos" w:cs="Aptos"/>
+          <w:sz w:val="21"/>
+          <w:szCs w:val="21"/>
+        </w:rPr>
+        <w:fldChar w:fldCharType="begin"/>
+      </w:r>
+      <w:r>
+        <w:rPr>
+          <w:rFonts w:ascii="Aptos" w:eastAsia="Aptos" w:hAnsi="Aptos" w:cs="Aptos"/>
+          <w:sz w:val="21"/>
+          <w:szCs w:val="21"/>
+        </w:rPr>
+        <w:instrText xml:space="preserve"> ADDIN EN.CITE &lt;EndNote&gt;&lt;Cite&gt;&lt;Author&gt;Kwan&lt;/Author&gt;&lt;Year&gt;2012&lt;/Year&gt;&lt;RecNum&gt;709&lt;/RecNum&gt;&lt;DisplayText&gt;(32)&lt;/DisplayText&gt;&lt;record&gt;&lt;rec-number&gt;709&lt;/rec-number&gt;&lt;foreign-keys&gt;&lt;key app="EN" db-id="5ax92wdr7adtz5etxvfxdfr0s5z2etvt2v0z" timestamp="1783688854"&gt;709&lt;/key&gt;&lt;/foreign-keys&gt;&lt;ref-type name="Journal Article"&gt;17&lt;/ref-type&gt;&lt;contributors&gt;&lt;authors&gt;&lt;author&gt;Kwan, Mei-Po&lt;/author&gt;&lt;/authors&gt;&lt;/contributors&gt;&lt;titles&gt;&lt;title&gt;The Uncertain Geographic Context Problem&lt;/title&gt;&lt;secondary-title&gt;Annals of the Association of American Geographers&lt;/secondary-title&gt;&lt;/titles&gt;&lt;periodical&gt;&lt;full-title&gt;Annals of the Association of American Geographers&lt;/full-title&gt;&lt;/periodical&gt;&lt;pages&gt;958-968&lt;/pages&gt;&lt;volume&gt;102&lt;/volume&gt;&lt;number&gt;5&lt;/number&gt;&lt;dates&gt;&lt;year&gt;2012&lt;/year&gt;&lt;pub-dates&gt;&lt;date&gt;2012/09/01&lt;/date&gt;&lt;/pub-dates&gt;&lt;/dates&gt;&lt;publisher&gt;Routledge&lt;/publisher&gt;&lt;isbn&gt;0004-5608&lt;/isbn&gt;&lt;urls&gt;&lt;related-urls&gt;&lt;url&gt;https://doi.org/10.1080/00045608.2012.687349&lt;/url&gt;&lt;/related-urls&gt;&lt;/urls&gt;&lt;electronic-resource-num&gt;10.1080/00045608.2012.687349&lt;/electronic-resource-num&gt;&lt;/record&gt;&lt;/Cite&gt;&lt;/EndNote&gt;</w:instrText>
+      </w:r>
+      <w:r>
+        <w:rPr>
+          <w:rFonts w:ascii="Aptos" w:eastAsia="Aptos" w:hAnsi="Aptos" w:cs="Aptos"/>
+          <w:sz w:val="21"/>
+          <w:szCs w:val="21"/>
+        </w:rPr>
+        <w:fldChar w:fldCharType="separate"/>
+      </w:r>
+      <w:r>
+        <w:rPr>
+          <w:rFonts w:ascii="Aptos" w:eastAsia="Aptos" w:hAnsi="Aptos" w:cs="Aptos"/>
+          <w:noProof/>
+          <w:sz w:val="21"/>
+          <w:szCs w:val="21"/>
+        </w:rPr>
+        <w:t>(32)</w:t>
+      </w:r>
+      <w:r>
+        <w:rPr>
+          <w:rFonts w:ascii="Aptos" w:eastAsia="Aptos" w:hAnsi="Aptos" w:cs="Aptos"/>
+          <w:sz w:val="21"/>
+          <w:szCs w:val="21"/>
+        </w:rPr>
+        <w:fldChar w:fldCharType="end"/>
+      </w:r>
+      <w:r>
+        <w:rPr>
+          <w:rFonts w:ascii="Aptos" w:eastAsia="Aptos" w:hAnsi="Aptos" w:cs="Aptos"/>
+          <w:sz w:val="21"/>
+          <w:szCs w:val="21"/>
+        </w:rPr>
+        <w:t xml:space="preserve">. </w:t>
+      </w:r>
+      <w:r>
+        <w:rPr>
+          <w:rFonts w:ascii="Aptos" w:eastAsia="Aptos" w:hAnsi="Aptos" w:cs="Aptos"/>
+          <w:sz w:val="21"/>
+          <w:szCs w:val="21"/>
+        </w:rPr>
+        <w:t xml:space="preserve"> </w:t>
+      </w:r>
+      <w:r>
+        <w:rPr>
+          <w:rFonts w:ascii="Aptos" w:eastAsia="Aptos" w:hAnsi="Aptos" w:cs="Aptos"/>
+          <w:sz w:val="21"/>
+          <w:szCs w:val="21"/>
+        </w:rPr>
+        <w:t>W</w:t>
+      </w:r>
+      <w:r>
+        <w:rPr>
+          <w:rFonts w:ascii="Aptos" w:eastAsia="Aptos" w:hAnsi="Aptos" w:cs="Aptos"/>
+          <w:sz w:val="21"/>
+          <w:szCs w:val="21"/>
+        </w:rPr>
+        <w:t>e focus on two metrics in this brief report, additional metrics are available on the dashboard</w:t>
+      </w:r>
+      <w:r>
+        <w:rPr>
+          <w:rFonts w:ascii="Aptos" w:eastAsia="Aptos" w:hAnsi="Aptos" w:cs="Aptos"/>
+          <w:sz w:val="21"/>
+          <w:szCs w:val="21"/>
+        </w:rPr>
+        <w:t xml:space="preserve">. </w:t>
       </w:r>
     </w:p>
     <w:p>
@@ -7350,198 +8023,352 @@
           <w:sz w:val="21"/>
           <w:szCs w:val="21"/>
         </w:rPr>
-        <w:t xml:space="preserve">Moreover, district-level averages are often used in policymaking, budgeting, and performance evaluation. </w:t>
+        <w:t>On</w:t>
       </w:r>
       <w:r>
         <w:rPr>
           <w:rFonts w:ascii="Aptos" w:eastAsia="Aptos" w:hAnsi="Aptos" w:cs="Aptos"/>
           <w:sz w:val="21"/>
           <w:szCs w:val="21"/>
-          <w:highlight w:val="yellow"/>
-        </w:rPr>
-        <w:t xml:space="preserve">Understanding </w:t>
+        </w:rPr>
+        <w:t>e</w:t>
       </w:r>
       <w:r>
         <w:rPr>
           <w:rFonts w:ascii="Aptos" w:eastAsia="Aptos" w:hAnsi="Aptos" w:cs="Aptos"/>
           <w:sz w:val="21"/>
           <w:szCs w:val="21"/>
-          <w:highlight w:val="yellow"/>
-        </w:rPr>
-        <w:t xml:space="preserve">district averages </w:t>
+        </w:rPr>
+        <w:t xml:space="preserve"> important limitation to this study is that</w:t>
       </w:r>
       <w:r>
         <w:rPr>
           <w:rFonts w:ascii="Aptos" w:eastAsia="Aptos" w:hAnsi="Aptos" w:cs="Aptos"/>
           <w:sz w:val="21"/>
           <w:szCs w:val="21"/>
-          <w:highlight w:val="yellow"/>
-        </w:rPr>
-        <w:t xml:space="preserve">is </w:t>
+        </w:rPr>
+        <w:t xml:space="preserve"> </w:t>
       </w:r>
       <w:r>
         <w:rPr>
           <w:rFonts w:ascii="Aptos" w:eastAsia="Aptos" w:hAnsi="Aptos" w:cs="Aptos"/>
           <w:sz w:val="21"/>
           <w:szCs w:val="21"/>
-          <w:highlight w:val="yellow"/>
-        </w:rPr>
-        <w:t xml:space="preserve">critical for </w:t>
+        </w:rPr>
+        <w:t>data errors introduced during the aggregation process</w:t>
       </w:r>
       <w:r>
         <w:rPr>
           <w:rFonts w:ascii="Aptos" w:eastAsia="Aptos" w:hAnsi="Aptos" w:cs="Aptos"/>
           <w:sz w:val="21"/>
           <w:szCs w:val="21"/>
-          <w:highlight w:val="yellow"/>
-        </w:rPr>
-        <w:t>identifying overall district needs</w:t>
+        </w:rPr>
+        <w:t xml:space="preserve">. </w:t>
       </w:r>
       <w:r>
         <w:rPr>
           <w:rFonts w:ascii="Aptos" w:eastAsia="Aptos" w:hAnsi="Aptos" w:cs="Aptos"/>
           <w:sz w:val="21"/>
           <w:szCs w:val="21"/>
-          <w:highlight w:val="yellow"/>
-        </w:rPr>
-        <w:t xml:space="preserve"> and city-wide disparities </w:t>
+        </w:rPr>
+        <w:t xml:space="preserve">Future work could </w:t>
       </w:r>
       <w:r>
         <w:rPr>
           <w:rFonts w:ascii="Aptos" w:eastAsia="Aptos" w:hAnsi="Aptos" w:cs="Aptos"/>
           <w:sz w:val="21"/>
           <w:szCs w:val="21"/>
-          <w:highlight w:val="yellow"/>
-        </w:rPr>
-        <w:t xml:space="preserve">while investigating </w:t>
+        </w:rPr>
+        <w:t xml:space="preserve">utilize </w:t>
       </w:r>
       <w:r>
         <w:rPr>
           <w:rFonts w:ascii="Aptos" w:eastAsia="Aptos" w:hAnsi="Aptos" w:cs="Aptos"/>
           <w:sz w:val="21"/>
           <w:szCs w:val="21"/>
-          <w:highlight w:val="yellow"/>
-        </w:rPr>
-        <w:t>within</w:t>
+        </w:rPr>
+        <w:t xml:space="preserve">raster tree coverage data </w:t>
       </w:r>
       <w:r>
         <w:rPr>
           <w:rFonts w:ascii="Aptos" w:eastAsia="Aptos" w:hAnsi="Aptos" w:cs="Aptos"/>
           <w:sz w:val="21"/>
           <w:szCs w:val="21"/>
-          <w:highlight w:val="yellow"/>
-        </w:rPr>
-        <w:t>-</w:t>
+        </w:rPr>
+        <w:t>and a more granular measure of health insurance coverage</w:t>
       </w:r>
       <w:r>
         <w:rPr>
           <w:rFonts w:ascii="Aptos" w:eastAsia="Aptos" w:hAnsi="Aptos" w:cs="Aptos"/>
           <w:sz w:val="21"/>
           <w:szCs w:val="21"/>
-          <w:highlight w:val="yellow"/>
-        </w:rPr>
-        <w:t xml:space="preserve">district variation </w:t>
+        </w:rPr>
+        <w:t xml:space="preserve"> that can be more accurately aggregated to the council district level. </w:t>
       </w:r>
       <w:r>
         <w:rPr>
           <w:rFonts w:ascii="Aptos" w:eastAsia="Aptos" w:hAnsi="Aptos" w:cs="Aptos"/>
           <w:sz w:val="21"/>
           <w:szCs w:val="21"/>
-          <w:highlight w:val="yellow"/>
-        </w:rPr>
-        <w:t>enables</w:t>
+        </w:rPr>
+        <w:t xml:space="preserve">Another limitation is the limited selection of health-related metrics available. Future work should incorporate </w:t>
       </w:r>
       <w:r>
         <w:rPr>
           <w:rFonts w:ascii="Aptos" w:eastAsia="Aptos" w:hAnsi="Aptos" w:cs="Aptos"/>
           <w:sz w:val="21"/>
           <w:szCs w:val="21"/>
-          <w:highlight w:val="yellow"/>
-        </w:rPr>
-        <w:t xml:space="preserve"> target</w:t>
-      </w:r>
-      <w:r>
-        <w:rPr>
-          <w:rFonts w:ascii="Aptos" w:eastAsia="Aptos" w:hAnsi="Aptos" w:cs="Aptos"/>
-          <w:sz w:val="21"/>
-          <w:szCs w:val="21"/>
-          <w:highlight w:val="yellow"/>
-        </w:rPr>
-        <w:t>ing of</w:t>
-      </w:r>
-      <w:r>
-        <w:rPr>
-          <w:rFonts w:ascii="Aptos" w:eastAsia="Aptos" w:hAnsi="Aptos" w:cs="Aptos"/>
-          <w:sz w:val="21"/>
-          <w:szCs w:val="21"/>
-          <w:highlight w:val="yellow"/>
-        </w:rPr>
-        <w:t xml:space="preserve"> interventions </w:t>
-      </w:r>
-      <w:r>
-        <w:rPr>
-          <w:rFonts w:ascii="Aptos" w:eastAsia="Aptos" w:hAnsi="Aptos" w:cs="Aptos"/>
-          <w:sz w:val="21"/>
-          <w:szCs w:val="21"/>
-          <w:highlight w:val="yellow"/>
-        </w:rPr>
-        <w:t>and equitable</w:t>
-      </w:r>
-      <w:r>
-        <w:rPr>
-          <w:rFonts w:ascii="Aptos" w:eastAsia="Aptos" w:hAnsi="Aptos" w:cs="Aptos"/>
-          <w:sz w:val="21"/>
-          <w:szCs w:val="21"/>
-          <w:highlight w:val="yellow"/>
-        </w:rPr>
-        <w:t xml:space="preserve"> resource allocation</w:t>
-      </w:r>
-      <w:r>
-        <w:rPr>
-          <w:rFonts w:ascii="Aptos" w:eastAsia="Aptos" w:hAnsi="Aptos" w:cs="Aptos"/>
-          <w:sz w:val="21"/>
-          <w:szCs w:val="21"/>
-          <w:highlight w:val="yellow"/>
-        </w:rPr>
-        <w:t>.</w:t>
-      </w:r>
-      <w:r>
-        <w:rPr>
-          <w:rFonts w:ascii="Aptos" w:eastAsia="Aptos" w:hAnsi="Aptos" w:cs="Aptos"/>
-          <w:sz w:val="21"/>
-          <w:szCs w:val="21"/>
-        </w:rPr>
-        <w:t xml:space="preserve"> Combining granular and aggregate data provides a fuller picture of health inequities and supports more targeted, effective interventions.</w:t>
+        </w:rPr>
+        <w:t xml:space="preserve">other measures of health to create a more full and nuanced understanding council district health. </w:t>
       </w:r>
     </w:p>
     <w:p>
       <w:pPr>
-        <w:rPr>
-          <w:b/>
-          <w:bCs/>
+        <w:spacing w:before="240" w:after="240"/>
+        <w:rPr>
+          <w:rFonts w:ascii="Aptos" w:eastAsia="Aptos" w:hAnsi="Aptos" w:cs="Aptos"/>
           <w:sz w:val="21"/>
           <w:szCs w:val="21"/>
         </w:rPr>
       </w:pPr>
       <w:r>
         <w:rPr>
-          <w:b/>
-          <w:bCs/>
-          <w:sz w:val="21"/>
-          <w:szCs w:val="21"/>
-        </w:rPr>
-        <w:t>Conclusion</w:t>
+          <w:rFonts w:ascii="Aptos" w:eastAsia="Aptos" w:hAnsi="Aptos" w:cs="Aptos"/>
+          <w:sz w:val="21"/>
+          <w:szCs w:val="21"/>
+        </w:rPr>
+        <w:t xml:space="preserve">Moreover, district-level averages are often used in policymaking, budgeting, and performance evaluation. Understanding </w:t>
+      </w:r>
+      <w:r>
+        <w:rPr>
+          <w:rFonts w:ascii="Aptos" w:eastAsia="Aptos" w:hAnsi="Aptos" w:cs="Aptos"/>
+          <w:sz w:val="21"/>
+          <w:szCs w:val="21"/>
+        </w:rPr>
+        <w:t xml:space="preserve">district averages </w:t>
+      </w:r>
+      <w:r>
+        <w:rPr>
+          <w:rFonts w:ascii="Aptos" w:eastAsia="Aptos" w:hAnsi="Aptos" w:cs="Aptos"/>
+          <w:sz w:val="21"/>
+          <w:szCs w:val="21"/>
+        </w:rPr>
+        <w:t xml:space="preserve">is </w:t>
+      </w:r>
+      <w:r>
+        <w:rPr>
+          <w:rFonts w:ascii="Aptos" w:eastAsia="Aptos" w:hAnsi="Aptos" w:cs="Aptos"/>
+          <w:sz w:val="21"/>
+          <w:szCs w:val="21"/>
+        </w:rPr>
+        <w:t xml:space="preserve">critical for </w:t>
+      </w:r>
+      <w:r>
+        <w:rPr>
+          <w:rFonts w:ascii="Aptos" w:eastAsia="Aptos" w:hAnsi="Aptos" w:cs="Aptos"/>
+          <w:sz w:val="21"/>
+          <w:szCs w:val="21"/>
+        </w:rPr>
+        <w:t>identifying overall district needs</w:t>
+      </w:r>
+      <w:r>
+        <w:rPr>
+          <w:rFonts w:ascii="Aptos" w:eastAsia="Aptos" w:hAnsi="Aptos" w:cs="Aptos"/>
+          <w:sz w:val="21"/>
+          <w:szCs w:val="21"/>
+        </w:rPr>
+        <w:t xml:space="preserve"> and city-wide disparities </w:t>
+      </w:r>
+      <w:r>
+        <w:rPr>
+          <w:rFonts w:ascii="Aptos" w:eastAsia="Aptos" w:hAnsi="Aptos" w:cs="Aptos"/>
+          <w:sz w:val="21"/>
+          <w:szCs w:val="21"/>
+        </w:rPr>
+        <w:t>while investigating within-district variation enables</w:t>
+      </w:r>
+      <w:r>
+        <w:rPr>
+          <w:rFonts w:ascii="Aptos" w:eastAsia="Aptos" w:hAnsi="Aptos" w:cs="Aptos"/>
+          <w:sz w:val="21"/>
+          <w:szCs w:val="21"/>
+        </w:rPr>
+        <w:t xml:space="preserve"> target</w:t>
+      </w:r>
+      <w:r>
+        <w:rPr>
+          <w:rFonts w:ascii="Aptos" w:eastAsia="Aptos" w:hAnsi="Aptos" w:cs="Aptos"/>
+          <w:sz w:val="21"/>
+          <w:szCs w:val="21"/>
+        </w:rPr>
+        <w:t>ing of</w:t>
+      </w:r>
+      <w:r>
+        <w:rPr>
+          <w:rFonts w:ascii="Aptos" w:eastAsia="Aptos" w:hAnsi="Aptos" w:cs="Aptos"/>
+          <w:sz w:val="21"/>
+          <w:szCs w:val="21"/>
+        </w:rPr>
+        <w:t xml:space="preserve"> interventions </w:t>
+      </w:r>
+      <w:r>
+        <w:rPr>
+          <w:rFonts w:ascii="Aptos" w:eastAsia="Aptos" w:hAnsi="Aptos" w:cs="Aptos"/>
+          <w:sz w:val="21"/>
+          <w:szCs w:val="21"/>
+        </w:rPr>
+        <w:t>and equitable</w:t>
+      </w:r>
+      <w:r>
+        <w:rPr>
+          <w:rFonts w:ascii="Aptos" w:eastAsia="Aptos" w:hAnsi="Aptos" w:cs="Aptos"/>
+          <w:sz w:val="21"/>
+          <w:szCs w:val="21"/>
+        </w:rPr>
+        <w:t xml:space="preserve"> resource allocation</w:t>
+      </w:r>
+      <w:r>
+        <w:rPr>
+          <w:rFonts w:ascii="Aptos" w:eastAsia="Aptos" w:hAnsi="Aptos" w:cs="Aptos"/>
+          <w:sz w:val="21"/>
+          <w:szCs w:val="21"/>
+        </w:rPr>
+        <w:t xml:space="preserve">, particularly because research has shown that </w:t>
+      </w:r>
+      <w:r>
+        <w:rPr>
+          <w:rFonts w:ascii="Aptos" w:eastAsia="Aptos" w:hAnsi="Aptos" w:cs="Aptos"/>
+          <w:sz w:val="21"/>
+          <w:szCs w:val="21"/>
+        </w:rPr>
+        <w:t xml:space="preserve">data on district conditions influences politician behavior </w:t>
+      </w:r>
+      <w:r>
+        <w:rPr>
+          <w:rFonts w:ascii="Aptos" w:eastAsia="Aptos" w:hAnsi="Aptos" w:cs="Aptos"/>
+          <w:sz w:val="21"/>
+          <w:szCs w:val="21"/>
+        </w:rPr>
+        <w:fldChar w:fldCharType="begin"/>
+      </w:r>
+      <w:r>
+        <w:rPr>
+          <w:rFonts w:ascii="Aptos" w:eastAsia="Aptos" w:hAnsi="Aptos" w:cs="Aptos"/>
+          <w:sz w:val="21"/>
+          <w:szCs w:val="21"/>
+        </w:rPr>
+        <w:instrText xml:space="preserve"> ADDIN EN.CITE &lt;EndNote&gt;&lt;Cite&gt;&lt;Author&gt;Adler&lt;/Author&gt;&lt;Year&gt;2018-03-05&lt;/Year&gt;&lt;RecNum&gt;276&lt;/RecNum&gt;&lt;DisplayText&gt;(33)&lt;/DisplayText&gt;&lt;record&gt;&lt;rec-number&gt;276&lt;/rec-number&gt;&lt;foreign-keys&gt;&lt;key app="EN" db-id="5ax92wdr7adtz5etxvfxdfr0s5z2etvt2v0z" timestamp="1779723816" guid="4966a0ed-dfba-48d1-b5b3-50ffb6bc4bf4"&gt;276&lt;/key&gt;&lt;/foreign-keys&gt;&lt;ref-type name="Journal Article"&gt;17&lt;/ref-type&gt;&lt;contributors&gt;&lt;authors&gt;&lt;author&gt;E. Scott  Adler&lt;/author&gt;&lt;author&gt;Adam F.  Cayton&lt;/author&gt;&lt;author&gt;John D.  Griffin&lt;/author&gt;&lt;author&gt;E. Scott Adler, Adam F. Cayton, John D. Griffin&lt;/author&gt;&lt;/authors&gt;&lt;/contributors&gt;&lt;titles&gt;&lt;title&gt;Representation When Constituent Opinion and District Conditions Collide&lt;/title&gt;&lt;secondary-title&gt;Political Research Quarterly&lt;/secondary-title&gt;&lt;/titles&gt;&lt;periodical&gt;&lt;full-title&gt;Political Research Quarterly&lt;/full-title&gt;&lt;/periodical&gt;&lt;volume&gt;71&lt;/volume&gt;&lt;number&gt;3&lt;/number&gt;&lt;dates&gt;&lt;year&gt;2018-03-05&lt;/year&gt;&lt;/dates&gt;&lt;isbn&gt;1065-9129&lt;/isbn&gt;&lt;urls&gt;&lt;related-urls&gt;&lt;url&gt;https://journals.sagepub.com/doi/10.1177/1065912918755973&lt;/url&gt;&lt;/related-urls&gt;&lt;/urls&gt;&lt;electronic-resource-num&gt;10.1177/1065912918755973&lt;/electronic-resource-num&gt;&lt;/record&gt;&lt;/Cite&gt;&lt;/EndNote&gt;</w:instrText>
+      </w:r>
+      <w:r>
+        <w:rPr>
+          <w:rFonts w:ascii="Aptos" w:eastAsia="Aptos" w:hAnsi="Aptos" w:cs="Aptos"/>
+          <w:sz w:val="21"/>
+          <w:szCs w:val="21"/>
+        </w:rPr>
+        <w:fldChar w:fldCharType="separate"/>
+      </w:r>
+      <w:r>
+        <w:rPr>
+          <w:rFonts w:ascii="Aptos" w:eastAsia="Aptos" w:hAnsi="Aptos" w:cs="Aptos"/>
+          <w:noProof/>
+          <w:sz w:val="21"/>
+          <w:szCs w:val="21"/>
+        </w:rPr>
+        <w:t>(33)</w:t>
+      </w:r>
+      <w:r>
+        <w:rPr>
+          <w:rFonts w:ascii="Aptos" w:eastAsia="Aptos" w:hAnsi="Aptos" w:cs="Aptos"/>
+          <w:sz w:val="21"/>
+          <w:szCs w:val="21"/>
+        </w:rPr>
+        <w:fldChar w:fldCharType="end"/>
+      </w:r>
+      <w:r>
+        <w:rPr>
+          <w:rFonts w:ascii="Aptos" w:eastAsia="Aptos" w:hAnsi="Aptos" w:cs="Aptos"/>
+          <w:sz w:val="21"/>
+          <w:szCs w:val="21"/>
+        </w:rPr>
+        <w:t>. Combining granular and aggregate data provides a fuller picture of health inequities and supports more targeted, effective interventions.</w:t>
+      </w:r>
+      <w:r>
+        <w:rPr>
+          <w:rFonts w:ascii="Aptos" w:eastAsia="Aptos" w:hAnsi="Aptos" w:cs="Aptos"/>
+          <w:sz w:val="21"/>
+          <w:szCs w:val="21"/>
+        </w:rPr>
+        <w:t xml:space="preserve"> In the future, </w:t>
+      </w:r>
+      <w:r>
+        <w:rPr>
+          <w:rFonts w:ascii="Aptos" w:eastAsia="Aptos" w:hAnsi="Aptos" w:cs="Aptos"/>
+          <w:sz w:val="21"/>
+          <w:szCs w:val="21"/>
+        </w:rPr>
+        <w:t>we hope to add</w:t>
+      </w:r>
+      <w:r>
+        <w:rPr>
+          <w:rFonts w:ascii="Aptos" w:eastAsia="Aptos" w:hAnsi="Aptos" w:cs="Aptos"/>
+          <w:sz w:val="21"/>
+          <w:szCs w:val="21"/>
+        </w:rPr>
+        <w:t xml:space="preserve"> additional </w:t>
+      </w:r>
+      <w:r>
+        <w:rPr>
+          <w:rFonts w:ascii="Aptos" w:eastAsia="Aptos" w:hAnsi="Aptos" w:cs="Aptos"/>
+          <w:sz w:val="21"/>
+          <w:szCs w:val="21"/>
+        </w:rPr>
+        <w:t xml:space="preserve">health measures as well as </w:t>
+      </w:r>
+      <w:r>
+        <w:rPr>
+          <w:rFonts w:ascii="Aptos" w:eastAsia="Aptos" w:hAnsi="Aptos" w:cs="Aptos"/>
+          <w:sz w:val="21"/>
+          <w:szCs w:val="21"/>
+        </w:rPr>
+        <w:t xml:space="preserve">contextual data to the dashboard including relevant city </w:t>
+      </w:r>
+      <w:r>
+        <w:rPr>
+          <w:rFonts w:ascii="Aptos" w:eastAsia="Aptos" w:hAnsi="Aptos" w:cs="Aptos"/>
+          <w:sz w:val="21"/>
+          <w:szCs w:val="21"/>
+        </w:rPr>
+        <w:t xml:space="preserve">laws and policies. </w:t>
       </w:r>
     </w:p>
     <w:p>
       <w:pPr>
         <w:rPr>
+          <w:b/>
+          <w:bCs/>
           <w:sz w:val="21"/>
           <w:szCs w:val="21"/>
         </w:rPr>
       </w:pPr>
       <w:r>
         <w:rPr>
+          <w:b/>
+          <w:bCs/>
+          <w:sz w:val="21"/>
+          <w:szCs w:val="21"/>
+        </w:rPr>
+        <w:t>Conclusion</w:t>
+      </w:r>
+    </w:p>
+    <w:p>
+      <w:pPr>
+        <w:rPr>
+          <w:sz w:val="21"/>
+          <w:szCs w:val="21"/>
+        </w:rPr>
+      </w:pPr>
+      <w:r>
+        <w:rPr>
           <w:sz w:val="21"/>
           <w:szCs w:val="21"/>
         </w:rPr>
@@ -7589,21 +8416,91 @@
           <w:sz w:val="21"/>
           <w:szCs w:val="21"/>
         </w:rPr>
-        <w:t xml:space="preserve">This </w:t>
-      </w:r>
-      <w:r>
-        <w:rPr>
-          <w:sz w:val="21"/>
-          <w:szCs w:val="21"/>
-        </w:rPr>
-        <w:t>analysis</w:t>
-      </w:r>
-      <w:r>
-        <w:rPr>
-          <w:sz w:val="21"/>
-          <w:szCs w:val="21"/>
-        </w:rPr>
-        <w:t xml:space="preserve"> focused on Philadelphia, but health metrics </w:t>
+        <w:t xml:space="preserve">Furthermore, </w:t>
+      </w:r>
+      <w:r>
+        <w:rPr>
+          <w:sz w:val="21"/>
+          <w:szCs w:val="21"/>
+        </w:rPr>
+        <w:t xml:space="preserve">we </w:t>
+      </w:r>
+      <w:r>
+        <w:rPr>
+          <w:sz w:val="21"/>
+          <w:szCs w:val="21"/>
+        </w:rPr>
+        <w:t>show</w:t>
+      </w:r>
+      <w:r>
+        <w:rPr>
+          <w:sz w:val="21"/>
+          <w:szCs w:val="21"/>
+        </w:rPr>
+        <w:t xml:space="preserve"> the importance of </w:t>
+      </w:r>
+      <w:r>
+        <w:rPr>
+          <w:sz w:val="21"/>
+          <w:szCs w:val="21"/>
+        </w:rPr>
+        <w:t xml:space="preserve">analyzing both council district and sub-district (e.g. census tract) units to </w:t>
+      </w:r>
+      <w:r>
+        <w:rPr>
+          <w:sz w:val="21"/>
+          <w:szCs w:val="21"/>
+        </w:rPr>
+        <w:t xml:space="preserve">get the most accurate </w:t>
+      </w:r>
+      <w:r>
+        <w:rPr>
+          <w:sz w:val="21"/>
+          <w:szCs w:val="21"/>
+        </w:rPr>
+        <w:t xml:space="preserve">and actionable </w:t>
+      </w:r>
+      <w:r>
+        <w:rPr>
+          <w:sz w:val="21"/>
+          <w:szCs w:val="21"/>
+        </w:rPr>
+        <w:t xml:space="preserve">understanding of </w:t>
+      </w:r>
+      <w:r>
+        <w:rPr>
+          <w:sz w:val="21"/>
+          <w:szCs w:val="21"/>
+        </w:rPr>
+        <w:t xml:space="preserve">distribution of need across a city. </w:t>
+      </w:r>
+      <w:r>
+        <w:rPr>
+          <w:sz w:val="21"/>
+          <w:szCs w:val="21"/>
+        </w:rPr>
+        <w:t xml:space="preserve"> </w:t>
+      </w:r>
+      <w:r>
+        <w:rPr>
+          <w:sz w:val="21"/>
+          <w:szCs w:val="21"/>
+        </w:rPr>
+        <w:t>This a</w:t>
+      </w:r>
+      <w:r>
+        <w:rPr>
+          <w:sz w:val="21"/>
+          <w:szCs w:val="21"/>
+        </w:rPr>
+        <w:t>nalysis</w:t>
+      </w:r>
+      <w:r>
+        <w:rPr>
+          <w:sz w:val="21"/>
+          <w:szCs w:val="21"/>
+        </w:rPr>
+        <w:t xml:space="preserve"> focused on Philadelphia, but metrics </w:t>
       </w:r>
       <w:r>
         <w:rPr>
@@ -7626,6 +8523,16 @@
         </w:rPr>
         <w:t xml:space="preserve"> and city. </w:t>
       </w:r>
+    </w:p>
+    <w:p>
+      <w:pPr>
+        <w:rPr>
+          <w:b/>
+          <w:bCs/>
+          <w:sz w:val="21"/>
+          <w:szCs w:val="21"/>
+        </w:rPr>
+      </w:pPr>
     </w:p>
     <w:p>
       <w:pPr>
@@ -8375,7 +9282,7 @@
           <w:noProof/>
         </w:rPr>
         <w:tab/>
-        <w:t>Schnake-Mahl A, Anfuso G, Hernandez SM, Bilal U. Geospatial Data Aggregation Methods for Novel Geographies: Validating Congressional District Life Expectancy Estimates. Epidemiology. 2024.</w:t>
+        <w:t>Kondo MC, South EC, Branas CC, Richmond TS, Wiebe DJ. The Association Between Urban Tree Cover and Gun Assault: A Case-Control and Case-Crossover Study. Am J Epidemiol. 2017;186(3):289-96.</w:t>
       </w:r>
     </w:p>
     <w:p>
@@ -8397,7 +9304,7 @@
           <w:noProof/>
         </w:rPr>
         <w:tab/>
-        <w:t>Collaborative DUUH. Average percent tree canopy National Land Cover Dataset (NLCD) Contiguous US. 2019.</w:t>
+        <w:t>Kondo MC, Mueller N, Locke DH, Roman LA, Rojas-Rueda D, Schinasi LH, et al. Health impact assessment of Philadelphia's 2025 tree canopy cover goals. Lancet Planet Health. 2020;4(4):e149-e57.</w:t>
       </w:r>
     </w:p>
     <w:p>
@@ -8419,7 +9326,7 @@
           <w:noProof/>
         </w:rPr>
         <w:tab/>
-        <w:t>Kondo MC, South EC, Branas CC, Richmond TS, Wiebe DJ. The Association Between Urban Tree Cover and Gun Assault: A Case-Control and Case-Crossover Study. Am J Epidemiol. 2017;186(3):289-96.</w:t>
+        <w:t>Levy H, Buchmueller TC. The Impact of Health Insurance on Mortality. Annu Rev Public Health. 2025;46(1):541-50.</w:t>
       </w:r>
     </w:p>
     <w:p>
@@ -8441,7 +9348,7 @@
           <w:noProof/>
         </w:rPr>
         <w:tab/>
-        <w:t>Kondo MC, Mueller N, Locke DH, Roman LA, Rojas-Rueda D, Schinasi LH, et al. Health impact assessment of Philadelphia's 2025 tree canopy cover goals. Lancet Planet Health. 2020;4(4):e149-e57.</w:t>
+        <w:t>Schnake-Mahl A, Anfuso G, Hernandez SM, Bilal U. Geospatial Data Aggregation Methods for Novel Geographies: Validating Congressional District Life Expectancy Estimates. Epidemiology. 2024.</w:t>
       </w:r>
     </w:p>
     <w:p>
@@ -8463,7 +9370,7 @@
           <w:noProof/>
         </w:rPr>
         <w:tab/>
-        <w:t>Akpinar A, Barbosa-Leiker C, Brooks KR. Does green space matter? Exploring relationships between green space type and health indicators. Urban Forestry &amp; Urban Greening. 2016;20:407-18.</w:t>
+        <w:t>Collaborative DUUH. Average percent tree canopy National Land Cover Dataset (NLCD) Contiguous US. 2019.</w:t>
       </w:r>
     </w:p>
     <w:p>
@@ -8485,7 +9392,7 @@
           <w:noProof/>
         </w:rPr>
         <w:tab/>
-        <w:t>Evelly J. City Council Debates Mandatory Air Conditioning Bill. City Limits. 2024.</w:t>
+        <w:t>Akpinar A, Barbosa-Leiker C, Brooks KR. Does green space matter? Exploring relationships between green space type and health indicators. Urban Forestry &amp; Urban Greening. 2016;20:407-18.</w:t>
       </w:r>
     </w:p>
     <w:p>
@@ -8507,7 +9414,7 @@
           <w:noProof/>
         </w:rPr>
         <w:tab/>
-        <w:t>Han N, Rosenfeld M. Philadelphia area Latino residents face barriers to health insurance. ABC 6 Action News. 2021.</w:t>
+        <w:t>Evelly J. City Council Debates Mandatory Air Conditioning Bill. City Limits. 2024.</w:t>
       </w:r>
     </w:p>
     <w:p>
@@ -8529,7 +9436,7 @@
           <w:noProof/>
         </w:rPr>
         <w:tab/>
-        <w:t>Passel JS, Krogstad JM. What we know about unauthorized immigrants living in the U.S.: PEW Research Center; 2024.</w:t>
+        <w:t>Han N, Rosenfeld M. Philadelphia area Latino residents face barriers to health insurance. ABC 6 Action News. 2021.</w:t>
       </w:r>
     </w:p>
     <w:p>
@@ -8551,12 +9458,13 @@
           <w:noProof/>
         </w:rPr>
         <w:tab/>
-        <w:t>Casserly D. Health Care for Immigrants: A Manual for Advocates in Pennsylvania. Pennsylvania Health Law Project; 2017.</w:t>
+        <w:t>Passel JS, Krogstad JM. What we know about unauthorized immigrants living in the U.S.: PEW Research Center; 2024.</w:t>
       </w:r>
     </w:p>
     <w:p>
       <w:pPr>
         <w:pStyle w:val="EndNoteBibliography"/>
+        <w:spacing w:after="0"/>
         <w:rPr>
           <w:noProof/>
         </w:rPr>
@@ -8566,6 +9474,28 @@
           <w:noProof/>
         </w:rPr>
         <w:t>30.</w:t>
+      </w:r>
+      <w:r>
+        <w:rPr>
+          <w:noProof/>
+        </w:rPr>
+        <w:tab/>
+        <w:t>Casserly D. Health Care for Immigrants: A Manual for Advocates in Pennsylvania. Pennsylvania Health Law Project; 2017.</w:t>
+      </w:r>
+    </w:p>
+    <w:p>
+      <w:pPr>
+        <w:pStyle w:val="EndNoteBibliography"/>
+        <w:spacing w:after="0"/>
+        <w:rPr>
+          <w:noProof/>
+        </w:rPr>
+      </w:pPr>
+      <w:r>
+        <w:rPr>
+          <w:noProof/>
+        </w:rPr>
+        <w:t>31.</w:t>
       </w:r>
       <w:r>
         <w:rPr>
@@ -8573,6 +9503,50 @@
         </w:rPr>
         <w:tab/>
         <w:t>Wong DWS. The Modifiable Areal Unit Problem (MAUP). In: Janelle DG, Warf, B., Hansen, K., editor. WorldMinds: Geographical Perspectives on 100 Problems. Dordrecht: Springer; 2004.</w:t>
+      </w:r>
+    </w:p>
+    <w:p>
+      <w:pPr>
+        <w:pStyle w:val="EndNoteBibliography"/>
+        <w:spacing w:after="0"/>
+        <w:rPr>
+          <w:noProof/>
+        </w:rPr>
+      </w:pPr>
+      <w:r>
+        <w:rPr>
+          <w:noProof/>
+        </w:rPr>
+        <w:t>32.</w:t>
+      </w:r>
+      <w:r>
+        <w:rPr>
+          <w:noProof/>
+        </w:rPr>
+        <w:tab/>
+        <w:t>Kwan M-P. The Uncertain Geographic Context Problem. Annals of the Association of American Geographers. 2012;102(5):958-68.</w:t>
+      </w:r>
+    </w:p>
+    <w:p>
+      <w:pPr>
+        <w:pStyle w:val="EndNoteBibliography"/>
+        <w:rPr>
+          <w:noProof/>
+        </w:rPr>
+      </w:pPr>
+      <w:r>
+        <w:rPr>
+          <w:noProof/>
+        </w:rPr>
+        <w:lastRenderedPageBreak/>
+        <w:t>33.</w:t>
+      </w:r>
+      <w:r>
+        <w:rPr>
+          <w:noProof/>
+        </w:rPr>
+        <w:tab/>
+        <w:t>Adler ES, Cayton AF, Griffin JD, E. Scott Adler AFC, John D. Griffin. Representation When Constituent Opinion and District Conditions Collide. Political Research Quarterly. 2018-03-05;71(3).</w:t>
       </w:r>
     </w:p>
     <w:p>
@@ -8604,7 +9578,7 @@
 </file>
 
 <file path=word/endnotes.xml><?xml version="1.0" encoding="utf-8"?>
-<w:endnotes xmlns:wpc="http://schemas.microsoft.com/office/word/2010/wordprocessingCanvas" xmlns:cx="http://schemas.microsoft.com/office/drawing/2014/chartex" xmlns:cx1="http://schemas.microsoft.com/office/drawing/2015/9/8/chartex" xmlns:cx2="http://schemas.microsoft.com/office/drawing/2015/10/21/chartex" xmlns:cx3="http://schemas.microsoft.com/office/drawing/2016/5/9/chartex" xmlns:cx4="http://schemas.microsoft.com/office/drawing/2016/5/10/chartex" xmlns:cx5="http://schemas.microsoft.com/office/drawing/2016/5/11/chartex" xmlns:cx6="http://schemas.microsoft.com/office/drawing/2016/5/12/chartex" xmlns:cx7="http://schemas.microsoft.com/office/drawing/2016/5/13/chartex" xmlns:cx8="http://schemas.microsoft.com/office/drawing/2016/5/14/chartex" xmlns:mc="http://schemas.openxmlformats.org/markup-compatibility/2006" xmlns:aink="http://schemas.microsoft.com/office/drawing/2016/ink" xmlns:am3d="http://schemas.microsoft.com/office/drawing/2017/model3d" xmlns:o="urn:schemas-microsoft-com:office:office" xmlns:oel="http://schemas.microsoft.com/office/2019/extlst" xmlns:r="http://schemas.openxmlformats.org/officeDocument/2006/relationships" xmlns:m="http://schemas.openxmlformats.org/officeDocument/2006/math" xmlns:v="urn:schemas-microsoft-com:vml" xmlns:wp14="http://schemas.microsoft.com/office/word/2010/wordprocessingDrawing" xmlns:wp="http://schemas.openxmlformats.org/drawingml/2006/wordprocessingDrawing" xmlns:w10="urn:schemas-microsoft-com:office:word" xmlns:w="http://schemas.openxmlformats.org/wordprocessingml/2006/main" xmlns:w14="http://schemas.microsoft.com/office/word/2010/wordml" xmlns:w15="http://schemas.microsoft.com/office/word/2012/wordml" xmlns:w16cex="http://schemas.microsoft.com/office/word/2018/wordml/cex" xmlns:w16cid="http://schemas.microsoft.com/office/word/2016/wordml/cid" xmlns:w16="http://schemas.microsoft.com/office/word/2018/wordml" xmlns:w16du="http://schemas.microsoft.com/office/word/2023/wordml/word16du" xmlns:w16sdtdh="http://schemas.microsoft.com/office/word/2020/wordml/sdtdatahash" xmlns:w16sdtfl="http://schemas.microsoft.com/office/word/2024/wordml/sdtformatlock" xmlns:w16se="http://schemas.microsoft.com/office/word/2015/wordml/symex" xmlns:wpg="http://schemas.microsoft.com/office/word/2010/wordprocessingGroup" xmlns:wpi="http://schemas.microsoft.com/office/word/2010/wordprocessingInk" xmlns:wne="http://schemas.microsoft.com/office/word/2006/wordml" xmlns:wps="http://schemas.microsoft.com/office/word/2010/wordprocessingShape" mc:Ignorable="w14 w15 w16se w16cid w16 w16cex w16sdtdh w16sdtfl w16du wp14">
+<w:endnotes xmlns:wpc="http://schemas.microsoft.com/office/word/2010/wordprocessingCanvas" xmlns:cx="http://schemas.microsoft.com/office/drawing/2014/chartex" xmlns:cx1="http://schemas.microsoft.com/office/drawing/2015/9/8/chartex" xmlns:cx2="http://schemas.microsoft.com/office/drawing/2015/10/21/chartex" xmlns:cx3="http://schemas.microsoft.com/office/drawing/2016/5/9/chartex" xmlns:cx4="http://schemas.microsoft.com/office/drawing/2016/5/10/chartex" xmlns:cx5="http://schemas.microsoft.com/office/drawing/2016/5/11/chartex" xmlns:cx6="http://schemas.microsoft.com/office/drawing/2016/5/12/chartex" xmlns:cx7="http://schemas.microsoft.com/office/drawing/2016/5/13/chartex" xmlns:cx8="http://schemas.microsoft.com/office/drawing/2016/5/14/chartex" xmlns:mc="http://schemas.openxmlformats.org/markup-compatibility/2006" xmlns:m="http://schemas.openxmlformats.org/officeDocument/2006/math" xmlns:aink="http://schemas.microsoft.com/office/drawing/2016/ink" xmlns:am3d="http://schemas.microsoft.com/office/drawing/2017/model3d" xmlns:oel="http://schemas.microsoft.com/office/2019/extlst" xmlns:r="http://schemas.openxmlformats.org/officeDocument/2006/relationships" xmlns:wp14="http://schemas.microsoft.com/office/word/2010/wordprocessingDrawing" xmlns:wp="http://schemas.openxmlformats.org/drawingml/2006/wordprocessingDrawing" xmlns:wpg="http://schemas.microsoft.com/office/word/2010/wordprocessingGroup" xmlns:wpi="http://schemas.microsoft.com/office/word/2010/wordprocessingInk" xmlns:wps="http://schemas.microsoft.com/office/word/2010/wordprocessingShape" xmlns:o="urn:schemas-microsoft-com:office:office" xmlns:v="urn:schemas-microsoft-com:vml" xmlns:w10="urn:schemas-microsoft-com:office:word" xmlns:w="http://schemas.openxmlformats.org/wordprocessingml/2006/main" xmlns:w14="http://schemas.microsoft.com/office/word/2010/wordml" xmlns:w15="http://schemas.microsoft.com/office/word/2012/wordml" xmlns:w16cex="http://schemas.microsoft.com/office/word/2018/wordml/cex" xmlns:w16cid="http://schemas.microsoft.com/office/word/2016/wordml/cid" xmlns:w16="http://schemas.microsoft.com/office/word/2018/wordml" xmlns:w16sdtdh="http://schemas.microsoft.com/office/word/2020/wordml/sdtdatahash" xmlns:w16sdtfl="http://schemas.microsoft.com/office/word/2024/wordml/sdtformatlock" xmlns:w16se="http://schemas.microsoft.com/office/word/2015/wordml/symex" xmlns:w16du="http://schemas.microsoft.com/office/word/2023/wordml/word16du" xmlns:wne="http://schemas.microsoft.com/office/word/2006/wordml" mc:Ignorable="w14 w15 w16se w16cid w16 w16cex w16sdtdh w16sdtfl w16du wp14">
   <w:endnote w:type="separator" w:id="-1">
     <w:p>
       <w:pPr>
@@ -8629,7 +9603,7 @@
 </file>
 
 <file path=word/footer1.xml><?xml version="1.0" encoding="utf-8"?>
-<w:ftr xmlns:wpc="http://schemas.microsoft.com/office/word/2010/wordprocessingCanvas" xmlns:cx="http://schemas.microsoft.com/office/drawing/2014/chartex" xmlns:cx1="http://schemas.microsoft.com/office/drawing/2015/9/8/chartex" xmlns:cx2="http://schemas.microsoft.com/office/drawing/2015/10/21/chartex" xmlns:cx3="http://schemas.microsoft.com/office/drawing/2016/5/9/chartex" xmlns:cx4="http://schemas.microsoft.com/office/drawing/2016/5/10/chartex" xmlns:cx5="http://schemas.microsoft.com/office/drawing/2016/5/11/chartex" xmlns:cx6="http://schemas.microsoft.com/office/drawing/2016/5/12/chartex" xmlns:cx7="http://schemas.microsoft.com/office/drawing/2016/5/13/chartex" xmlns:cx8="http://schemas.microsoft.com/office/drawing/2016/5/14/chartex" xmlns:mc="http://schemas.openxmlformats.org/markup-compatibility/2006" xmlns:aink="http://schemas.microsoft.com/office/drawing/2016/ink" xmlns:am3d="http://schemas.microsoft.com/office/drawing/2017/model3d" xmlns:o="urn:schemas-microsoft-com:office:office" xmlns:oel="http://schemas.microsoft.com/office/2019/extlst" xmlns:r="http://schemas.openxmlformats.org/officeDocument/2006/relationships" xmlns:m="http://schemas.openxmlformats.org/officeDocument/2006/math" xmlns:v="urn:schemas-microsoft-com:vml" xmlns:wp14="http://schemas.microsoft.com/office/word/2010/wordprocessingDrawing" xmlns:wp="http://schemas.openxmlformats.org/drawingml/2006/wordprocessingDrawing" xmlns:w10="urn:schemas-microsoft-com:office:word" xmlns:w="http://schemas.openxmlformats.org/wordprocessingml/2006/main" xmlns:w14="http://schemas.microsoft.com/office/word/2010/wordml" xmlns:w15="http://schemas.microsoft.com/office/word/2012/wordml" xmlns:w16cex="http://schemas.microsoft.com/office/word/2018/wordml/cex" xmlns:w16cid="http://schemas.microsoft.com/office/word/2016/wordml/cid" xmlns:w16="http://schemas.microsoft.com/office/word/2018/wordml" xmlns:w16du="http://schemas.microsoft.com/office/word/2023/wordml/word16du" xmlns:w16sdtdh="http://schemas.microsoft.com/office/word/2020/wordml/sdtdatahash" xmlns:w16sdtfl="http://schemas.microsoft.com/office/word/2024/wordml/sdtformatlock" xmlns:w16se="http://schemas.microsoft.com/office/word/2015/wordml/symex" xmlns:wpg="http://schemas.microsoft.com/office/word/2010/wordprocessingGroup" xmlns:wpi="http://schemas.microsoft.com/office/word/2010/wordprocessingInk" xmlns:wne="http://schemas.microsoft.com/office/word/2006/wordml" xmlns:wps="http://schemas.microsoft.com/office/word/2010/wordprocessingShape" mc:Ignorable="w14 w15 w16se w16cid w16 w16cex w16sdtdh w16sdtfl w16du wp14">
+<w:ftr xmlns:wpc="http://schemas.microsoft.com/office/word/2010/wordprocessingCanvas" xmlns:cx="http://schemas.microsoft.com/office/drawing/2014/chartex" xmlns:cx1="http://schemas.microsoft.com/office/drawing/2015/9/8/chartex" xmlns:cx2="http://schemas.microsoft.com/office/drawing/2015/10/21/chartex" xmlns:cx3="http://schemas.microsoft.com/office/drawing/2016/5/9/chartex" xmlns:cx4="http://schemas.microsoft.com/office/drawing/2016/5/10/chartex" xmlns:cx5="http://schemas.microsoft.com/office/drawing/2016/5/11/chartex" xmlns:cx6="http://schemas.microsoft.com/office/drawing/2016/5/12/chartex" xmlns:cx7="http://schemas.microsoft.com/office/drawing/2016/5/13/chartex" xmlns:cx8="http://schemas.microsoft.com/office/drawing/2016/5/14/chartex" xmlns:mc="http://schemas.openxmlformats.org/markup-compatibility/2006" xmlns:m="http://schemas.openxmlformats.org/officeDocument/2006/math" xmlns:aink="http://schemas.microsoft.com/office/drawing/2016/ink" xmlns:am3d="http://schemas.microsoft.com/office/drawing/2017/model3d" xmlns:oel="http://schemas.microsoft.com/office/2019/extlst" xmlns:r="http://schemas.openxmlformats.org/officeDocument/2006/relationships" xmlns:wp14="http://schemas.microsoft.com/office/word/2010/wordprocessingDrawing" xmlns:wp="http://schemas.openxmlformats.org/drawingml/2006/wordprocessingDrawing" xmlns:wpg="http://schemas.microsoft.com/office/word/2010/wordprocessingGroup" xmlns:wpi="http://schemas.microsoft.com/office/word/2010/wordprocessingInk" xmlns:wps="http://schemas.microsoft.com/office/word/2010/wordprocessingShape" xmlns:o="urn:schemas-microsoft-com:office:office" xmlns:v="urn:schemas-microsoft-com:vml" xmlns:w10="urn:schemas-microsoft-com:office:word" xmlns:w="http://schemas.openxmlformats.org/wordprocessingml/2006/main" xmlns:w14="http://schemas.microsoft.com/office/word/2010/wordml" xmlns:w15="http://schemas.microsoft.com/office/word/2012/wordml" xmlns:w16cex="http://schemas.microsoft.com/office/word/2018/wordml/cex" xmlns:w16cid="http://schemas.microsoft.com/office/word/2016/wordml/cid" xmlns:w16="http://schemas.microsoft.com/office/word/2018/wordml" xmlns:w16sdtdh="http://schemas.microsoft.com/office/word/2020/wordml/sdtdatahash" xmlns:w16sdtfl="http://schemas.microsoft.com/office/word/2024/wordml/sdtformatlock" xmlns:w16se="http://schemas.microsoft.com/office/word/2015/wordml/symex" xmlns:w16du="http://schemas.microsoft.com/office/word/2023/wordml/word16du" xmlns:wne="http://schemas.microsoft.com/office/word/2006/wordml" mc:Ignorable="w14 w15 w16se w16cid w16 w16cex w16sdtdh w16sdtfl w16du wp14">
   <w:sdt>
     <w:sdtPr>
       <w:rPr>
@@ -8641,6 +9615,11 @@
         <w:docPartUnique/>
       </w:docPartObj>
     </w:sdtPr>
+    <w:sdtEndPr>
+      <w:rPr>
+        <w:rStyle w:val="PageNumber"/>
+      </w:rPr>
+    </w:sdtEndPr>
     <w:sdtContent>
       <w:p>
         <w:pPr>
@@ -8687,7 +9666,7 @@
 </file>
 
 <file path=word/footer2.xml><?xml version="1.0" encoding="utf-8"?>
-<w:ftr xmlns:wpc="http://schemas.microsoft.com/office/word/2010/wordprocessingCanvas" xmlns:cx="http://schemas.microsoft.com/office/drawing/2014/chartex" xmlns:cx1="http://schemas.microsoft.com/office/drawing/2015/9/8/chartex" xmlns:cx2="http://schemas.microsoft.com/office/drawing/2015/10/21/chartex" xmlns:cx3="http://schemas.microsoft.com/office/drawing/2016/5/9/chartex" xmlns:cx4="http://schemas.microsoft.com/office/drawing/2016/5/10/chartex" xmlns:cx5="http://schemas.microsoft.com/office/drawing/2016/5/11/chartex" xmlns:cx6="http://schemas.microsoft.com/office/drawing/2016/5/12/chartex" xmlns:cx7="http://schemas.microsoft.com/office/drawing/2016/5/13/chartex" xmlns:cx8="http://schemas.microsoft.com/office/drawing/2016/5/14/chartex" xmlns:mc="http://schemas.openxmlformats.org/markup-compatibility/2006" xmlns:aink="http://schemas.microsoft.com/office/drawing/2016/ink" xmlns:am3d="http://schemas.microsoft.com/office/drawing/2017/model3d" xmlns:o="urn:schemas-microsoft-com:office:office" xmlns:oel="http://schemas.microsoft.com/office/2019/extlst" xmlns:r="http://schemas.openxmlformats.org/officeDocument/2006/relationships" xmlns:m="http://schemas.openxmlformats.org/officeDocument/2006/math" xmlns:v="urn:schemas-microsoft-com:vml" xmlns:wp14="http://schemas.microsoft.com/office/word/2010/wordprocessingDrawing" xmlns:wp="http://schemas.openxmlformats.org/drawingml/2006/wordprocessingDrawing" xmlns:w10="urn:schemas-microsoft-com:office:word" xmlns:w="http://schemas.openxmlformats.org/wordprocessingml/2006/main" xmlns:w14="http://schemas.microsoft.com/office/word/2010/wordml" xmlns:w15="http://schemas.microsoft.com/office/word/2012/wordml" xmlns:w16cex="http://schemas.microsoft.com/office/word/2018/wordml/cex" xmlns:w16cid="http://schemas.microsoft.com/office/word/2016/wordml/cid" xmlns:w16="http://schemas.microsoft.com/office/word/2018/wordml" xmlns:w16du="http://schemas.microsoft.com/office/word/2023/wordml/word16du" xmlns:w16sdtdh="http://schemas.microsoft.com/office/word/2020/wordml/sdtdatahash" xmlns:w16sdtfl="http://schemas.microsoft.com/office/word/2024/wordml/sdtformatlock" xmlns:w16se="http://schemas.microsoft.com/office/word/2015/wordml/symex" xmlns:wpg="http://schemas.microsoft.com/office/word/2010/wordprocessingGroup" xmlns:wpi="http://schemas.microsoft.com/office/word/2010/wordprocessingInk" xmlns:wne="http://schemas.microsoft.com/office/word/2006/wordml" xmlns:wps="http://schemas.microsoft.com/office/word/2010/wordprocessingShape" mc:Ignorable="w14 w15 w16se w16cid w16 w16cex w16sdtdh w16sdtfl w16du wp14">
+<w:ftr xmlns:wpc="http://schemas.microsoft.com/office/word/2010/wordprocessingCanvas" xmlns:cx="http://schemas.microsoft.com/office/drawing/2014/chartex" xmlns:cx1="http://schemas.microsoft.com/office/drawing/2015/9/8/chartex" xmlns:cx2="http://schemas.microsoft.com/office/drawing/2015/10/21/chartex" xmlns:cx3="http://schemas.microsoft.com/office/drawing/2016/5/9/chartex" xmlns:cx4="http://schemas.microsoft.com/office/drawing/2016/5/10/chartex" xmlns:cx5="http://schemas.microsoft.com/office/drawing/2016/5/11/chartex" xmlns:cx6="http://schemas.microsoft.com/office/drawing/2016/5/12/chartex" xmlns:cx7="http://schemas.microsoft.com/office/drawing/2016/5/13/chartex" xmlns:cx8="http://schemas.microsoft.com/office/drawing/2016/5/14/chartex" xmlns:mc="http://schemas.openxmlformats.org/markup-compatibility/2006" xmlns:m="http://schemas.openxmlformats.org/officeDocument/2006/math" xmlns:aink="http://schemas.microsoft.com/office/drawing/2016/ink" xmlns:am3d="http://schemas.microsoft.com/office/drawing/2017/model3d" xmlns:oel="http://schemas.microsoft.com/office/2019/extlst" xmlns:r="http://schemas.openxmlformats.org/officeDocument/2006/relationships" xmlns:wp14="http://schemas.microsoft.com/office/word/2010/wordprocessingDrawing" xmlns:wp="http://schemas.openxmlformats.org/drawingml/2006/wordprocessingDrawing" xmlns:wpg="http://schemas.microsoft.com/office/word/2010/wordprocessingGroup" xmlns:wpi="http://schemas.microsoft.com/office/word/2010/wordprocessingInk" xmlns:wps="http://schemas.microsoft.com/office/word/2010/wordprocessingShape" xmlns:o="urn:schemas-microsoft-com:office:office" xmlns:v="urn:schemas-microsoft-com:vml" xmlns:w10="urn:schemas-microsoft-com:office:word" xmlns:w="http://schemas.openxmlformats.org/wordprocessingml/2006/main" xmlns:w14="http://schemas.microsoft.com/office/word/2010/wordml" xmlns:w15="http://schemas.microsoft.com/office/word/2012/wordml" xmlns:w16cex="http://schemas.microsoft.com/office/word/2018/wordml/cex" xmlns:w16cid="http://schemas.microsoft.com/office/word/2016/wordml/cid" xmlns:w16="http://schemas.microsoft.com/office/word/2018/wordml" xmlns:w16sdtdh="http://schemas.microsoft.com/office/word/2020/wordml/sdtdatahash" xmlns:w16sdtfl="http://schemas.microsoft.com/office/word/2024/wordml/sdtformatlock" xmlns:w16se="http://schemas.microsoft.com/office/word/2015/wordml/symex" xmlns:w16du="http://schemas.microsoft.com/office/word/2023/wordml/word16du" xmlns:wne="http://schemas.microsoft.com/office/word/2006/wordml" mc:Ignorable="w14 w15 w16se w16cid w16 w16cex w16sdtdh w16sdtfl w16du wp14">
   <w:sdt>
     <w:sdtPr>
       <w:rPr>
@@ -8699,6 +9678,11 @@
         <w:docPartUnique/>
       </w:docPartObj>
     </w:sdtPr>
+    <w:sdtEndPr>
+      <w:rPr>
+        <w:rStyle w:val="PageNumber"/>
+      </w:rPr>
+    </w:sdtEndPr>
     <w:sdtContent>
       <w:p>
         <w:pPr>
@@ -8752,7 +9736,7 @@
 </file>
 
 <file path=word/footnotes.xml><?xml version="1.0" encoding="utf-8"?>
-<w:footnotes xmlns:wpc="http://schemas.microsoft.com/office/word/2010/wordprocessingCanvas" xmlns:cx="http://schemas.microsoft.com/office/drawing/2014/chartex" xmlns:cx1="http://schemas.microsoft.com/office/drawing/2015/9/8/chartex" xmlns:cx2="http://schemas.microsoft.com/office/drawing/2015/10/21/chartex" xmlns:cx3="http://schemas.microsoft.com/office/drawing/2016/5/9/chartex" xmlns:cx4="http://schemas.microsoft.com/office/drawing/2016/5/10/chartex" xmlns:cx5="http://schemas.microsoft.com/office/drawing/2016/5/11/chartex" xmlns:cx6="http://schemas.microsoft.com/office/drawing/2016/5/12/chartex" xmlns:cx7="http://schemas.microsoft.com/office/drawing/2016/5/13/chartex" xmlns:cx8="http://schemas.microsoft.com/office/drawing/2016/5/14/chartex" xmlns:mc="http://schemas.openxmlformats.org/markup-compatibility/2006" xmlns:aink="http://schemas.microsoft.com/office/drawing/2016/ink" xmlns:am3d="http://schemas.microsoft.com/office/drawing/2017/model3d" xmlns:o="urn:schemas-microsoft-com:office:office" xmlns:oel="http://schemas.microsoft.com/office/2019/extlst" xmlns:r="http://schemas.openxmlformats.org/officeDocument/2006/relationships" xmlns:m="http://schemas.openxmlformats.org/officeDocument/2006/math" xmlns:v="urn:schemas-microsoft-com:vml" xmlns:wp14="http://schemas.microsoft.com/office/word/2010/wordprocessingDrawing" xmlns:wp="http://schemas.openxmlformats.org/drawingml/2006/wordprocessingDrawing" xmlns:w10="urn:schemas-microsoft-com:office:word" xmlns:w="http://schemas.openxmlformats.org/wordprocessingml/2006/main" xmlns:w14="http://schemas.microsoft.com/office/word/2010/wordml" xmlns:w15="http://schemas.microsoft.com/office/word/2012/wordml" xmlns:w16cex="http://schemas.microsoft.com/office/word/2018/wordml/cex" xmlns:w16cid="http://schemas.microsoft.com/office/word/2016/wordml/cid" xmlns:w16="http://schemas.microsoft.com/office/word/2018/wordml" xmlns:w16du="http://schemas.microsoft.com/office/word/2023/wordml/word16du" xmlns:w16sdtdh="http://schemas.microsoft.com/office/word/2020/wordml/sdtdatahash" xmlns:w16sdtfl="http://schemas.microsoft.com/office/word/2024/wordml/sdtformatlock" xmlns:w16se="http://schemas.microsoft.com/office/word/2015/wordml/symex" xmlns:wpg="http://schemas.microsoft.com/office/word/2010/wordprocessingGroup" xmlns:wpi="http://schemas.microsoft.com/office/word/2010/wordprocessingInk" xmlns:wne="http://schemas.microsoft.com/office/word/2006/wordml" xmlns:wps="http://schemas.microsoft.com/office/word/2010/wordprocessingShape" mc:Ignorable="w14 w15 w16se w16cid w16 w16cex w16sdtdh w16sdtfl w16du wp14">
+<w:footnotes xmlns:wpc="http://schemas.microsoft.com/office/word/2010/wordprocessingCanvas" xmlns:cx="http://schemas.microsoft.com/office/drawing/2014/chartex" xmlns:cx1="http://schemas.microsoft.com/office/drawing/2015/9/8/chartex" xmlns:cx2="http://schemas.microsoft.com/office/drawing/2015/10/21/chartex" xmlns:cx3="http://schemas.microsoft.com/office/drawing/2016/5/9/chartex" xmlns:cx4="http://schemas.microsoft.com/office/drawing/2016/5/10/chartex" xmlns:cx5="http://schemas.microsoft.com/office/drawing/2016/5/11/chartex" xmlns:cx6="http://schemas.microsoft.com/office/drawing/2016/5/12/chartex" xmlns:cx7="http://schemas.microsoft.com/office/drawing/2016/5/13/chartex" xmlns:cx8="http://schemas.microsoft.com/office/drawing/2016/5/14/chartex" xmlns:mc="http://schemas.openxmlformats.org/markup-compatibility/2006" xmlns:m="http://schemas.openxmlformats.org/officeDocument/2006/math" xmlns:aink="http://schemas.microsoft.com/office/drawing/2016/ink" xmlns:am3d="http://schemas.microsoft.com/office/drawing/2017/model3d" xmlns:oel="http://schemas.microsoft.com/office/2019/extlst" xmlns:r="http://schemas.openxmlformats.org/officeDocument/2006/relationships" xmlns:wp14="http://schemas.microsoft.com/office/word/2010/wordprocessingDrawing" xmlns:wp="http://schemas.openxmlformats.org/drawingml/2006/wordprocessingDrawing" xmlns:wpg="http://schemas.microsoft.com/office/word/2010/wordprocessingGroup" xmlns:wpi="http://schemas.microsoft.com/office/word/2010/wordprocessingInk" xmlns:wps="http://schemas.microsoft.com/office/word/2010/wordprocessingShape" xmlns:o="urn:schemas-microsoft-com:office:office" xmlns:v="urn:schemas-microsoft-com:vml" xmlns:w10="urn:schemas-microsoft-com:office:word" xmlns:w="http://schemas.openxmlformats.org/wordprocessingml/2006/main" xmlns:w14="http://schemas.microsoft.com/office/word/2010/wordml" xmlns:w15="http://schemas.microsoft.com/office/word/2012/wordml" xmlns:w16cex="http://schemas.microsoft.com/office/word/2018/wordml/cex" xmlns:w16cid="http://schemas.microsoft.com/office/word/2016/wordml/cid" xmlns:w16="http://schemas.microsoft.com/office/word/2018/wordml" xmlns:w16sdtdh="http://schemas.microsoft.com/office/word/2020/wordml/sdtdatahash" xmlns:w16sdtfl="http://schemas.microsoft.com/office/word/2024/wordml/sdtformatlock" xmlns:w16se="http://schemas.microsoft.com/office/word/2015/wordml/symex" xmlns:w16du="http://schemas.microsoft.com/office/word/2023/wordml/word16du" xmlns:wne="http://schemas.microsoft.com/office/word/2006/wordml" mc:Ignorable="w14 w15 w16se w16cid w16 w16cex w16sdtdh w16sdtfl w16du wp14">
   <w:footnote w:type="separator" w:id="-1">
     <w:p>
       <w:pPr>
@@ -8777,7 +9761,7 @@
 </file>
 
 <file path=word/numbering.xml><?xml version="1.0" encoding="utf-8"?>
-<w:numbering xmlns:wpc="http://schemas.microsoft.com/office/word/2010/wordprocessingCanvas" xmlns:cx="http://schemas.microsoft.com/office/drawing/2014/chartex" xmlns:cx1="http://schemas.microsoft.com/office/drawing/2015/9/8/chartex" xmlns:cx2="http://schemas.microsoft.com/office/drawing/2015/10/21/chartex" xmlns:cx3="http://schemas.microsoft.com/office/drawing/2016/5/9/chartex" xmlns:cx4="http://schemas.microsoft.com/office/drawing/2016/5/10/chartex" xmlns:cx5="http://schemas.microsoft.com/office/drawing/2016/5/11/chartex" xmlns:cx6="http://schemas.microsoft.com/office/drawing/2016/5/12/chartex" xmlns:cx7="http://schemas.microsoft.com/office/drawing/2016/5/13/chartex" xmlns:cx8="http://schemas.microsoft.com/office/drawing/2016/5/14/chartex" xmlns:mc="http://schemas.openxmlformats.org/markup-compatibility/2006" xmlns:aink="http://schemas.microsoft.com/office/drawing/2016/ink" xmlns:am3d="http://schemas.microsoft.com/office/drawing/2017/model3d" xmlns:o="urn:schemas-microsoft-com:office:office" xmlns:oel="http://schemas.microsoft.com/office/2019/extlst" xmlns:r="http://schemas.openxmlformats.org/officeDocument/2006/relationships" xmlns:m="http://schemas.openxmlformats.org/officeDocument/2006/math" xmlns:v="urn:schemas-microsoft-com:vml" xmlns:wp14="http://schemas.microsoft.com/office/word/2010/wordprocessingDrawing" xmlns:wp="http://schemas.openxmlformats.org/drawingml/2006/wordprocessingDrawing" xmlns:w10="urn:schemas-microsoft-com:office:word" xmlns:w="http://schemas.openxmlformats.org/wordprocessingml/2006/main" xmlns:w14="http://schemas.microsoft.com/office/word/2010/wordml" xmlns:w15="http://schemas.microsoft.com/office/word/2012/wordml" xmlns:w16cex="http://schemas.microsoft.com/office/word/2018/wordml/cex" xmlns:w16cid="http://schemas.microsoft.com/office/word/2016/wordml/cid" xmlns:w16="http://schemas.microsoft.com/office/word/2018/wordml" xmlns:w16du="http://schemas.microsoft.com/office/word/2023/wordml/word16du" xmlns:w16sdtdh="http://schemas.microsoft.com/office/word/2020/wordml/sdtdatahash" xmlns:w16sdtfl="http://schemas.microsoft.com/office/word/2024/wordml/sdtformatlock" xmlns:w16se="http://schemas.microsoft.com/office/word/2015/wordml/symex" xmlns:wpg="http://schemas.microsoft.com/office/word/2010/wordprocessingGroup" xmlns:wpi="http://schemas.microsoft.com/office/word/2010/wordprocessingInk" xmlns:wne="http://schemas.microsoft.com/office/word/2006/wordml" xmlns:wps="http://schemas.microsoft.com/office/word/2010/wordprocessingShape" mc:Ignorable="w14 w15 w16se w16cid w16 w16cex w16sdtdh w16sdtfl w16du wp14">
+<w:numbering xmlns:wpc="http://schemas.microsoft.com/office/word/2010/wordprocessingCanvas" xmlns:cx="http://schemas.microsoft.com/office/drawing/2014/chartex" xmlns:cx1="http://schemas.microsoft.com/office/drawing/2015/9/8/chartex" xmlns:cx2="http://schemas.microsoft.com/office/drawing/2015/10/21/chartex" xmlns:cx3="http://schemas.microsoft.com/office/drawing/2016/5/9/chartex" xmlns:cx4="http://schemas.microsoft.com/office/drawing/2016/5/10/chartex" xmlns:cx5="http://schemas.microsoft.com/office/drawing/2016/5/11/chartex" xmlns:cx6="http://schemas.microsoft.com/office/drawing/2016/5/12/chartex" xmlns:cx7="http://schemas.microsoft.com/office/drawing/2016/5/13/chartex" xmlns:cx8="http://schemas.microsoft.com/office/drawing/2016/5/14/chartex" xmlns:mc="http://schemas.openxmlformats.org/markup-compatibility/2006" xmlns:m="http://schemas.openxmlformats.org/officeDocument/2006/math" xmlns:aink="http://schemas.microsoft.com/office/drawing/2016/ink" xmlns:am3d="http://schemas.microsoft.com/office/drawing/2017/model3d" xmlns:oel="http://schemas.microsoft.com/office/2019/extlst" xmlns:r="http://schemas.openxmlformats.org/officeDocument/2006/relationships" xmlns:wp14="http://schemas.microsoft.com/office/word/2010/wordprocessingDrawing" xmlns:wp="http://schemas.openxmlformats.org/drawingml/2006/wordprocessingDrawing" xmlns:wpg="http://schemas.microsoft.com/office/word/2010/wordprocessingGroup" xmlns:wpi="http://schemas.microsoft.com/office/word/2010/wordprocessingInk" xmlns:wps="http://schemas.microsoft.com/office/word/2010/wordprocessingShape" xmlns:o="urn:schemas-microsoft-com:office:office" xmlns:v="urn:schemas-microsoft-com:vml" xmlns:w10="urn:schemas-microsoft-com:office:word" xmlns:w="http://schemas.openxmlformats.org/wordprocessingml/2006/main" xmlns:w14="http://schemas.microsoft.com/office/word/2010/wordml" xmlns:w15="http://schemas.microsoft.com/office/word/2012/wordml" xmlns:w16cex="http://schemas.microsoft.com/office/word/2018/wordml/cex" xmlns:w16cid="http://schemas.microsoft.com/office/word/2016/wordml/cid" xmlns:w16="http://schemas.microsoft.com/office/word/2018/wordml" xmlns:w16sdtdh="http://schemas.microsoft.com/office/word/2020/wordml/sdtdatahash" xmlns:w16sdtfl="http://schemas.microsoft.com/office/word/2024/wordml/sdtformatlock" xmlns:w16se="http://schemas.microsoft.com/office/word/2015/wordml/symex" xmlns:w16du="http://schemas.microsoft.com/office/word/2023/wordml/word16du" xmlns:wne="http://schemas.microsoft.com/office/word/2006/wordml" mc:Ignorable="w14 w15 w16se w16cid w16 w16cex w16sdtdh w16sdtfl w16du wp14">
   <w:abstractNum w:abstractNumId="0" w15:restartNumberingAfterBreak="0">
     <w:nsid w:val="2CCA7201"/>
     <w:multiLevelType w:val="hybridMultilevel"/>
@@ -9050,7 +10034,7 @@
 </file>
 
 <file path=word/styles.xml><?xml version="1.0" encoding="utf-8"?>
-<w:styles xmlns:mc="http://schemas.openxmlformats.org/markup-compatibility/2006" xmlns:r="http://schemas.openxmlformats.org/officeDocument/2006/relationships" xmlns:w="http://schemas.openxmlformats.org/wordprocessingml/2006/main" xmlns:w14="http://schemas.microsoft.com/office/word/2010/wordml" xmlns:w15="http://schemas.microsoft.com/office/word/2012/wordml" xmlns:w16cex="http://schemas.microsoft.com/office/word/2018/wordml/cex" xmlns:w16cid="http://schemas.microsoft.com/office/word/2016/wordml/cid" xmlns:w16="http://schemas.microsoft.com/office/word/2018/wordml" xmlns:w16du="http://schemas.microsoft.com/office/word/2023/wordml/word16du" xmlns:w16sdtdh="http://schemas.microsoft.com/office/word/2020/wordml/sdtdatahash" xmlns:w16sdtfl="http://schemas.microsoft.com/office/word/2024/wordml/sdtformatlock" xmlns:w16se="http://schemas.microsoft.com/office/word/2015/wordml/symex" mc:Ignorable="w14 w15 w16se w16cid w16 w16cex w16sdtdh w16sdtfl w16du">
+<w:styles xmlns:mc="http://schemas.openxmlformats.org/markup-compatibility/2006" xmlns:r="http://schemas.openxmlformats.org/officeDocument/2006/relationships" xmlns:w="http://schemas.openxmlformats.org/wordprocessingml/2006/main" xmlns:w14="http://schemas.microsoft.com/office/word/2010/wordml" xmlns:w15="http://schemas.microsoft.com/office/word/2012/wordml" xmlns:w16cex="http://schemas.microsoft.com/office/word/2018/wordml/cex" xmlns:w16cid="http://schemas.microsoft.com/office/word/2016/wordml/cid" xmlns:w16="http://schemas.microsoft.com/office/word/2018/wordml" xmlns:w16sdtdh="http://schemas.microsoft.com/office/word/2020/wordml/sdtdatahash" xmlns:w16sdtfl="http://schemas.microsoft.com/office/word/2024/wordml/sdtformatlock" xmlns:w16se="http://schemas.microsoft.com/office/word/2015/wordml/symex" xmlns:w16du="http://schemas.microsoft.com/office/word/2023/wordml/word16du" mc:Ignorable="w14 w15 w16se w16cid w16 w16cex w16sdtdh w16sdtfl w16du">
   <w:docDefaults>
     <w:rPrDefault>
       <w:rPr>
@@ -9652,6 +10636,7 @@
   <w:style w:type="character" w:default="1" w:styleId="DefaultParagraphFont">
     <w:name w:val="Default Paragraph Font"/>
     <w:uiPriority w:val="1"/>
+    <w:semiHidden/>
     <w:unhideWhenUsed/>
   </w:style>
   <w:style w:type="table" w:default="1" w:styleId="TableNormal">
